--- a/idris/Java Angular/Idris_Sadiq.docx
+++ b/idris/Java Angular/Idris_Sadiq.docx
@@ -110,7 +110,7 @@
                 <w:rFonts w:ascii="Arial" w:eastAsia="Arial" w:hAnsi="Arial" w:cs="Arial"/>
                 <w:color w:val="BBBBBB"/>
               </w:rPr>
-              <w:t xml:space="preserve">idrissadiqdev@outlook.com  </w:t>
+              <w:t xml:space="preserve">Idrissadiq.pro@outlook.com  </w:t>
             </w:r>
             <w:r>
               <w:rPr>
@@ -124,7 +124,21 @@
                 <w:rFonts w:ascii="Arial" w:eastAsia="Arial" w:hAnsi="Arial" w:cs="Arial"/>
                 <w:color w:val="BBBBBB"/>
               </w:rPr>
-              <w:t>|  Los Angeles, California, United States</w:t>
+              <w:t xml:space="preserve">|  </w:t>
+            </w:r>
+            <w:r>
+              <w:rPr>
+                <w:rFonts w:ascii="Arial" w:eastAsia="Arial" w:hAnsi="Arial" w:cs="Arial"/>
+                <w:color w:val="BBBBBB"/>
+              </w:rPr>
+              <w:t>Spring Valley</w:t>
+            </w:r>
+            <w:r>
+              <w:rPr>
+                <w:rFonts w:ascii="Arial" w:eastAsia="Arial" w:hAnsi="Arial" w:cs="Arial"/>
+                <w:color w:val="BBBBBB"/>
+              </w:rPr>
+              <w:t>, California, United States</w:t>
             </w:r>
           </w:p>
           <w:p>
@@ -136,7 +150,14 @@
                 <w:rFonts w:ascii="Arial" w:eastAsia="Arial" w:hAnsi="Arial" w:cs="Arial"/>
                 <w:color w:val="BBBBBB"/>
               </w:rPr>
-              <w:t>LinkedIn: linkedin.com/in/idris-sadiq-958b453a6</w:t>
+              <w:t xml:space="preserve">LinkedIn: </w:t>
+            </w:r>
+            <w:r>
+              <w:rPr>
+                <w:rFonts w:ascii="Arial" w:eastAsia="Arial" w:hAnsi="Arial" w:cs="Arial"/>
+                <w:color w:val="BBBBBB"/>
+              </w:rPr>
+              <w:t>https://www.linkedin.com/in/idris-sadiq-0640ab3b4/</w:t>
             </w:r>
           </w:p>
         </w:tc>
@@ -413,21 +434,21 @@
         <w:jc w:val="both"/>
         <w:rPr>
           <w:rFonts w:ascii="Arial" w:hAnsi="Arial" w:cs="Arial"/>
-          <w:sz w:val="20"/>
-        </w:rPr>
-      </w:pPr>
-      <w:r>
-        <w:rPr>
-          <w:rStyle w:val="Strong"/>
-          <w:rFonts w:ascii="Arial" w:hAnsi="Arial" w:cs="Arial"/>
-          <w:sz w:val="20"/>
+          <w:sz w:val="18"/>
+        </w:rPr>
+      </w:pPr>
+      <w:r>
+        <w:rPr>
+          <w:rStyle w:val="Strong"/>
+          <w:rFonts w:ascii="Arial" w:hAnsi="Arial" w:cs="Arial"/>
+          <w:sz w:val="18"/>
         </w:rPr>
         <w:t>Programming</w:t>
       </w:r>
       <w:r>
         <w:rPr>
           <w:rFonts w:ascii="Arial" w:hAnsi="Arial" w:cs="Arial"/>
-          <w:sz w:val="20"/>
+          <w:sz w:val="18"/>
         </w:rPr>
         <w:t xml:space="preserve"> — </w:t>
       </w:r>
@@ -435,23 +456,25 @@
         <w:rPr>
           <w:rStyle w:val="Strong"/>
           <w:rFonts w:ascii="Arial" w:hAnsi="Arial" w:cs="Arial"/>
-          <w:sz w:val="20"/>
+          <w:b w:val="0"/>
+          <w:sz w:val="18"/>
         </w:rPr>
         <w:t>Java</w:t>
       </w:r>
       <w:r>
         <w:rPr>
           <w:rFonts w:ascii="Arial" w:hAnsi="Arial" w:cs="Arial"/>
-          <w:sz w:val="20"/>
-        </w:rPr>
-        <w:t xml:space="preserve">, </w:t>
-      </w:r>
-      <w:proofErr w:type="spellStart"/>
-      <w:r>
-        <w:rPr>
-          <w:rStyle w:val="Strong"/>
-          <w:rFonts w:ascii="Arial" w:hAnsi="Arial" w:cs="Arial"/>
-          <w:sz w:val="20"/>
+          <w:sz w:val="18"/>
+        </w:rPr>
+        <w:t xml:space="preserve">, </w:t>
+      </w:r>
+      <w:proofErr w:type="spellStart"/>
+      <w:r>
+        <w:rPr>
+          <w:rStyle w:val="Strong"/>
+          <w:rFonts w:ascii="Arial" w:hAnsi="Arial" w:cs="Arial"/>
+          <w:b w:val="0"/>
+          <w:sz w:val="18"/>
         </w:rPr>
         <w:t>TypeScript</w:t>
       </w:r>
@@ -459,90 +482,96 @@
       <w:r>
         <w:rPr>
           <w:rFonts w:ascii="Arial" w:hAnsi="Arial" w:cs="Arial"/>
-          <w:sz w:val="20"/>
-        </w:rPr>
-        <w:t xml:space="preserve">, </w:t>
-      </w:r>
-      <w:r>
-        <w:rPr>
-          <w:rStyle w:val="Strong"/>
-          <w:rFonts w:ascii="Arial" w:hAnsi="Arial" w:cs="Arial"/>
-          <w:sz w:val="20"/>
+          <w:sz w:val="18"/>
+        </w:rPr>
+        <w:t xml:space="preserve">, </w:t>
+      </w:r>
+      <w:r>
+        <w:rPr>
+          <w:rStyle w:val="Strong"/>
+          <w:rFonts w:ascii="Arial" w:hAnsi="Arial" w:cs="Arial"/>
+          <w:b w:val="0"/>
+          <w:sz w:val="18"/>
         </w:rPr>
         <w:t>JavaScript (ES6+)</w:t>
       </w:r>
       <w:r>
         <w:rPr>
           <w:rFonts w:ascii="Arial" w:hAnsi="Arial" w:cs="Arial"/>
-          <w:sz w:val="20"/>
-        </w:rPr>
-        <w:t xml:space="preserve">, </w:t>
-      </w:r>
-      <w:r>
-        <w:rPr>
-          <w:rStyle w:val="Strong"/>
-          <w:rFonts w:ascii="Arial" w:hAnsi="Arial" w:cs="Arial"/>
-          <w:sz w:val="20"/>
+          <w:sz w:val="18"/>
+        </w:rPr>
+        <w:t xml:space="preserve">, </w:t>
+      </w:r>
+      <w:r>
+        <w:rPr>
+          <w:rStyle w:val="Strong"/>
+          <w:rFonts w:ascii="Arial" w:hAnsi="Arial" w:cs="Arial"/>
+          <w:b w:val="0"/>
+          <w:sz w:val="18"/>
         </w:rPr>
         <w:t>SQL</w:t>
       </w:r>
       <w:r>
         <w:rPr>
           <w:rFonts w:ascii="Arial" w:hAnsi="Arial" w:cs="Arial"/>
-          <w:sz w:val="20"/>
-        </w:rPr>
-        <w:t xml:space="preserve">, </w:t>
-      </w:r>
-      <w:r>
-        <w:rPr>
-          <w:rStyle w:val="Strong"/>
-          <w:rFonts w:ascii="Arial" w:hAnsi="Arial" w:cs="Arial"/>
-          <w:sz w:val="20"/>
+          <w:sz w:val="18"/>
+        </w:rPr>
+        <w:t xml:space="preserve">, </w:t>
+      </w:r>
+      <w:r>
+        <w:rPr>
+          <w:rStyle w:val="Strong"/>
+          <w:rFonts w:ascii="Arial" w:hAnsi="Arial" w:cs="Arial"/>
+          <w:b w:val="0"/>
+          <w:sz w:val="18"/>
         </w:rPr>
         <w:t>Bash</w:t>
       </w:r>
       <w:r>
         <w:rPr>
           <w:rFonts w:ascii="Arial" w:hAnsi="Arial" w:cs="Arial"/>
-          <w:sz w:val="20"/>
-        </w:rPr>
-        <w:t xml:space="preserve">, </w:t>
-      </w:r>
-      <w:r>
-        <w:rPr>
-          <w:rStyle w:val="Strong"/>
-          <w:rFonts w:ascii="Arial" w:hAnsi="Arial" w:cs="Arial"/>
-          <w:sz w:val="20"/>
+          <w:sz w:val="18"/>
+        </w:rPr>
+        <w:t xml:space="preserve">, </w:t>
+      </w:r>
+      <w:r>
+        <w:rPr>
+          <w:rStyle w:val="Strong"/>
+          <w:rFonts w:ascii="Arial" w:hAnsi="Arial" w:cs="Arial"/>
+          <w:b w:val="0"/>
+          <w:sz w:val="18"/>
         </w:rPr>
         <w:t>Python</w:t>
       </w:r>
       <w:r>
         <w:rPr>
           <w:rFonts w:ascii="Arial" w:hAnsi="Arial" w:cs="Arial"/>
-          <w:sz w:val="20"/>
-        </w:rPr>
-        <w:t xml:space="preserve">, </w:t>
-      </w:r>
-      <w:r>
-        <w:rPr>
-          <w:rStyle w:val="Strong"/>
-          <w:rFonts w:ascii="Arial" w:hAnsi="Arial" w:cs="Arial"/>
-          <w:sz w:val="20"/>
+          <w:sz w:val="18"/>
+        </w:rPr>
+        <w:t xml:space="preserve">, </w:t>
+      </w:r>
+      <w:r>
+        <w:rPr>
+          <w:rStyle w:val="Strong"/>
+          <w:rFonts w:ascii="Arial" w:hAnsi="Arial" w:cs="Arial"/>
+          <w:b w:val="0"/>
+          <w:sz w:val="18"/>
         </w:rPr>
         <w:t>HTML5</w:t>
       </w:r>
       <w:r>
         <w:rPr>
           <w:rFonts w:ascii="Arial" w:hAnsi="Arial" w:cs="Arial"/>
-          <w:sz w:val="20"/>
-        </w:rPr>
-        <w:t xml:space="preserve">, </w:t>
-      </w:r>
-      <w:r>
-        <w:rPr>
-          <w:rStyle w:val="Strong"/>
-          <w:rFonts w:ascii="Arial" w:hAnsi="Arial" w:cs="Arial"/>
-          <w:sz w:val="20"/>
+          <w:sz w:val="18"/>
+        </w:rPr>
+        <w:t xml:space="preserve">, </w:t>
+      </w:r>
+      <w:r>
+        <w:rPr>
+          <w:rStyle w:val="Strong"/>
+          <w:rFonts w:ascii="Arial" w:hAnsi="Arial" w:cs="Arial"/>
+          <w:b w:val="0"/>
+          <w:sz w:val="18"/>
         </w:rPr>
         <w:t>CSS3</w:t>
       </w:r>
@@ -557,21 +586,21 @@
         <w:jc w:val="both"/>
         <w:rPr>
           <w:rFonts w:ascii="Arial" w:hAnsi="Arial" w:cs="Arial"/>
-          <w:sz w:val="20"/>
-        </w:rPr>
-      </w:pPr>
-      <w:r>
-        <w:rPr>
-          <w:rStyle w:val="Strong"/>
-          <w:rFonts w:ascii="Arial" w:hAnsi="Arial" w:cs="Arial"/>
-          <w:sz w:val="20"/>
+          <w:sz w:val="18"/>
+        </w:rPr>
+      </w:pPr>
+      <w:r>
+        <w:rPr>
+          <w:rStyle w:val="Strong"/>
+          <w:rFonts w:ascii="Arial" w:hAnsi="Arial" w:cs="Arial"/>
+          <w:sz w:val="18"/>
         </w:rPr>
         <w:t>Frontend</w:t>
       </w:r>
       <w:r>
         <w:rPr>
           <w:rFonts w:ascii="Arial" w:hAnsi="Arial" w:cs="Arial"/>
-          <w:sz w:val="20"/>
+          <w:sz w:val="18"/>
         </w:rPr>
         <w:t xml:space="preserve"> — </w:t>
       </w:r>
@@ -579,23 +608,25 @@
         <w:rPr>
           <w:rStyle w:val="Strong"/>
           <w:rFonts w:ascii="Arial" w:hAnsi="Arial" w:cs="Arial"/>
-          <w:sz w:val="20"/>
+          <w:b w:val="0"/>
+          <w:sz w:val="18"/>
         </w:rPr>
         <w:t>Angular</w:t>
       </w:r>
       <w:r>
         <w:rPr>
           <w:rFonts w:ascii="Arial" w:hAnsi="Arial" w:cs="Arial"/>
-          <w:sz w:val="20"/>
-        </w:rPr>
-        <w:t xml:space="preserve">, </w:t>
-      </w:r>
-      <w:proofErr w:type="spellStart"/>
-      <w:r>
-        <w:rPr>
-          <w:rStyle w:val="Strong"/>
-          <w:rFonts w:ascii="Arial" w:hAnsi="Arial" w:cs="Arial"/>
-          <w:sz w:val="20"/>
+          <w:sz w:val="18"/>
+        </w:rPr>
+        <w:t xml:space="preserve">, </w:t>
+      </w:r>
+      <w:proofErr w:type="spellStart"/>
+      <w:r>
+        <w:rPr>
+          <w:rStyle w:val="Strong"/>
+          <w:rFonts w:ascii="Arial" w:hAnsi="Arial" w:cs="Arial"/>
+          <w:b w:val="0"/>
+          <w:sz w:val="18"/>
         </w:rPr>
         <w:t>AngularJS</w:t>
       </w:r>
@@ -603,7 +634,7 @@
       <w:r>
         <w:rPr>
           <w:rFonts w:ascii="Arial" w:hAnsi="Arial" w:cs="Arial"/>
-          <w:sz w:val="20"/>
+          <w:sz w:val="18"/>
         </w:rPr>
         <w:t xml:space="preserve"> (legacy support), </w:t>
       </w:r>
@@ -612,7 +643,8 @@
         <w:rPr>
           <w:rStyle w:val="Strong"/>
           <w:rFonts w:ascii="Arial" w:hAnsi="Arial" w:cs="Arial"/>
-          <w:sz w:val="20"/>
+          <w:b w:val="0"/>
+          <w:sz w:val="18"/>
         </w:rPr>
         <w:t>RxJS</w:t>
       </w:r>
@@ -620,16 +652,17 @@
       <w:r>
         <w:rPr>
           <w:rFonts w:ascii="Arial" w:hAnsi="Arial" w:cs="Arial"/>
-          <w:sz w:val="20"/>
-        </w:rPr>
-        <w:t xml:space="preserve">, </w:t>
-      </w:r>
-      <w:proofErr w:type="spellStart"/>
-      <w:r>
-        <w:rPr>
-          <w:rStyle w:val="Strong"/>
-          <w:rFonts w:ascii="Arial" w:hAnsi="Arial" w:cs="Arial"/>
-          <w:sz w:val="20"/>
+          <w:sz w:val="18"/>
+        </w:rPr>
+        <w:t xml:space="preserve">, </w:t>
+      </w:r>
+      <w:proofErr w:type="spellStart"/>
+      <w:r>
+        <w:rPr>
+          <w:rStyle w:val="Strong"/>
+          <w:rFonts w:ascii="Arial" w:hAnsi="Arial" w:cs="Arial"/>
+          <w:b w:val="0"/>
+          <w:sz w:val="18"/>
         </w:rPr>
         <w:t>NgRx</w:t>
       </w:r>
@@ -637,91 +670,165 @@
       <w:r>
         <w:rPr>
           <w:rFonts w:ascii="Arial" w:hAnsi="Arial" w:cs="Arial"/>
-          <w:sz w:val="20"/>
-        </w:rPr>
-        <w:t xml:space="preserve">, </w:t>
-      </w:r>
-      <w:r>
-        <w:rPr>
-          <w:rStyle w:val="Strong"/>
-          <w:rFonts w:ascii="Arial" w:hAnsi="Arial" w:cs="Arial"/>
-          <w:sz w:val="20"/>
-        </w:rPr>
-        <w:t>Reactive Forms</w:t>
-      </w:r>
-      <w:r>
-        <w:rPr>
-          <w:rFonts w:ascii="Arial" w:hAnsi="Arial" w:cs="Arial"/>
-          <w:sz w:val="20"/>
-        </w:rPr>
-        <w:t xml:space="preserve">, </w:t>
-      </w:r>
-      <w:r>
-        <w:rPr>
-          <w:rStyle w:val="Strong"/>
-          <w:rFonts w:ascii="Arial" w:hAnsi="Arial" w:cs="Arial"/>
-          <w:sz w:val="20"/>
-        </w:rPr>
-        <w:t>Angular Router</w:t>
-      </w:r>
-      <w:r>
-        <w:rPr>
-          <w:rFonts w:ascii="Arial" w:hAnsi="Arial" w:cs="Arial"/>
-          <w:sz w:val="20"/>
-        </w:rPr>
-        <w:t xml:space="preserve">, </w:t>
-      </w:r>
-      <w:r>
-        <w:rPr>
-          <w:rStyle w:val="Strong"/>
-          <w:rFonts w:ascii="Arial" w:hAnsi="Arial" w:cs="Arial"/>
-          <w:sz w:val="20"/>
-        </w:rPr>
-        <w:t>HTTP Interceptors</w:t>
-      </w:r>
-      <w:r>
-        <w:rPr>
-          <w:rFonts w:ascii="Arial" w:hAnsi="Arial" w:cs="Arial"/>
-          <w:sz w:val="20"/>
-        </w:rPr>
-        <w:t xml:space="preserve">, </w:t>
-      </w:r>
-      <w:r>
-        <w:rPr>
-          <w:rStyle w:val="Strong"/>
-          <w:rFonts w:ascii="Arial" w:hAnsi="Arial" w:cs="Arial"/>
-          <w:sz w:val="20"/>
+          <w:sz w:val="18"/>
+        </w:rPr>
+        <w:t xml:space="preserve">, </w:t>
+      </w:r>
+      <w:r>
+        <w:rPr>
+          <w:rStyle w:val="Strong"/>
+          <w:rFonts w:ascii="Arial" w:hAnsi="Arial" w:cs="Arial"/>
+          <w:b w:val="0"/>
+          <w:sz w:val="18"/>
+        </w:rPr>
+        <w:t>Reactive</w:t>
+      </w:r>
+      <w:r>
+        <w:rPr>
+          <w:rStyle w:val="Strong"/>
+          <w:rFonts w:ascii="Arial" w:hAnsi="Arial" w:cs="Arial"/>
+          <w:sz w:val="18"/>
+        </w:rPr>
+        <w:t xml:space="preserve"> </w:t>
+      </w:r>
+      <w:r>
+        <w:rPr>
+          <w:rStyle w:val="Strong"/>
+          <w:rFonts w:ascii="Arial" w:hAnsi="Arial" w:cs="Arial"/>
+          <w:b w:val="0"/>
+          <w:sz w:val="18"/>
+        </w:rPr>
+        <w:t>Forms</w:t>
+      </w:r>
+      <w:r>
+        <w:rPr>
+          <w:rFonts w:ascii="Arial" w:hAnsi="Arial" w:cs="Arial"/>
+          <w:sz w:val="18"/>
+        </w:rPr>
+        <w:t xml:space="preserve">, </w:t>
+      </w:r>
+      <w:r>
+        <w:rPr>
+          <w:rStyle w:val="Strong"/>
+          <w:rFonts w:ascii="Arial" w:hAnsi="Arial" w:cs="Arial"/>
+          <w:b w:val="0"/>
+          <w:sz w:val="18"/>
+        </w:rPr>
+        <w:t>Angular</w:t>
+      </w:r>
+      <w:r>
+        <w:rPr>
+          <w:rStyle w:val="Strong"/>
+          <w:rFonts w:ascii="Arial" w:hAnsi="Arial" w:cs="Arial"/>
+          <w:sz w:val="18"/>
+        </w:rPr>
+        <w:t xml:space="preserve"> </w:t>
+      </w:r>
+      <w:r>
+        <w:rPr>
+          <w:rStyle w:val="Strong"/>
+          <w:rFonts w:ascii="Arial" w:hAnsi="Arial" w:cs="Arial"/>
+          <w:b w:val="0"/>
+          <w:sz w:val="18"/>
+        </w:rPr>
+        <w:t>Router</w:t>
+      </w:r>
+      <w:r>
+        <w:rPr>
+          <w:rFonts w:ascii="Arial" w:hAnsi="Arial" w:cs="Arial"/>
+          <w:sz w:val="18"/>
+        </w:rPr>
+        <w:t xml:space="preserve">, </w:t>
+      </w:r>
+      <w:r>
+        <w:rPr>
+          <w:rStyle w:val="Strong"/>
+          <w:rFonts w:ascii="Arial" w:hAnsi="Arial" w:cs="Arial"/>
+          <w:b w:val="0"/>
+          <w:sz w:val="18"/>
+        </w:rPr>
+        <w:t>HTTP</w:t>
+      </w:r>
+      <w:r>
+        <w:rPr>
+          <w:rStyle w:val="Strong"/>
+          <w:rFonts w:ascii="Arial" w:hAnsi="Arial" w:cs="Arial"/>
+          <w:sz w:val="18"/>
+        </w:rPr>
+        <w:t xml:space="preserve"> </w:t>
+      </w:r>
+      <w:r>
+        <w:rPr>
+          <w:rStyle w:val="Strong"/>
+          <w:rFonts w:ascii="Arial" w:hAnsi="Arial" w:cs="Arial"/>
+          <w:b w:val="0"/>
+          <w:sz w:val="18"/>
+        </w:rPr>
+        <w:t>Interceptors</w:t>
+      </w:r>
+      <w:r>
+        <w:rPr>
+          <w:rFonts w:ascii="Arial" w:hAnsi="Arial" w:cs="Arial"/>
+          <w:sz w:val="18"/>
+        </w:rPr>
+        <w:t xml:space="preserve">, </w:t>
+      </w:r>
+      <w:r>
+        <w:rPr>
+          <w:rStyle w:val="Strong"/>
+          <w:rFonts w:ascii="Arial" w:hAnsi="Arial" w:cs="Arial"/>
+          <w:b w:val="0"/>
+          <w:sz w:val="18"/>
         </w:rPr>
         <w:t>Guards/Resolvers</w:t>
       </w:r>
       <w:r>
         <w:rPr>
           <w:rFonts w:ascii="Arial" w:hAnsi="Arial" w:cs="Arial"/>
-          <w:sz w:val="20"/>
-        </w:rPr>
-        <w:t xml:space="preserve">, </w:t>
-      </w:r>
-      <w:r>
-        <w:rPr>
-          <w:rStyle w:val="Strong"/>
-          <w:rFonts w:ascii="Arial" w:hAnsi="Arial" w:cs="Arial"/>
-          <w:sz w:val="20"/>
-        </w:rPr>
-        <w:t>Angular Material</w:t>
-      </w:r>
-      <w:r>
-        <w:rPr>
-          <w:rFonts w:ascii="Arial" w:hAnsi="Arial" w:cs="Arial"/>
-          <w:sz w:val="20"/>
-        </w:rPr>
-        <w:t xml:space="preserve">, </w:t>
-      </w:r>
-      <w:proofErr w:type="spellStart"/>
-      <w:r>
-        <w:rPr>
-          <w:rStyle w:val="Strong"/>
-          <w:rFonts w:ascii="Arial" w:hAnsi="Arial" w:cs="Arial"/>
-          <w:sz w:val="20"/>
+          <w:sz w:val="18"/>
+        </w:rPr>
+        <w:t xml:space="preserve">, </w:t>
+      </w:r>
+      <w:r>
+        <w:rPr>
+          <w:rStyle w:val="Strong"/>
+          <w:rFonts w:ascii="Arial" w:hAnsi="Arial" w:cs="Arial"/>
+          <w:b w:val="0"/>
+          <w:sz w:val="18"/>
+        </w:rPr>
+        <w:t>Angular</w:t>
+      </w:r>
+      <w:r>
+        <w:rPr>
+          <w:rStyle w:val="Strong"/>
+          <w:rFonts w:ascii="Arial" w:hAnsi="Arial" w:cs="Arial"/>
+          <w:sz w:val="18"/>
+        </w:rPr>
+        <w:t xml:space="preserve"> </w:t>
+      </w:r>
+      <w:r>
+        <w:rPr>
+          <w:rStyle w:val="Strong"/>
+          <w:rFonts w:ascii="Arial" w:hAnsi="Arial" w:cs="Arial"/>
+          <w:b w:val="0"/>
+          <w:sz w:val="18"/>
+        </w:rPr>
+        <w:t>Material</w:t>
+      </w:r>
+      <w:r>
+        <w:rPr>
+          <w:rFonts w:ascii="Arial" w:hAnsi="Arial" w:cs="Arial"/>
+          <w:sz w:val="18"/>
+        </w:rPr>
+        <w:t xml:space="preserve">, </w:t>
+      </w:r>
+      <w:proofErr w:type="spellStart"/>
+      <w:r>
+        <w:rPr>
+          <w:rStyle w:val="Strong"/>
+          <w:rFonts w:ascii="Arial" w:hAnsi="Arial" w:cs="Arial"/>
+          <w:b w:val="0"/>
+          <w:sz w:val="18"/>
         </w:rPr>
         <w:t>PrimeNG</w:t>
       </w:r>
@@ -729,31 +836,33 @@
       <w:r>
         <w:rPr>
           <w:rFonts w:ascii="Arial" w:hAnsi="Arial" w:cs="Arial"/>
-          <w:sz w:val="20"/>
-        </w:rPr>
-        <w:t xml:space="preserve">, </w:t>
-      </w:r>
-      <w:r>
-        <w:rPr>
-          <w:rStyle w:val="Strong"/>
-          <w:rFonts w:ascii="Arial" w:hAnsi="Arial" w:cs="Arial"/>
-          <w:sz w:val="20"/>
+          <w:sz w:val="18"/>
+        </w:rPr>
+        <w:t xml:space="preserve">, </w:t>
+      </w:r>
+      <w:r>
+        <w:rPr>
+          <w:rStyle w:val="Strong"/>
+          <w:rFonts w:ascii="Arial" w:hAnsi="Arial" w:cs="Arial"/>
+          <w:b w:val="0"/>
+          <w:sz w:val="18"/>
         </w:rPr>
         <w:t>Storybook</w:t>
       </w:r>
       <w:r>
         <w:rPr>
           <w:rFonts w:ascii="Arial" w:hAnsi="Arial" w:cs="Arial"/>
-          <w:sz w:val="20"/>
-        </w:rPr>
-        <w:t xml:space="preserve">, </w:t>
-      </w:r>
-      <w:proofErr w:type="spellStart"/>
-      <w:r>
-        <w:rPr>
-          <w:rStyle w:val="Strong"/>
-          <w:rFonts w:ascii="Arial" w:hAnsi="Arial" w:cs="Arial"/>
-          <w:sz w:val="20"/>
+          <w:sz w:val="18"/>
+        </w:rPr>
+        <w:t xml:space="preserve">, </w:t>
+      </w:r>
+      <w:proofErr w:type="spellStart"/>
+      <w:r>
+        <w:rPr>
+          <w:rStyle w:val="Strong"/>
+          <w:rFonts w:ascii="Arial" w:hAnsi="Arial" w:cs="Arial"/>
+          <w:b w:val="0"/>
+          <w:sz w:val="18"/>
         </w:rPr>
         <w:t>Webpack</w:t>
       </w:r>
@@ -761,16 +870,17 @@
       <w:r>
         <w:rPr>
           <w:rFonts w:ascii="Arial" w:hAnsi="Arial" w:cs="Arial"/>
-          <w:sz w:val="20"/>
-        </w:rPr>
-        <w:t xml:space="preserve">, </w:t>
-      </w:r>
-      <w:proofErr w:type="spellStart"/>
-      <w:r>
-        <w:rPr>
-          <w:rStyle w:val="Strong"/>
-          <w:rFonts w:ascii="Arial" w:hAnsi="Arial" w:cs="Arial"/>
-          <w:sz w:val="20"/>
+          <w:sz w:val="18"/>
+        </w:rPr>
+        <w:t xml:space="preserve">, </w:t>
+      </w:r>
+      <w:proofErr w:type="spellStart"/>
+      <w:r>
+        <w:rPr>
+          <w:rStyle w:val="Strong"/>
+          <w:rFonts w:ascii="Arial" w:hAnsi="Arial" w:cs="Arial"/>
+          <w:b w:val="0"/>
+          <w:sz w:val="18"/>
         </w:rPr>
         <w:t>Vite</w:t>
       </w:r>
@@ -778,52 +888,55 @@
       <w:r>
         <w:rPr>
           <w:rFonts w:ascii="Arial" w:hAnsi="Arial" w:cs="Arial"/>
-          <w:sz w:val="20"/>
-        </w:rPr>
-        <w:t xml:space="preserve">, </w:t>
-      </w:r>
-      <w:r>
-        <w:rPr>
-          <w:rStyle w:val="Strong"/>
-          <w:rFonts w:ascii="Arial" w:hAnsi="Arial" w:cs="Arial"/>
-          <w:sz w:val="20"/>
+          <w:sz w:val="18"/>
+        </w:rPr>
+        <w:t xml:space="preserve">, </w:t>
+      </w:r>
+      <w:r>
+        <w:rPr>
+          <w:rStyle w:val="Strong"/>
+          <w:rFonts w:ascii="Arial" w:hAnsi="Arial" w:cs="Arial"/>
+          <w:b w:val="0"/>
+          <w:sz w:val="18"/>
         </w:rPr>
         <w:t>SASS/SCSS</w:t>
       </w:r>
       <w:r>
         <w:rPr>
           <w:rFonts w:ascii="Arial" w:hAnsi="Arial" w:cs="Arial"/>
-          <w:sz w:val="20"/>
-        </w:rPr>
-        <w:t xml:space="preserve">, </w:t>
-      </w:r>
-      <w:r>
-        <w:rPr>
-          <w:rStyle w:val="Strong"/>
-          <w:rFonts w:ascii="Arial" w:hAnsi="Arial" w:cs="Arial"/>
-          <w:sz w:val="20"/>
+          <w:sz w:val="18"/>
+        </w:rPr>
+        <w:t xml:space="preserve">, </w:t>
+      </w:r>
+      <w:r>
+        <w:rPr>
+          <w:rStyle w:val="Strong"/>
+          <w:rFonts w:ascii="Arial" w:hAnsi="Arial" w:cs="Arial"/>
+          <w:b w:val="0"/>
+          <w:sz w:val="18"/>
         </w:rPr>
         <w:t>i18n</w:t>
       </w:r>
       <w:r>
         <w:rPr>
           <w:rFonts w:ascii="Arial" w:hAnsi="Arial" w:cs="Arial"/>
-          <w:sz w:val="20"/>
-        </w:rPr>
-        <w:t xml:space="preserve">, </w:t>
-      </w:r>
-      <w:r>
-        <w:rPr>
-          <w:rStyle w:val="Strong"/>
-          <w:rFonts w:ascii="Arial" w:hAnsi="Arial" w:cs="Arial"/>
-          <w:sz w:val="20"/>
+          <w:sz w:val="18"/>
+        </w:rPr>
+        <w:t xml:space="preserve">, </w:t>
+      </w:r>
+      <w:r>
+        <w:rPr>
+          <w:rStyle w:val="Strong"/>
+          <w:rFonts w:ascii="Arial" w:hAnsi="Arial" w:cs="Arial"/>
+          <w:b w:val="0"/>
+          <w:sz w:val="18"/>
         </w:rPr>
         <w:t>Accessibility</w:t>
       </w:r>
       <w:r>
         <w:rPr>
           <w:rFonts w:ascii="Arial" w:hAnsi="Arial" w:cs="Arial"/>
-          <w:sz w:val="20"/>
+          <w:sz w:val="18"/>
         </w:rPr>
         <w:t xml:space="preserve"> (WCAG-minded), </w:t>
       </w:r>
@@ -831,14 +944,15 @@
         <w:rPr>
           <w:rStyle w:val="Strong"/>
           <w:rFonts w:ascii="Arial" w:hAnsi="Arial" w:cs="Arial"/>
-          <w:sz w:val="20"/>
+          <w:b w:val="0"/>
+          <w:sz w:val="18"/>
         </w:rPr>
         <w:t>Lighthouse/Web Vitals</w:t>
       </w:r>
       <w:r>
         <w:rPr>
           <w:rFonts w:ascii="Arial" w:hAnsi="Arial" w:cs="Arial"/>
-          <w:sz w:val="20"/>
+          <w:sz w:val="18"/>
         </w:rPr>
         <w:t>, secure UI patterns (</w:t>
       </w:r>
@@ -846,14 +960,15 @@
         <w:rPr>
           <w:rStyle w:val="Strong"/>
           <w:rFonts w:ascii="Arial" w:hAnsi="Arial" w:cs="Arial"/>
-          <w:sz w:val="20"/>
+          <w:b w:val="0"/>
+          <w:sz w:val="18"/>
         </w:rPr>
         <w:t>XSS/CSRF-aware</w:t>
       </w:r>
       <w:r>
         <w:rPr>
           <w:rFonts w:ascii="Arial" w:hAnsi="Arial" w:cs="Arial"/>
-          <w:sz w:val="20"/>
+          <w:sz w:val="18"/>
         </w:rPr>
         <w:t>)</w:t>
       </w:r>
@@ -868,21 +983,21 @@
         <w:jc w:val="both"/>
         <w:rPr>
           <w:rFonts w:ascii="Arial" w:hAnsi="Arial" w:cs="Arial"/>
-          <w:sz w:val="20"/>
-        </w:rPr>
-      </w:pPr>
-      <w:r>
-        <w:rPr>
-          <w:rStyle w:val="Strong"/>
-          <w:rFonts w:ascii="Arial" w:hAnsi="Arial" w:cs="Arial"/>
-          <w:sz w:val="20"/>
+          <w:sz w:val="18"/>
+        </w:rPr>
+      </w:pPr>
+      <w:r>
+        <w:rPr>
+          <w:rStyle w:val="Strong"/>
+          <w:rFonts w:ascii="Arial" w:hAnsi="Arial" w:cs="Arial"/>
+          <w:sz w:val="18"/>
         </w:rPr>
         <w:t>Backend &amp; APIs</w:t>
       </w:r>
       <w:r>
         <w:rPr>
           <w:rFonts w:ascii="Arial" w:hAnsi="Arial" w:cs="Arial"/>
-          <w:sz w:val="20"/>
+          <w:sz w:val="18"/>
         </w:rPr>
         <w:t xml:space="preserve"> — </w:t>
       </w:r>
@@ -890,68 +1005,158 @@
         <w:rPr>
           <w:rStyle w:val="Strong"/>
           <w:rFonts w:ascii="Arial" w:hAnsi="Arial" w:cs="Arial"/>
-          <w:sz w:val="20"/>
-        </w:rPr>
-        <w:t>Spring Boot</w:t>
-      </w:r>
-      <w:r>
-        <w:rPr>
-          <w:rFonts w:ascii="Arial" w:hAnsi="Arial" w:cs="Arial"/>
-          <w:sz w:val="20"/>
-        </w:rPr>
-        <w:t xml:space="preserve">, </w:t>
-      </w:r>
-      <w:r>
-        <w:rPr>
-          <w:rStyle w:val="Strong"/>
-          <w:rFonts w:ascii="Arial" w:hAnsi="Arial" w:cs="Arial"/>
-          <w:sz w:val="20"/>
-        </w:rPr>
-        <w:t>Spring MVC</w:t>
-      </w:r>
-      <w:r>
-        <w:rPr>
-          <w:rFonts w:ascii="Arial" w:hAnsi="Arial" w:cs="Arial"/>
-          <w:sz w:val="20"/>
-        </w:rPr>
-        <w:t xml:space="preserve">, </w:t>
-      </w:r>
-      <w:r>
-        <w:rPr>
-          <w:rStyle w:val="Strong"/>
-          <w:rFonts w:ascii="Arial" w:hAnsi="Arial" w:cs="Arial"/>
-          <w:sz w:val="20"/>
-        </w:rPr>
-        <w:t>Spring Security</w:t>
-      </w:r>
-      <w:r>
-        <w:rPr>
-          <w:rFonts w:ascii="Arial" w:hAnsi="Arial" w:cs="Arial"/>
-          <w:sz w:val="20"/>
-        </w:rPr>
-        <w:t xml:space="preserve">, </w:t>
-      </w:r>
-      <w:r>
-        <w:rPr>
-          <w:rStyle w:val="Strong"/>
-          <w:rFonts w:ascii="Arial" w:hAnsi="Arial" w:cs="Arial"/>
-          <w:sz w:val="20"/>
-        </w:rPr>
-        <w:t>REST API design</w:t>
-      </w:r>
-      <w:r>
-        <w:rPr>
-          <w:rFonts w:ascii="Arial" w:hAnsi="Arial" w:cs="Arial"/>
-          <w:sz w:val="20"/>
-        </w:rPr>
-        <w:t xml:space="preserve">, </w:t>
-      </w:r>
-      <w:proofErr w:type="spellStart"/>
-      <w:r>
-        <w:rPr>
-          <w:rStyle w:val="Strong"/>
-          <w:rFonts w:ascii="Arial" w:hAnsi="Arial" w:cs="Arial"/>
-          <w:sz w:val="20"/>
+          <w:b w:val="0"/>
+          <w:sz w:val="18"/>
+        </w:rPr>
+        <w:t>Spring</w:t>
+      </w:r>
+      <w:r>
+        <w:rPr>
+          <w:rStyle w:val="Strong"/>
+          <w:rFonts w:ascii="Arial" w:hAnsi="Arial" w:cs="Arial"/>
+          <w:sz w:val="18"/>
+        </w:rPr>
+        <w:t xml:space="preserve"> </w:t>
+      </w:r>
+      <w:r>
+        <w:rPr>
+          <w:rStyle w:val="Strong"/>
+          <w:rFonts w:ascii="Arial" w:hAnsi="Arial" w:cs="Arial"/>
+          <w:b w:val="0"/>
+          <w:sz w:val="18"/>
+        </w:rPr>
+        <w:t>Boot</w:t>
+      </w:r>
+      <w:r>
+        <w:rPr>
+          <w:rFonts w:ascii="Arial" w:hAnsi="Arial" w:cs="Arial"/>
+          <w:sz w:val="18"/>
+        </w:rPr>
+        <w:t xml:space="preserve">, </w:t>
+      </w:r>
+      <w:r>
+        <w:rPr>
+          <w:rStyle w:val="Strong"/>
+          <w:rFonts w:ascii="Arial" w:hAnsi="Arial" w:cs="Arial"/>
+          <w:b w:val="0"/>
+          <w:sz w:val="18"/>
+        </w:rPr>
+        <w:t>Spring</w:t>
+      </w:r>
+      <w:r>
+        <w:rPr>
+          <w:rStyle w:val="Strong"/>
+          <w:rFonts w:ascii="Arial" w:hAnsi="Arial" w:cs="Arial"/>
+          <w:sz w:val="18"/>
+        </w:rPr>
+        <w:t xml:space="preserve"> </w:t>
+      </w:r>
+      <w:r>
+        <w:rPr>
+          <w:rStyle w:val="Strong"/>
+          <w:rFonts w:ascii="Arial" w:hAnsi="Arial" w:cs="Arial"/>
+          <w:b w:val="0"/>
+          <w:sz w:val="18"/>
+        </w:rPr>
+        <w:t>MVC</w:t>
+      </w:r>
+      <w:r>
+        <w:rPr>
+          <w:rFonts w:ascii="Arial" w:hAnsi="Arial" w:cs="Arial"/>
+          <w:sz w:val="18"/>
+        </w:rPr>
+        <w:t xml:space="preserve">, </w:t>
+      </w:r>
+      <w:r>
+        <w:rPr>
+          <w:rStyle w:val="Strong"/>
+          <w:rFonts w:ascii="Arial" w:hAnsi="Arial" w:cs="Arial"/>
+          <w:b w:val="0"/>
+          <w:sz w:val="18"/>
+        </w:rPr>
+        <w:t>Spring</w:t>
+      </w:r>
+      <w:r>
+        <w:rPr>
+          <w:rStyle w:val="Strong"/>
+          <w:rFonts w:ascii="Arial" w:hAnsi="Arial" w:cs="Arial"/>
+          <w:sz w:val="18"/>
+        </w:rPr>
+        <w:t xml:space="preserve"> </w:t>
+      </w:r>
+      <w:r>
+        <w:rPr>
+          <w:rStyle w:val="Strong"/>
+          <w:rFonts w:ascii="Arial" w:hAnsi="Arial" w:cs="Arial"/>
+          <w:b w:val="0"/>
+          <w:sz w:val="18"/>
+        </w:rPr>
+        <w:t>Security</w:t>
+      </w:r>
+      <w:r>
+        <w:rPr>
+          <w:rFonts w:ascii="Arial" w:hAnsi="Arial" w:cs="Arial"/>
+          <w:sz w:val="18"/>
+        </w:rPr>
+        <w:t xml:space="preserve">, </w:t>
+      </w:r>
+      <w:r>
+        <w:rPr>
+          <w:rStyle w:val="Strong"/>
+          <w:rFonts w:ascii="Arial" w:hAnsi="Arial" w:cs="Arial"/>
+          <w:b w:val="0"/>
+          <w:sz w:val="18"/>
+        </w:rPr>
+        <w:t>REST</w:t>
+      </w:r>
+      <w:r>
+        <w:rPr>
+          <w:rStyle w:val="Strong"/>
+          <w:rFonts w:ascii="Arial" w:hAnsi="Arial" w:cs="Arial"/>
+          <w:sz w:val="18"/>
+        </w:rPr>
+        <w:t xml:space="preserve"> </w:t>
+      </w:r>
+      <w:r>
+        <w:rPr>
+          <w:rStyle w:val="Strong"/>
+          <w:rFonts w:ascii="Arial" w:hAnsi="Arial" w:cs="Arial"/>
+          <w:b w:val="0"/>
+          <w:sz w:val="18"/>
+        </w:rPr>
+        <w:t>API</w:t>
+      </w:r>
+      <w:r>
+        <w:rPr>
+          <w:rStyle w:val="Strong"/>
+          <w:rFonts w:ascii="Arial" w:hAnsi="Arial" w:cs="Arial"/>
+          <w:sz w:val="18"/>
+        </w:rPr>
+        <w:t xml:space="preserve"> </w:t>
+      </w:r>
+      <w:r>
+        <w:rPr>
+          <w:rStyle w:val="Strong"/>
+          <w:rFonts w:ascii="Arial" w:hAnsi="Arial" w:cs="Arial"/>
+          <w:b w:val="0"/>
+          <w:sz w:val="18"/>
+        </w:rPr>
+        <w:t>design</w:t>
+      </w:r>
+      <w:r>
+        <w:rPr>
+          <w:rFonts w:ascii="Arial" w:hAnsi="Arial" w:cs="Arial"/>
+          <w:sz w:val="18"/>
+        </w:rPr>
+        <w:t xml:space="preserve">, </w:t>
+      </w:r>
+      <w:proofErr w:type="spellStart"/>
+      <w:r>
+        <w:rPr>
+          <w:rStyle w:val="Strong"/>
+          <w:rFonts w:ascii="Arial" w:hAnsi="Arial" w:cs="Arial"/>
+          <w:b w:val="0"/>
+          <w:sz w:val="18"/>
         </w:rPr>
         <w:t>OpenAPI</w:t>
       </w:r>
@@ -960,53 +1165,57 @@
         <w:rPr>
           <w:rStyle w:val="Strong"/>
           <w:rFonts w:ascii="Arial" w:hAnsi="Arial" w:cs="Arial"/>
-          <w:sz w:val="20"/>
+          <w:b w:val="0"/>
+          <w:sz w:val="18"/>
         </w:rPr>
         <w:t>/Swagger</w:t>
       </w:r>
       <w:r>
         <w:rPr>
           <w:rFonts w:ascii="Arial" w:hAnsi="Arial" w:cs="Arial"/>
-          <w:sz w:val="20"/>
-        </w:rPr>
-        <w:t xml:space="preserve">, </w:t>
-      </w:r>
-      <w:r>
-        <w:rPr>
-          <w:rStyle w:val="Strong"/>
-          <w:rFonts w:ascii="Arial" w:hAnsi="Arial" w:cs="Arial"/>
-          <w:sz w:val="20"/>
+          <w:sz w:val="18"/>
+        </w:rPr>
+        <w:t xml:space="preserve">, </w:t>
+      </w:r>
+      <w:r>
+        <w:rPr>
+          <w:rStyle w:val="Strong"/>
+          <w:rFonts w:ascii="Arial" w:hAnsi="Arial" w:cs="Arial"/>
+          <w:b w:val="0"/>
+          <w:sz w:val="18"/>
         </w:rPr>
         <w:t>JWT</w:t>
       </w:r>
       <w:r>
         <w:rPr>
           <w:rFonts w:ascii="Arial" w:hAnsi="Arial" w:cs="Arial"/>
-          <w:sz w:val="20"/>
-        </w:rPr>
-        <w:t xml:space="preserve">, </w:t>
-      </w:r>
-      <w:r>
-        <w:rPr>
-          <w:rStyle w:val="Strong"/>
-          <w:rFonts w:ascii="Arial" w:hAnsi="Arial" w:cs="Arial"/>
-          <w:sz w:val="20"/>
+          <w:sz w:val="18"/>
+        </w:rPr>
+        <w:t xml:space="preserve">, </w:t>
+      </w:r>
+      <w:r>
+        <w:rPr>
+          <w:rStyle w:val="Strong"/>
+          <w:rFonts w:ascii="Arial" w:hAnsi="Arial" w:cs="Arial"/>
+          <w:b w:val="0"/>
+          <w:sz w:val="18"/>
         </w:rPr>
         <w:t>OAuth2</w:t>
       </w:r>
       <w:r>
         <w:rPr>
           <w:rFonts w:ascii="Arial" w:hAnsi="Arial" w:cs="Arial"/>
-          <w:sz w:val="20"/>
-        </w:rPr>
-        <w:t xml:space="preserve">, </w:t>
-      </w:r>
-      <w:proofErr w:type="spellStart"/>
-      <w:r>
-        <w:rPr>
-          <w:rStyle w:val="Strong"/>
-          <w:rFonts w:ascii="Arial" w:hAnsi="Arial" w:cs="Arial"/>
-          <w:sz w:val="20"/>
+          <w:sz w:val="18"/>
+        </w:rPr>
+        <w:t xml:space="preserve">, </w:t>
+      </w:r>
+      <w:proofErr w:type="spellStart"/>
+      <w:r>
+        <w:rPr>
+          <w:rStyle w:val="Strong"/>
+          <w:rFonts w:ascii="Arial" w:hAnsi="Arial" w:cs="Arial"/>
+          <w:b w:val="0"/>
+          <w:sz w:val="18"/>
         </w:rPr>
         <w:t>OpenID</w:t>
       </w:r>
@@ -1015,23 +1224,33 @@
         <w:rPr>
           <w:rStyle w:val="Strong"/>
           <w:rFonts w:ascii="Arial" w:hAnsi="Arial" w:cs="Arial"/>
-          <w:sz w:val="20"/>
-        </w:rPr>
-        <w:t xml:space="preserve"> Connect</w:t>
-      </w:r>
-      <w:r>
-        <w:rPr>
-          <w:rFonts w:ascii="Arial" w:hAnsi="Arial" w:cs="Arial"/>
-          <w:sz w:val="20"/>
-        </w:rPr>
-        <w:t xml:space="preserve">, </w:t>
-      </w:r>
-      <w:proofErr w:type="spellStart"/>
-      <w:r>
-        <w:rPr>
-          <w:rStyle w:val="Strong"/>
-          <w:rFonts w:ascii="Arial" w:hAnsi="Arial" w:cs="Arial"/>
-          <w:sz w:val="20"/>
+          <w:sz w:val="18"/>
+        </w:rPr>
+        <w:t xml:space="preserve"> </w:t>
+      </w:r>
+      <w:r>
+        <w:rPr>
+          <w:rStyle w:val="Strong"/>
+          <w:rFonts w:ascii="Arial" w:hAnsi="Arial" w:cs="Arial"/>
+          <w:b w:val="0"/>
+          <w:sz w:val="18"/>
+        </w:rPr>
+        <w:t>Connect</w:t>
+      </w:r>
+      <w:r>
+        <w:rPr>
+          <w:rFonts w:ascii="Arial" w:hAnsi="Arial" w:cs="Arial"/>
+          <w:sz w:val="18"/>
+        </w:rPr>
+        <w:t xml:space="preserve">, </w:t>
+      </w:r>
+      <w:proofErr w:type="spellStart"/>
+      <w:r>
+        <w:rPr>
+          <w:rStyle w:val="Strong"/>
+          <w:rFonts w:ascii="Arial" w:hAnsi="Arial" w:cs="Arial"/>
+          <w:b w:val="0"/>
+          <w:sz w:val="18"/>
         </w:rPr>
         <w:t>WebSockets</w:t>
       </w:r>
@@ -1039,46 +1258,83 @@
       <w:r>
         <w:rPr>
           <w:rFonts w:ascii="Arial" w:hAnsi="Arial" w:cs="Arial"/>
-          <w:sz w:val="20"/>
-        </w:rPr>
-        <w:t xml:space="preserve">, </w:t>
-      </w:r>
-      <w:r>
-        <w:rPr>
-          <w:rStyle w:val="Strong"/>
-          <w:rFonts w:ascii="Arial" w:hAnsi="Arial" w:cs="Arial"/>
-          <w:sz w:val="20"/>
-        </w:rPr>
-        <w:t>background jobs</w:t>
-      </w:r>
-      <w:r>
-        <w:rPr>
-          <w:rFonts w:ascii="Arial" w:hAnsi="Arial" w:cs="Arial"/>
-          <w:sz w:val="20"/>
-        </w:rPr>
-        <w:t xml:space="preserve">, </w:t>
-      </w:r>
-      <w:r>
-        <w:rPr>
-          <w:rStyle w:val="Strong"/>
-          <w:rFonts w:ascii="Arial" w:hAnsi="Arial" w:cs="Arial"/>
-          <w:sz w:val="20"/>
-        </w:rPr>
-        <w:t>rate limiting</w:t>
-      </w:r>
-      <w:r>
-        <w:rPr>
-          <w:rFonts w:ascii="Arial" w:hAnsi="Arial" w:cs="Arial"/>
-          <w:sz w:val="20"/>
-        </w:rPr>
-        <w:t xml:space="preserve">, </w:t>
-      </w:r>
-      <w:proofErr w:type="spellStart"/>
-      <w:r>
-        <w:rPr>
-          <w:rStyle w:val="Strong"/>
-          <w:rFonts w:ascii="Arial" w:hAnsi="Arial" w:cs="Arial"/>
-          <w:sz w:val="20"/>
+          <w:sz w:val="18"/>
+        </w:rPr>
+        <w:t xml:space="preserve">, </w:t>
+      </w:r>
+      <w:r>
+        <w:rPr>
+          <w:rStyle w:val="Strong"/>
+          <w:rFonts w:ascii="Arial" w:hAnsi="Arial" w:cs="Arial"/>
+          <w:b w:val="0"/>
+          <w:sz w:val="18"/>
+        </w:rPr>
+        <w:t>background</w:t>
+      </w:r>
+      <w:r>
+        <w:rPr>
+          <w:rStyle w:val="Strong"/>
+          <w:rFonts w:ascii="Arial" w:hAnsi="Arial" w:cs="Arial"/>
+          <w:sz w:val="18"/>
+        </w:rPr>
+        <w:t xml:space="preserve"> </w:t>
+      </w:r>
+      <w:r>
+        <w:rPr>
+          <w:rStyle w:val="Strong"/>
+          <w:rFonts w:ascii="Arial" w:hAnsi="Arial" w:cs="Arial"/>
+          <w:b w:val="0"/>
+          <w:sz w:val="18"/>
+        </w:rPr>
+        <w:t>jobs</w:t>
+      </w:r>
+      <w:r>
+        <w:rPr>
+          <w:rFonts w:ascii="Arial" w:hAnsi="Arial" w:cs="Arial"/>
+          <w:sz w:val="18"/>
+        </w:rPr>
+        <w:t xml:space="preserve">, </w:t>
+      </w:r>
+      <w:r>
+        <w:rPr>
+          <w:rStyle w:val="Strong"/>
+          <w:rFonts w:ascii="Arial" w:hAnsi="Arial" w:cs="Arial"/>
+          <w:b w:val="0"/>
+          <w:sz w:val="18"/>
+        </w:rPr>
+        <w:t>rate</w:t>
+      </w:r>
+      <w:r>
+        <w:rPr>
+          <w:rStyle w:val="Strong"/>
+          <w:rFonts w:ascii="Arial" w:hAnsi="Arial" w:cs="Arial"/>
+          <w:sz w:val="18"/>
+        </w:rPr>
+        <w:t xml:space="preserve"> </w:t>
+      </w:r>
+      <w:r>
+        <w:rPr>
+          <w:rStyle w:val="Strong"/>
+          <w:rFonts w:ascii="Arial" w:hAnsi="Arial" w:cs="Arial"/>
+          <w:b w:val="0"/>
+          <w:sz w:val="18"/>
+        </w:rPr>
+        <w:t>limiting</w:t>
+      </w:r>
+      <w:r>
+        <w:rPr>
+          <w:rFonts w:ascii="Arial" w:hAnsi="Arial" w:cs="Arial"/>
+          <w:sz w:val="18"/>
+        </w:rPr>
+        <w:t xml:space="preserve">, </w:t>
+      </w:r>
+      <w:proofErr w:type="spellStart"/>
+      <w:r>
+        <w:rPr>
+          <w:rStyle w:val="Strong"/>
+          <w:rFonts w:ascii="Arial" w:hAnsi="Arial" w:cs="Arial"/>
+          <w:b w:val="0"/>
+          <w:sz w:val="18"/>
         </w:rPr>
         <w:t>idempotency</w:t>
       </w:r>
@@ -1086,7 +1342,7 @@
       <w:r>
         <w:rPr>
           <w:rFonts w:ascii="Arial" w:hAnsi="Arial" w:cs="Arial"/>
-          <w:sz w:val="20"/>
+          <w:sz w:val="18"/>
         </w:rPr>
         <w:t xml:space="preserve">, caching strategies, </w:t>
       </w:r>
@@ -1094,23 +1350,25 @@
         <w:rPr>
           <w:rStyle w:val="Strong"/>
           <w:rFonts w:ascii="Arial" w:hAnsi="Arial" w:cs="Arial"/>
-          <w:sz w:val="20"/>
+          <w:b w:val="0"/>
+          <w:sz w:val="18"/>
         </w:rPr>
         <w:t>Maven</w:t>
       </w:r>
       <w:r>
         <w:rPr>
           <w:rFonts w:ascii="Arial" w:hAnsi="Arial" w:cs="Arial"/>
-          <w:sz w:val="20"/>
-        </w:rPr>
-        <w:t xml:space="preserve">, </w:t>
-      </w:r>
-      <w:proofErr w:type="spellStart"/>
-      <w:r>
-        <w:rPr>
-          <w:rStyle w:val="Strong"/>
-          <w:rFonts w:ascii="Arial" w:hAnsi="Arial" w:cs="Arial"/>
-          <w:sz w:val="20"/>
+          <w:sz w:val="18"/>
+        </w:rPr>
+        <w:t xml:space="preserve">, </w:t>
+      </w:r>
+      <w:proofErr w:type="spellStart"/>
+      <w:r>
+        <w:rPr>
+          <w:rStyle w:val="Strong"/>
+          <w:rFonts w:ascii="Arial" w:hAnsi="Arial" w:cs="Arial"/>
+          <w:b w:val="0"/>
+          <w:sz w:val="18"/>
         </w:rPr>
         <w:t>Gradle</w:t>
       </w:r>
@@ -1126,30 +1384,46 @@
         <w:jc w:val="both"/>
         <w:rPr>
           <w:rFonts w:ascii="Arial" w:hAnsi="Arial" w:cs="Arial"/>
-          <w:sz w:val="20"/>
-        </w:rPr>
-      </w:pPr>
-      <w:r>
-        <w:rPr>
-          <w:rStyle w:val="Strong"/>
-          <w:rFonts w:ascii="Arial" w:hAnsi="Arial" w:cs="Arial"/>
-          <w:sz w:val="20"/>
+          <w:sz w:val="18"/>
+        </w:rPr>
+      </w:pPr>
+      <w:r>
+        <w:rPr>
+          <w:rStyle w:val="Strong"/>
+          <w:rFonts w:ascii="Arial" w:hAnsi="Arial" w:cs="Arial"/>
+          <w:sz w:val="18"/>
         </w:rPr>
         <w:t>Data, Messaging &amp; Search</w:t>
       </w:r>
       <w:r>
         <w:rPr>
           <w:rFonts w:ascii="Arial" w:hAnsi="Arial" w:cs="Arial"/>
-          <w:sz w:val="20"/>
-        </w:rPr>
-        <w:t xml:space="preserve"> — Relational: </w:t>
-      </w:r>
-      <w:proofErr w:type="spellStart"/>
-      <w:r>
-        <w:rPr>
-          <w:rStyle w:val="Strong"/>
-          <w:rFonts w:ascii="Arial" w:hAnsi="Arial" w:cs="Arial"/>
-          <w:sz w:val="20"/>
+          <w:sz w:val="18"/>
+        </w:rPr>
+        <w:t xml:space="preserve"> — </w:t>
+      </w:r>
+      <w:r>
+        <w:rPr>
+          <w:rFonts w:ascii="Arial" w:hAnsi="Arial" w:cs="Arial"/>
+          <w:b/>
+          <w:sz w:val="18"/>
+        </w:rPr>
+        <w:t>Relational</w:t>
+      </w:r>
+      <w:r>
+        <w:rPr>
+          <w:rFonts w:ascii="Arial" w:hAnsi="Arial" w:cs="Arial"/>
+          <w:sz w:val="18"/>
+        </w:rPr>
+        <w:t xml:space="preserve">: </w:t>
+      </w:r>
+      <w:proofErr w:type="spellStart"/>
+      <w:r>
+        <w:rPr>
+          <w:rStyle w:val="Strong"/>
+          <w:rFonts w:ascii="Arial" w:hAnsi="Arial" w:cs="Arial"/>
+          <w:b w:val="0"/>
+          <w:sz w:val="18"/>
         </w:rPr>
         <w:t>PostgreSQL</w:t>
       </w:r>
@@ -1157,37 +1431,56 @@
       <w:r>
         <w:rPr>
           <w:rFonts w:ascii="Arial" w:hAnsi="Arial" w:cs="Arial"/>
-          <w:sz w:val="20"/>
-        </w:rPr>
-        <w:t xml:space="preserve">, </w:t>
-      </w:r>
-      <w:r>
-        <w:rPr>
-          <w:rStyle w:val="Strong"/>
-          <w:rFonts w:ascii="Arial" w:hAnsi="Arial" w:cs="Arial"/>
-          <w:sz w:val="20"/>
+          <w:sz w:val="18"/>
+        </w:rPr>
+        <w:t xml:space="preserve">, </w:t>
+      </w:r>
+      <w:r>
+        <w:rPr>
+          <w:rStyle w:val="Strong"/>
+          <w:rFonts w:ascii="Arial" w:hAnsi="Arial" w:cs="Arial"/>
+          <w:b w:val="0"/>
+          <w:sz w:val="18"/>
         </w:rPr>
         <w:t>MySQL</w:t>
       </w:r>
       <w:r>
         <w:rPr>
           <w:rFonts w:ascii="Arial" w:hAnsi="Arial" w:cs="Arial"/>
-          <w:sz w:val="20"/>
-        </w:rPr>
-        <w:t xml:space="preserve">, </w:t>
-      </w:r>
-      <w:r>
-        <w:rPr>
-          <w:rStyle w:val="Strong"/>
-          <w:rFonts w:ascii="Arial" w:hAnsi="Arial" w:cs="Arial"/>
-          <w:sz w:val="20"/>
-        </w:rPr>
-        <w:t>SQL Server</w:t>
-      </w:r>
-      <w:r>
-        <w:rPr>
-          <w:rFonts w:ascii="Arial" w:hAnsi="Arial" w:cs="Arial"/>
-          <w:sz w:val="20"/>
+          <w:sz w:val="18"/>
+        </w:rPr>
+        <w:t xml:space="preserve">, </w:t>
+      </w:r>
+      <w:r>
+        <w:rPr>
+          <w:rStyle w:val="Strong"/>
+          <w:rFonts w:ascii="Arial" w:hAnsi="Arial" w:cs="Arial"/>
+          <w:b w:val="0"/>
+          <w:sz w:val="18"/>
+        </w:rPr>
+        <w:t>SQL</w:t>
+      </w:r>
+      <w:r>
+        <w:rPr>
+          <w:rStyle w:val="Strong"/>
+          <w:rFonts w:ascii="Arial" w:hAnsi="Arial" w:cs="Arial"/>
+          <w:sz w:val="18"/>
+        </w:rPr>
+        <w:t xml:space="preserve"> </w:t>
+      </w:r>
+      <w:r>
+        <w:rPr>
+          <w:rStyle w:val="Strong"/>
+          <w:rFonts w:ascii="Arial" w:hAnsi="Arial" w:cs="Arial"/>
+          <w:b w:val="0"/>
+          <w:sz w:val="18"/>
+        </w:rPr>
+        <w:t>Server</w:t>
+      </w:r>
+      <w:r>
+        <w:rPr>
+          <w:rFonts w:ascii="Arial" w:hAnsi="Arial" w:cs="Arial"/>
+          <w:sz w:val="18"/>
         </w:rPr>
         <w:t xml:space="preserve"> | </w:t>
       </w:r>
@@ -1195,7 +1488,8 @@
       <w:r>
         <w:rPr>
           <w:rFonts w:ascii="Arial" w:hAnsi="Arial" w:cs="Arial"/>
-          <w:sz w:val="20"/>
+          <w:b/>
+          <w:sz w:val="18"/>
         </w:rPr>
         <w:t>NoSQL</w:t>
       </w:r>
@@ -1203,7 +1497,7 @@
       <w:r>
         <w:rPr>
           <w:rFonts w:ascii="Arial" w:hAnsi="Arial" w:cs="Arial"/>
-          <w:sz w:val="20"/>
+          <w:sz w:val="18"/>
         </w:rPr>
         <w:t xml:space="preserve">: </w:t>
       </w:r>
@@ -1212,7 +1506,8 @@
         <w:rPr>
           <w:rStyle w:val="Strong"/>
           <w:rFonts w:ascii="Arial" w:hAnsi="Arial" w:cs="Arial"/>
-          <w:sz w:val="20"/>
+          <w:b w:val="0"/>
+          <w:sz w:val="18"/>
         </w:rPr>
         <w:t>Redis</w:t>
       </w:r>
@@ -1220,16 +1515,17 @@
       <w:r>
         <w:rPr>
           <w:rFonts w:ascii="Arial" w:hAnsi="Arial" w:cs="Arial"/>
-          <w:sz w:val="20"/>
-        </w:rPr>
-        <w:t xml:space="preserve">, </w:t>
-      </w:r>
-      <w:proofErr w:type="spellStart"/>
-      <w:r>
-        <w:rPr>
-          <w:rStyle w:val="Strong"/>
-          <w:rFonts w:ascii="Arial" w:hAnsi="Arial" w:cs="Arial"/>
-          <w:sz w:val="20"/>
+          <w:sz w:val="18"/>
+        </w:rPr>
+        <w:t xml:space="preserve">, </w:t>
+      </w:r>
+      <w:proofErr w:type="spellStart"/>
+      <w:r>
+        <w:rPr>
+          <w:rStyle w:val="Strong"/>
+          <w:rFonts w:ascii="Arial" w:hAnsi="Arial" w:cs="Arial"/>
+          <w:b w:val="0"/>
+          <w:sz w:val="18"/>
         </w:rPr>
         <w:t>MongoDB</w:t>
       </w:r>
@@ -1237,16 +1533,17 @@
       <w:r>
         <w:rPr>
           <w:rFonts w:ascii="Arial" w:hAnsi="Arial" w:cs="Arial"/>
-          <w:sz w:val="20"/>
-        </w:rPr>
-        <w:t xml:space="preserve">, </w:t>
-      </w:r>
-      <w:proofErr w:type="spellStart"/>
-      <w:r>
-        <w:rPr>
-          <w:rStyle w:val="Strong"/>
-          <w:rFonts w:ascii="Arial" w:hAnsi="Arial" w:cs="Arial"/>
-          <w:sz w:val="20"/>
+          <w:sz w:val="18"/>
+        </w:rPr>
+        <w:t xml:space="preserve">, </w:t>
+      </w:r>
+      <w:proofErr w:type="spellStart"/>
+      <w:r>
+        <w:rPr>
+          <w:rStyle w:val="Strong"/>
+          <w:rFonts w:ascii="Arial" w:hAnsi="Arial" w:cs="Arial"/>
+          <w:b w:val="0"/>
+          <w:sz w:val="18"/>
         </w:rPr>
         <w:t>DynamoDB</w:t>
       </w:r>
@@ -1254,46 +1551,81 @@
       <w:r>
         <w:rPr>
           <w:rFonts w:ascii="Arial" w:hAnsi="Arial" w:cs="Arial"/>
-          <w:sz w:val="20"/>
-        </w:rPr>
-        <w:t xml:space="preserve"> | Queues/Streams: </w:t>
-      </w:r>
-      <w:r>
-        <w:rPr>
-          <w:rStyle w:val="Strong"/>
-          <w:rFonts w:ascii="Arial" w:hAnsi="Arial" w:cs="Arial"/>
-          <w:sz w:val="20"/>
-        </w:rPr>
-        <w:t>AWS SQS/SNS</w:t>
-      </w:r>
-      <w:r>
-        <w:rPr>
-          <w:rFonts w:ascii="Arial" w:hAnsi="Arial" w:cs="Arial"/>
-          <w:sz w:val="20"/>
-        </w:rPr>
-        <w:t xml:space="preserve">, </w:t>
-      </w:r>
-      <w:r>
-        <w:rPr>
-          <w:rStyle w:val="Strong"/>
-          <w:rFonts w:ascii="Arial" w:hAnsi="Arial" w:cs="Arial"/>
-          <w:sz w:val="20"/>
+          <w:sz w:val="18"/>
+        </w:rPr>
+        <w:t xml:space="preserve"> | </w:t>
+      </w:r>
+      <w:r>
+        <w:rPr>
+          <w:rFonts w:ascii="Arial" w:hAnsi="Arial" w:cs="Arial"/>
+          <w:b/>
+          <w:sz w:val="18"/>
+        </w:rPr>
+        <w:t>Queues/Streams</w:t>
+      </w:r>
+      <w:r>
+        <w:rPr>
+          <w:rFonts w:ascii="Arial" w:hAnsi="Arial" w:cs="Arial"/>
+          <w:sz w:val="18"/>
+        </w:rPr>
+        <w:t xml:space="preserve">: </w:t>
+      </w:r>
+      <w:r>
+        <w:rPr>
+          <w:rStyle w:val="Strong"/>
+          <w:rFonts w:ascii="Arial" w:hAnsi="Arial" w:cs="Arial"/>
+          <w:b w:val="0"/>
+          <w:sz w:val="18"/>
+        </w:rPr>
+        <w:t>AWS</w:t>
+      </w:r>
+      <w:r>
+        <w:rPr>
+          <w:rStyle w:val="Strong"/>
+          <w:rFonts w:ascii="Arial" w:hAnsi="Arial" w:cs="Arial"/>
+          <w:sz w:val="18"/>
+        </w:rPr>
+        <w:t xml:space="preserve"> </w:t>
+      </w:r>
+      <w:r>
+        <w:rPr>
+          <w:rStyle w:val="Strong"/>
+          <w:rFonts w:ascii="Arial" w:hAnsi="Arial" w:cs="Arial"/>
+          <w:b w:val="0"/>
+          <w:sz w:val="18"/>
+        </w:rPr>
+        <w:t>SQS/SNS</w:t>
+      </w:r>
+      <w:r>
+        <w:rPr>
+          <w:rFonts w:ascii="Arial" w:hAnsi="Arial" w:cs="Arial"/>
+          <w:sz w:val="18"/>
+        </w:rPr>
+        <w:t xml:space="preserve">, </w:t>
+      </w:r>
+      <w:r>
+        <w:rPr>
+          <w:rStyle w:val="Strong"/>
+          <w:rFonts w:ascii="Arial" w:hAnsi="Arial" w:cs="Arial"/>
+          <w:b w:val="0"/>
+          <w:sz w:val="18"/>
         </w:rPr>
         <w:t>Kafka</w:t>
       </w:r>
       <w:r>
         <w:rPr>
           <w:rFonts w:ascii="Arial" w:hAnsi="Arial" w:cs="Arial"/>
-          <w:sz w:val="20"/>
-        </w:rPr>
-        <w:t xml:space="preserve">, </w:t>
-      </w:r>
-      <w:proofErr w:type="spellStart"/>
-      <w:r>
-        <w:rPr>
-          <w:rStyle w:val="Strong"/>
-          <w:rFonts w:ascii="Arial" w:hAnsi="Arial" w:cs="Arial"/>
-          <w:sz w:val="20"/>
+          <w:sz w:val="18"/>
+        </w:rPr>
+        <w:t xml:space="preserve">, </w:t>
+      </w:r>
+      <w:proofErr w:type="spellStart"/>
+      <w:r>
+        <w:rPr>
+          <w:rStyle w:val="Strong"/>
+          <w:rFonts w:ascii="Arial" w:hAnsi="Arial" w:cs="Arial"/>
+          <w:b w:val="0"/>
+          <w:sz w:val="18"/>
         </w:rPr>
         <w:t>RabbitMQ</w:t>
       </w:r>
@@ -1301,16 +1633,32 @@
       <w:r>
         <w:rPr>
           <w:rFonts w:ascii="Arial" w:hAnsi="Arial" w:cs="Arial"/>
-          <w:sz w:val="20"/>
-        </w:rPr>
-        <w:t xml:space="preserve"> | Search: </w:t>
-      </w:r>
-      <w:proofErr w:type="spellStart"/>
-      <w:r>
-        <w:rPr>
-          <w:rStyle w:val="Strong"/>
-          <w:rFonts w:ascii="Arial" w:hAnsi="Arial" w:cs="Arial"/>
-          <w:sz w:val="20"/>
+          <w:sz w:val="18"/>
+        </w:rPr>
+        <w:t xml:space="preserve"> | </w:t>
+      </w:r>
+      <w:r>
+        <w:rPr>
+          <w:rFonts w:ascii="Arial" w:hAnsi="Arial" w:cs="Arial"/>
+          <w:b/>
+          <w:sz w:val="18"/>
+        </w:rPr>
+        <w:t>Search</w:t>
+      </w:r>
+      <w:r>
+        <w:rPr>
+          <w:rFonts w:ascii="Arial" w:hAnsi="Arial" w:cs="Arial"/>
+          <w:sz w:val="18"/>
+        </w:rPr>
+        <w:t xml:space="preserve">: </w:t>
+      </w:r>
+      <w:proofErr w:type="spellStart"/>
+      <w:r>
+        <w:rPr>
+          <w:rStyle w:val="Strong"/>
+          <w:rFonts w:ascii="Arial" w:hAnsi="Arial" w:cs="Arial"/>
+          <w:b w:val="0"/>
+          <w:sz w:val="18"/>
         </w:rPr>
         <w:t>Elasticsearch</w:t>
       </w:r>
@@ -1318,46 +1666,64 @@
       <w:r>
         <w:rPr>
           <w:rFonts w:ascii="Arial" w:hAnsi="Arial" w:cs="Arial"/>
-          <w:sz w:val="20"/>
-        </w:rPr>
-        <w:t xml:space="preserve">, </w:t>
-      </w:r>
-      <w:r>
-        <w:rPr>
-          <w:rStyle w:val="Strong"/>
-          <w:rFonts w:ascii="Arial" w:hAnsi="Arial" w:cs="Arial"/>
-          <w:sz w:val="20"/>
+          <w:sz w:val="18"/>
+        </w:rPr>
+        <w:t xml:space="preserve">, </w:t>
+      </w:r>
+      <w:r>
+        <w:rPr>
+          <w:rStyle w:val="Strong"/>
+          <w:rFonts w:ascii="Arial" w:hAnsi="Arial" w:cs="Arial"/>
+          <w:b w:val="0"/>
+          <w:sz w:val="18"/>
         </w:rPr>
         <w:t>OpenSearch</w:t>
       </w:r>
       <w:r>
         <w:rPr>
           <w:rFonts w:ascii="Arial" w:hAnsi="Arial" w:cs="Arial"/>
-          <w:sz w:val="20"/>
-        </w:rPr>
-        <w:t xml:space="preserve"> | Analytics: </w:t>
-      </w:r>
-      <w:r>
-        <w:rPr>
-          <w:rStyle w:val="Strong"/>
-          <w:rFonts w:ascii="Arial" w:hAnsi="Arial" w:cs="Arial"/>
-          <w:sz w:val="20"/>
+          <w:sz w:val="18"/>
+        </w:rPr>
+        <w:t xml:space="preserve"> | </w:t>
+      </w:r>
+      <w:r>
+        <w:rPr>
+          <w:rFonts w:ascii="Arial" w:hAnsi="Arial" w:cs="Arial"/>
+          <w:b/>
+          <w:sz w:val="18"/>
+        </w:rPr>
+        <w:t>Analytics</w:t>
+      </w:r>
+      <w:r>
+        <w:rPr>
+          <w:rFonts w:ascii="Arial" w:hAnsi="Arial" w:cs="Arial"/>
+          <w:sz w:val="18"/>
+        </w:rPr>
+        <w:t xml:space="preserve">: </w:t>
+      </w:r>
+      <w:r>
+        <w:rPr>
+          <w:rStyle w:val="Strong"/>
+          <w:rFonts w:ascii="Arial" w:hAnsi="Arial" w:cs="Arial"/>
+          <w:b w:val="0"/>
+          <w:sz w:val="18"/>
         </w:rPr>
         <w:t>Redshift</w:t>
       </w:r>
       <w:r>
         <w:rPr>
           <w:rFonts w:ascii="Arial" w:hAnsi="Arial" w:cs="Arial"/>
-          <w:sz w:val="20"/>
-        </w:rPr>
-        <w:t xml:space="preserve">, </w:t>
-      </w:r>
-      <w:proofErr w:type="spellStart"/>
-      <w:r>
-        <w:rPr>
-          <w:rStyle w:val="Strong"/>
-          <w:rFonts w:ascii="Arial" w:hAnsi="Arial" w:cs="Arial"/>
-          <w:sz w:val="20"/>
+          <w:sz w:val="18"/>
+        </w:rPr>
+        <w:t xml:space="preserve">, </w:t>
+      </w:r>
+      <w:proofErr w:type="spellStart"/>
+      <w:r>
+        <w:rPr>
+          <w:rStyle w:val="Strong"/>
+          <w:rFonts w:ascii="Arial" w:hAnsi="Arial" w:cs="Arial"/>
+          <w:b w:val="0"/>
+          <w:sz w:val="18"/>
         </w:rPr>
         <w:t>BigQuery</w:t>
       </w:r>
@@ -1373,14 +1739,14 @@
         <w:jc w:val="both"/>
         <w:rPr>
           <w:rFonts w:ascii="Arial" w:hAnsi="Arial" w:cs="Arial"/>
-          <w:sz w:val="20"/>
-        </w:rPr>
-      </w:pPr>
-      <w:r>
-        <w:rPr>
-          <w:rStyle w:val="Strong"/>
-          <w:rFonts w:ascii="Arial" w:hAnsi="Arial" w:cs="Arial"/>
-          <w:sz w:val="20"/>
+          <w:sz w:val="18"/>
+        </w:rPr>
+      </w:pPr>
+      <w:r>
+        <w:rPr>
+          <w:rStyle w:val="Strong"/>
+          <w:rFonts w:ascii="Arial" w:hAnsi="Arial" w:cs="Arial"/>
+          <w:sz w:val="18"/>
         </w:rPr>
         <w:t xml:space="preserve">Cloud &amp; </w:t>
       </w:r>
@@ -1389,7 +1755,7 @@
         <w:rPr>
           <w:rStyle w:val="Strong"/>
           <w:rFonts w:ascii="Arial" w:hAnsi="Arial" w:cs="Arial"/>
-          <w:sz w:val="20"/>
+          <w:sz w:val="18"/>
         </w:rPr>
         <w:t>DevOps</w:t>
       </w:r>
@@ -1397,106 +1763,299 @@
       <w:r>
         <w:rPr>
           <w:rFonts w:ascii="Arial" w:hAnsi="Arial" w:cs="Arial"/>
-          <w:sz w:val="20"/>
-        </w:rPr>
-        <w:t xml:space="preserve"> — AWS: </w:t>
-      </w:r>
-      <w:r>
-        <w:rPr>
-          <w:rStyle w:val="Strong"/>
-          <w:rFonts w:ascii="Arial" w:hAnsi="Arial" w:cs="Arial"/>
-          <w:sz w:val="20"/>
+          <w:sz w:val="18"/>
+        </w:rPr>
+        <w:t xml:space="preserve"> —</w:t>
+      </w:r>
+      <w:r>
+        <w:rPr>
+          <w:rStyle w:val="Strong"/>
+          <w:rFonts w:ascii="Arial" w:hAnsi="Arial" w:cs="Arial"/>
+          <w:sz w:val="18"/>
+        </w:rPr>
+        <w:t xml:space="preserve"> </w:t>
+      </w:r>
+      <w:proofErr w:type="spellStart"/>
+      <w:r>
+        <w:rPr>
+          <w:rStyle w:val="Strong"/>
+          <w:rFonts w:ascii="Arial" w:hAnsi="Arial" w:cs="Arial"/>
+          <w:b w:val="0"/>
+          <w:sz w:val="18"/>
+        </w:rPr>
+        <w:t>Docker</w:t>
+      </w:r>
+      <w:proofErr w:type="spellEnd"/>
+      <w:r>
+        <w:rPr>
+          <w:rFonts w:ascii="Arial" w:hAnsi="Arial" w:cs="Arial"/>
+          <w:sz w:val="18"/>
+        </w:rPr>
+        <w:t xml:space="preserve">, </w:t>
+      </w:r>
+      <w:proofErr w:type="spellStart"/>
+      <w:r>
+        <w:rPr>
+          <w:rStyle w:val="Strong"/>
+          <w:rFonts w:ascii="Arial" w:hAnsi="Arial" w:cs="Arial"/>
+          <w:b w:val="0"/>
+          <w:sz w:val="18"/>
+        </w:rPr>
+        <w:t>Kubernetes</w:t>
+      </w:r>
+      <w:proofErr w:type="spellEnd"/>
+      <w:r>
+        <w:rPr>
+          <w:rFonts w:ascii="Arial" w:hAnsi="Arial" w:cs="Arial"/>
+          <w:sz w:val="18"/>
+        </w:rPr>
+        <w:t xml:space="preserve">, </w:t>
+      </w:r>
+      <w:r>
+        <w:rPr>
+          <w:rStyle w:val="Strong"/>
+          <w:rFonts w:ascii="Arial" w:hAnsi="Arial" w:cs="Arial"/>
+          <w:b w:val="0"/>
+          <w:sz w:val="18"/>
+        </w:rPr>
+        <w:t>Helm</w:t>
+      </w:r>
+      <w:r>
+        <w:rPr>
+          <w:rFonts w:ascii="Arial" w:hAnsi="Arial" w:cs="Arial"/>
+          <w:sz w:val="18"/>
+        </w:rPr>
+        <w:t xml:space="preserve">, </w:t>
+      </w:r>
+      <w:r>
+        <w:rPr>
+          <w:rStyle w:val="Strong"/>
+          <w:rFonts w:ascii="Arial" w:hAnsi="Arial" w:cs="Arial"/>
+          <w:b w:val="0"/>
+          <w:sz w:val="18"/>
+        </w:rPr>
+        <w:t>Argo</w:t>
+      </w:r>
+      <w:r>
+        <w:rPr>
+          <w:rStyle w:val="Strong"/>
+          <w:rFonts w:ascii="Arial" w:hAnsi="Arial" w:cs="Arial"/>
+          <w:sz w:val="18"/>
+        </w:rPr>
+        <w:t xml:space="preserve"> </w:t>
+      </w:r>
+      <w:r>
+        <w:rPr>
+          <w:rStyle w:val="Strong"/>
+          <w:rFonts w:ascii="Arial" w:hAnsi="Arial" w:cs="Arial"/>
+          <w:b w:val="0"/>
+          <w:sz w:val="18"/>
+        </w:rPr>
+        <w:t>CD</w:t>
+      </w:r>
+      <w:r>
+        <w:rPr>
+          <w:rFonts w:ascii="Arial" w:hAnsi="Arial" w:cs="Arial"/>
+          <w:sz w:val="18"/>
+        </w:rPr>
+        <w:t xml:space="preserve">, </w:t>
+      </w:r>
+      <w:proofErr w:type="spellStart"/>
+      <w:r>
+        <w:rPr>
+          <w:rStyle w:val="Strong"/>
+          <w:rFonts w:ascii="Arial" w:hAnsi="Arial" w:cs="Arial"/>
+          <w:b w:val="0"/>
+          <w:sz w:val="18"/>
+        </w:rPr>
+        <w:t>GitOps</w:t>
+      </w:r>
+      <w:proofErr w:type="spellEnd"/>
+      <w:r>
+        <w:rPr>
+          <w:rFonts w:ascii="Arial" w:hAnsi="Arial" w:cs="Arial"/>
+          <w:sz w:val="18"/>
+        </w:rPr>
+        <w:t xml:space="preserve">, </w:t>
+      </w:r>
+      <w:proofErr w:type="spellStart"/>
+      <w:r>
+        <w:rPr>
+          <w:rStyle w:val="Strong"/>
+          <w:rFonts w:ascii="Arial" w:hAnsi="Arial" w:cs="Arial"/>
+          <w:b w:val="0"/>
+          <w:sz w:val="18"/>
+        </w:rPr>
+        <w:t>Terraform</w:t>
+      </w:r>
+      <w:proofErr w:type="spellEnd"/>
+      <w:r>
+        <w:rPr>
+          <w:rFonts w:ascii="Arial" w:hAnsi="Arial" w:cs="Arial"/>
+          <w:sz w:val="18"/>
+        </w:rPr>
+        <w:t xml:space="preserve">, </w:t>
+      </w:r>
+      <w:proofErr w:type="spellStart"/>
+      <w:r>
+        <w:rPr>
+          <w:rStyle w:val="Strong"/>
+          <w:rFonts w:ascii="Arial" w:hAnsi="Arial" w:cs="Arial"/>
+          <w:b w:val="0"/>
+          <w:sz w:val="18"/>
+        </w:rPr>
+        <w:t>CloudFormation</w:t>
+      </w:r>
+      <w:proofErr w:type="spellEnd"/>
+      <w:r>
+        <w:rPr>
+          <w:rFonts w:ascii="Arial" w:hAnsi="Arial" w:cs="Arial"/>
+          <w:sz w:val="18"/>
+        </w:rPr>
+        <w:t xml:space="preserve"> |</w:t>
+      </w:r>
+      <w:r>
+        <w:rPr>
+          <w:rFonts w:ascii="Arial" w:hAnsi="Arial" w:cs="Arial"/>
+          <w:sz w:val="18"/>
+        </w:rPr>
+        <w:t xml:space="preserve"> </w:t>
+      </w:r>
+      <w:r>
+        <w:rPr>
+          <w:rFonts w:ascii="Arial" w:hAnsi="Arial" w:cs="Arial"/>
+          <w:b/>
+          <w:sz w:val="18"/>
+        </w:rPr>
+        <w:t>AWS</w:t>
+      </w:r>
+      <w:r>
+        <w:rPr>
+          <w:rFonts w:ascii="Arial" w:hAnsi="Arial" w:cs="Arial"/>
+          <w:sz w:val="18"/>
+        </w:rPr>
+        <w:t xml:space="preserve">: </w:t>
+      </w:r>
+      <w:r>
+        <w:rPr>
+          <w:rStyle w:val="Strong"/>
+          <w:rFonts w:ascii="Arial" w:hAnsi="Arial" w:cs="Arial"/>
+          <w:b w:val="0"/>
+          <w:sz w:val="18"/>
         </w:rPr>
         <w:t>EKS</w:t>
       </w:r>
       <w:r>
         <w:rPr>
           <w:rFonts w:ascii="Arial" w:hAnsi="Arial" w:cs="Arial"/>
-          <w:sz w:val="20"/>
-        </w:rPr>
-        <w:t xml:space="preserve">, </w:t>
-      </w:r>
-      <w:r>
-        <w:rPr>
-          <w:rStyle w:val="Strong"/>
-          <w:rFonts w:ascii="Arial" w:hAnsi="Arial" w:cs="Arial"/>
-          <w:sz w:val="20"/>
+          <w:sz w:val="18"/>
+        </w:rPr>
+        <w:t xml:space="preserve">, </w:t>
+      </w:r>
+      <w:r>
+        <w:rPr>
+          <w:rStyle w:val="Strong"/>
+          <w:rFonts w:ascii="Arial" w:hAnsi="Arial" w:cs="Arial"/>
+          <w:b w:val="0"/>
+          <w:sz w:val="18"/>
         </w:rPr>
         <w:t>ECS</w:t>
       </w:r>
       <w:r>
         <w:rPr>
           <w:rFonts w:ascii="Arial" w:hAnsi="Arial" w:cs="Arial"/>
-          <w:sz w:val="20"/>
-        </w:rPr>
-        <w:t xml:space="preserve">, </w:t>
-      </w:r>
-      <w:r>
-        <w:rPr>
-          <w:rStyle w:val="Strong"/>
-          <w:rFonts w:ascii="Arial" w:hAnsi="Arial" w:cs="Arial"/>
-          <w:sz w:val="20"/>
+          <w:sz w:val="18"/>
+        </w:rPr>
+        <w:t xml:space="preserve">, </w:t>
+      </w:r>
+      <w:r>
+        <w:rPr>
+          <w:rStyle w:val="Strong"/>
+          <w:rFonts w:ascii="Arial" w:hAnsi="Arial" w:cs="Arial"/>
+          <w:b w:val="0"/>
+          <w:sz w:val="18"/>
         </w:rPr>
         <w:t>EC2</w:t>
       </w:r>
       <w:r>
         <w:rPr>
           <w:rFonts w:ascii="Arial" w:hAnsi="Arial" w:cs="Arial"/>
-          <w:sz w:val="20"/>
-        </w:rPr>
-        <w:t xml:space="preserve">, </w:t>
-      </w:r>
-      <w:r>
-        <w:rPr>
-          <w:rStyle w:val="Strong"/>
-          <w:rFonts w:ascii="Arial" w:hAnsi="Arial" w:cs="Arial"/>
-          <w:sz w:val="20"/>
+          <w:sz w:val="18"/>
+        </w:rPr>
+        <w:t xml:space="preserve">, </w:t>
+      </w:r>
+      <w:r>
+        <w:rPr>
+          <w:rStyle w:val="Strong"/>
+          <w:rFonts w:ascii="Arial" w:hAnsi="Arial" w:cs="Arial"/>
+          <w:b w:val="0"/>
+          <w:sz w:val="18"/>
         </w:rPr>
         <w:t>Lambda</w:t>
       </w:r>
       <w:r>
         <w:rPr>
           <w:rFonts w:ascii="Arial" w:hAnsi="Arial" w:cs="Arial"/>
-          <w:sz w:val="20"/>
-        </w:rPr>
-        <w:t xml:space="preserve">, </w:t>
-      </w:r>
-      <w:r>
-        <w:rPr>
-          <w:rStyle w:val="Strong"/>
-          <w:rFonts w:ascii="Arial" w:hAnsi="Arial" w:cs="Arial"/>
-          <w:sz w:val="20"/>
-        </w:rPr>
-        <w:t>API Gateway</w:t>
-      </w:r>
-      <w:r>
-        <w:rPr>
-          <w:rFonts w:ascii="Arial" w:hAnsi="Arial" w:cs="Arial"/>
-          <w:sz w:val="20"/>
-        </w:rPr>
-        <w:t xml:space="preserve">, </w:t>
-      </w:r>
-      <w:r>
-        <w:rPr>
-          <w:rStyle w:val="Strong"/>
-          <w:rFonts w:ascii="Arial" w:hAnsi="Arial" w:cs="Arial"/>
-          <w:sz w:val="20"/>
+          <w:sz w:val="18"/>
+        </w:rPr>
+        <w:t xml:space="preserve">, </w:t>
+      </w:r>
+      <w:r>
+        <w:rPr>
+          <w:rStyle w:val="Strong"/>
+          <w:rFonts w:ascii="Arial" w:hAnsi="Arial" w:cs="Arial"/>
+          <w:b w:val="0"/>
+          <w:sz w:val="18"/>
+        </w:rPr>
+        <w:t>API</w:t>
+      </w:r>
+      <w:r>
+        <w:rPr>
+          <w:rStyle w:val="Strong"/>
+          <w:rFonts w:ascii="Arial" w:hAnsi="Arial" w:cs="Arial"/>
+          <w:sz w:val="18"/>
+        </w:rPr>
+        <w:t xml:space="preserve"> </w:t>
+      </w:r>
+      <w:r>
+        <w:rPr>
+          <w:rStyle w:val="Strong"/>
+          <w:rFonts w:ascii="Arial" w:hAnsi="Arial" w:cs="Arial"/>
+          <w:b w:val="0"/>
+          <w:sz w:val="18"/>
+        </w:rPr>
+        <w:t>Gateway</w:t>
+      </w:r>
+      <w:r>
+        <w:rPr>
+          <w:rFonts w:ascii="Arial" w:hAnsi="Arial" w:cs="Arial"/>
+          <w:sz w:val="18"/>
+        </w:rPr>
+        <w:t xml:space="preserve">, </w:t>
+      </w:r>
+      <w:r>
+        <w:rPr>
+          <w:rStyle w:val="Strong"/>
+          <w:rFonts w:ascii="Arial" w:hAnsi="Arial" w:cs="Arial"/>
+          <w:b w:val="0"/>
+          <w:sz w:val="18"/>
         </w:rPr>
         <w:t>S3</w:t>
       </w:r>
       <w:r>
         <w:rPr>
           <w:rFonts w:ascii="Arial" w:hAnsi="Arial" w:cs="Arial"/>
-          <w:sz w:val="20"/>
-        </w:rPr>
-        <w:t xml:space="preserve">, </w:t>
-      </w:r>
-      <w:proofErr w:type="spellStart"/>
-      <w:r>
-        <w:rPr>
-          <w:rStyle w:val="Strong"/>
-          <w:rFonts w:ascii="Arial" w:hAnsi="Arial" w:cs="Arial"/>
-          <w:sz w:val="20"/>
+          <w:sz w:val="18"/>
+        </w:rPr>
+        <w:t xml:space="preserve">, </w:t>
+      </w:r>
+      <w:proofErr w:type="spellStart"/>
+      <w:r>
+        <w:rPr>
+          <w:rStyle w:val="Strong"/>
+          <w:rFonts w:ascii="Arial" w:hAnsi="Arial" w:cs="Arial"/>
+          <w:b w:val="0"/>
+          <w:sz w:val="18"/>
         </w:rPr>
         <w:t>CloudFront</w:t>
       </w:r>
@@ -1504,31 +2063,33 @@
       <w:r>
         <w:rPr>
           <w:rFonts w:ascii="Arial" w:hAnsi="Arial" w:cs="Arial"/>
-          <w:sz w:val="20"/>
-        </w:rPr>
-        <w:t xml:space="preserve">, </w:t>
-      </w:r>
-      <w:r>
-        <w:rPr>
-          <w:rStyle w:val="Strong"/>
-          <w:rFonts w:ascii="Arial" w:hAnsi="Arial" w:cs="Arial"/>
-          <w:sz w:val="20"/>
+          <w:sz w:val="18"/>
+        </w:rPr>
+        <w:t xml:space="preserve">, </w:t>
+      </w:r>
+      <w:r>
+        <w:rPr>
+          <w:rStyle w:val="Strong"/>
+          <w:rFonts w:ascii="Arial" w:hAnsi="Arial" w:cs="Arial"/>
+          <w:b w:val="0"/>
+          <w:sz w:val="18"/>
         </w:rPr>
         <w:t>RDS</w:t>
       </w:r>
       <w:r>
         <w:rPr>
           <w:rFonts w:ascii="Arial" w:hAnsi="Arial" w:cs="Arial"/>
-          <w:sz w:val="20"/>
-        </w:rPr>
-        <w:t xml:space="preserve">, </w:t>
-      </w:r>
-      <w:proofErr w:type="spellStart"/>
-      <w:r>
-        <w:rPr>
-          <w:rStyle w:val="Strong"/>
-          <w:rFonts w:ascii="Arial" w:hAnsi="Arial" w:cs="Arial"/>
-          <w:sz w:val="20"/>
+          <w:sz w:val="18"/>
+        </w:rPr>
+        <w:t xml:space="preserve">, </w:t>
+      </w:r>
+      <w:proofErr w:type="spellStart"/>
+      <w:r>
+        <w:rPr>
+          <w:rStyle w:val="Strong"/>
+          <w:rFonts w:ascii="Arial" w:hAnsi="Arial" w:cs="Arial"/>
+          <w:b w:val="0"/>
+          <w:sz w:val="18"/>
         </w:rPr>
         <w:t>DynamoDB</w:t>
       </w:r>
@@ -1536,16 +2097,17 @@
       <w:r>
         <w:rPr>
           <w:rFonts w:ascii="Arial" w:hAnsi="Arial" w:cs="Arial"/>
-          <w:sz w:val="20"/>
-        </w:rPr>
-        <w:t xml:space="preserve">, </w:t>
-      </w:r>
-      <w:proofErr w:type="spellStart"/>
-      <w:r>
-        <w:rPr>
-          <w:rStyle w:val="Strong"/>
-          <w:rFonts w:ascii="Arial" w:hAnsi="Arial" w:cs="Arial"/>
-          <w:sz w:val="20"/>
+          <w:sz w:val="18"/>
+        </w:rPr>
+        <w:t xml:space="preserve">, </w:t>
+      </w:r>
+      <w:proofErr w:type="spellStart"/>
+      <w:r>
+        <w:rPr>
+          <w:rStyle w:val="Strong"/>
+          <w:rFonts w:ascii="Arial" w:hAnsi="Arial" w:cs="Arial"/>
+          <w:b w:val="0"/>
+          <w:sz w:val="18"/>
         </w:rPr>
         <w:t>ElastiCache</w:t>
       </w:r>
@@ -1553,16 +2115,17 @@
       <w:r>
         <w:rPr>
           <w:rFonts w:ascii="Arial" w:hAnsi="Arial" w:cs="Arial"/>
-          <w:sz w:val="20"/>
-        </w:rPr>
-        <w:t xml:space="preserve">, </w:t>
-      </w:r>
-      <w:proofErr w:type="spellStart"/>
-      <w:r>
-        <w:rPr>
-          <w:rStyle w:val="Strong"/>
-          <w:rFonts w:ascii="Arial" w:hAnsi="Arial" w:cs="Arial"/>
-          <w:sz w:val="20"/>
+          <w:sz w:val="18"/>
+        </w:rPr>
+        <w:t xml:space="preserve">, </w:t>
+      </w:r>
+      <w:proofErr w:type="spellStart"/>
+      <w:r>
+        <w:rPr>
+          <w:rStyle w:val="Strong"/>
+          <w:rFonts w:ascii="Arial" w:hAnsi="Arial" w:cs="Arial"/>
+          <w:b w:val="0"/>
+          <w:sz w:val="18"/>
         </w:rPr>
         <w:t>EventBridge</w:t>
       </w:r>
@@ -1570,196 +2133,375 @@
       <w:r>
         <w:rPr>
           <w:rFonts w:ascii="Arial" w:hAnsi="Arial" w:cs="Arial"/>
-          <w:sz w:val="20"/>
-        </w:rPr>
-        <w:t xml:space="preserve">, </w:t>
-      </w:r>
-      <w:r>
-        <w:rPr>
-          <w:rStyle w:val="Strong"/>
-          <w:rFonts w:ascii="Arial" w:hAnsi="Arial" w:cs="Arial"/>
-          <w:sz w:val="20"/>
-        </w:rPr>
-        <w:t>Step Functions</w:t>
-      </w:r>
-      <w:r>
-        <w:rPr>
-          <w:rFonts w:ascii="Arial" w:hAnsi="Arial" w:cs="Arial"/>
-          <w:sz w:val="20"/>
-        </w:rPr>
-        <w:t xml:space="preserve">, </w:t>
-      </w:r>
-      <w:r>
-        <w:rPr>
-          <w:rStyle w:val="Strong"/>
-          <w:rFonts w:ascii="Arial" w:hAnsi="Arial" w:cs="Arial"/>
-          <w:sz w:val="20"/>
+          <w:sz w:val="18"/>
+        </w:rPr>
+        <w:t xml:space="preserve">, </w:t>
+      </w:r>
+      <w:r>
+        <w:rPr>
+          <w:rStyle w:val="Strong"/>
+          <w:rFonts w:ascii="Arial" w:hAnsi="Arial" w:cs="Arial"/>
+          <w:b w:val="0"/>
+          <w:sz w:val="18"/>
+        </w:rPr>
+        <w:t>Step</w:t>
+      </w:r>
+      <w:r>
+        <w:rPr>
+          <w:rStyle w:val="Strong"/>
+          <w:rFonts w:ascii="Arial" w:hAnsi="Arial" w:cs="Arial"/>
+          <w:sz w:val="18"/>
+        </w:rPr>
+        <w:t xml:space="preserve"> </w:t>
+      </w:r>
+      <w:r>
+        <w:rPr>
+          <w:rStyle w:val="Strong"/>
+          <w:rFonts w:ascii="Arial" w:hAnsi="Arial" w:cs="Arial"/>
+          <w:b w:val="0"/>
+          <w:sz w:val="18"/>
+        </w:rPr>
+        <w:t>Functions</w:t>
+      </w:r>
+      <w:r>
+        <w:rPr>
+          <w:rFonts w:ascii="Arial" w:hAnsi="Arial" w:cs="Arial"/>
+          <w:sz w:val="18"/>
+        </w:rPr>
+        <w:t xml:space="preserve">, </w:t>
+      </w:r>
+      <w:r>
+        <w:rPr>
+          <w:rStyle w:val="Strong"/>
+          <w:rFonts w:ascii="Arial" w:hAnsi="Arial" w:cs="Arial"/>
+          <w:b w:val="0"/>
+          <w:sz w:val="18"/>
         </w:rPr>
         <w:t>IAM</w:t>
       </w:r>
       <w:r>
         <w:rPr>
           <w:rFonts w:ascii="Arial" w:hAnsi="Arial" w:cs="Arial"/>
-          <w:sz w:val="20"/>
-        </w:rPr>
-        <w:t xml:space="preserve"> | Azure: </w:t>
-      </w:r>
-      <w:r>
-        <w:rPr>
-          <w:rStyle w:val="Strong"/>
-          <w:rFonts w:ascii="Arial" w:hAnsi="Arial" w:cs="Arial"/>
-          <w:sz w:val="20"/>
+          <w:sz w:val="18"/>
+        </w:rPr>
+        <w:t xml:space="preserve"> | </w:t>
+      </w:r>
+      <w:r>
+        <w:rPr>
+          <w:rFonts w:ascii="Arial" w:hAnsi="Arial" w:cs="Arial"/>
+          <w:b/>
+          <w:sz w:val="18"/>
+        </w:rPr>
+        <w:t>Azure</w:t>
+      </w:r>
+      <w:r>
+        <w:rPr>
+          <w:rFonts w:ascii="Arial" w:hAnsi="Arial" w:cs="Arial"/>
+          <w:sz w:val="18"/>
+        </w:rPr>
+        <w:t xml:space="preserve">: </w:t>
+      </w:r>
+      <w:r>
+        <w:rPr>
+          <w:rStyle w:val="Strong"/>
+          <w:rFonts w:ascii="Arial" w:hAnsi="Arial" w:cs="Arial"/>
+          <w:b w:val="0"/>
+          <w:sz w:val="18"/>
         </w:rPr>
         <w:t>AKS</w:t>
       </w:r>
       <w:r>
         <w:rPr>
           <w:rFonts w:ascii="Arial" w:hAnsi="Arial" w:cs="Arial"/>
-          <w:sz w:val="20"/>
-        </w:rPr>
-        <w:t xml:space="preserve">, </w:t>
-      </w:r>
-      <w:r>
-        <w:rPr>
-          <w:rStyle w:val="Strong"/>
-          <w:rFonts w:ascii="Arial" w:hAnsi="Arial" w:cs="Arial"/>
-          <w:sz w:val="20"/>
-        </w:rPr>
-        <w:t>App Service</w:t>
-      </w:r>
-      <w:r>
-        <w:rPr>
-          <w:rFonts w:ascii="Arial" w:hAnsi="Arial" w:cs="Arial"/>
-          <w:sz w:val="20"/>
-        </w:rPr>
-        <w:t xml:space="preserve">, </w:t>
-      </w:r>
-      <w:r>
-        <w:rPr>
-          <w:rStyle w:val="Strong"/>
-          <w:rFonts w:ascii="Arial" w:hAnsi="Arial" w:cs="Arial"/>
-          <w:sz w:val="20"/>
-        </w:rPr>
-        <w:t>Azure SQL</w:t>
-      </w:r>
-      <w:r>
-        <w:rPr>
-          <w:rFonts w:ascii="Arial" w:hAnsi="Arial" w:cs="Arial"/>
-          <w:sz w:val="20"/>
-        </w:rPr>
-        <w:t xml:space="preserve">, </w:t>
-      </w:r>
-      <w:r>
-        <w:rPr>
-          <w:rStyle w:val="Strong"/>
-          <w:rFonts w:ascii="Arial" w:hAnsi="Arial" w:cs="Arial"/>
-          <w:sz w:val="20"/>
-        </w:rPr>
-        <w:t>Service Bus</w:t>
-      </w:r>
-      <w:r>
-        <w:rPr>
-          <w:rFonts w:ascii="Arial" w:hAnsi="Arial" w:cs="Arial"/>
-          <w:sz w:val="20"/>
-        </w:rPr>
-        <w:t xml:space="preserve">, </w:t>
-      </w:r>
-      <w:r>
-        <w:rPr>
-          <w:rStyle w:val="Strong"/>
-          <w:rFonts w:ascii="Arial" w:hAnsi="Arial" w:cs="Arial"/>
-          <w:sz w:val="20"/>
-        </w:rPr>
-        <w:t>Key Vault</w:t>
-      </w:r>
-      <w:r>
-        <w:rPr>
-          <w:rFonts w:ascii="Arial" w:hAnsi="Arial" w:cs="Arial"/>
-          <w:sz w:val="20"/>
-        </w:rPr>
-        <w:t xml:space="preserve">, </w:t>
-      </w:r>
-      <w:r>
-        <w:rPr>
-          <w:rStyle w:val="Strong"/>
-          <w:rFonts w:ascii="Arial" w:hAnsi="Arial" w:cs="Arial"/>
-          <w:sz w:val="20"/>
-        </w:rPr>
-        <w:t>Application Insights</w:t>
-      </w:r>
-      <w:r>
-        <w:rPr>
-          <w:rFonts w:ascii="Arial" w:hAnsi="Arial" w:cs="Arial"/>
-          <w:sz w:val="20"/>
-        </w:rPr>
-        <w:t xml:space="preserve"> | GCP: </w:t>
-      </w:r>
-      <w:r>
-        <w:rPr>
-          <w:rStyle w:val="Strong"/>
-          <w:rFonts w:ascii="Arial" w:hAnsi="Arial" w:cs="Arial"/>
-          <w:sz w:val="20"/>
+          <w:sz w:val="18"/>
+        </w:rPr>
+        <w:t xml:space="preserve">, </w:t>
+      </w:r>
+      <w:r>
+        <w:rPr>
+          <w:rStyle w:val="Strong"/>
+          <w:rFonts w:ascii="Arial" w:hAnsi="Arial" w:cs="Arial"/>
+          <w:b w:val="0"/>
+          <w:sz w:val="18"/>
+        </w:rPr>
+        <w:t>App</w:t>
+      </w:r>
+      <w:r>
+        <w:rPr>
+          <w:rStyle w:val="Strong"/>
+          <w:rFonts w:ascii="Arial" w:hAnsi="Arial" w:cs="Arial"/>
+          <w:sz w:val="18"/>
+        </w:rPr>
+        <w:t xml:space="preserve"> </w:t>
+      </w:r>
+      <w:r>
+        <w:rPr>
+          <w:rStyle w:val="Strong"/>
+          <w:rFonts w:ascii="Arial" w:hAnsi="Arial" w:cs="Arial"/>
+          <w:b w:val="0"/>
+          <w:sz w:val="18"/>
+        </w:rPr>
+        <w:t>Service</w:t>
+      </w:r>
+      <w:r>
+        <w:rPr>
+          <w:rFonts w:ascii="Arial" w:hAnsi="Arial" w:cs="Arial"/>
+          <w:sz w:val="18"/>
+        </w:rPr>
+        <w:t xml:space="preserve">, </w:t>
+      </w:r>
+      <w:r>
+        <w:rPr>
+          <w:rStyle w:val="Strong"/>
+          <w:rFonts w:ascii="Arial" w:hAnsi="Arial" w:cs="Arial"/>
+          <w:b w:val="0"/>
+          <w:sz w:val="18"/>
+        </w:rPr>
+        <w:t>Azure</w:t>
+      </w:r>
+      <w:r>
+        <w:rPr>
+          <w:rStyle w:val="Strong"/>
+          <w:rFonts w:ascii="Arial" w:hAnsi="Arial" w:cs="Arial"/>
+          <w:sz w:val="18"/>
+        </w:rPr>
+        <w:t xml:space="preserve"> </w:t>
+      </w:r>
+      <w:r>
+        <w:rPr>
+          <w:rStyle w:val="Strong"/>
+          <w:rFonts w:ascii="Arial" w:hAnsi="Arial" w:cs="Arial"/>
+          <w:b w:val="0"/>
+          <w:sz w:val="18"/>
+        </w:rPr>
+        <w:t>SQL</w:t>
+      </w:r>
+      <w:r>
+        <w:rPr>
+          <w:rFonts w:ascii="Arial" w:hAnsi="Arial" w:cs="Arial"/>
+          <w:sz w:val="18"/>
+        </w:rPr>
+        <w:t xml:space="preserve">, </w:t>
+      </w:r>
+      <w:r>
+        <w:rPr>
+          <w:rStyle w:val="Strong"/>
+          <w:rFonts w:ascii="Arial" w:hAnsi="Arial" w:cs="Arial"/>
+          <w:b w:val="0"/>
+          <w:sz w:val="18"/>
+        </w:rPr>
+        <w:t>Service</w:t>
+      </w:r>
+      <w:r>
+        <w:rPr>
+          <w:rStyle w:val="Strong"/>
+          <w:rFonts w:ascii="Arial" w:hAnsi="Arial" w:cs="Arial"/>
+          <w:sz w:val="18"/>
+        </w:rPr>
+        <w:t xml:space="preserve"> </w:t>
+      </w:r>
+      <w:r>
+        <w:rPr>
+          <w:rStyle w:val="Strong"/>
+          <w:rFonts w:ascii="Arial" w:hAnsi="Arial" w:cs="Arial"/>
+          <w:b w:val="0"/>
+          <w:sz w:val="18"/>
+        </w:rPr>
+        <w:t>Bus</w:t>
+      </w:r>
+      <w:r>
+        <w:rPr>
+          <w:rFonts w:ascii="Arial" w:hAnsi="Arial" w:cs="Arial"/>
+          <w:sz w:val="18"/>
+        </w:rPr>
+        <w:t xml:space="preserve">, </w:t>
+      </w:r>
+      <w:r>
+        <w:rPr>
+          <w:rStyle w:val="Strong"/>
+          <w:rFonts w:ascii="Arial" w:hAnsi="Arial" w:cs="Arial"/>
+          <w:b w:val="0"/>
+          <w:sz w:val="18"/>
+        </w:rPr>
+        <w:t>Key</w:t>
+      </w:r>
+      <w:r>
+        <w:rPr>
+          <w:rStyle w:val="Strong"/>
+          <w:rFonts w:ascii="Arial" w:hAnsi="Arial" w:cs="Arial"/>
+          <w:sz w:val="18"/>
+        </w:rPr>
+        <w:t xml:space="preserve"> </w:t>
+      </w:r>
+      <w:r>
+        <w:rPr>
+          <w:rStyle w:val="Strong"/>
+          <w:rFonts w:ascii="Arial" w:hAnsi="Arial" w:cs="Arial"/>
+          <w:b w:val="0"/>
+          <w:sz w:val="18"/>
+        </w:rPr>
+        <w:t>Vault</w:t>
+      </w:r>
+      <w:r>
+        <w:rPr>
+          <w:rFonts w:ascii="Arial" w:hAnsi="Arial" w:cs="Arial"/>
+          <w:sz w:val="18"/>
+        </w:rPr>
+        <w:t xml:space="preserve">, </w:t>
+      </w:r>
+      <w:r>
+        <w:rPr>
+          <w:rStyle w:val="Strong"/>
+          <w:rFonts w:ascii="Arial" w:hAnsi="Arial" w:cs="Arial"/>
+          <w:b w:val="0"/>
+          <w:sz w:val="18"/>
+        </w:rPr>
+        <w:t>Application</w:t>
+      </w:r>
+      <w:r>
+        <w:rPr>
+          <w:rStyle w:val="Strong"/>
+          <w:rFonts w:ascii="Arial" w:hAnsi="Arial" w:cs="Arial"/>
+          <w:sz w:val="18"/>
+        </w:rPr>
+        <w:t xml:space="preserve"> </w:t>
+      </w:r>
+      <w:r>
+        <w:rPr>
+          <w:rStyle w:val="Strong"/>
+          <w:rFonts w:ascii="Arial" w:hAnsi="Arial" w:cs="Arial"/>
+          <w:b w:val="0"/>
+          <w:sz w:val="18"/>
+        </w:rPr>
+        <w:t>Insights</w:t>
+      </w:r>
+      <w:r>
+        <w:rPr>
+          <w:rFonts w:ascii="Arial" w:hAnsi="Arial" w:cs="Arial"/>
+          <w:sz w:val="18"/>
+        </w:rPr>
+        <w:t xml:space="preserve"> | </w:t>
+      </w:r>
+      <w:r>
+        <w:rPr>
+          <w:rFonts w:ascii="Arial" w:hAnsi="Arial" w:cs="Arial"/>
+          <w:b/>
+          <w:sz w:val="18"/>
+        </w:rPr>
+        <w:t>GCP</w:t>
+      </w:r>
+      <w:r>
+        <w:rPr>
+          <w:rFonts w:ascii="Arial" w:hAnsi="Arial" w:cs="Arial"/>
+          <w:sz w:val="18"/>
+        </w:rPr>
+        <w:t xml:space="preserve">: </w:t>
+      </w:r>
+      <w:r>
+        <w:rPr>
+          <w:rStyle w:val="Strong"/>
+          <w:rFonts w:ascii="Arial" w:hAnsi="Arial" w:cs="Arial"/>
+          <w:b w:val="0"/>
+          <w:sz w:val="18"/>
         </w:rPr>
         <w:t>GKE</w:t>
       </w:r>
       <w:r>
         <w:rPr>
           <w:rFonts w:ascii="Arial" w:hAnsi="Arial" w:cs="Arial"/>
-          <w:sz w:val="20"/>
-        </w:rPr>
-        <w:t xml:space="preserve">, </w:t>
-      </w:r>
-      <w:r>
-        <w:rPr>
-          <w:rStyle w:val="Strong"/>
-          <w:rFonts w:ascii="Arial" w:hAnsi="Arial" w:cs="Arial"/>
-          <w:sz w:val="20"/>
-        </w:rPr>
-        <w:t>Cloud Run</w:t>
-      </w:r>
-      <w:r>
-        <w:rPr>
-          <w:rFonts w:ascii="Arial" w:hAnsi="Arial" w:cs="Arial"/>
-          <w:sz w:val="20"/>
-        </w:rPr>
-        <w:t xml:space="preserve">, </w:t>
-      </w:r>
-      <w:r>
-        <w:rPr>
-          <w:rStyle w:val="Strong"/>
-          <w:rFonts w:ascii="Arial" w:hAnsi="Arial" w:cs="Arial"/>
-          <w:sz w:val="20"/>
+          <w:sz w:val="18"/>
+        </w:rPr>
+        <w:t xml:space="preserve">, </w:t>
+      </w:r>
+      <w:r>
+        <w:rPr>
+          <w:rStyle w:val="Strong"/>
+          <w:rFonts w:ascii="Arial" w:hAnsi="Arial" w:cs="Arial"/>
+          <w:b w:val="0"/>
+          <w:sz w:val="18"/>
+        </w:rPr>
+        <w:t>Cloud</w:t>
+      </w:r>
+      <w:r>
+        <w:rPr>
+          <w:rStyle w:val="Strong"/>
+          <w:rFonts w:ascii="Arial" w:hAnsi="Arial" w:cs="Arial"/>
+          <w:sz w:val="18"/>
+        </w:rPr>
+        <w:t xml:space="preserve"> </w:t>
+      </w:r>
+      <w:r>
+        <w:rPr>
+          <w:rStyle w:val="Strong"/>
+          <w:rFonts w:ascii="Arial" w:hAnsi="Arial" w:cs="Arial"/>
+          <w:b w:val="0"/>
+          <w:sz w:val="18"/>
+        </w:rPr>
+        <w:t>Run</w:t>
+      </w:r>
+      <w:r>
+        <w:rPr>
+          <w:rFonts w:ascii="Arial" w:hAnsi="Arial" w:cs="Arial"/>
+          <w:sz w:val="18"/>
+        </w:rPr>
+        <w:t xml:space="preserve">, </w:t>
+      </w:r>
+      <w:r>
+        <w:rPr>
+          <w:rStyle w:val="Strong"/>
+          <w:rFonts w:ascii="Arial" w:hAnsi="Arial" w:cs="Arial"/>
+          <w:b w:val="0"/>
+          <w:sz w:val="18"/>
         </w:rPr>
         <w:t>Pub/Sub</w:t>
       </w:r>
       <w:r>
         <w:rPr>
           <w:rFonts w:ascii="Arial" w:hAnsi="Arial" w:cs="Arial"/>
-          <w:sz w:val="20"/>
-        </w:rPr>
-        <w:t xml:space="preserve">, </w:t>
-      </w:r>
-      <w:r>
-        <w:rPr>
-          <w:rStyle w:val="Strong"/>
-          <w:rFonts w:ascii="Arial" w:hAnsi="Arial" w:cs="Arial"/>
-          <w:sz w:val="20"/>
-        </w:rPr>
-        <w:t>Cloud Storage</w:t>
-      </w:r>
-      <w:r>
-        <w:rPr>
-          <w:rFonts w:ascii="Arial" w:hAnsi="Arial" w:cs="Arial"/>
-          <w:sz w:val="20"/>
-        </w:rPr>
-        <w:t xml:space="preserve">, </w:t>
-      </w:r>
-      <w:proofErr w:type="spellStart"/>
-      <w:r>
-        <w:rPr>
-          <w:rStyle w:val="Strong"/>
-          <w:rFonts w:ascii="Arial" w:hAnsi="Arial" w:cs="Arial"/>
-          <w:sz w:val="20"/>
+          <w:sz w:val="18"/>
+        </w:rPr>
+        <w:t xml:space="preserve">, </w:t>
+      </w:r>
+      <w:r>
+        <w:rPr>
+          <w:rStyle w:val="Strong"/>
+          <w:rFonts w:ascii="Arial" w:hAnsi="Arial" w:cs="Arial"/>
+          <w:b w:val="0"/>
+          <w:sz w:val="18"/>
+        </w:rPr>
+        <w:t>Cloud</w:t>
+      </w:r>
+      <w:r>
+        <w:rPr>
+          <w:rStyle w:val="Strong"/>
+          <w:rFonts w:ascii="Arial" w:hAnsi="Arial" w:cs="Arial"/>
+          <w:sz w:val="18"/>
+        </w:rPr>
+        <w:t xml:space="preserve"> </w:t>
+      </w:r>
+      <w:r>
+        <w:rPr>
+          <w:rStyle w:val="Strong"/>
+          <w:rFonts w:ascii="Arial" w:hAnsi="Arial" w:cs="Arial"/>
+          <w:b w:val="0"/>
+          <w:sz w:val="18"/>
+        </w:rPr>
+        <w:t>Storage</w:t>
+      </w:r>
+      <w:r>
+        <w:rPr>
+          <w:rFonts w:ascii="Arial" w:hAnsi="Arial" w:cs="Arial"/>
+          <w:sz w:val="18"/>
+        </w:rPr>
+        <w:t xml:space="preserve">, </w:t>
+      </w:r>
+      <w:proofErr w:type="spellStart"/>
+      <w:r>
+        <w:rPr>
+          <w:rStyle w:val="Strong"/>
+          <w:rFonts w:ascii="Arial" w:hAnsi="Arial" w:cs="Arial"/>
+          <w:b w:val="0"/>
+          <w:sz w:val="18"/>
         </w:rPr>
         <w:t>BigQuery</w:t>
       </w:r>
@@ -1767,131 +2509,32 @@
       <w:r>
         <w:rPr>
           <w:rFonts w:ascii="Arial" w:hAnsi="Arial" w:cs="Arial"/>
-          <w:sz w:val="20"/>
+          <w:sz w:val="18"/>
         </w:rPr>
         <w:t xml:space="preserve"> | </w:t>
       </w:r>
-      <w:proofErr w:type="spellStart"/>
-      <w:r>
-        <w:rPr>
-          <w:rStyle w:val="Strong"/>
-          <w:rFonts w:ascii="Arial" w:hAnsi="Arial" w:cs="Arial"/>
-          <w:sz w:val="20"/>
-        </w:rPr>
-        <w:t>Docker</w:t>
-      </w:r>
-      <w:proofErr w:type="spellEnd"/>
-      <w:r>
-        <w:rPr>
-          <w:rFonts w:ascii="Arial" w:hAnsi="Arial" w:cs="Arial"/>
-          <w:sz w:val="20"/>
-        </w:rPr>
-        <w:t xml:space="preserve">, </w:t>
-      </w:r>
-      <w:proofErr w:type="spellStart"/>
-      <w:r>
-        <w:rPr>
-          <w:rStyle w:val="Strong"/>
-          <w:rFonts w:ascii="Arial" w:hAnsi="Arial" w:cs="Arial"/>
-          <w:sz w:val="20"/>
-        </w:rPr>
-        <w:t>Kubernetes</w:t>
-      </w:r>
-      <w:proofErr w:type="spellEnd"/>
-      <w:r>
-        <w:rPr>
-          <w:rFonts w:ascii="Arial" w:hAnsi="Arial" w:cs="Arial"/>
-          <w:sz w:val="20"/>
-        </w:rPr>
-        <w:t xml:space="preserve">, </w:t>
-      </w:r>
-      <w:r>
-        <w:rPr>
-          <w:rStyle w:val="Strong"/>
-          <w:rFonts w:ascii="Arial" w:hAnsi="Arial" w:cs="Arial"/>
-          <w:sz w:val="20"/>
-        </w:rPr>
-        <w:t>Helm</w:t>
-      </w:r>
-      <w:r>
-        <w:rPr>
-          <w:rFonts w:ascii="Arial" w:hAnsi="Arial" w:cs="Arial"/>
-          <w:sz w:val="20"/>
-        </w:rPr>
-        <w:t xml:space="preserve">, </w:t>
-      </w:r>
-      <w:r>
-        <w:rPr>
-          <w:rStyle w:val="Strong"/>
-          <w:rFonts w:ascii="Arial" w:hAnsi="Arial" w:cs="Arial"/>
-          <w:sz w:val="20"/>
-        </w:rPr>
-        <w:t>Argo CD</w:t>
-      </w:r>
-      <w:r>
-        <w:rPr>
-          <w:rFonts w:ascii="Arial" w:hAnsi="Arial" w:cs="Arial"/>
-          <w:sz w:val="20"/>
-        </w:rPr>
-        <w:t xml:space="preserve">, </w:t>
-      </w:r>
-      <w:proofErr w:type="spellStart"/>
-      <w:r>
-        <w:rPr>
-          <w:rStyle w:val="Strong"/>
-          <w:rFonts w:ascii="Arial" w:hAnsi="Arial" w:cs="Arial"/>
-          <w:sz w:val="20"/>
-        </w:rPr>
-        <w:t>GitOps</w:t>
-      </w:r>
-      <w:proofErr w:type="spellEnd"/>
-      <w:r>
-        <w:rPr>
-          <w:rFonts w:ascii="Arial" w:hAnsi="Arial" w:cs="Arial"/>
-          <w:sz w:val="20"/>
-        </w:rPr>
-        <w:t xml:space="preserve">, </w:t>
-      </w:r>
-      <w:proofErr w:type="spellStart"/>
-      <w:r>
-        <w:rPr>
-          <w:rStyle w:val="Strong"/>
-          <w:rFonts w:ascii="Arial" w:hAnsi="Arial" w:cs="Arial"/>
-          <w:sz w:val="20"/>
-        </w:rPr>
-        <w:t>Terraform</w:t>
-      </w:r>
-      <w:proofErr w:type="spellEnd"/>
-      <w:r>
-        <w:rPr>
-          <w:rFonts w:ascii="Arial" w:hAnsi="Arial" w:cs="Arial"/>
-          <w:sz w:val="20"/>
-        </w:rPr>
-        <w:t xml:space="preserve">, </w:t>
-      </w:r>
-      <w:proofErr w:type="spellStart"/>
-      <w:r>
-        <w:rPr>
-          <w:rStyle w:val="Strong"/>
-          <w:rFonts w:ascii="Arial" w:hAnsi="Arial" w:cs="Arial"/>
-          <w:sz w:val="20"/>
-        </w:rPr>
-        <w:t>CloudFormation</w:t>
-      </w:r>
-      <w:proofErr w:type="spellEnd"/>
-      <w:r>
-        <w:rPr>
-          <w:rFonts w:ascii="Arial" w:hAnsi="Arial" w:cs="Arial"/>
-          <w:sz w:val="20"/>
-        </w:rPr>
-        <w:t xml:space="preserve">, CI/CD: </w:t>
-      </w:r>
-      <w:proofErr w:type="spellStart"/>
-      <w:r>
-        <w:rPr>
-          <w:rStyle w:val="Strong"/>
-          <w:rFonts w:ascii="Arial" w:hAnsi="Arial" w:cs="Arial"/>
-          <w:sz w:val="20"/>
+      <w:r>
+        <w:rPr>
+          <w:rFonts w:ascii="Arial" w:hAnsi="Arial" w:cs="Arial"/>
+          <w:b/>
+          <w:sz w:val="18"/>
+        </w:rPr>
+        <w:t>CI/CD</w:t>
+      </w:r>
+      <w:r>
+        <w:rPr>
+          <w:rFonts w:ascii="Arial" w:hAnsi="Arial" w:cs="Arial"/>
+          <w:sz w:val="18"/>
+        </w:rPr>
+        <w:t xml:space="preserve">: </w:t>
+      </w:r>
+      <w:proofErr w:type="spellStart"/>
+      <w:r>
+        <w:rPr>
+          <w:rStyle w:val="Strong"/>
+          <w:rFonts w:ascii="Arial" w:hAnsi="Arial" w:cs="Arial"/>
+          <w:b w:val="0"/>
+          <w:sz w:val="18"/>
         </w:rPr>
         <w:t>GitHub</w:t>
       </w:r>
@@ -1900,23 +2543,33 @@
         <w:rPr>
           <w:rStyle w:val="Strong"/>
           <w:rFonts w:ascii="Arial" w:hAnsi="Arial" w:cs="Arial"/>
-          <w:sz w:val="20"/>
-        </w:rPr>
-        <w:t xml:space="preserve"> Actions</w:t>
-      </w:r>
-      <w:r>
-        <w:rPr>
-          <w:rFonts w:ascii="Arial" w:hAnsi="Arial" w:cs="Arial"/>
-          <w:sz w:val="20"/>
-        </w:rPr>
-        <w:t xml:space="preserve">, </w:t>
-      </w:r>
-      <w:proofErr w:type="spellStart"/>
-      <w:r>
-        <w:rPr>
-          <w:rStyle w:val="Strong"/>
-          <w:rFonts w:ascii="Arial" w:hAnsi="Arial" w:cs="Arial"/>
-          <w:sz w:val="20"/>
+          <w:sz w:val="18"/>
+        </w:rPr>
+        <w:t xml:space="preserve"> </w:t>
+      </w:r>
+      <w:r>
+        <w:rPr>
+          <w:rStyle w:val="Strong"/>
+          <w:rFonts w:ascii="Arial" w:hAnsi="Arial" w:cs="Arial"/>
+          <w:b w:val="0"/>
+          <w:sz w:val="18"/>
+        </w:rPr>
+        <w:t>Actions</w:t>
+      </w:r>
+      <w:r>
+        <w:rPr>
+          <w:rFonts w:ascii="Arial" w:hAnsi="Arial" w:cs="Arial"/>
+          <w:sz w:val="18"/>
+        </w:rPr>
+        <w:t xml:space="preserve">, </w:t>
+      </w:r>
+      <w:proofErr w:type="spellStart"/>
+      <w:r>
+        <w:rPr>
+          <w:rStyle w:val="Strong"/>
+          <w:rFonts w:ascii="Arial" w:hAnsi="Arial" w:cs="Arial"/>
+          <w:b w:val="0"/>
+          <w:sz w:val="18"/>
         </w:rPr>
         <w:t>GitLab</w:t>
       </w:r>
@@ -1925,46 +2578,66 @@
         <w:rPr>
           <w:rStyle w:val="Strong"/>
           <w:rFonts w:ascii="Arial" w:hAnsi="Arial" w:cs="Arial"/>
-          <w:sz w:val="20"/>
-        </w:rPr>
-        <w:t xml:space="preserve"> CI</w:t>
-      </w:r>
-      <w:r>
-        <w:rPr>
-          <w:rFonts w:ascii="Arial" w:hAnsi="Arial" w:cs="Arial"/>
-          <w:sz w:val="20"/>
-        </w:rPr>
-        <w:t xml:space="preserve">, </w:t>
-      </w:r>
-      <w:r>
-        <w:rPr>
-          <w:rStyle w:val="Strong"/>
-          <w:rFonts w:ascii="Arial" w:hAnsi="Arial" w:cs="Arial"/>
-          <w:sz w:val="20"/>
+          <w:sz w:val="18"/>
+        </w:rPr>
+        <w:t xml:space="preserve"> </w:t>
+      </w:r>
+      <w:r>
+        <w:rPr>
+          <w:rStyle w:val="Strong"/>
+          <w:rFonts w:ascii="Arial" w:hAnsi="Arial" w:cs="Arial"/>
+          <w:b w:val="0"/>
+          <w:sz w:val="18"/>
+        </w:rPr>
+        <w:t>CI</w:t>
+      </w:r>
+      <w:r>
+        <w:rPr>
+          <w:rFonts w:ascii="Arial" w:hAnsi="Arial" w:cs="Arial"/>
+          <w:sz w:val="18"/>
+        </w:rPr>
+        <w:t xml:space="preserve">, </w:t>
+      </w:r>
+      <w:r>
+        <w:rPr>
+          <w:rStyle w:val="Strong"/>
+          <w:rFonts w:ascii="Arial" w:hAnsi="Arial" w:cs="Arial"/>
+          <w:b w:val="0"/>
+          <w:sz w:val="18"/>
         </w:rPr>
         <w:t>Jenkins</w:t>
       </w:r>
       <w:r>
         <w:rPr>
           <w:rFonts w:ascii="Arial" w:hAnsi="Arial" w:cs="Arial"/>
-          <w:sz w:val="20"/>
-        </w:rPr>
-        <w:t xml:space="preserve">, </w:t>
-      </w:r>
-      <w:r>
-        <w:rPr>
-          <w:rStyle w:val="Strong"/>
-          <w:rFonts w:ascii="Arial" w:hAnsi="Arial" w:cs="Arial"/>
-          <w:sz w:val="20"/>
-        </w:rPr>
-        <w:t xml:space="preserve">Azure </w:t>
-      </w:r>
-      <w:proofErr w:type="spellStart"/>
-      <w:r>
-        <w:rPr>
-          <w:rStyle w:val="Strong"/>
-          <w:rFonts w:ascii="Arial" w:hAnsi="Arial" w:cs="Arial"/>
-          <w:sz w:val="20"/>
+          <w:sz w:val="18"/>
+        </w:rPr>
+        <w:t xml:space="preserve">, </w:t>
+      </w:r>
+      <w:r>
+        <w:rPr>
+          <w:rStyle w:val="Strong"/>
+          <w:rFonts w:ascii="Arial" w:hAnsi="Arial" w:cs="Arial"/>
+          <w:b w:val="0"/>
+          <w:sz w:val="18"/>
+        </w:rPr>
+        <w:t>Azure</w:t>
+      </w:r>
+      <w:r>
+        <w:rPr>
+          <w:rStyle w:val="Strong"/>
+          <w:rFonts w:ascii="Arial" w:hAnsi="Arial" w:cs="Arial"/>
+          <w:sz w:val="18"/>
+        </w:rPr>
+        <w:t xml:space="preserve"> </w:t>
+      </w:r>
+      <w:proofErr w:type="spellStart"/>
+      <w:r>
+        <w:rPr>
+          <w:rStyle w:val="Strong"/>
+          <w:rFonts w:ascii="Arial" w:hAnsi="Arial" w:cs="Arial"/>
+          <w:b w:val="0"/>
+          <w:sz w:val="18"/>
         </w:rPr>
         <w:t>DevOps</w:t>
       </w:r>
@@ -1972,16 +2645,17 @@
       <w:r>
         <w:rPr>
           <w:rFonts w:ascii="Arial" w:hAnsi="Arial" w:cs="Arial"/>
-          <w:sz w:val="20"/>
-        </w:rPr>
-        <w:t xml:space="preserve">, </w:t>
-      </w:r>
-      <w:proofErr w:type="spellStart"/>
-      <w:r>
-        <w:rPr>
-          <w:rStyle w:val="Strong"/>
-          <w:rFonts w:ascii="Arial" w:hAnsi="Arial" w:cs="Arial"/>
-          <w:sz w:val="20"/>
+          <w:sz w:val="18"/>
+        </w:rPr>
+        <w:t xml:space="preserve">, </w:t>
+      </w:r>
+      <w:proofErr w:type="spellStart"/>
+      <w:r>
+        <w:rPr>
+          <w:rStyle w:val="Strong"/>
+          <w:rFonts w:ascii="Arial" w:hAnsi="Arial" w:cs="Arial"/>
+          <w:b w:val="0"/>
+          <w:sz w:val="18"/>
         </w:rPr>
         <w:t>CircleCI</w:t>
       </w:r>
@@ -1995,13 +2669,16 @@
           <w:numId w:val="2"/>
         </w:numPr>
         <w:jc w:val="both"/>
-      </w:pPr>
-      <w:proofErr w:type="spellStart"/>
-      <w:r>
-        <w:rPr>
-          <w:rStyle w:val="Strong"/>
-          <w:rFonts w:ascii="Arial" w:hAnsi="Arial" w:cs="Arial"/>
-          <w:sz w:val="20"/>
+        <w:rPr>
+          <w:sz w:val="22"/>
+        </w:rPr>
+      </w:pPr>
+      <w:proofErr w:type="spellStart"/>
+      <w:r>
+        <w:rPr>
+          <w:rStyle w:val="Strong"/>
+          <w:rFonts w:ascii="Arial" w:hAnsi="Arial" w:cs="Arial"/>
+          <w:sz w:val="18"/>
         </w:rPr>
         <w:t>Observability</w:t>
       </w:r>
@@ -2010,14 +2687,14 @@
         <w:rPr>
           <w:rStyle w:val="Strong"/>
           <w:rFonts w:ascii="Arial" w:hAnsi="Arial" w:cs="Arial"/>
-          <w:sz w:val="20"/>
+          <w:sz w:val="18"/>
         </w:rPr>
         <w:t>, Quality &amp; Security</w:t>
       </w:r>
       <w:r>
         <w:rPr>
           <w:rFonts w:ascii="Arial" w:hAnsi="Arial" w:cs="Arial"/>
-          <w:sz w:val="20"/>
+          <w:sz w:val="18"/>
         </w:rPr>
         <w:t xml:space="preserve"> — </w:t>
       </w:r>
@@ -2026,7 +2703,8 @@
         <w:rPr>
           <w:rStyle w:val="Strong"/>
           <w:rFonts w:ascii="Arial" w:hAnsi="Arial" w:cs="Arial"/>
-          <w:sz w:val="20"/>
+          <w:b w:val="0"/>
+          <w:sz w:val="18"/>
         </w:rPr>
         <w:t>OpenTelemetry</w:t>
       </w:r>
@@ -2034,16 +2712,17 @@
       <w:r>
         <w:rPr>
           <w:rFonts w:ascii="Arial" w:hAnsi="Arial" w:cs="Arial"/>
-          <w:sz w:val="20"/>
-        </w:rPr>
-        <w:t xml:space="preserve">, </w:t>
-      </w:r>
-      <w:proofErr w:type="spellStart"/>
-      <w:r>
-        <w:rPr>
-          <w:rStyle w:val="Strong"/>
-          <w:rFonts w:ascii="Arial" w:hAnsi="Arial" w:cs="Arial"/>
-          <w:sz w:val="20"/>
+          <w:sz w:val="18"/>
+        </w:rPr>
+        <w:t xml:space="preserve">, </w:t>
+      </w:r>
+      <w:proofErr w:type="spellStart"/>
+      <w:r>
+        <w:rPr>
+          <w:rStyle w:val="Strong"/>
+          <w:rFonts w:ascii="Arial" w:hAnsi="Arial" w:cs="Arial"/>
+          <w:b w:val="0"/>
+          <w:sz w:val="18"/>
         </w:rPr>
         <w:t>Datadog</w:t>
       </w:r>
@@ -2051,31 +2730,33 @@
       <w:r>
         <w:rPr>
           <w:rFonts w:ascii="Arial" w:hAnsi="Arial" w:cs="Arial"/>
-          <w:sz w:val="20"/>
-        </w:rPr>
-        <w:t xml:space="preserve">, </w:t>
-      </w:r>
-      <w:r>
-        <w:rPr>
-          <w:rStyle w:val="Strong"/>
-          <w:rFonts w:ascii="Arial" w:hAnsi="Arial" w:cs="Arial"/>
-          <w:sz w:val="20"/>
+          <w:sz w:val="18"/>
+        </w:rPr>
+        <w:t xml:space="preserve">, </w:t>
+      </w:r>
+      <w:r>
+        <w:rPr>
+          <w:rStyle w:val="Strong"/>
+          <w:rFonts w:ascii="Arial" w:hAnsi="Arial" w:cs="Arial"/>
+          <w:b w:val="0"/>
+          <w:sz w:val="18"/>
         </w:rPr>
         <w:t>Prometheus</w:t>
       </w:r>
       <w:r>
         <w:rPr>
           <w:rFonts w:ascii="Arial" w:hAnsi="Arial" w:cs="Arial"/>
-          <w:sz w:val="20"/>
-        </w:rPr>
-        <w:t xml:space="preserve">, </w:t>
-      </w:r>
-      <w:proofErr w:type="spellStart"/>
-      <w:r>
-        <w:rPr>
-          <w:rStyle w:val="Strong"/>
-          <w:rFonts w:ascii="Arial" w:hAnsi="Arial" w:cs="Arial"/>
-          <w:sz w:val="20"/>
+          <w:sz w:val="18"/>
+        </w:rPr>
+        <w:t xml:space="preserve">, </w:t>
+      </w:r>
+      <w:proofErr w:type="spellStart"/>
+      <w:r>
+        <w:rPr>
+          <w:rStyle w:val="Strong"/>
+          <w:rFonts w:ascii="Arial" w:hAnsi="Arial" w:cs="Arial"/>
+          <w:b w:val="0"/>
+          <w:sz w:val="18"/>
         </w:rPr>
         <w:t>Grafana</w:t>
       </w:r>
@@ -2083,31 +2764,33 @@
       <w:r>
         <w:rPr>
           <w:rFonts w:ascii="Arial" w:hAnsi="Arial" w:cs="Arial"/>
-          <w:sz w:val="20"/>
-        </w:rPr>
-        <w:t xml:space="preserve">, </w:t>
-      </w:r>
-      <w:r>
-        <w:rPr>
-          <w:rStyle w:val="Strong"/>
-          <w:rFonts w:ascii="Arial" w:hAnsi="Arial" w:cs="Arial"/>
-          <w:sz w:val="20"/>
+          <w:sz w:val="18"/>
+        </w:rPr>
+        <w:t xml:space="preserve">, </w:t>
+      </w:r>
+      <w:r>
+        <w:rPr>
+          <w:rStyle w:val="Strong"/>
+          <w:rFonts w:ascii="Arial" w:hAnsi="Arial" w:cs="Arial"/>
+          <w:b w:val="0"/>
+          <w:sz w:val="18"/>
         </w:rPr>
         <w:t>ELK/EFK</w:t>
       </w:r>
       <w:r>
         <w:rPr>
           <w:rFonts w:ascii="Arial" w:hAnsi="Arial" w:cs="Arial"/>
-          <w:sz w:val="20"/>
-        </w:rPr>
-        <w:t xml:space="preserve">, </w:t>
-      </w:r>
-      <w:proofErr w:type="spellStart"/>
-      <w:r>
-        <w:rPr>
-          <w:rStyle w:val="Strong"/>
-          <w:rFonts w:ascii="Arial" w:hAnsi="Arial" w:cs="Arial"/>
-          <w:sz w:val="20"/>
+          <w:sz w:val="18"/>
+        </w:rPr>
+        <w:t xml:space="preserve">, </w:t>
+      </w:r>
+      <w:proofErr w:type="spellStart"/>
+      <w:r>
+        <w:rPr>
+          <w:rStyle w:val="Strong"/>
+          <w:rFonts w:ascii="Arial" w:hAnsi="Arial" w:cs="Arial"/>
+          <w:b w:val="0"/>
+          <w:sz w:val="18"/>
         </w:rPr>
         <w:t>CloudWatch</w:t>
       </w:r>
@@ -2115,7 +2798,7 @@
       <w:r>
         <w:rPr>
           <w:rFonts w:ascii="Arial" w:hAnsi="Arial" w:cs="Arial"/>
-          <w:sz w:val="20"/>
+          <w:sz w:val="18"/>
         </w:rPr>
         <w:t xml:space="preserve">, structured logging, </w:t>
       </w:r>
@@ -2123,128 +2806,201 @@
         <w:rPr>
           <w:rStyle w:val="Strong"/>
           <w:rFonts w:ascii="Arial" w:hAnsi="Arial" w:cs="Arial"/>
-          <w:sz w:val="20"/>
+          <w:b w:val="0"/>
+          <w:sz w:val="18"/>
         </w:rPr>
         <w:t>SLO/SLI</w:t>
       </w:r>
       <w:r>
         <w:rPr>
           <w:rFonts w:ascii="Arial" w:hAnsi="Arial" w:cs="Arial"/>
-          <w:sz w:val="20"/>
-        </w:rPr>
-        <w:t xml:space="preserve"> practices | Testing: </w:t>
-      </w:r>
-      <w:r>
-        <w:rPr>
-          <w:rStyle w:val="Strong"/>
-          <w:rFonts w:ascii="Arial" w:hAnsi="Arial" w:cs="Arial"/>
-          <w:sz w:val="20"/>
+          <w:sz w:val="18"/>
+        </w:rPr>
+        <w:t xml:space="preserve"> practices | </w:t>
+      </w:r>
+      <w:r>
+        <w:rPr>
+          <w:rFonts w:ascii="Arial" w:hAnsi="Arial" w:cs="Arial"/>
+          <w:b/>
+          <w:sz w:val="18"/>
+        </w:rPr>
+        <w:t>Testing</w:t>
+      </w:r>
+      <w:r>
+        <w:rPr>
+          <w:rFonts w:ascii="Arial" w:hAnsi="Arial" w:cs="Arial"/>
+          <w:sz w:val="18"/>
+        </w:rPr>
+        <w:t xml:space="preserve">: </w:t>
+      </w:r>
+      <w:r>
+        <w:rPr>
+          <w:rStyle w:val="Strong"/>
+          <w:rFonts w:ascii="Arial" w:hAnsi="Arial" w:cs="Arial"/>
+          <w:b w:val="0"/>
+          <w:sz w:val="18"/>
         </w:rPr>
         <w:t>Jest</w:t>
       </w:r>
       <w:r>
         <w:rPr>
           <w:rFonts w:ascii="Arial" w:hAnsi="Arial" w:cs="Arial"/>
-          <w:sz w:val="20"/>
-        </w:rPr>
-        <w:t xml:space="preserve">, </w:t>
-      </w:r>
-      <w:r>
-        <w:rPr>
-          <w:rStyle w:val="Strong"/>
-          <w:rFonts w:ascii="Arial" w:hAnsi="Arial" w:cs="Arial"/>
-          <w:sz w:val="20"/>
+          <w:sz w:val="18"/>
+        </w:rPr>
+        <w:t xml:space="preserve">, </w:t>
+      </w:r>
+      <w:r>
+        <w:rPr>
+          <w:rStyle w:val="Strong"/>
+          <w:rFonts w:ascii="Arial" w:hAnsi="Arial" w:cs="Arial"/>
+          <w:b w:val="0"/>
+          <w:sz w:val="18"/>
         </w:rPr>
         <w:t>Mocha</w:t>
       </w:r>
       <w:r>
         <w:rPr>
           <w:rFonts w:ascii="Arial" w:hAnsi="Arial" w:cs="Arial"/>
-          <w:sz w:val="20"/>
-        </w:rPr>
-        <w:t xml:space="preserve">, </w:t>
-      </w:r>
-      <w:r>
-        <w:rPr>
-          <w:rStyle w:val="Strong"/>
-          <w:rFonts w:ascii="Arial" w:hAnsi="Arial" w:cs="Arial"/>
-          <w:sz w:val="20"/>
+          <w:sz w:val="18"/>
+        </w:rPr>
+        <w:t xml:space="preserve">, </w:t>
+      </w:r>
+      <w:r>
+        <w:rPr>
+          <w:rStyle w:val="Strong"/>
+          <w:rFonts w:ascii="Arial" w:hAnsi="Arial" w:cs="Arial"/>
+          <w:b w:val="0"/>
+          <w:sz w:val="18"/>
         </w:rPr>
         <w:t>Chai</w:t>
       </w:r>
       <w:r>
         <w:rPr>
           <w:rFonts w:ascii="Arial" w:hAnsi="Arial" w:cs="Arial"/>
-          <w:sz w:val="20"/>
-        </w:rPr>
-        <w:t xml:space="preserve">, </w:t>
-      </w:r>
-      <w:r>
-        <w:rPr>
-          <w:rStyle w:val="Strong"/>
-          <w:rFonts w:ascii="Arial" w:hAnsi="Arial" w:cs="Arial"/>
-          <w:sz w:val="20"/>
-        </w:rPr>
-        <w:t>React Testing Library</w:t>
-      </w:r>
-      <w:r>
-        <w:rPr>
-          <w:rFonts w:ascii="Arial" w:hAnsi="Arial" w:cs="Arial"/>
-          <w:sz w:val="20"/>
-        </w:rPr>
-        <w:t xml:space="preserve">, </w:t>
-      </w:r>
-      <w:r>
-        <w:rPr>
-          <w:rStyle w:val="Strong"/>
-          <w:rFonts w:ascii="Arial" w:hAnsi="Arial" w:cs="Arial"/>
-          <w:sz w:val="20"/>
+          <w:sz w:val="18"/>
+        </w:rPr>
+        <w:t xml:space="preserve">, </w:t>
+      </w:r>
+      <w:r>
+        <w:rPr>
+          <w:rStyle w:val="Strong"/>
+          <w:rFonts w:ascii="Arial" w:hAnsi="Arial" w:cs="Arial"/>
+          <w:b w:val="0"/>
+          <w:sz w:val="18"/>
+        </w:rPr>
+        <w:t>React</w:t>
+      </w:r>
+      <w:r>
+        <w:rPr>
+          <w:rStyle w:val="Strong"/>
+          <w:rFonts w:ascii="Arial" w:hAnsi="Arial" w:cs="Arial"/>
+          <w:sz w:val="18"/>
+        </w:rPr>
+        <w:t xml:space="preserve"> </w:t>
+      </w:r>
+      <w:r>
+        <w:rPr>
+          <w:rStyle w:val="Strong"/>
+          <w:rFonts w:ascii="Arial" w:hAnsi="Arial" w:cs="Arial"/>
+          <w:b w:val="0"/>
+          <w:sz w:val="18"/>
+        </w:rPr>
+        <w:t>Testing</w:t>
+      </w:r>
+      <w:r>
+        <w:rPr>
+          <w:rStyle w:val="Strong"/>
+          <w:rFonts w:ascii="Arial" w:hAnsi="Arial" w:cs="Arial"/>
+          <w:sz w:val="18"/>
+        </w:rPr>
+        <w:t xml:space="preserve"> </w:t>
+      </w:r>
+      <w:r>
+        <w:rPr>
+          <w:rStyle w:val="Strong"/>
+          <w:rFonts w:ascii="Arial" w:hAnsi="Arial" w:cs="Arial"/>
+          <w:b w:val="0"/>
+          <w:sz w:val="18"/>
+        </w:rPr>
+        <w:t>Library</w:t>
+      </w:r>
+      <w:r>
+        <w:rPr>
+          <w:rFonts w:ascii="Arial" w:hAnsi="Arial" w:cs="Arial"/>
+          <w:sz w:val="18"/>
+        </w:rPr>
+        <w:t xml:space="preserve">, </w:t>
+      </w:r>
+      <w:r>
+        <w:rPr>
+          <w:rStyle w:val="Strong"/>
+          <w:rFonts w:ascii="Arial" w:hAnsi="Arial" w:cs="Arial"/>
+          <w:b w:val="0"/>
+          <w:sz w:val="18"/>
         </w:rPr>
         <w:t>Cypress</w:t>
       </w:r>
       <w:r>
         <w:rPr>
           <w:rFonts w:ascii="Arial" w:hAnsi="Arial" w:cs="Arial"/>
-          <w:sz w:val="20"/>
-        </w:rPr>
-        <w:t xml:space="preserve">, </w:t>
-      </w:r>
-      <w:r>
-        <w:rPr>
-          <w:rStyle w:val="Strong"/>
-          <w:rFonts w:ascii="Arial" w:hAnsi="Arial" w:cs="Arial"/>
-          <w:sz w:val="20"/>
+          <w:sz w:val="18"/>
+        </w:rPr>
+        <w:t xml:space="preserve">, </w:t>
+      </w:r>
+      <w:r>
+        <w:rPr>
+          <w:rStyle w:val="Strong"/>
+          <w:rFonts w:ascii="Arial" w:hAnsi="Arial" w:cs="Arial"/>
+          <w:b w:val="0"/>
+          <w:sz w:val="18"/>
         </w:rPr>
         <w:t>Playwright</w:t>
       </w:r>
       <w:r>
         <w:rPr>
           <w:rFonts w:ascii="Arial" w:hAnsi="Arial" w:cs="Arial"/>
-          <w:sz w:val="20"/>
-        </w:rPr>
-        <w:t xml:space="preserve">, </w:t>
-      </w:r>
-      <w:r>
-        <w:rPr>
-          <w:rStyle w:val="Strong"/>
-          <w:rFonts w:ascii="Arial" w:hAnsi="Arial" w:cs="Arial"/>
-          <w:sz w:val="20"/>
+          <w:sz w:val="18"/>
+        </w:rPr>
+        <w:t xml:space="preserve">, </w:t>
+      </w:r>
+      <w:r>
+        <w:rPr>
+          <w:rStyle w:val="Strong"/>
+          <w:rFonts w:ascii="Arial" w:hAnsi="Arial" w:cs="Arial"/>
+          <w:b w:val="0"/>
+          <w:sz w:val="18"/>
         </w:rPr>
         <w:t>API contract tests (Pact-style)</w:t>
       </w:r>
       <w:r>
         <w:rPr>
           <w:rFonts w:ascii="Arial" w:hAnsi="Arial" w:cs="Arial"/>
-          <w:sz w:val="20"/>
-        </w:rPr>
-        <w:t xml:space="preserve"> | Security: </w:t>
-      </w:r>
-      <w:proofErr w:type="spellStart"/>
-      <w:r>
-        <w:rPr>
-          <w:rStyle w:val="Strong"/>
-          <w:rFonts w:ascii="Arial" w:hAnsi="Arial" w:cs="Arial"/>
-          <w:sz w:val="20"/>
+          <w:sz w:val="18"/>
+        </w:rPr>
+        <w:t xml:space="preserve"> | </w:t>
+      </w:r>
+      <w:r>
+        <w:rPr>
+          <w:rFonts w:ascii="Arial" w:hAnsi="Arial" w:cs="Arial"/>
+          <w:b/>
+          <w:sz w:val="18"/>
+        </w:rPr>
+        <w:t>Security</w:t>
+      </w:r>
+      <w:r>
+        <w:rPr>
+          <w:rFonts w:ascii="Arial" w:hAnsi="Arial" w:cs="Arial"/>
+          <w:sz w:val="18"/>
+        </w:rPr>
+        <w:t xml:space="preserve">: </w:t>
+      </w:r>
+      <w:proofErr w:type="spellStart"/>
+      <w:r>
+        <w:rPr>
+          <w:rStyle w:val="Strong"/>
+          <w:rFonts w:ascii="Arial" w:hAnsi="Arial" w:cs="Arial"/>
+          <w:b w:val="0"/>
+          <w:sz w:val="18"/>
         </w:rPr>
         <w:t>Okta</w:t>
       </w:r>
@@ -2252,39 +3008,50 @@
       <w:r>
         <w:rPr>
           <w:rFonts w:ascii="Arial" w:hAnsi="Arial" w:cs="Arial"/>
-          <w:sz w:val="20"/>
-        </w:rPr>
-        <w:t xml:space="preserve">, </w:t>
-      </w:r>
-      <w:r>
-        <w:rPr>
-          <w:rStyle w:val="Strong"/>
-          <w:rFonts w:ascii="Arial" w:hAnsi="Arial" w:cs="Arial"/>
-          <w:sz w:val="20"/>
+          <w:sz w:val="18"/>
+        </w:rPr>
+        <w:t xml:space="preserve">, </w:t>
+      </w:r>
+      <w:r>
+        <w:rPr>
+          <w:rStyle w:val="Strong"/>
+          <w:rFonts w:ascii="Arial" w:hAnsi="Arial" w:cs="Arial"/>
+          <w:b w:val="0"/>
+          <w:sz w:val="18"/>
         </w:rPr>
         <w:t>Auth0</w:t>
       </w:r>
       <w:r>
         <w:rPr>
           <w:rFonts w:ascii="Arial" w:hAnsi="Arial" w:cs="Arial"/>
-          <w:sz w:val="20"/>
-        </w:rPr>
-        <w:t xml:space="preserve">, </w:t>
-      </w:r>
-      <w:r>
-        <w:rPr>
-          <w:rStyle w:val="Strong"/>
-          <w:rFonts w:ascii="Arial" w:hAnsi="Arial" w:cs="Arial"/>
-          <w:sz w:val="20"/>
-        </w:rPr>
-        <w:t xml:space="preserve">AWS </w:t>
-      </w:r>
-      <w:proofErr w:type="spellStart"/>
-      <w:r>
-        <w:rPr>
-          <w:rStyle w:val="Strong"/>
-          <w:rFonts w:ascii="Arial" w:hAnsi="Arial" w:cs="Arial"/>
-          <w:sz w:val="20"/>
+          <w:sz w:val="18"/>
+        </w:rPr>
+        <w:t xml:space="preserve">, </w:t>
+      </w:r>
+      <w:r>
+        <w:rPr>
+          <w:rStyle w:val="Strong"/>
+          <w:rFonts w:ascii="Arial" w:hAnsi="Arial" w:cs="Arial"/>
+          <w:b w:val="0"/>
+          <w:sz w:val="18"/>
+        </w:rPr>
+        <w:t>AWS</w:t>
+      </w:r>
+      <w:r>
+        <w:rPr>
+          <w:rStyle w:val="Strong"/>
+          <w:rFonts w:ascii="Arial" w:hAnsi="Arial" w:cs="Arial"/>
+          <w:sz w:val="18"/>
+        </w:rPr>
+        <w:t xml:space="preserve"> </w:t>
+      </w:r>
+      <w:proofErr w:type="spellStart"/>
+      <w:r>
+        <w:rPr>
+          <w:rStyle w:val="Strong"/>
+          <w:rFonts w:ascii="Arial" w:hAnsi="Arial" w:cs="Arial"/>
+          <w:b w:val="0"/>
+          <w:sz w:val="18"/>
         </w:rPr>
         <w:t>Cognito</w:t>
       </w:r>
@@ -2292,37 +3059,56 @@
       <w:r>
         <w:rPr>
           <w:rFonts w:ascii="Arial" w:hAnsi="Arial" w:cs="Arial"/>
-          <w:sz w:val="20"/>
-        </w:rPr>
-        <w:t xml:space="preserve">, </w:t>
-      </w:r>
-      <w:r>
-        <w:rPr>
-          <w:rStyle w:val="Strong"/>
-          <w:rFonts w:ascii="Arial" w:hAnsi="Arial" w:cs="Arial"/>
-          <w:sz w:val="20"/>
+          <w:sz w:val="18"/>
+        </w:rPr>
+        <w:t xml:space="preserve">, </w:t>
+      </w:r>
+      <w:r>
+        <w:rPr>
+          <w:rStyle w:val="Strong"/>
+          <w:rFonts w:ascii="Arial" w:hAnsi="Arial" w:cs="Arial"/>
+          <w:b w:val="0"/>
+          <w:sz w:val="18"/>
         </w:rPr>
         <w:t>RBAC/ABAC</w:t>
       </w:r>
       <w:r>
         <w:rPr>
           <w:rFonts w:ascii="Arial" w:hAnsi="Arial" w:cs="Arial"/>
-          <w:sz w:val="20"/>
-        </w:rPr>
-        <w:t xml:space="preserve">, </w:t>
-      </w:r>
-      <w:r>
-        <w:rPr>
-          <w:rStyle w:val="Strong"/>
-          <w:rFonts w:ascii="Arial" w:hAnsi="Arial" w:cs="Arial"/>
-          <w:sz w:val="20"/>
-        </w:rPr>
-        <w:t>audit logging</w:t>
-      </w:r>
-      <w:r>
-        <w:rPr>
-          <w:rFonts w:ascii="Arial" w:hAnsi="Arial" w:cs="Arial"/>
-          <w:sz w:val="20"/>
+          <w:sz w:val="18"/>
+        </w:rPr>
+        <w:t xml:space="preserve">, </w:t>
+      </w:r>
+      <w:r>
+        <w:rPr>
+          <w:rStyle w:val="Strong"/>
+          <w:rFonts w:ascii="Arial" w:hAnsi="Arial" w:cs="Arial"/>
+          <w:b w:val="0"/>
+          <w:sz w:val="18"/>
+        </w:rPr>
+        <w:t>audit</w:t>
+      </w:r>
+      <w:r>
+        <w:rPr>
+          <w:rStyle w:val="Strong"/>
+          <w:rFonts w:ascii="Arial" w:hAnsi="Arial" w:cs="Arial"/>
+          <w:sz w:val="18"/>
+        </w:rPr>
+        <w:t xml:space="preserve"> </w:t>
+      </w:r>
+      <w:r>
+        <w:rPr>
+          <w:rStyle w:val="Strong"/>
+          <w:rFonts w:ascii="Arial" w:hAnsi="Arial" w:cs="Arial"/>
+          <w:b w:val="0"/>
+          <w:sz w:val="18"/>
+        </w:rPr>
+        <w:t>logging</w:t>
+      </w:r>
+      <w:r>
+        <w:rPr>
+          <w:rFonts w:ascii="Arial" w:hAnsi="Arial" w:cs="Arial"/>
+          <w:sz w:val="18"/>
         </w:rPr>
         <w:t>, secrets patterns</w:t>
       </w:r>
@@ -2401,13 +3187,13 @@
         <w:jc w:val="both"/>
         <w:rPr>
           <w:rFonts w:ascii="Arial" w:hAnsi="Arial" w:cs="Arial"/>
-          <w:sz w:val="20"/>
-        </w:rPr>
-      </w:pPr>
-      <w:r>
-        <w:rPr>
-          <w:rFonts w:ascii="Arial" w:hAnsi="Arial" w:cs="Arial"/>
-          <w:sz w:val="20"/>
+          <w:sz w:val="18"/>
+        </w:rPr>
+      </w:pPr>
+      <w:r>
+        <w:rPr>
+          <w:rFonts w:ascii="Arial" w:hAnsi="Arial" w:cs="Arial"/>
+          <w:sz w:val="18"/>
         </w:rPr>
         <w:t xml:space="preserve">Led an </w:t>
       </w:r>
@@ -2415,14 +3201,14 @@
         <w:rPr>
           <w:rStyle w:val="Strong"/>
           <w:rFonts w:ascii="Arial" w:hAnsi="Arial" w:cs="Arial"/>
-          <w:sz w:val="20"/>
+          <w:sz w:val="18"/>
         </w:rPr>
         <w:t>Angular modernization</w:t>
       </w:r>
       <w:r>
         <w:rPr>
           <w:rFonts w:ascii="Arial" w:hAnsi="Arial" w:cs="Arial"/>
-          <w:sz w:val="20"/>
+          <w:sz w:val="18"/>
         </w:rPr>
         <w:t xml:space="preserve"> program, rebuilding fragile flows into typed feature modules with consistent routing/guards and reusable UI patterns to reduce regression risk.</w:t>
       </w:r>
@@ -2437,13 +3223,13 @@
         <w:jc w:val="both"/>
         <w:rPr>
           <w:rFonts w:ascii="Arial" w:hAnsi="Arial" w:cs="Arial"/>
-          <w:sz w:val="20"/>
-        </w:rPr>
-      </w:pPr>
-      <w:r>
-        <w:rPr>
-          <w:rFonts w:ascii="Arial" w:hAnsi="Arial" w:cs="Arial"/>
-          <w:sz w:val="20"/>
+          <w:sz w:val="18"/>
+        </w:rPr>
+      </w:pPr>
+      <w:r>
+        <w:rPr>
+          <w:rFonts w:ascii="Arial" w:hAnsi="Arial" w:cs="Arial"/>
+          <w:sz w:val="18"/>
         </w:rPr>
         <w:t xml:space="preserve">Refactored complex client state into </w:t>
       </w:r>
@@ -2452,7 +3238,7 @@
         <w:rPr>
           <w:rStyle w:val="Strong"/>
           <w:rFonts w:ascii="Arial" w:hAnsi="Arial" w:cs="Arial"/>
-          <w:sz w:val="20"/>
+          <w:sz w:val="18"/>
         </w:rPr>
         <w:t>NgRx</w:t>
       </w:r>
@@ -2460,7 +3246,7 @@
       <w:r>
         <w:rPr>
           <w:rFonts w:ascii="Arial" w:hAnsi="Arial" w:cs="Arial"/>
-          <w:sz w:val="20"/>
+          <w:sz w:val="18"/>
         </w:rPr>
         <w:t xml:space="preserve"> slices with selectors/effects, eliminating duplicate requests and making performance bottlenecks measurable and fixable.</w:t>
       </w:r>
@@ -2475,13 +3261,13 @@
         <w:jc w:val="both"/>
         <w:rPr>
           <w:rFonts w:ascii="Arial" w:hAnsi="Arial" w:cs="Arial"/>
-          <w:sz w:val="20"/>
-        </w:rPr>
-      </w:pPr>
-      <w:r>
-        <w:rPr>
-          <w:rFonts w:ascii="Arial" w:hAnsi="Arial" w:cs="Arial"/>
-          <w:sz w:val="20"/>
+          <w:sz w:val="18"/>
+        </w:rPr>
+      </w:pPr>
+      <w:r>
+        <w:rPr>
+          <w:rFonts w:ascii="Arial" w:hAnsi="Arial" w:cs="Arial"/>
+          <w:sz w:val="18"/>
         </w:rPr>
         <w:t xml:space="preserve">Designed and delivered </w:t>
       </w:r>
@@ -2489,14 +3275,14 @@
         <w:rPr>
           <w:rStyle w:val="Strong"/>
           <w:rFonts w:ascii="Arial" w:hAnsi="Arial" w:cs="Arial"/>
-          <w:sz w:val="20"/>
+          <w:sz w:val="18"/>
         </w:rPr>
         <w:t>Spring Boot</w:t>
       </w:r>
       <w:r>
         <w:rPr>
           <w:rFonts w:ascii="Arial" w:hAnsi="Arial" w:cs="Arial"/>
-          <w:sz w:val="20"/>
+          <w:sz w:val="18"/>
         </w:rPr>
         <w:t xml:space="preserve"> </w:t>
       </w:r>
@@ -2504,14 +3290,14 @@
         <w:rPr>
           <w:rStyle w:val="Strong"/>
           <w:rFonts w:ascii="Arial" w:hAnsi="Arial" w:cs="Arial"/>
-          <w:sz w:val="20"/>
+          <w:sz w:val="18"/>
         </w:rPr>
         <w:t>REST APIs</w:t>
       </w:r>
       <w:r>
         <w:rPr>
           <w:rFonts w:ascii="Arial" w:hAnsi="Arial" w:cs="Arial"/>
-          <w:sz w:val="20"/>
+          <w:sz w:val="18"/>
         </w:rPr>
         <w:t xml:space="preserve"> with consistent pagination/filtering and stable error contracts, keeping frontend and backend evolution </w:t>
       </w:r>
@@ -2519,14 +3305,14 @@
         <w:rPr>
           <w:rStyle w:val="Strong"/>
           <w:rFonts w:ascii="Arial" w:hAnsi="Arial" w:cs="Arial"/>
-          <w:sz w:val="20"/>
+          <w:sz w:val="18"/>
         </w:rPr>
         <w:t>backward-compatible</w:t>
       </w:r>
       <w:r>
         <w:rPr>
           <w:rFonts w:ascii="Arial" w:hAnsi="Arial" w:cs="Arial"/>
-          <w:sz w:val="20"/>
+          <w:sz w:val="18"/>
         </w:rPr>
         <w:t>.</w:t>
       </w:r>
@@ -2541,13 +3327,13 @@
         <w:jc w:val="both"/>
         <w:rPr>
           <w:rFonts w:ascii="Arial" w:hAnsi="Arial" w:cs="Arial"/>
-          <w:sz w:val="20"/>
-        </w:rPr>
-      </w:pPr>
-      <w:r>
-        <w:rPr>
-          <w:rFonts w:ascii="Arial" w:hAnsi="Arial" w:cs="Arial"/>
-          <w:sz w:val="20"/>
+          <w:sz w:val="18"/>
+        </w:rPr>
+      </w:pPr>
+      <w:r>
+        <w:rPr>
+          <w:rFonts w:ascii="Arial" w:hAnsi="Arial" w:cs="Arial"/>
+          <w:sz w:val="18"/>
         </w:rPr>
         <w:t xml:space="preserve">Implemented </w:t>
       </w:r>
@@ -2555,14 +3341,14 @@
         <w:rPr>
           <w:rStyle w:val="Strong"/>
           <w:rFonts w:ascii="Arial" w:hAnsi="Arial" w:cs="Arial"/>
-          <w:sz w:val="20"/>
+          <w:sz w:val="18"/>
         </w:rPr>
         <w:t>Spring Security</w:t>
       </w:r>
       <w:r>
         <w:rPr>
           <w:rFonts w:ascii="Arial" w:hAnsi="Arial" w:cs="Arial"/>
-          <w:sz w:val="20"/>
+          <w:sz w:val="18"/>
         </w:rPr>
         <w:t xml:space="preserve"> authentication with </w:t>
       </w:r>
@@ -2570,14 +3356,14 @@
         <w:rPr>
           <w:rStyle w:val="Strong"/>
           <w:rFonts w:ascii="Arial" w:hAnsi="Arial" w:cs="Arial"/>
-          <w:sz w:val="20"/>
+          <w:sz w:val="18"/>
         </w:rPr>
         <w:t>JWT</w:t>
       </w:r>
       <w:r>
         <w:rPr>
           <w:rFonts w:ascii="Arial" w:hAnsi="Arial" w:cs="Arial"/>
-          <w:sz w:val="20"/>
+          <w:sz w:val="18"/>
         </w:rPr>
         <w:t xml:space="preserve"> plus </w:t>
       </w:r>
@@ -2585,7 +3371,7 @@
         <w:rPr>
           <w:rStyle w:val="Strong"/>
           <w:rFonts w:ascii="Arial" w:hAnsi="Arial" w:cs="Arial"/>
-          <w:sz w:val="20"/>
+          <w:sz w:val="18"/>
         </w:rPr>
         <w:t xml:space="preserve">OAuth2 / </w:t>
       </w:r>
@@ -2594,7 +3380,7 @@
         <w:rPr>
           <w:rStyle w:val="Strong"/>
           <w:rFonts w:ascii="Arial" w:hAnsi="Arial" w:cs="Arial"/>
-          <w:sz w:val="20"/>
+          <w:sz w:val="18"/>
         </w:rPr>
         <w:t>OpenID</w:t>
       </w:r>
@@ -2603,14 +3389,14 @@
         <w:rPr>
           <w:rStyle w:val="Strong"/>
           <w:rFonts w:ascii="Arial" w:hAnsi="Arial" w:cs="Arial"/>
-          <w:sz w:val="20"/>
+          <w:sz w:val="18"/>
         </w:rPr>
         <w:t xml:space="preserve"> Connect</w:t>
       </w:r>
       <w:r>
         <w:rPr>
           <w:rFonts w:ascii="Arial" w:hAnsi="Arial" w:cs="Arial"/>
-          <w:sz w:val="20"/>
+          <w:sz w:val="18"/>
         </w:rPr>
         <w:t xml:space="preserve"> integrations (including </w:t>
       </w:r>
@@ -2619,7 +3405,7 @@
         <w:rPr>
           <w:rStyle w:val="Strong"/>
           <w:rFonts w:ascii="Arial" w:hAnsi="Arial" w:cs="Arial"/>
-          <w:sz w:val="20"/>
+          <w:sz w:val="18"/>
         </w:rPr>
         <w:t>Okta</w:t>
       </w:r>
@@ -2627,22 +3413,22 @@
       <w:r>
         <w:rPr>
           <w:rFonts w:ascii="Arial" w:hAnsi="Arial" w:cs="Arial"/>
-          <w:sz w:val="20"/>
-        </w:rPr>
-        <w:t xml:space="preserve">, </w:t>
-      </w:r>
-      <w:r>
-        <w:rPr>
-          <w:rStyle w:val="Strong"/>
-          <w:rFonts w:ascii="Arial" w:hAnsi="Arial" w:cs="Arial"/>
-          <w:sz w:val="20"/>
+          <w:sz w:val="18"/>
+        </w:rPr>
+        <w:t xml:space="preserve">, </w:t>
+      </w:r>
+      <w:r>
+        <w:rPr>
+          <w:rStyle w:val="Strong"/>
+          <w:rFonts w:ascii="Arial" w:hAnsi="Arial" w:cs="Arial"/>
+          <w:sz w:val="18"/>
         </w:rPr>
         <w:t>Auth0</w:t>
       </w:r>
       <w:r>
         <w:rPr>
           <w:rFonts w:ascii="Arial" w:hAnsi="Arial" w:cs="Arial"/>
-          <w:sz w:val="20"/>
+          <w:sz w:val="18"/>
         </w:rPr>
         <w:t xml:space="preserve">, and </w:t>
       </w:r>
@@ -2650,7 +3436,7 @@
         <w:rPr>
           <w:rStyle w:val="Strong"/>
           <w:rFonts w:ascii="Arial" w:hAnsi="Arial" w:cs="Arial"/>
-          <w:sz w:val="20"/>
+          <w:sz w:val="18"/>
         </w:rPr>
         <w:t xml:space="preserve">AWS </w:t>
       </w:r>
@@ -2659,7 +3445,7 @@
         <w:rPr>
           <w:rStyle w:val="Strong"/>
           <w:rFonts w:ascii="Arial" w:hAnsi="Arial" w:cs="Arial"/>
-          <w:sz w:val="20"/>
+          <w:sz w:val="18"/>
         </w:rPr>
         <w:t>Cognito</w:t>
       </w:r>
@@ -2667,7 +3453,7 @@
       <w:r>
         <w:rPr>
           <w:rFonts w:ascii="Arial" w:hAnsi="Arial" w:cs="Arial"/>
-          <w:sz w:val="20"/>
+          <w:sz w:val="18"/>
         </w:rPr>
         <w:t>) to enforce least-privilege access.</w:t>
       </w:r>
@@ -2682,13 +3468,13 @@
         <w:jc w:val="both"/>
         <w:rPr>
           <w:rFonts w:ascii="Arial" w:hAnsi="Arial" w:cs="Arial"/>
-          <w:sz w:val="20"/>
-        </w:rPr>
-      </w:pPr>
-      <w:r>
-        <w:rPr>
-          <w:rFonts w:ascii="Arial" w:hAnsi="Arial" w:cs="Arial"/>
-          <w:sz w:val="20"/>
+          <w:sz w:val="18"/>
+        </w:rPr>
+      </w:pPr>
+      <w:r>
+        <w:rPr>
+          <w:rFonts w:ascii="Arial" w:hAnsi="Arial" w:cs="Arial"/>
+          <w:sz w:val="18"/>
         </w:rPr>
         <w:t xml:space="preserve">Built a transactional service layer with clean separation of controllers/domain/services, improving </w:t>
       </w:r>
@@ -2696,14 +3482,14 @@
         <w:rPr>
           <w:rStyle w:val="Strong"/>
           <w:rFonts w:ascii="Arial" w:hAnsi="Arial" w:cs="Arial"/>
-          <w:sz w:val="20"/>
+          <w:sz w:val="18"/>
         </w:rPr>
         <w:t>testability</w:t>
       </w:r>
       <w:r>
         <w:rPr>
           <w:rFonts w:ascii="Arial" w:hAnsi="Arial" w:cs="Arial"/>
-          <w:sz w:val="20"/>
+          <w:sz w:val="18"/>
         </w:rPr>
         <w:t xml:space="preserve"> and speeding iteration on business rules without endpoint spaghetti.</w:t>
       </w:r>
@@ -2718,13 +3504,13 @@
         <w:jc w:val="both"/>
         <w:rPr>
           <w:rFonts w:ascii="Arial" w:hAnsi="Arial" w:cs="Arial"/>
-          <w:sz w:val="20"/>
-        </w:rPr>
-      </w:pPr>
-      <w:r>
-        <w:rPr>
-          <w:rFonts w:ascii="Arial" w:hAnsi="Arial" w:cs="Arial"/>
-          <w:sz w:val="20"/>
+          <w:sz w:val="18"/>
+        </w:rPr>
+      </w:pPr>
+      <w:r>
+        <w:rPr>
+          <w:rFonts w:ascii="Arial" w:hAnsi="Arial" w:cs="Arial"/>
+          <w:sz w:val="18"/>
         </w:rPr>
         <w:t xml:space="preserve">Tuned </w:t>
       </w:r>
@@ -2733,7 +3519,7 @@
         <w:rPr>
           <w:rStyle w:val="Strong"/>
           <w:rFonts w:ascii="Arial" w:hAnsi="Arial" w:cs="Arial"/>
-          <w:sz w:val="20"/>
+          <w:sz w:val="18"/>
         </w:rPr>
         <w:t>PostgreSQL</w:t>
       </w:r>
@@ -2741,7 +3527,7 @@
       <w:r>
         <w:rPr>
           <w:rFonts w:ascii="Arial" w:hAnsi="Arial" w:cs="Arial"/>
-          <w:sz w:val="20"/>
+          <w:sz w:val="18"/>
         </w:rPr>
         <w:t xml:space="preserve"> performance by profiling slow queries, adding targeted indexes, and tightening transaction boundaries, stabilizing p95 latency for core workflows.</w:t>
       </w:r>
@@ -2756,13 +3542,13 @@
         <w:jc w:val="both"/>
         <w:rPr>
           <w:rFonts w:ascii="Arial" w:hAnsi="Arial" w:cs="Arial"/>
-          <w:sz w:val="20"/>
-        </w:rPr>
-      </w:pPr>
-      <w:r>
-        <w:rPr>
-          <w:rFonts w:ascii="Arial" w:hAnsi="Arial" w:cs="Arial"/>
-          <w:sz w:val="20"/>
+          <w:sz w:val="18"/>
+        </w:rPr>
+      </w:pPr>
+      <w:r>
+        <w:rPr>
+          <w:rFonts w:ascii="Arial" w:hAnsi="Arial" w:cs="Arial"/>
+          <w:sz w:val="18"/>
         </w:rPr>
         <w:t xml:space="preserve">Introduced caching and read-optimization using </w:t>
       </w:r>
@@ -2771,7 +3557,7 @@
         <w:rPr>
           <w:rStyle w:val="Strong"/>
           <w:rFonts w:ascii="Arial" w:hAnsi="Arial" w:cs="Arial"/>
-          <w:sz w:val="20"/>
+          <w:sz w:val="18"/>
         </w:rPr>
         <w:t>Redis</w:t>
       </w:r>
@@ -2780,7 +3566,7 @@
         <w:rPr>
           <w:rStyle w:val="Strong"/>
           <w:rFonts w:ascii="Arial" w:hAnsi="Arial" w:cs="Arial"/>
-          <w:sz w:val="20"/>
+          <w:sz w:val="18"/>
         </w:rPr>
         <w:t xml:space="preserve"> / </w:t>
       </w:r>
@@ -2789,7 +3575,7 @@
         <w:rPr>
           <w:rStyle w:val="Strong"/>
           <w:rFonts w:ascii="Arial" w:hAnsi="Arial" w:cs="Arial"/>
-          <w:sz w:val="20"/>
+          <w:sz w:val="18"/>
         </w:rPr>
         <w:t>ElastiCache</w:t>
       </w:r>
@@ -2797,7 +3583,7 @@
       <w:r>
         <w:rPr>
           <w:rFonts w:ascii="Arial" w:hAnsi="Arial" w:cs="Arial"/>
-          <w:sz w:val="20"/>
+          <w:sz w:val="18"/>
         </w:rPr>
         <w:t xml:space="preserve"> patterns for hot lookups, reducing DB load while keeping correctness via cache-invalidation rules.</w:t>
       </w:r>
@@ -2812,13 +3598,13 @@
         <w:jc w:val="both"/>
         <w:rPr>
           <w:rFonts w:ascii="Arial" w:hAnsi="Arial" w:cs="Arial"/>
-          <w:sz w:val="20"/>
-        </w:rPr>
-      </w:pPr>
-      <w:r>
-        <w:rPr>
-          <w:rFonts w:ascii="Arial" w:hAnsi="Arial" w:cs="Arial"/>
-          <w:sz w:val="20"/>
+          <w:sz w:val="18"/>
+        </w:rPr>
+      </w:pPr>
+      <w:r>
+        <w:rPr>
+          <w:rFonts w:ascii="Arial" w:hAnsi="Arial" w:cs="Arial"/>
+          <w:sz w:val="18"/>
         </w:rPr>
         <w:t xml:space="preserve">Implemented event-driven workflows using </w:t>
       </w:r>
@@ -2826,23 +3612,23 @@
         <w:rPr>
           <w:rStyle w:val="Strong"/>
           <w:rFonts w:ascii="Arial" w:hAnsi="Arial" w:cs="Arial"/>
-          <w:sz w:val="20"/>
+          <w:sz w:val="18"/>
         </w:rPr>
         <w:t>Kafka</w:t>
       </w:r>
       <w:r>
         <w:rPr>
           <w:rFonts w:ascii="Arial" w:hAnsi="Arial" w:cs="Arial"/>
-          <w:sz w:val="20"/>
-        </w:rPr>
-        <w:t xml:space="preserve">, </w:t>
-      </w:r>
-      <w:proofErr w:type="spellStart"/>
-      <w:r>
-        <w:rPr>
-          <w:rStyle w:val="Strong"/>
-          <w:rFonts w:ascii="Arial" w:hAnsi="Arial" w:cs="Arial"/>
-          <w:sz w:val="20"/>
+          <w:sz w:val="18"/>
+        </w:rPr>
+        <w:t xml:space="preserve">, </w:t>
+      </w:r>
+      <w:proofErr w:type="spellStart"/>
+      <w:r>
+        <w:rPr>
+          <w:rStyle w:val="Strong"/>
+          <w:rFonts w:ascii="Arial" w:hAnsi="Arial" w:cs="Arial"/>
+          <w:sz w:val="18"/>
         </w:rPr>
         <w:t>RabbitMQ</w:t>
       </w:r>
@@ -2850,7 +3636,7 @@
       <w:r>
         <w:rPr>
           <w:rFonts w:ascii="Arial" w:hAnsi="Arial" w:cs="Arial"/>
-          <w:sz w:val="20"/>
+          <w:sz w:val="18"/>
         </w:rPr>
         <w:t xml:space="preserve">, and </w:t>
       </w:r>
@@ -2858,14 +3644,14 @@
         <w:rPr>
           <w:rStyle w:val="Strong"/>
           <w:rFonts w:ascii="Arial" w:hAnsi="Arial" w:cs="Arial"/>
-          <w:sz w:val="20"/>
+          <w:sz w:val="18"/>
         </w:rPr>
         <w:t>AWS SQS/SNS</w:t>
       </w:r>
       <w:r>
         <w:rPr>
           <w:rFonts w:ascii="Arial" w:hAnsi="Arial" w:cs="Arial"/>
-          <w:sz w:val="20"/>
+          <w:sz w:val="18"/>
         </w:rPr>
         <w:t xml:space="preserve">, adding </w:t>
       </w:r>
@@ -2874,7 +3660,7 @@
         <w:rPr>
           <w:rStyle w:val="Strong"/>
           <w:rFonts w:ascii="Arial" w:hAnsi="Arial" w:cs="Arial"/>
-          <w:sz w:val="20"/>
+          <w:sz w:val="18"/>
         </w:rPr>
         <w:t>idempotency</w:t>
       </w:r>
@@ -2883,14 +3669,14 @@
         <w:rPr>
           <w:rStyle w:val="Strong"/>
           <w:rFonts w:ascii="Arial" w:hAnsi="Arial" w:cs="Arial"/>
-          <w:sz w:val="20"/>
+          <w:sz w:val="18"/>
         </w:rPr>
         <w:t xml:space="preserve"> keys</w:t>
       </w:r>
       <w:r>
         <w:rPr>
           <w:rFonts w:ascii="Arial" w:hAnsi="Arial" w:cs="Arial"/>
-          <w:sz w:val="20"/>
+          <w:sz w:val="18"/>
         </w:rPr>
         <w:t>, retry policies, and DLQs to prevent duplicate side effects.</w:t>
       </w:r>
@@ -2905,15 +3691,14 @@
         <w:jc w:val="both"/>
         <w:rPr>
           <w:rFonts w:ascii="Arial" w:hAnsi="Arial" w:cs="Arial"/>
-          <w:sz w:val="20"/>
-        </w:rPr>
-      </w:pPr>
-      <w:r>
-        <w:rPr>
-          <w:rFonts w:ascii="Arial" w:hAnsi="Arial" w:cs="Arial"/>
-          <w:sz w:val="20"/>
-        </w:rPr>
-        <w:lastRenderedPageBreak/>
+          <w:sz w:val="18"/>
+        </w:rPr>
+      </w:pPr>
+      <w:r>
+        <w:rPr>
+          <w:rFonts w:ascii="Arial" w:hAnsi="Arial" w:cs="Arial"/>
+          <w:sz w:val="18"/>
+        </w:rPr>
         <w:t xml:space="preserve">Delivered search-backed experiences using </w:t>
       </w:r>
       <w:proofErr w:type="spellStart"/>
@@ -2921,7 +3706,7 @@
         <w:rPr>
           <w:rStyle w:val="Strong"/>
           <w:rFonts w:ascii="Arial" w:hAnsi="Arial" w:cs="Arial"/>
-          <w:sz w:val="20"/>
+          <w:sz w:val="18"/>
         </w:rPr>
         <w:t>Elasticsearch</w:t>
       </w:r>
@@ -2930,14 +3715,14 @@
         <w:rPr>
           <w:rStyle w:val="Strong"/>
           <w:rFonts w:ascii="Arial" w:hAnsi="Arial" w:cs="Arial"/>
-          <w:sz w:val="20"/>
+          <w:sz w:val="18"/>
         </w:rPr>
         <w:t xml:space="preserve"> / OpenSearch</w:t>
       </w:r>
       <w:r>
         <w:rPr>
           <w:rFonts w:ascii="Arial" w:hAnsi="Arial" w:cs="Arial"/>
-          <w:sz w:val="20"/>
+          <w:sz w:val="18"/>
         </w:rPr>
         <w:t>, improving relevancy and response times via mapping design and query tuning for user-facing filters.</w:t>
       </w:r>
@@ -2952,13 +3737,13 @@
         <w:jc w:val="both"/>
         <w:rPr>
           <w:rFonts w:ascii="Arial" w:hAnsi="Arial" w:cs="Arial"/>
-          <w:sz w:val="20"/>
-        </w:rPr>
-      </w:pPr>
-      <w:r>
-        <w:rPr>
-          <w:rFonts w:ascii="Arial" w:hAnsi="Arial" w:cs="Arial"/>
-          <w:sz w:val="20"/>
+          <w:sz w:val="18"/>
+        </w:rPr>
+      </w:pPr>
+      <w:r>
+        <w:rPr>
+          <w:rFonts w:ascii="Arial" w:hAnsi="Arial" w:cs="Arial"/>
+          <w:sz w:val="18"/>
         </w:rPr>
         <w:t xml:space="preserve">Built export/analytics pipelines feeding </w:t>
       </w:r>
@@ -2966,14 +3751,14 @@
         <w:rPr>
           <w:rStyle w:val="Strong"/>
           <w:rFonts w:ascii="Arial" w:hAnsi="Arial" w:cs="Arial"/>
-          <w:sz w:val="20"/>
+          <w:sz w:val="18"/>
         </w:rPr>
         <w:t>Redshift</w:t>
       </w:r>
       <w:r>
         <w:rPr>
           <w:rFonts w:ascii="Arial" w:hAnsi="Arial" w:cs="Arial"/>
-          <w:sz w:val="20"/>
+          <w:sz w:val="18"/>
         </w:rPr>
         <w:t xml:space="preserve"> and </w:t>
       </w:r>
@@ -2982,7 +3767,7 @@
         <w:rPr>
           <w:rStyle w:val="Strong"/>
           <w:rFonts w:ascii="Arial" w:hAnsi="Arial" w:cs="Arial"/>
-          <w:sz w:val="20"/>
+          <w:sz w:val="18"/>
         </w:rPr>
         <w:t>BigQuery</w:t>
       </w:r>
@@ -2990,7 +3775,7 @@
       <w:r>
         <w:rPr>
           <w:rFonts w:ascii="Arial" w:hAnsi="Arial" w:cs="Arial"/>
-          <w:sz w:val="20"/>
+          <w:sz w:val="18"/>
         </w:rPr>
         <w:t>, aligning product reporting with reliable event capture and schema evolution practices.</w:t>
       </w:r>
@@ -3005,14 +3790,15 @@
         <w:jc w:val="both"/>
         <w:rPr>
           <w:rFonts w:ascii="Arial" w:hAnsi="Arial" w:cs="Arial"/>
-          <w:sz w:val="20"/>
-        </w:rPr>
-      </w:pPr>
-      <w:r>
-        <w:rPr>
-          <w:rFonts w:ascii="Arial" w:hAnsi="Arial" w:cs="Arial"/>
-          <w:sz w:val="20"/>
-        </w:rPr>
+          <w:sz w:val="18"/>
+        </w:rPr>
+      </w:pPr>
+      <w:r>
+        <w:rPr>
+          <w:rFonts w:ascii="Arial" w:hAnsi="Arial" w:cs="Arial"/>
+          <w:sz w:val="18"/>
+        </w:rPr>
+        <w:lastRenderedPageBreak/>
         <w:t xml:space="preserve">Deployed services in containerized environments using </w:t>
       </w:r>
       <w:proofErr w:type="spellStart"/>
@@ -3020,7 +3806,7 @@
         <w:rPr>
           <w:rStyle w:val="Strong"/>
           <w:rFonts w:ascii="Arial" w:hAnsi="Arial" w:cs="Arial"/>
-          <w:sz w:val="20"/>
+          <w:sz w:val="18"/>
         </w:rPr>
         <w:t>Docker</w:t>
       </w:r>
@@ -3028,7 +3814,7 @@
       <w:r>
         <w:rPr>
           <w:rFonts w:ascii="Arial" w:hAnsi="Arial" w:cs="Arial"/>
-          <w:sz w:val="20"/>
+          <w:sz w:val="18"/>
         </w:rPr>
         <w:t xml:space="preserve"> with </w:t>
       </w:r>
@@ -3037,7 +3823,7 @@
         <w:rPr>
           <w:rStyle w:val="Strong"/>
           <w:rFonts w:ascii="Arial" w:hAnsi="Arial" w:cs="Arial"/>
-          <w:sz w:val="20"/>
+          <w:sz w:val="18"/>
         </w:rPr>
         <w:t>Kubernetes</w:t>
       </w:r>
@@ -3045,7 +3831,7 @@
       <w:r>
         <w:rPr>
           <w:rFonts w:ascii="Arial" w:hAnsi="Arial" w:cs="Arial"/>
-          <w:sz w:val="20"/>
+          <w:sz w:val="18"/>
         </w:rPr>
         <w:t xml:space="preserve"> on </w:t>
       </w:r>
@@ -3053,14 +3839,14 @@
         <w:rPr>
           <w:rStyle w:val="Strong"/>
           <w:rFonts w:ascii="Arial" w:hAnsi="Arial" w:cs="Arial"/>
-          <w:sz w:val="20"/>
+          <w:sz w:val="18"/>
         </w:rPr>
         <w:t>EKS</w:t>
       </w:r>
       <w:r>
         <w:rPr>
           <w:rFonts w:ascii="Arial" w:hAnsi="Arial" w:cs="Arial"/>
-          <w:sz w:val="20"/>
+          <w:sz w:val="18"/>
         </w:rPr>
         <w:t xml:space="preserve"> (and exposure to </w:t>
       </w:r>
@@ -3068,14 +3854,14 @@
         <w:rPr>
           <w:rStyle w:val="Strong"/>
           <w:rFonts w:ascii="Arial" w:hAnsi="Arial" w:cs="Arial"/>
-          <w:sz w:val="20"/>
+          <w:sz w:val="18"/>
         </w:rPr>
         <w:t>AKS/GKE</w:t>
       </w:r>
       <w:r>
         <w:rPr>
           <w:rFonts w:ascii="Arial" w:hAnsi="Arial" w:cs="Arial"/>
-          <w:sz w:val="20"/>
+          <w:sz w:val="18"/>
         </w:rPr>
         <w:t xml:space="preserve"> patterns), standardizing rollout playbooks.</w:t>
       </w:r>
@@ -3090,13 +3876,13 @@
         <w:jc w:val="both"/>
         <w:rPr>
           <w:rFonts w:ascii="Arial" w:hAnsi="Arial" w:cs="Arial"/>
-          <w:sz w:val="20"/>
-        </w:rPr>
-      </w:pPr>
-      <w:r>
-        <w:rPr>
-          <w:rFonts w:ascii="Arial" w:hAnsi="Arial" w:cs="Arial"/>
-          <w:sz w:val="20"/>
+          <w:sz w:val="18"/>
+        </w:rPr>
+      </w:pPr>
+      <w:r>
+        <w:rPr>
+          <w:rFonts w:ascii="Arial" w:hAnsi="Arial" w:cs="Arial"/>
+          <w:sz w:val="18"/>
         </w:rPr>
         <w:t xml:space="preserve">Automated delivery through </w:t>
       </w:r>
@@ -3104,14 +3890,14 @@
         <w:rPr>
           <w:rStyle w:val="Strong"/>
           <w:rFonts w:ascii="Arial" w:hAnsi="Arial" w:cs="Arial"/>
-          <w:sz w:val="20"/>
+          <w:sz w:val="18"/>
         </w:rPr>
         <w:t>CI/CD</w:t>
       </w:r>
       <w:r>
         <w:rPr>
           <w:rFonts w:ascii="Arial" w:hAnsi="Arial" w:cs="Arial"/>
-          <w:sz w:val="20"/>
+          <w:sz w:val="18"/>
         </w:rPr>
         <w:t xml:space="preserve"> with </w:t>
       </w:r>
@@ -3120,7 +3906,7 @@
         <w:rPr>
           <w:rStyle w:val="Strong"/>
           <w:rFonts w:ascii="Arial" w:hAnsi="Arial" w:cs="Arial"/>
-          <w:sz w:val="20"/>
+          <w:sz w:val="18"/>
         </w:rPr>
         <w:t>GitHub</w:t>
       </w:r>
@@ -3129,23 +3915,23 @@
         <w:rPr>
           <w:rStyle w:val="Strong"/>
           <w:rFonts w:ascii="Arial" w:hAnsi="Arial" w:cs="Arial"/>
-          <w:sz w:val="20"/>
+          <w:sz w:val="18"/>
         </w:rPr>
         <w:t xml:space="preserve"> Actions</w:t>
       </w:r>
       <w:r>
         <w:rPr>
           <w:rFonts w:ascii="Arial" w:hAnsi="Arial" w:cs="Arial"/>
-          <w:sz w:val="20"/>
-        </w:rPr>
-        <w:t xml:space="preserve">, </w:t>
-      </w:r>
-      <w:proofErr w:type="spellStart"/>
-      <w:r>
-        <w:rPr>
-          <w:rStyle w:val="Strong"/>
-          <w:rFonts w:ascii="Arial" w:hAnsi="Arial" w:cs="Arial"/>
-          <w:sz w:val="20"/>
+          <w:sz w:val="18"/>
+        </w:rPr>
+        <w:t xml:space="preserve">, </w:t>
+      </w:r>
+      <w:proofErr w:type="spellStart"/>
+      <w:r>
+        <w:rPr>
+          <w:rStyle w:val="Strong"/>
+          <w:rFonts w:ascii="Arial" w:hAnsi="Arial" w:cs="Arial"/>
+          <w:sz w:val="18"/>
         </w:rPr>
         <w:t>GitLab</w:t>
       </w:r>
@@ -3154,14 +3940,14 @@
         <w:rPr>
           <w:rStyle w:val="Strong"/>
           <w:rFonts w:ascii="Arial" w:hAnsi="Arial" w:cs="Arial"/>
-          <w:sz w:val="20"/>
+          <w:sz w:val="18"/>
         </w:rPr>
         <w:t xml:space="preserve"> CI</w:t>
       </w:r>
       <w:r>
         <w:rPr>
           <w:rFonts w:ascii="Arial" w:hAnsi="Arial" w:cs="Arial"/>
-          <w:sz w:val="20"/>
+          <w:sz w:val="18"/>
         </w:rPr>
         <w:t xml:space="preserve">, and </w:t>
       </w:r>
@@ -3169,14 +3955,14 @@
         <w:rPr>
           <w:rStyle w:val="Strong"/>
           <w:rFonts w:ascii="Arial" w:hAnsi="Arial" w:cs="Arial"/>
-          <w:sz w:val="20"/>
+          <w:sz w:val="18"/>
         </w:rPr>
         <w:t>Jenkins</w:t>
       </w:r>
       <w:r>
         <w:rPr>
           <w:rFonts w:ascii="Arial" w:hAnsi="Arial" w:cs="Arial"/>
-          <w:sz w:val="20"/>
+          <w:sz w:val="18"/>
         </w:rPr>
         <w:t>, gating releases with unit/integration checks and promotion workflows.</w:t>
       </w:r>
@@ -3191,13 +3977,13 @@
         <w:jc w:val="both"/>
         <w:rPr>
           <w:rFonts w:ascii="Arial" w:hAnsi="Arial" w:cs="Arial"/>
-          <w:sz w:val="20"/>
-        </w:rPr>
-      </w:pPr>
-      <w:r>
-        <w:rPr>
-          <w:rFonts w:ascii="Arial" w:hAnsi="Arial" w:cs="Arial"/>
-          <w:sz w:val="20"/>
+          <w:sz w:val="18"/>
+        </w:rPr>
+      </w:pPr>
+      <w:r>
+        <w:rPr>
+          <w:rFonts w:ascii="Arial" w:hAnsi="Arial" w:cs="Arial"/>
+          <w:sz w:val="18"/>
         </w:rPr>
         <w:t>Managed cloud integrations across AWS (</w:t>
       </w:r>
@@ -3205,53 +3991,53 @@
         <w:rPr>
           <w:rStyle w:val="Strong"/>
           <w:rFonts w:ascii="Arial" w:hAnsi="Arial" w:cs="Arial"/>
-          <w:sz w:val="20"/>
+          <w:sz w:val="18"/>
         </w:rPr>
         <w:t>API Gateway</w:t>
       </w:r>
       <w:r>
         <w:rPr>
           <w:rFonts w:ascii="Arial" w:hAnsi="Arial" w:cs="Arial"/>
-          <w:sz w:val="20"/>
-        </w:rPr>
-        <w:t xml:space="preserve">, </w:t>
-      </w:r>
-      <w:r>
-        <w:rPr>
-          <w:rStyle w:val="Strong"/>
-          <w:rFonts w:ascii="Arial" w:hAnsi="Arial" w:cs="Arial"/>
-          <w:sz w:val="20"/>
+          <w:sz w:val="18"/>
+        </w:rPr>
+        <w:t xml:space="preserve">, </w:t>
+      </w:r>
+      <w:r>
+        <w:rPr>
+          <w:rStyle w:val="Strong"/>
+          <w:rFonts w:ascii="Arial" w:hAnsi="Arial" w:cs="Arial"/>
+          <w:sz w:val="18"/>
         </w:rPr>
         <w:t>Lambda</w:t>
       </w:r>
       <w:r>
         <w:rPr>
           <w:rFonts w:ascii="Arial" w:hAnsi="Arial" w:cs="Arial"/>
-          <w:sz w:val="20"/>
-        </w:rPr>
-        <w:t xml:space="preserve">, </w:t>
-      </w:r>
-      <w:r>
-        <w:rPr>
-          <w:rStyle w:val="Strong"/>
-          <w:rFonts w:ascii="Arial" w:hAnsi="Arial" w:cs="Arial"/>
-          <w:sz w:val="20"/>
+          <w:sz w:val="18"/>
+        </w:rPr>
+        <w:t xml:space="preserve">, </w:t>
+      </w:r>
+      <w:r>
+        <w:rPr>
+          <w:rStyle w:val="Strong"/>
+          <w:rFonts w:ascii="Arial" w:hAnsi="Arial" w:cs="Arial"/>
+          <w:sz w:val="18"/>
         </w:rPr>
         <w:t>S3</w:t>
       </w:r>
       <w:r>
         <w:rPr>
           <w:rFonts w:ascii="Arial" w:hAnsi="Arial" w:cs="Arial"/>
-          <w:sz w:val="20"/>
-        </w:rPr>
-        <w:t xml:space="preserve">, </w:t>
-      </w:r>
-      <w:proofErr w:type="spellStart"/>
-      <w:r>
-        <w:rPr>
-          <w:rStyle w:val="Strong"/>
-          <w:rFonts w:ascii="Arial" w:hAnsi="Arial" w:cs="Arial"/>
-          <w:sz w:val="20"/>
+          <w:sz w:val="18"/>
+        </w:rPr>
+        <w:t xml:space="preserve">, </w:t>
+      </w:r>
+      <w:proofErr w:type="spellStart"/>
+      <w:r>
+        <w:rPr>
+          <w:rStyle w:val="Strong"/>
+          <w:rFonts w:ascii="Arial" w:hAnsi="Arial" w:cs="Arial"/>
+          <w:sz w:val="18"/>
         </w:rPr>
         <w:t>CloudFront</w:t>
       </w:r>
@@ -3259,31 +4045,31 @@
       <w:r>
         <w:rPr>
           <w:rFonts w:ascii="Arial" w:hAnsi="Arial" w:cs="Arial"/>
-          <w:sz w:val="20"/>
-        </w:rPr>
-        <w:t xml:space="preserve">, </w:t>
-      </w:r>
-      <w:r>
-        <w:rPr>
-          <w:rStyle w:val="Strong"/>
-          <w:rFonts w:ascii="Arial" w:hAnsi="Arial" w:cs="Arial"/>
-          <w:sz w:val="20"/>
+          <w:sz w:val="18"/>
+        </w:rPr>
+        <w:t xml:space="preserve">, </w:t>
+      </w:r>
+      <w:r>
+        <w:rPr>
+          <w:rStyle w:val="Strong"/>
+          <w:rFonts w:ascii="Arial" w:hAnsi="Arial" w:cs="Arial"/>
+          <w:sz w:val="18"/>
         </w:rPr>
         <w:t>RDS</w:t>
       </w:r>
       <w:r>
         <w:rPr>
           <w:rFonts w:ascii="Arial" w:hAnsi="Arial" w:cs="Arial"/>
-          <w:sz w:val="20"/>
-        </w:rPr>
-        <w:t xml:space="preserve">, </w:t>
-      </w:r>
-      <w:proofErr w:type="spellStart"/>
-      <w:r>
-        <w:rPr>
-          <w:rStyle w:val="Strong"/>
-          <w:rFonts w:ascii="Arial" w:hAnsi="Arial" w:cs="Arial"/>
-          <w:sz w:val="20"/>
+          <w:sz w:val="18"/>
+        </w:rPr>
+        <w:t xml:space="preserve">, </w:t>
+      </w:r>
+      <w:proofErr w:type="spellStart"/>
+      <w:r>
+        <w:rPr>
+          <w:rStyle w:val="Strong"/>
+          <w:rFonts w:ascii="Arial" w:hAnsi="Arial" w:cs="Arial"/>
+          <w:sz w:val="18"/>
         </w:rPr>
         <w:t>DynamoDB</w:t>
       </w:r>
@@ -3291,16 +4077,16 @@
       <w:r>
         <w:rPr>
           <w:rFonts w:ascii="Arial" w:hAnsi="Arial" w:cs="Arial"/>
-          <w:sz w:val="20"/>
-        </w:rPr>
-        <w:t xml:space="preserve">, </w:t>
-      </w:r>
-      <w:proofErr w:type="spellStart"/>
-      <w:r>
-        <w:rPr>
-          <w:rStyle w:val="Strong"/>
-          <w:rFonts w:ascii="Arial" w:hAnsi="Arial" w:cs="Arial"/>
-          <w:sz w:val="20"/>
+          <w:sz w:val="18"/>
+        </w:rPr>
+        <w:t xml:space="preserve">, </w:t>
+      </w:r>
+      <w:proofErr w:type="spellStart"/>
+      <w:r>
+        <w:rPr>
+          <w:rStyle w:val="Strong"/>
+          <w:rFonts w:ascii="Arial" w:hAnsi="Arial" w:cs="Arial"/>
+          <w:sz w:val="18"/>
         </w:rPr>
         <w:t>EventBridge</w:t>
       </w:r>
@@ -3308,37 +4094,37 @@
       <w:r>
         <w:rPr>
           <w:rFonts w:ascii="Arial" w:hAnsi="Arial" w:cs="Arial"/>
-          <w:sz w:val="20"/>
-        </w:rPr>
-        <w:t xml:space="preserve">, </w:t>
-      </w:r>
-      <w:r>
-        <w:rPr>
-          <w:rStyle w:val="Strong"/>
-          <w:rFonts w:ascii="Arial" w:hAnsi="Arial" w:cs="Arial"/>
-          <w:sz w:val="20"/>
+          <w:sz w:val="18"/>
+        </w:rPr>
+        <w:t xml:space="preserve">, </w:t>
+      </w:r>
+      <w:r>
+        <w:rPr>
+          <w:rStyle w:val="Strong"/>
+          <w:rFonts w:ascii="Arial" w:hAnsi="Arial" w:cs="Arial"/>
+          <w:sz w:val="18"/>
         </w:rPr>
         <w:t>Step Functions</w:t>
       </w:r>
       <w:r>
         <w:rPr>
           <w:rFonts w:ascii="Arial" w:hAnsi="Arial" w:cs="Arial"/>
-          <w:sz w:val="20"/>
-        </w:rPr>
-        <w:t xml:space="preserve">, </w:t>
-      </w:r>
-      <w:r>
-        <w:rPr>
-          <w:rStyle w:val="Strong"/>
-          <w:rFonts w:ascii="Arial" w:hAnsi="Arial" w:cs="Arial"/>
-          <w:sz w:val="20"/>
+          <w:sz w:val="18"/>
+        </w:rPr>
+        <w:t xml:space="preserve">, </w:t>
+      </w:r>
+      <w:r>
+        <w:rPr>
+          <w:rStyle w:val="Strong"/>
+          <w:rFonts w:ascii="Arial" w:hAnsi="Arial" w:cs="Arial"/>
+          <w:sz w:val="18"/>
         </w:rPr>
         <w:t>IAM</w:t>
       </w:r>
       <w:r>
         <w:rPr>
           <w:rFonts w:ascii="Arial" w:hAnsi="Arial" w:cs="Arial"/>
-          <w:sz w:val="20"/>
+          <w:sz w:val="18"/>
         </w:rPr>
         <w:t>) for secure, traceable workflows.</w:t>
       </w:r>
@@ -3353,13 +4139,13 @@
         <w:jc w:val="both"/>
         <w:rPr>
           <w:rFonts w:ascii="Arial" w:hAnsi="Arial" w:cs="Arial"/>
-          <w:sz w:val="20"/>
-        </w:rPr>
-      </w:pPr>
-      <w:r>
-        <w:rPr>
-          <w:rFonts w:ascii="Arial" w:hAnsi="Arial" w:cs="Arial"/>
-          <w:sz w:val="20"/>
+          <w:sz w:val="18"/>
+        </w:rPr>
+      </w:pPr>
+      <w:r>
+        <w:rPr>
+          <w:rFonts w:ascii="Arial" w:hAnsi="Arial" w:cs="Arial"/>
+          <w:sz w:val="18"/>
         </w:rPr>
         <w:t xml:space="preserve">Elevated </w:t>
       </w:r>
@@ -3367,7 +4153,7 @@
       <w:r>
         <w:rPr>
           <w:rFonts w:ascii="Arial" w:hAnsi="Arial" w:cs="Arial"/>
-          <w:sz w:val="20"/>
+          <w:sz w:val="18"/>
         </w:rPr>
         <w:t>observability</w:t>
       </w:r>
@@ -3375,7 +4161,7 @@
       <w:r>
         <w:rPr>
           <w:rFonts w:ascii="Arial" w:hAnsi="Arial" w:cs="Arial"/>
-          <w:sz w:val="20"/>
+          <w:sz w:val="18"/>
         </w:rPr>
         <w:t xml:space="preserve"> with </w:t>
       </w:r>
@@ -3384,7 +4170,7 @@
         <w:rPr>
           <w:rStyle w:val="Strong"/>
           <w:rFonts w:ascii="Arial" w:hAnsi="Arial" w:cs="Arial"/>
-          <w:sz w:val="20"/>
+          <w:sz w:val="18"/>
         </w:rPr>
         <w:t>OpenTelemetry</w:t>
       </w:r>
@@ -3392,7 +4178,7 @@
       <w:r>
         <w:rPr>
           <w:rFonts w:ascii="Arial" w:hAnsi="Arial" w:cs="Arial"/>
-          <w:sz w:val="20"/>
+          <w:sz w:val="18"/>
         </w:rPr>
         <w:t xml:space="preserve"> traces/metrics/logs, dashboards in </w:t>
       </w:r>
@@ -3401,7 +4187,7 @@
         <w:rPr>
           <w:rStyle w:val="Strong"/>
           <w:rFonts w:ascii="Arial" w:hAnsi="Arial" w:cs="Arial"/>
-          <w:sz w:val="20"/>
+          <w:sz w:val="18"/>
         </w:rPr>
         <w:t>Datadog</w:t>
       </w:r>
@@ -3410,7 +4196,7 @@
         <w:rPr>
           <w:rStyle w:val="Strong"/>
           <w:rFonts w:ascii="Arial" w:hAnsi="Arial" w:cs="Arial"/>
-          <w:sz w:val="20"/>
+          <w:sz w:val="18"/>
         </w:rPr>
         <w:t xml:space="preserve"> / </w:t>
       </w:r>
@@ -3419,7 +4205,7 @@
         <w:rPr>
           <w:rStyle w:val="Strong"/>
           <w:rFonts w:ascii="Arial" w:hAnsi="Arial" w:cs="Arial"/>
-          <w:sz w:val="20"/>
+          <w:sz w:val="18"/>
         </w:rPr>
         <w:t>Grafana</w:t>
       </w:r>
@@ -3427,7 +4213,7 @@
       <w:r>
         <w:rPr>
           <w:rFonts w:ascii="Arial" w:hAnsi="Arial" w:cs="Arial"/>
-          <w:sz w:val="20"/>
+          <w:sz w:val="18"/>
         </w:rPr>
         <w:t xml:space="preserve">, and centralized logs via </w:t>
       </w:r>
@@ -3435,14 +4221,14 @@
         <w:rPr>
           <w:rStyle w:val="Strong"/>
           <w:rFonts w:ascii="Arial" w:hAnsi="Arial" w:cs="Arial"/>
-          <w:sz w:val="20"/>
+          <w:sz w:val="18"/>
         </w:rPr>
         <w:t>ELK/EFK</w:t>
       </w:r>
       <w:r>
         <w:rPr>
           <w:rFonts w:ascii="Arial" w:hAnsi="Arial" w:cs="Arial"/>
-          <w:sz w:val="20"/>
+          <w:sz w:val="18"/>
         </w:rPr>
         <w:t xml:space="preserve"> plus </w:t>
       </w:r>
@@ -3451,7 +4237,7 @@
         <w:rPr>
           <w:rStyle w:val="Strong"/>
           <w:rFonts w:ascii="Arial" w:hAnsi="Arial" w:cs="Arial"/>
-          <w:sz w:val="20"/>
+          <w:sz w:val="18"/>
         </w:rPr>
         <w:t>CloudWatch</w:t>
       </w:r>
@@ -3459,7 +4245,7 @@
       <w:r>
         <w:rPr>
           <w:rFonts w:ascii="Arial" w:hAnsi="Arial" w:cs="Arial"/>
-          <w:sz w:val="20"/>
+          <w:sz w:val="18"/>
         </w:rPr>
         <w:t xml:space="preserve"> correlation IDs.</w:t>
       </w:r>
@@ -3474,13 +4260,13 @@
         <w:jc w:val="both"/>
         <w:rPr>
           <w:rFonts w:ascii="Arial" w:hAnsi="Arial" w:cs="Arial"/>
-          <w:sz w:val="20"/>
-        </w:rPr>
-      </w:pPr>
-      <w:r>
-        <w:rPr>
-          <w:rFonts w:ascii="Arial" w:hAnsi="Arial" w:cs="Arial"/>
-          <w:sz w:val="20"/>
+          <w:sz w:val="18"/>
+        </w:rPr>
+      </w:pPr>
+      <w:r>
+        <w:rPr>
+          <w:rFonts w:ascii="Arial" w:hAnsi="Arial" w:cs="Arial"/>
+          <w:sz w:val="18"/>
         </w:rPr>
         <w:t xml:space="preserve">Strengthened quality and safety with </w:t>
       </w:r>
@@ -3488,59 +4274,59 @@
         <w:rPr>
           <w:rStyle w:val="Strong"/>
           <w:rFonts w:ascii="Arial" w:hAnsi="Arial" w:cs="Arial"/>
-          <w:sz w:val="20"/>
+          <w:sz w:val="18"/>
         </w:rPr>
         <w:t>Jest</w:t>
       </w:r>
       <w:r>
         <w:rPr>
           <w:rFonts w:ascii="Arial" w:hAnsi="Arial" w:cs="Arial"/>
-          <w:sz w:val="20"/>
-        </w:rPr>
-        <w:t xml:space="preserve">, </w:t>
-      </w:r>
-      <w:r>
-        <w:rPr>
-          <w:rStyle w:val="Strong"/>
-          <w:rFonts w:ascii="Arial" w:hAnsi="Arial" w:cs="Arial"/>
-          <w:sz w:val="20"/>
+          <w:sz w:val="18"/>
+        </w:rPr>
+        <w:t xml:space="preserve">, </w:t>
+      </w:r>
+      <w:r>
+        <w:rPr>
+          <w:rStyle w:val="Strong"/>
+          <w:rFonts w:ascii="Arial" w:hAnsi="Arial" w:cs="Arial"/>
+          <w:sz w:val="18"/>
         </w:rPr>
         <w:t>Mocha/Chai</w:t>
       </w:r>
       <w:r>
         <w:rPr>
           <w:rFonts w:ascii="Arial" w:hAnsi="Arial" w:cs="Arial"/>
-          <w:sz w:val="20"/>
-        </w:rPr>
-        <w:t xml:space="preserve">, </w:t>
-      </w:r>
-      <w:r>
-        <w:rPr>
-          <w:rStyle w:val="Strong"/>
-          <w:rFonts w:ascii="Arial" w:hAnsi="Arial" w:cs="Arial"/>
-          <w:sz w:val="20"/>
+          <w:sz w:val="18"/>
+        </w:rPr>
+        <w:t xml:space="preserve">, </w:t>
+      </w:r>
+      <w:r>
+        <w:rPr>
+          <w:rStyle w:val="Strong"/>
+          <w:rFonts w:ascii="Arial" w:hAnsi="Arial" w:cs="Arial"/>
+          <w:sz w:val="18"/>
         </w:rPr>
         <w:t>Cypress</w:t>
       </w:r>
       <w:r>
         <w:rPr>
           <w:rFonts w:ascii="Arial" w:hAnsi="Arial" w:cs="Arial"/>
-          <w:sz w:val="20"/>
-        </w:rPr>
-        <w:t xml:space="preserve">, </w:t>
-      </w:r>
-      <w:r>
-        <w:rPr>
-          <w:rStyle w:val="Strong"/>
-          <w:rFonts w:ascii="Arial" w:hAnsi="Arial" w:cs="Arial"/>
-          <w:sz w:val="20"/>
+          <w:sz w:val="18"/>
+        </w:rPr>
+        <w:t xml:space="preserve">, </w:t>
+      </w:r>
+      <w:r>
+        <w:rPr>
+          <w:rStyle w:val="Strong"/>
+          <w:rFonts w:ascii="Arial" w:hAnsi="Arial" w:cs="Arial"/>
+          <w:sz w:val="18"/>
         </w:rPr>
         <w:t>Playwright</w:t>
       </w:r>
       <w:r>
         <w:rPr>
           <w:rFonts w:ascii="Arial" w:hAnsi="Arial" w:cs="Arial"/>
-          <w:sz w:val="20"/>
+          <w:sz w:val="18"/>
         </w:rPr>
         <w:t xml:space="preserve">, and </w:t>
       </w:r>
@@ -3548,14 +4334,14 @@
         <w:rPr>
           <w:rStyle w:val="Strong"/>
           <w:rFonts w:ascii="Arial" w:hAnsi="Arial" w:cs="Arial"/>
-          <w:sz w:val="20"/>
+          <w:sz w:val="18"/>
         </w:rPr>
         <w:t>Pact-style contract tests</w:t>
       </w:r>
       <w:r>
         <w:rPr>
           <w:rFonts w:ascii="Arial" w:hAnsi="Arial" w:cs="Arial"/>
-          <w:sz w:val="20"/>
+          <w:sz w:val="18"/>
         </w:rPr>
         <w:t>, reducing late-cycle surprises and on-call noise.</w:t>
       </w:r>
@@ -3614,13 +4400,13 @@
         <w:jc w:val="both"/>
         <w:rPr>
           <w:rFonts w:ascii="Arial" w:hAnsi="Arial" w:cs="Arial"/>
-          <w:sz w:val="20"/>
-        </w:rPr>
-      </w:pPr>
-      <w:r>
-        <w:rPr>
-          <w:rFonts w:ascii="Arial" w:hAnsi="Arial" w:cs="Arial"/>
-          <w:sz w:val="20"/>
+          <w:sz w:val="18"/>
+        </w:rPr>
+      </w:pPr>
+      <w:r>
+        <w:rPr>
+          <w:rFonts w:ascii="Arial" w:hAnsi="Arial" w:cs="Arial"/>
+          <w:sz w:val="18"/>
         </w:rPr>
         <w:t xml:space="preserve">Owned an </w:t>
       </w:r>
@@ -3628,14 +4414,14 @@
         <w:rPr>
           <w:rStyle w:val="Strong"/>
           <w:rFonts w:ascii="Arial" w:hAnsi="Arial" w:cs="Arial"/>
-          <w:sz w:val="20"/>
+          <w:sz w:val="18"/>
         </w:rPr>
         <w:t>Angular SPA</w:t>
       </w:r>
       <w:r>
         <w:rPr>
           <w:rFonts w:ascii="Arial" w:hAnsi="Arial" w:cs="Arial"/>
-          <w:sz w:val="20"/>
+          <w:sz w:val="18"/>
         </w:rPr>
         <w:t xml:space="preserve"> for operational workflows, standardizing module structure, routing/guards, and shared components to improve maintainability and delivery speed.</w:t>
       </w:r>
@@ -3650,13 +4436,13 @@
         <w:jc w:val="both"/>
         <w:rPr>
           <w:rFonts w:ascii="Arial" w:hAnsi="Arial" w:cs="Arial"/>
-          <w:sz w:val="20"/>
-        </w:rPr>
-      </w:pPr>
-      <w:r>
-        <w:rPr>
-          <w:rFonts w:ascii="Arial" w:hAnsi="Arial" w:cs="Arial"/>
-          <w:sz w:val="20"/>
+          <w:sz w:val="18"/>
+        </w:rPr>
+      </w:pPr>
+      <w:r>
+        <w:rPr>
+          <w:rFonts w:ascii="Arial" w:hAnsi="Arial" w:cs="Arial"/>
+          <w:sz w:val="18"/>
         </w:rPr>
         <w:t xml:space="preserve">Built </w:t>
       </w:r>
@@ -3664,14 +4450,14 @@
         <w:rPr>
           <w:rStyle w:val="Strong"/>
           <w:rFonts w:ascii="Arial" w:hAnsi="Arial" w:cs="Arial"/>
-          <w:sz w:val="20"/>
+          <w:sz w:val="18"/>
         </w:rPr>
         <w:t>Java/Spring</w:t>
       </w:r>
       <w:r>
         <w:rPr>
           <w:rFonts w:ascii="Arial" w:hAnsi="Arial" w:cs="Arial"/>
-          <w:sz w:val="20"/>
+          <w:sz w:val="18"/>
         </w:rPr>
         <w:t xml:space="preserve"> services exposing </w:t>
       </w:r>
@@ -3679,14 +4465,14 @@
         <w:rPr>
           <w:rStyle w:val="Strong"/>
           <w:rFonts w:ascii="Arial" w:hAnsi="Arial" w:cs="Arial"/>
-          <w:sz w:val="20"/>
+          <w:sz w:val="18"/>
         </w:rPr>
         <w:t>REST APIs</w:t>
       </w:r>
       <w:r>
         <w:rPr>
           <w:rFonts w:ascii="Arial" w:hAnsi="Arial" w:cs="Arial"/>
-          <w:sz w:val="20"/>
+          <w:sz w:val="18"/>
         </w:rPr>
         <w:t xml:space="preserve"> consumed by multiple teams, enforcing validation, pagination, and predictable error payloads to reduce integration friction.</w:t>
       </w:r>
@@ -3701,13 +4487,13 @@
         <w:jc w:val="both"/>
         <w:rPr>
           <w:rFonts w:ascii="Arial" w:hAnsi="Arial" w:cs="Arial"/>
-          <w:sz w:val="20"/>
-        </w:rPr>
-      </w:pPr>
-      <w:r>
-        <w:rPr>
-          <w:rFonts w:ascii="Arial" w:hAnsi="Arial" w:cs="Arial"/>
-          <w:sz w:val="20"/>
+          <w:sz w:val="18"/>
+        </w:rPr>
+      </w:pPr>
+      <w:r>
+        <w:rPr>
+          <w:rFonts w:ascii="Arial" w:hAnsi="Arial" w:cs="Arial"/>
+          <w:sz w:val="18"/>
         </w:rPr>
         <w:t xml:space="preserve">Introduced </w:t>
       </w:r>
@@ -3716,7 +4502,7 @@
         <w:rPr>
           <w:rStyle w:val="Strong"/>
           <w:rFonts w:ascii="Arial" w:hAnsi="Arial" w:cs="Arial"/>
-          <w:sz w:val="20"/>
+          <w:sz w:val="18"/>
         </w:rPr>
         <w:t>RxJS</w:t>
       </w:r>
@@ -3724,7 +4510,7 @@
       <w:r>
         <w:rPr>
           <w:rFonts w:ascii="Arial" w:hAnsi="Arial" w:cs="Arial"/>
-          <w:sz w:val="20"/>
+          <w:sz w:val="18"/>
         </w:rPr>
         <w:t xml:space="preserve"> orchestration patterns to remove race conditions in complex screens, ensuring deterministic outcomes under slow or unreliable networks.</w:t>
       </w:r>
@@ -3739,13 +4525,13 @@
         <w:jc w:val="both"/>
         <w:rPr>
           <w:rFonts w:ascii="Arial" w:hAnsi="Arial" w:cs="Arial"/>
-          <w:sz w:val="20"/>
-        </w:rPr>
-      </w:pPr>
-      <w:r>
-        <w:rPr>
-          <w:rFonts w:ascii="Arial" w:hAnsi="Arial" w:cs="Arial"/>
-          <w:sz w:val="20"/>
+          <w:sz w:val="18"/>
+        </w:rPr>
+      </w:pPr>
+      <w:r>
+        <w:rPr>
+          <w:rFonts w:ascii="Arial" w:hAnsi="Arial" w:cs="Arial"/>
+          <w:sz w:val="18"/>
         </w:rPr>
         <w:t xml:space="preserve">Improved UI responsiveness by profiling change detection hot spots, reducing unnecessary subscriptions, and applying </w:t>
       </w:r>
@@ -3753,7 +4539,7 @@
       <w:r>
         <w:rPr>
           <w:rFonts w:ascii="Arial" w:hAnsi="Arial" w:cs="Arial"/>
-          <w:sz w:val="20"/>
+          <w:sz w:val="18"/>
         </w:rPr>
         <w:t>memoization</w:t>
       </w:r>
@@ -3761,7 +4547,7 @@
       <w:r>
         <w:rPr>
           <w:rFonts w:ascii="Arial" w:hAnsi="Arial" w:cs="Arial"/>
-          <w:sz w:val="20"/>
+          <w:sz w:val="18"/>
         </w:rPr>
         <w:t>/caching for expensive derived state.</w:t>
       </w:r>
@@ -3776,13 +4562,13 @@
         <w:jc w:val="both"/>
         <w:rPr>
           <w:rFonts w:ascii="Arial" w:hAnsi="Arial" w:cs="Arial"/>
-          <w:sz w:val="20"/>
-        </w:rPr>
-      </w:pPr>
-      <w:r>
-        <w:rPr>
-          <w:rFonts w:ascii="Arial" w:hAnsi="Arial" w:cs="Arial"/>
-          <w:sz w:val="20"/>
+          <w:sz w:val="18"/>
+        </w:rPr>
+      </w:pPr>
+      <w:r>
+        <w:rPr>
+          <w:rFonts w:ascii="Arial" w:hAnsi="Arial" w:cs="Arial"/>
+          <w:sz w:val="18"/>
         </w:rPr>
         <w:t>Implemented layered architecture (controller/service/repository) with consistent transaction boundaries, preventing duplicated logic across endpoints and batch operations.</w:t>
       </w:r>
@@ -3797,13 +4583,13 @@
         <w:jc w:val="both"/>
         <w:rPr>
           <w:rFonts w:ascii="Arial" w:hAnsi="Arial" w:cs="Arial"/>
-          <w:sz w:val="20"/>
-        </w:rPr>
-      </w:pPr>
-      <w:r>
-        <w:rPr>
-          <w:rFonts w:ascii="Arial" w:hAnsi="Arial" w:cs="Arial"/>
-          <w:sz w:val="20"/>
+          <w:sz w:val="18"/>
+        </w:rPr>
+      </w:pPr>
+      <w:r>
+        <w:rPr>
+          <w:rFonts w:ascii="Arial" w:hAnsi="Arial" w:cs="Arial"/>
+          <w:sz w:val="18"/>
         </w:rPr>
         <w:t xml:space="preserve">Optimized </w:t>
       </w:r>
@@ -3811,14 +4597,14 @@
         <w:rPr>
           <w:rStyle w:val="Strong"/>
           <w:rFonts w:ascii="Arial" w:hAnsi="Arial" w:cs="Arial"/>
-          <w:sz w:val="20"/>
+          <w:sz w:val="18"/>
         </w:rPr>
         <w:t>MySQL</w:t>
       </w:r>
       <w:r>
         <w:rPr>
           <w:rFonts w:ascii="Arial" w:hAnsi="Arial" w:cs="Arial"/>
-          <w:sz w:val="20"/>
+          <w:sz w:val="18"/>
         </w:rPr>
         <w:t xml:space="preserve"> and </w:t>
       </w:r>
@@ -3826,14 +4612,14 @@
         <w:rPr>
           <w:rStyle w:val="Strong"/>
           <w:rFonts w:ascii="Arial" w:hAnsi="Arial" w:cs="Arial"/>
-          <w:sz w:val="20"/>
+          <w:sz w:val="18"/>
         </w:rPr>
         <w:t>SQL Server</w:t>
       </w:r>
       <w:r>
         <w:rPr>
           <w:rFonts w:ascii="Arial" w:hAnsi="Arial" w:cs="Arial"/>
-          <w:sz w:val="20"/>
+          <w:sz w:val="18"/>
         </w:rPr>
         <w:t xml:space="preserve"> queries for high-traffic endpoints via indexing and join rewrites, reducing timeouts during reporting/export workloads.</w:t>
       </w:r>
@@ -3848,13 +4634,13 @@
         <w:jc w:val="both"/>
         <w:rPr>
           <w:rFonts w:ascii="Arial" w:hAnsi="Arial" w:cs="Arial"/>
-          <w:sz w:val="20"/>
-        </w:rPr>
-      </w:pPr>
-      <w:r>
-        <w:rPr>
-          <w:rFonts w:ascii="Arial" w:hAnsi="Arial" w:cs="Arial"/>
-          <w:sz w:val="20"/>
+          <w:sz w:val="18"/>
+        </w:rPr>
+      </w:pPr>
+      <w:r>
+        <w:rPr>
+          <w:rFonts w:ascii="Arial" w:hAnsi="Arial" w:cs="Arial"/>
+          <w:sz w:val="18"/>
         </w:rPr>
         <w:t xml:space="preserve">Added background processing patterns for long-running tasks using </w:t>
       </w:r>
@@ -3863,7 +4649,7 @@
         <w:rPr>
           <w:rStyle w:val="Strong"/>
           <w:rFonts w:ascii="Arial" w:hAnsi="Arial" w:cs="Arial"/>
-          <w:sz w:val="20"/>
+          <w:sz w:val="18"/>
         </w:rPr>
         <w:t>RabbitMQ</w:t>
       </w:r>
@@ -3871,7 +4657,7 @@
       <w:r>
         <w:rPr>
           <w:rFonts w:ascii="Arial" w:hAnsi="Arial" w:cs="Arial"/>
-          <w:sz w:val="20"/>
+          <w:sz w:val="18"/>
         </w:rPr>
         <w:t xml:space="preserve"> and </w:t>
       </w:r>
@@ -3879,14 +4665,14 @@
         <w:rPr>
           <w:rStyle w:val="Strong"/>
           <w:rFonts w:ascii="Arial" w:hAnsi="Arial" w:cs="Arial"/>
-          <w:sz w:val="20"/>
+          <w:sz w:val="18"/>
         </w:rPr>
         <w:t>Azure Service Bus</w:t>
       </w:r>
       <w:r>
         <w:rPr>
           <w:rFonts w:ascii="Arial" w:hAnsi="Arial" w:cs="Arial"/>
-          <w:sz w:val="20"/>
+          <w:sz w:val="18"/>
         </w:rPr>
         <w:t xml:space="preserve"> integrations, keeping APIs responsive with observable progress tracking.</w:t>
       </w:r>
@@ -3901,13 +4687,13 @@
         <w:jc w:val="both"/>
         <w:rPr>
           <w:rFonts w:ascii="Arial" w:hAnsi="Arial" w:cs="Arial"/>
-          <w:sz w:val="20"/>
-        </w:rPr>
-      </w:pPr>
-      <w:r>
-        <w:rPr>
-          <w:rFonts w:ascii="Arial" w:hAnsi="Arial" w:cs="Arial"/>
-          <w:sz w:val="20"/>
+          <w:sz w:val="18"/>
+        </w:rPr>
+      </w:pPr>
+      <w:r>
+        <w:rPr>
+          <w:rFonts w:ascii="Arial" w:hAnsi="Arial" w:cs="Arial"/>
+          <w:sz w:val="18"/>
         </w:rPr>
         <w:t xml:space="preserve">Expanded platform data capabilities by integrating selective storage in </w:t>
       </w:r>
@@ -3916,7 +4702,7 @@
         <w:rPr>
           <w:rStyle w:val="Strong"/>
           <w:rFonts w:ascii="Arial" w:hAnsi="Arial" w:cs="Arial"/>
-          <w:sz w:val="20"/>
+          <w:sz w:val="18"/>
         </w:rPr>
         <w:t>MongoDB</w:t>
       </w:r>
@@ -3924,7 +4710,7 @@
       <w:r>
         <w:rPr>
           <w:rFonts w:ascii="Arial" w:hAnsi="Arial" w:cs="Arial"/>
-          <w:sz w:val="20"/>
+          <w:sz w:val="18"/>
         </w:rPr>
         <w:t xml:space="preserve"> and </w:t>
       </w:r>
@@ -3933,7 +4719,7 @@
         <w:rPr>
           <w:rStyle w:val="Strong"/>
           <w:rFonts w:ascii="Arial" w:hAnsi="Arial" w:cs="Arial"/>
-          <w:sz w:val="20"/>
+          <w:sz w:val="18"/>
         </w:rPr>
         <w:t>DynamoDB</w:t>
       </w:r>
@@ -3941,7 +4727,7 @@
       <w:r>
         <w:rPr>
           <w:rFonts w:ascii="Arial" w:hAnsi="Arial" w:cs="Arial"/>
-          <w:sz w:val="20"/>
+          <w:sz w:val="18"/>
         </w:rPr>
         <w:t xml:space="preserve"> for flexible metadata and tenant-scoped configurations.</w:t>
       </w:r>
@@ -3956,13 +4742,13 @@
         <w:jc w:val="both"/>
         <w:rPr>
           <w:rFonts w:ascii="Arial" w:hAnsi="Arial" w:cs="Arial"/>
-          <w:sz w:val="20"/>
-        </w:rPr>
-      </w:pPr>
-      <w:r>
-        <w:rPr>
-          <w:rFonts w:ascii="Arial" w:hAnsi="Arial" w:cs="Arial"/>
-          <w:sz w:val="20"/>
+          <w:sz w:val="18"/>
+        </w:rPr>
+      </w:pPr>
+      <w:r>
+        <w:rPr>
+          <w:rFonts w:ascii="Arial" w:hAnsi="Arial" w:cs="Arial"/>
+          <w:sz w:val="18"/>
         </w:rPr>
         <w:t>Standardized server-to-client error mapping so Angular could surface actionable messages, lowering repeated support escalations tied to ambiguous failure states.</w:t>
       </w:r>
@@ -3977,13 +4763,13 @@
         <w:jc w:val="both"/>
         <w:rPr>
           <w:rFonts w:ascii="Arial" w:hAnsi="Arial" w:cs="Arial"/>
-          <w:sz w:val="20"/>
-        </w:rPr>
-      </w:pPr>
-      <w:r>
-        <w:rPr>
-          <w:rFonts w:ascii="Arial" w:hAnsi="Arial" w:cs="Arial"/>
-          <w:sz w:val="20"/>
+          <w:sz w:val="18"/>
+        </w:rPr>
+      </w:pPr>
+      <w:r>
+        <w:rPr>
+          <w:rFonts w:ascii="Arial" w:hAnsi="Arial" w:cs="Arial"/>
+          <w:sz w:val="18"/>
         </w:rPr>
         <w:t xml:space="preserve">Improved deployment safety using health checks, rollback-friendly releases, and infrastructure automation via </w:t>
       </w:r>
@@ -3992,7 +4778,7 @@
         <w:rPr>
           <w:rStyle w:val="Strong"/>
           <w:rFonts w:ascii="Arial" w:hAnsi="Arial" w:cs="Arial"/>
-          <w:sz w:val="20"/>
+          <w:sz w:val="18"/>
         </w:rPr>
         <w:t>Terraform</w:t>
       </w:r>
@@ -4000,7 +4786,7 @@
       <w:r>
         <w:rPr>
           <w:rFonts w:ascii="Arial" w:hAnsi="Arial" w:cs="Arial"/>
-          <w:sz w:val="20"/>
+          <w:sz w:val="18"/>
         </w:rPr>
         <w:t xml:space="preserve"> and </w:t>
       </w:r>
@@ -4009,7 +4795,7 @@
         <w:rPr>
           <w:rStyle w:val="Strong"/>
           <w:rFonts w:ascii="Arial" w:hAnsi="Arial" w:cs="Arial"/>
-          <w:sz w:val="20"/>
+          <w:sz w:val="18"/>
         </w:rPr>
         <w:t>CloudFormation</w:t>
       </w:r>
@@ -4017,7 +4803,7 @@
       <w:r>
         <w:rPr>
           <w:rFonts w:ascii="Arial" w:hAnsi="Arial" w:cs="Arial"/>
-          <w:sz w:val="20"/>
+          <w:sz w:val="18"/>
         </w:rPr>
         <w:t xml:space="preserve"> templates.</w:t>
       </w:r>
@@ -4032,13 +4818,13 @@
         <w:jc w:val="both"/>
         <w:rPr>
           <w:rFonts w:ascii="Arial" w:hAnsi="Arial" w:cs="Arial"/>
-          <w:sz w:val="20"/>
-        </w:rPr>
-      </w:pPr>
-      <w:r>
-        <w:rPr>
-          <w:rFonts w:ascii="Arial" w:hAnsi="Arial" w:cs="Arial"/>
-          <w:sz w:val="20"/>
+          <w:sz w:val="18"/>
+        </w:rPr>
+      </w:pPr>
+      <w:r>
+        <w:rPr>
+          <w:rFonts w:ascii="Arial" w:hAnsi="Arial" w:cs="Arial"/>
+          <w:sz w:val="18"/>
         </w:rPr>
         <w:t xml:space="preserve">Strengthened </w:t>
       </w:r>
@@ -4046,7 +4832,7 @@
       <w:r>
         <w:rPr>
           <w:rFonts w:ascii="Arial" w:hAnsi="Arial" w:cs="Arial"/>
-          <w:sz w:val="20"/>
+          <w:sz w:val="18"/>
         </w:rPr>
         <w:t>observability</w:t>
       </w:r>
@@ -4054,7 +4840,7 @@
       <w:r>
         <w:rPr>
           <w:rFonts w:ascii="Arial" w:hAnsi="Arial" w:cs="Arial"/>
-          <w:sz w:val="20"/>
+          <w:sz w:val="18"/>
         </w:rPr>
         <w:t xml:space="preserve"> through structured logging, metrics, and dashboards using </w:t>
       </w:r>
@@ -4062,7 +4848,7 @@
         <w:rPr>
           <w:rStyle w:val="Strong"/>
           <w:rFonts w:ascii="Arial" w:hAnsi="Arial" w:cs="Arial"/>
-          <w:sz w:val="20"/>
+          <w:sz w:val="18"/>
         </w:rPr>
         <w:t xml:space="preserve">Prometheus / </w:t>
       </w:r>
@@ -4071,7 +4857,7 @@
         <w:rPr>
           <w:rStyle w:val="Strong"/>
           <w:rFonts w:ascii="Arial" w:hAnsi="Arial" w:cs="Arial"/>
-          <w:sz w:val="20"/>
+          <w:sz w:val="18"/>
         </w:rPr>
         <w:t>Grafana</w:t>
       </w:r>
@@ -4079,7 +4865,7 @@
       <w:r>
         <w:rPr>
           <w:rFonts w:ascii="Arial" w:hAnsi="Arial" w:cs="Arial"/>
-          <w:sz w:val="20"/>
+          <w:sz w:val="18"/>
         </w:rPr>
         <w:t xml:space="preserve">, plus operational visibility via </w:t>
       </w:r>
@@ -4087,14 +4873,14 @@
         <w:rPr>
           <w:rStyle w:val="Strong"/>
           <w:rFonts w:ascii="Arial" w:hAnsi="Arial" w:cs="Arial"/>
-          <w:sz w:val="20"/>
+          <w:sz w:val="18"/>
         </w:rPr>
         <w:t>Application Insights</w:t>
       </w:r>
       <w:r>
         <w:rPr>
           <w:rFonts w:ascii="Arial" w:hAnsi="Arial" w:cs="Arial"/>
-          <w:sz w:val="20"/>
+          <w:sz w:val="18"/>
         </w:rPr>
         <w:t xml:space="preserve"> patterns.</w:t>
       </w:r>
@@ -4109,13 +4895,13 @@
         <w:jc w:val="both"/>
         <w:rPr>
           <w:rFonts w:ascii="Arial" w:hAnsi="Arial" w:cs="Arial"/>
-          <w:sz w:val="20"/>
-        </w:rPr>
-      </w:pPr>
-      <w:r>
-        <w:rPr>
-          <w:rFonts w:ascii="Arial" w:hAnsi="Arial" w:cs="Arial"/>
-          <w:sz w:val="20"/>
+          <w:sz w:val="18"/>
+        </w:rPr>
+      </w:pPr>
+      <w:r>
+        <w:rPr>
+          <w:rFonts w:ascii="Arial" w:hAnsi="Arial" w:cs="Arial"/>
+          <w:sz w:val="18"/>
         </w:rPr>
         <w:t xml:space="preserve">Hardened security by tightening service-layer authorization with </w:t>
       </w:r>
@@ -4123,14 +4909,14 @@
         <w:rPr>
           <w:rStyle w:val="Strong"/>
           <w:rFonts w:ascii="Arial" w:hAnsi="Arial" w:cs="Arial"/>
-          <w:sz w:val="20"/>
+          <w:sz w:val="18"/>
         </w:rPr>
         <w:t>RBAC/ABAC</w:t>
       </w:r>
       <w:r>
         <w:rPr>
           <w:rFonts w:ascii="Arial" w:hAnsi="Arial" w:cs="Arial"/>
-          <w:sz w:val="20"/>
+          <w:sz w:val="18"/>
         </w:rPr>
         <w:t xml:space="preserve">, enforcing rate limits, and adding </w:t>
       </w:r>
@@ -4138,14 +4924,14 @@
         <w:rPr>
           <w:rStyle w:val="Strong"/>
           <w:rFonts w:ascii="Arial" w:hAnsi="Arial" w:cs="Arial"/>
-          <w:sz w:val="20"/>
+          <w:sz w:val="18"/>
         </w:rPr>
         <w:t>audit logging</w:t>
       </w:r>
       <w:r>
         <w:rPr>
           <w:rFonts w:ascii="Arial" w:hAnsi="Arial" w:cs="Arial"/>
-          <w:sz w:val="20"/>
+          <w:sz w:val="18"/>
         </w:rPr>
         <w:t xml:space="preserve"> for sensitive operations.</w:t>
       </w:r>
@@ -4160,13 +4946,13 @@
         <w:jc w:val="both"/>
         <w:rPr>
           <w:rFonts w:ascii="Arial" w:hAnsi="Arial" w:cs="Arial"/>
-          <w:sz w:val="20"/>
-        </w:rPr>
-      </w:pPr>
-      <w:r>
-        <w:rPr>
-          <w:rFonts w:ascii="Arial" w:hAnsi="Arial" w:cs="Arial"/>
-          <w:sz w:val="20"/>
+          <w:sz w:val="18"/>
+        </w:rPr>
+      </w:pPr>
+      <w:r>
+        <w:rPr>
+          <w:rFonts w:ascii="Arial" w:hAnsi="Arial" w:cs="Arial"/>
+          <w:sz w:val="18"/>
         </w:rPr>
         <w:t xml:space="preserve">Stabilized pipelines with CI improvements across </w:t>
       </w:r>
@@ -4174,7 +4960,7 @@
         <w:rPr>
           <w:rStyle w:val="Strong"/>
           <w:rFonts w:ascii="Arial" w:hAnsi="Arial" w:cs="Arial"/>
-          <w:sz w:val="20"/>
+          <w:sz w:val="18"/>
         </w:rPr>
         <w:t xml:space="preserve">Azure </w:t>
       </w:r>
@@ -4183,7 +4969,7 @@
         <w:rPr>
           <w:rStyle w:val="Strong"/>
           <w:rFonts w:ascii="Arial" w:hAnsi="Arial" w:cs="Arial"/>
-          <w:sz w:val="20"/>
+          <w:sz w:val="18"/>
         </w:rPr>
         <w:t>DevOps</w:t>
       </w:r>
@@ -4191,16 +4977,16 @@
       <w:r>
         <w:rPr>
           <w:rFonts w:ascii="Arial" w:hAnsi="Arial" w:cs="Arial"/>
-          <w:sz w:val="20"/>
-        </w:rPr>
-        <w:t xml:space="preserve">, </w:t>
-      </w:r>
-      <w:proofErr w:type="spellStart"/>
-      <w:r>
-        <w:rPr>
-          <w:rStyle w:val="Strong"/>
-          <w:rFonts w:ascii="Arial" w:hAnsi="Arial" w:cs="Arial"/>
-          <w:sz w:val="20"/>
+          <w:sz w:val="18"/>
+        </w:rPr>
+        <w:t xml:space="preserve">, </w:t>
+      </w:r>
+      <w:proofErr w:type="spellStart"/>
+      <w:r>
+        <w:rPr>
+          <w:rStyle w:val="Strong"/>
+          <w:rFonts w:ascii="Arial" w:hAnsi="Arial" w:cs="Arial"/>
+          <w:sz w:val="18"/>
         </w:rPr>
         <w:t>CircleCI</w:t>
       </w:r>
@@ -4208,7 +4994,7 @@
       <w:r>
         <w:rPr>
           <w:rFonts w:ascii="Arial" w:hAnsi="Arial" w:cs="Arial"/>
-          <w:sz w:val="20"/>
+          <w:sz w:val="18"/>
         </w:rPr>
         <w:t xml:space="preserve">, and </w:t>
       </w:r>
@@ -4216,14 +5002,14 @@
         <w:rPr>
           <w:rStyle w:val="Strong"/>
           <w:rFonts w:ascii="Arial" w:hAnsi="Arial" w:cs="Arial"/>
-          <w:sz w:val="20"/>
+          <w:sz w:val="18"/>
         </w:rPr>
         <w:t>Jenkins</w:t>
       </w:r>
       <w:r>
         <w:rPr>
           <w:rFonts w:ascii="Arial" w:hAnsi="Arial" w:cs="Arial"/>
-          <w:sz w:val="20"/>
+          <w:sz w:val="18"/>
         </w:rPr>
         <w:t>, reducing flaky builds and restoring trust in release signals.</w:t>
       </w:r>
@@ -4292,12 +5078,14 @@
         </w:numPr>
         <w:jc w:val="both"/>
         <w:rPr>
-          <w:sz w:val="20"/>
-        </w:rPr>
-      </w:pPr>
-      <w:r>
-        <w:rPr>
-          <w:sz w:val="20"/>
+          <w:rFonts w:ascii="Arial" w:hAnsi="Arial" w:cs="Arial"/>
+          <w:sz w:val="16"/>
+        </w:rPr>
+      </w:pPr>
+      <w:r>
+        <w:rPr>
+          <w:rFonts w:ascii="Arial" w:hAnsi="Arial" w:cs="Arial"/>
+          <w:sz w:val="16"/>
         </w:rPr>
         <w:t xml:space="preserve">Built and extended </w:t>
       </w:r>
@@ -4305,14 +5093,16 @@
       <w:r>
         <w:rPr>
           <w:rStyle w:val="Strong"/>
-          <w:sz w:val="20"/>
+          <w:rFonts w:ascii="Arial" w:hAnsi="Arial" w:cs="Arial"/>
+          <w:sz w:val="16"/>
         </w:rPr>
         <w:t>AngularJS</w:t>
       </w:r>
       <w:proofErr w:type="spellEnd"/>
       <w:r>
         <w:rPr>
-          <w:sz w:val="20"/>
+          <w:rFonts w:ascii="Arial" w:hAnsi="Arial" w:cs="Arial"/>
+          <w:sz w:val="16"/>
         </w:rPr>
         <w:t xml:space="preserve"> features to progressively replace server-rendered pages, preserving behavior while improving usability in multi-step workflows.</w:t>
       </w:r>
@@ -4326,39 +5116,45 @@
         </w:numPr>
         <w:jc w:val="both"/>
         <w:rPr>
-          <w:sz w:val="20"/>
-        </w:rPr>
-      </w:pPr>
-      <w:r>
-        <w:rPr>
-          <w:sz w:val="20"/>
+          <w:rFonts w:ascii="Arial" w:hAnsi="Arial" w:cs="Arial"/>
+          <w:sz w:val="16"/>
+        </w:rPr>
+      </w:pPr>
+      <w:r>
+        <w:rPr>
+          <w:rFonts w:ascii="Arial" w:hAnsi="Arial" w:cs="Arial"/>
+          <w:sz w:val="16"/>
         </w:rPr>
         <w:t xml:space="preserve">Delivered </w:t>
       </w:r>
       <w:r>
         <w:rPr>
           <w:rStyle w:val="Strong"/>
-          <w:sz w:val="20"/>
+          <w:rFonts w:ascii="Arial" w:hAnsi="Arial" w:cs="Arial"/>
+          <w:sz w:val="16"/>
         </w:rPr>
         <w:t>Java</w:t>
       </w:r>
       <w:r>
         <w:rPr>
-          <w:sz w:val="20"/>
+          <w:rFonts w:ascii="Arial" w:hAnsi="Arial" w:cs="Arial"/>
+          <w:sz w:val="16"/>
         </w:rPr>
         <w:t xml:space="preserve"> backend endpoints supporting new UI capabilities, implementing request validation and predictable error handling to keep client logic simple and </w:t>
       </w:r>
       <w:proofErr w:type="spellStart"/>
       <w:r>
         <w:rPr>
-          <w:sz w:val="20"/>
+          <w:rFonts w:ascii="Arial" w:hAnsi="Arial" w:cs="Arial"/>
+          <w:sz w:val="16"/>
         </w:rPr>
         <w:t>debuggable</w:t>
       </w:r>
       <w:proofErr w:type="spellEnd"/>
       <w:r>
         <w:rPr>
-          <w:sz w:val="20"/>
+          <w:rFonts w:ascii="Arial" w:hAnsi="Arial" w:cs="Arial"/>
+          <w:sz w:val="16"/>
         </w:rPr>
         <w:t>.</w:t>
       </w:r>
@@ -4372,40 +5168,46 @@
         </w:numPr>
         <w:jc w:val="both"/>
         <w:rPr>
-          <w:sz w:val="20"/>
-        </w:rPr>
-      </w:pPr>
-      <w:r>
-        <w:rPr>
-          <w:sz w:val="20"/>
+          <w:rFonts w:ascii="Arial" w:hAnsi="Arial" w:cs="Arial"/>
+          <w:sz w:val="16"/>
+        </w:rPr>
+      </w:pPr>
+      <w:r>
+        <w:rPr>
+          <w:rFonts w:ascii="Arial" w:hAnsi="Arial" w:cs="Arial"/>
+          <w:sz w:val="16"/>
         </w:rPr>
         <w:t xml:space="preserve">Implemented reusable </w:t>
       </w:r>
       <w:proofErr w:type="spellStart"/>
       <w:r>
         <w:rPr>
-          <w:sz w:val="20"/>
+          <w:rFonts w:ascii="Arial" w:hAnsi="Arial" w:cs="Arial"/>
+          <w:sz w:val="16"/>
         </w:rPr>
         <w:t>AngularJS</w:t>
       </w:r>
       <w:proofErr w:type="spellEnd"/>
       <w:r>
         <w:rPr>
-          <w:sz w:val="20"/>
+          <w:rFonts w:ascii="Arial" w:hAnsi="Arial" w:cs="Arial"/>
+          <w:sz w:val="16"/>
         </w:rPr>
         <w:t xml:space="preserve"> services/directives to reduce duplicated UI logic and improve consistency across screens for safer future </w:t>
       </w:r>
       <w:proofErr w:type="gramStart"/>
       <w:r>
         <w:rPr>
-          <w:sz w:val="20"/>
+          <w:rFonts w:ascii="Arial" w:hAnsi="Arial" w:cs="Arial"/>
+          <w:sz w:val="16"/>
         </w:rPr>
         <w:t>refactors</w:t>
       </w:r>
       <w:proofErr w:type="gramEnd"/>
       <w:r>
         <w:rPr>
-          <w:sz w:val="20"/>
+          <w:rFonts w:ascii="Arial" w:hAnsi="Arial" w:cs="Arial"/>
+          <w:sz w:val="16"/>
         </w:rPr>
         <w:t>.</w:t>
       </w:r>
@@ -4419,12 +5221,14 @@
         </w:numPr>
         <w:jc w:val="both"/>
         <w:rPr>
-          <w:sz w:val="20"/>
-        </w:rPr>
-      </w:pPr>
-      <w:r>
-        <w:rPr>
-          <w:sz w:val="20"/>
+          <w:rFonts w:ascii="Arial" w:hAnsi="Arial" w:cs="Arial"/>
+          <w:sz w:val="16"/>
+        </w:rPr>
+      </w:pPr>
+      <w:r>
+        <w:rPr>
+          <w:rFonts w:ascii="Arial" w:hAnsi="Arial" w:cs="Arial"/>
+          <w:sz w:val="16"/>
         </w:rPr>
         <w:t>Improved API reliability with defensive validation and structured error contracts, reducing ambiguous failures that previously required manual support intervention.</w:t>
       </w:r>
@@ -4438,12 +5242,14 @@
         </w:numPr>
         <w:jc w:val="both"/>
         <w:rPr>
-          <w:sz w:val="20"/>
-        </w:rPr>
-      </w:pPr>
-      <w:r>
-        <w:rPr>
-          <w:sz w:val="20"/>
+          <w:rFonts w:ascii="Arial" w:hAnsi="Arial" w:cs="Arial"/>
+          <w:sz w:val="16"/>
+        </w:rPr>
+      </w:pPr>
+      <w:r>
+        <w:rPr>
+          <w:rFonts w:ascii="Arial" w:hAnsi="Arial" w:cs="Arial"/>
+          <w:sz w:val="16"/>
         </w:rPr>
         <w:t>Modeled evolving requirements in relational stores (</w:t>
       </w:r>
@@ -4451,27 +5257,31 @@
       <w:r>
         <w:rPr>
           <w:rStyle w:val="Strong"/>
-          <w:sz w:val="20"/>
+          <w:rFonts w:ascii="Arial" w:hAnsi="Arial" w:cs="Arial"/>
+          <w:sz w:val="16"/>
         </w:rPr>
         <w:t>PostgreSQL</w:t>
       </w:r>
       <w:proofErr w:type="spellEnd"/>
       <w:r>
         <w:rPr>
-          <w:sz w:val="20"/>
-        </w:rPr>
-        <w:t xml:space="preserve">, </w:t>
-      </w:r>
-      <w:r>
-        <w:rPr>
-          <w:rStyle w:val="Strong"/>
-          <w:sz w:val="20"/>
+          <w:rFonts w:ascii="Arial" w:hAnsi="Arial" w:cs="Arial"/>
+          <w:sz w:val="16"/>
+        </w:rPr>
+        <w:t xml:space="preserve">, </w:t>
+      </w:r>
+      <w:r>
+        <w:rPr>
+          <w:rStyle w:val="Strong"/>
+          <w:rFonts w:ascii="Arial" w:hAnsi="Arial" w:cs="Arial"/>
+          <w:sz w:val="16"/>
         </w:rPr>
         <w:t>MySQL</w:t>
       </w:r>
       <w:r>
         <w:rPr>
-          <w:sz w:val="20"/>
+          <w:rFonts w:ascii="Arial" w:hAnsi="Arial" w:cs="Arial"/>
+          <w:sz w:val="16"/>
         </w:rPr>
         <w:t xml:space="preserve">, </w:t>
       </w:r>
@@ -4479,7 +5289,8 @@
       <w:r>
         <w:rPr>
           <w:rStyle w:val="Strong"/>
-          <w:sz w:val="20"/>
+          <w:rFonts w:ascii="Arial" w:hAnsi="Arial" w:cs="Arial"/>
+          <w:sz w:val="16"/>
         </w:rPr>
         <w:t>SQL</w:t>
       </w:r>
@@ -4487,13 +5298,15 @@
       <w:r>
         <w:rPr>
           <w:rStyle w:val="Strong"/>
-          <w:sz w:val="20"/>
+          <w:rFonts w:ascii="Arial" w:hAnsi="Arial" w:cs="Arial"/>
+          <w:sz w:val="16"/>
         </w:rPr>
         <w:t xml:space="preserve"> Server</w:t>
       </w:r>
       <w:r>
         <w:rPr>
-          <w:sz w:val="20"/>
+          <w:rFonts w:ascii="Arial" w:hAnsi="Arial" w:cs="Arial"/>
+          <w:sz w:val="16"/>
         </w:rPr>
         <w:t>) and tuned queries/indexes to keep key pages responsive as data grew.</w:t>
       </w:r>
@@ -4507,28 +5320,31 @@
         </w:numPr>
         <w:jc w:val="both"/>
         <w:rPr>
-          <w:sz w:val="20"/>
-        </w:rPr>
-      </w:pPr>
-      <w:r>
-        <w:rPr>
-          <w:sz w:val="20"/>
-        </w:rPr>
-        <w:lastRenderedPageBreak/>
+          <w:rFonts w:ascii="Arial" w:hAnsi="Arial" w:cs="Arial"/>
+          <w:sz w:val="16"/>
+        </w:rPr>
+      </w:pPr>
+      <w:r>
+        <w:rPr>
+          <w:rFonts w:ascii="Arial" w:hAnsi="Arial" w:cs="Arial"/>
+          <w:sz w:val="16"/>
+        </w:rPr>
         <w:t xml:space="preserve">Added caching and session-aware UI patterns using browser storage plus server-side cache strategies with </w:t>
       </w:r>
       <w:proofErr w:type="spellStart"/>
       <w:r>
         <w:rPr>
           <w:rStyle w:val="Strong"/>
-          <w:sz w:val="20"/>
+          <w:rFonts w:ascii="Arial" w:hAnsi="Arial" w:cs="Arial"/>
+          <w:sz w:val="16"/>
         </w:rPr>
         <w:t>Redis</w:t>
       </w:r>
       <w:proofErr w:type="spellEnd"/>
       <w:r>
         <w:rPr>
-          <w:sz w:val="20"/>
+          <w:rFonts w:ascii="Arial" w:hAnsi="Arial" w:cs="Arial"/>
+          <w:sz w:val="16"/>
         </w:rPr>
         <w:t xml:space="preserve"> to reduce repeated reads and improve perceived latency.</w:t>
       </w:r>
@@ -4542,12 +5358,14 @@
         </w:numPr>
         <w:jc w:val="both"/>
         <w:rPr>
-          <w:sz w:val="20"/>
-        </w:rPr>
-      </w:pPr>
-      <w:r>
-        <w:rPr>
-          <w:sz w:val="20"/>
+          <w:rFonts w:ascii="Arial" w:hAnsi="Arial" w:cs="Arial"/>
+          <w:sz w:val="16"/>
+        </w:rPr>
+      </w:pPr>
+      <w:r>
+        <w:rPr>
+          <w:rFonts w:ascii="Arial" w:hAnsi="Arial" w:cs="Arial"/>
+          <w:sz w:val="16"/>
         </w:rPr>
         <w:t>Implemented server-side filtering and payload shaping for data-heavy tables, cutting bandwidth waste and improving load times under constrained networks.</w:t>
       </w:r>
@@ -4561,12 +5379,14 @@
         </w:numPr>
         <w:jc w:val="both"/>
         <w:rPr>
-          <w:sz w:val="20"/>
-        </w:rPr>
-      </w:pPr>
-      <w:r>
-        <w:rPr>
-          <w:sz w:val="20"/>
+          <w:rFonts w:ascii="Arial" w:hAnsi="Arial" w:cs="Arial"/>
+          <w:sz w:val="16"/>
+        </w:rPr>
+      </w:pPr>
+      <w:r>
+        <w:rPr>
+          <w:rFonts w:ascii="Arial" w:hAnsi="Arial" w:cs="Arial"/>
+          <w:sz w:val="16"/>
         </w:rPr>
         <w:t xml:space="preserve">Introduced early search capabilities by indexing business entities into </w:t>
       </w:r>
@@ -4574,14 +5394,16 @@
       <w:r>
         <w:rPr>
           <w:rStyle w:val="Strong"/>
-          <w:sz w:val="20"/>
+          <w:rFonts w:ascii="Arial" w:hAnsi="Arial" w:cs="Arial"/>
+          <w:sz w:val="16"/>
         </w:rPr>
         <w:t>Elasticsearch</w:t>
       </w:r>
       <w:proofErr w:type="spellEnd"/>
       <w:r>
         <w:rPr>
-          <w:sz w:val="20"/>
+          <w:rFonts w:ascii="Arial" w:hAnsi="Arial" w:cs="Arial"/>
+          <w:sz w:val="16"/>
         </w:rPr>
         <w:t>, enabling fast keyword filtering and structured facets in UI workflows.</w:t>
       </w:r>
@@ -4595,25 +5417,29 @@
         </w:numPr>
         <w:jc w:val="both"/>
         <w:rPr>
-          <w:sz w:val="20"/>
-        </w:rPr>
-      </w:pPr>
-      <w:r>
-        <w:rPr>
-          <w:sz w:val="20"/>
+          <w:rFonts w:ascii="Arial" w:hAnsi="Arial" w:cs="Arial"/>
+          <w:sz w:val="16"/>
+        </w:rPr>
+      </w:pPr>
+      <w:r>
+        <w:rPr>
+          <w:rFonts w:ascii="Arial" w:hAnsi="Arial" w:cs="Arial"/>
+          <w:sz w:val="16"/>
         </w:rPr>
         <w:t xml:space="preserve">Built asynchronous job patterns using </w:t>
       </w:r>
       <w:r>
         <w:rPr>
           <w:rStyle w:val="Strong"/>
-          <w:sz w:val="20"/>
+          <w:rFonts w:ascii="Arial" w:hAnsi="Arial" w:cs="Arial"/>
+          <w:sz w:val="16"/>
         </w:rPr>
         <w:t>AWS SQS/SNS</w:t>
       </w:r>
       <w:r>
         <w:rPr>
-          <w:sz w:val="20"/>
+          <w:rFonts w:ascii="Arial" w:hAnsi="Arial" w:cs="Arial"/>
+          <w:sz w:val="16"/>
         </w:rPr>
         <w:t xml:space="preserve"> and </w:t>
       </w:r>
@@ -4621,14 +5447,16 @@
       <w:r>
         <w:rPr>
           <w:rStyle w:val="Strong"/>
-          <w:sz w:val="20"/>
+          <w:rFonts w:ascii="Arial" w:hAnsi="Arial" w:cs="Arial"/>
+          <w:sz w:val="16"/>
         </w:rPr>
         <w:t>RabbitMQ</w:t>
       </w:r>
       <w:proofErr w:type="spellEnd"/>
       <w:r>
         <w:rPr>
-          <w:sz w:val="20"/>
+          <w:rFonts w:ascii="Arial" w:hAnsi="Arial" w:cs="Arial"/>
+          <w:sz w:val="16"/>
         </w:rPr>
         <w:t xml:space="preserve"> for heavy operations, with retries and idempotent consumers to avoid duplicated work.</w:t>
       </w:r>
@@ -4642,25 +5470,29 @@
         </w:numPr>
         <w:jc w:val="both"/>
         <w:rPr>
-          <w:sz w:val="20"/>
-        </w:rPr>
-      </w:pPr>
-      <w:r>
-        <w:rPr>
-          <w:sz w:val="20"/>
+          <w:rFonts w:ascii="Arial" w:hAnsi="Arial" w:cs="Arial"/>
+          <w:sz w:val="16"/>
+        </w:rPr>
+      </w:pPr>
+      <w:r>
+        <w:rPr>
+          <w:rFonts w:ascii="Arial" w:hAnsi="Arial" w:cs="Arial"/>
+          <w:sz w:val="16"/>
         </w:rPr>
         <w:t xml:space="preserve">Added pragmatic testing coverage for high-risk logic and flows, using </w:t>
       </w:r>
       <w:r>
         <w:rPr>
           <w:rStyle w:val="Strong"/>
-          <w:sz w:val="20"/>
+          <w:rFonts w:ascii="Arial" w:hAnsi="Arial" w:cs="Arial"/>
+          <w:sz w:val="16"/>
         </w:rPr>
         <w:t>Mocha/Chai</w:t>
       </w:r>
       <w:r>
         <w:rPr>
-          <w:sz w:val="20"/>
+          <w:rFonts w:ascii="Arial" w:hAnsi="Arial" w:cs="Arial"/>
+          <w:sz w:val="16"/>
         </w:rPr>
         <w:t xml:space="preserve"> on services and early UI checks to prevent regressions in core paths.</w:t>
       </w:r>
@@ -4673,24 +5505,31 @@
           <w:numId w:val="7"/>
         </w:numPr>
         <w:jc w:val="both"/>
-      </w:pPr>
-      <w:r>
-        <w:rPr>
+        <w:rPr>
+          <w:rFonts w:ascii="Arial" w:hAnsi="Arial" w:cs="Arial"/>
           <w:sz w:val="20"/>
         </w:rPr>
+      </w:pPr>
+      <w:r>
+        <w:rPr>
+          <w:rFonts w:ascii="Arial" w:hAnsi="Arial" w:cs="Arial"/>
+          <w:sz w:val="16"/>
+        </w:rPr>
         <w:t xml:space="preserve">Improved engineering hygiene with structured logs, basic dashboards, and </w:t>
       </w:r>
       <w:proofErr w:type="spellStart"/>
       <w:r>
         <w:rPr>
-          <w:sz w:val="20"/>
+          <w:rFonts w:ascii="Arial" w:hAnsi="Arial" w:cs="Arial"/>
+          <w:sz w:val="16"/>
         </w:rPr>
         <w:t>runbook</w:t>
       </w:r>
       <w:proofErr w:type="spellEnd"/>
       <w:r>
         <w:rPr>
-          <w:sz w:val="20"/>
+          <w:rFonts w:ascii="Arial" w:hAnsi="Arial" w:cs="Arial"/>
+          <w:sz w:val="16"/>
         </w:rPr>
         <w:t xml:space="preserve"> notes, making incidents diagnosable without tribal knowledge and ad-hoc heroics.</w:t>
       </w:r>
@@ -4705,6 +5544,7 @@
           <w:sz w:val="25"/>
           <w:szCs w:val="25"/>
         </w:rPr>
+        <w:lastRenderedPageBreak/>
         <w:t>Software Engineer Intern</w:t>
       </w:r>
     </w:p>
@@ -4740,13 +5580,13 @@
         <w:jc w:val="both"/>
         <w:rPr>
           <w:rFonts w:ascii="Arial" w:hAnsi="Arial" w:cs="Arial"/>
-          <w:sz w:val="20"/>
-        </w:rPr>
-      </w:pPr>
-      <w:r>
-        <w:rPr>
-          <w:rFonts w:ascii="Arial" w:hAnsi="Arial" w:cs="Arial"/>
-          <w:sz w:val="20"/>
+          <w:sz w:val="18"/>
+        </w:rPr>
+      </w:pPr>
+      <w:r>
+        <w:rPr>
+          <w:rFonts w:ascii="Arial" w:hAnsi="Arial" w:cs="Arial"/>
+          <w:sz w:val="18"/>
         </w:rPr>
         <w:t>Contributed UI enhancements with disciplined code reviews, keeping changes readable, testable, and safe to ship in a collaborative environment.</w:t>
       </w:r>
@@ -4761,13 +5601,13 @@
         <w:jc w:val="both"/>
         <w:rPr>
           <w:rFonts w:ascii="Arial" w:hAnsi="Arial" w:cs="Arial"/>
-          <w:sz w:val="20"/>
-        </w:rPr>
-      </w:pPr>
-      <w:r>
-        <w:rPr>
-          <w:rFonts w:ascii="Arial" w:hAnsi="Arial" w:cs="Arial"/>
-          <w:sz w:val="20"/>
+          <w:sz w:val="18"/>
+        </w:rPr>
+      </w:pPr>
+      <w:r>
+        <w:rPr>
+          <w:rFonts w:ascii="Arial" w:hAnsi="Arial" w:cs="Arial"/>
+          <w:sz w:val="18"/>
         </w:rPr>
         <w:t>Built small service utilities with strong input validation and predictable outputs, improving internal workflow reliability as usage expanded.</w:t>
       </w:r>
@@ -4782,13 +5622,13 @@
         <w:jc w:val="both"/>
         <w:rPr>
           <w:rFonts w:ascii="Arial" w:hAnsi="Arial" w:cs="Arial"/>
-          <w:sz w:val="20"/>
-        </w:rPr>
-      </w:pPr>
-      <w:r>
-        <w:rPr>
-          <w:rFonts w:ascii="Arial" w:hAnsi="Arial" w:cs="Arial"/>
-          <w:sz w:val="20"/>
+          <w:sz w:val="18"/>
+        </w:rPr>
+      </w:pPr>
+      <w:r>
+        <w:rPr>
+          <w:rFonts w:ascii="Arial" w:hAnsi="Arial" w:cs="Arial"/>
+          <w:sz w:val="18"/>
         </w:rPr>
         <w:t>Strengthened client-side error handling for edge cases that surfaced under real-world latency, reducing user-visible failures.</w:t>
       </w:r>
@@ -4803,13 +5643,13 @@
         <w:jc w:val="both"/>
         <w:rPr>
           <w:rFonts w:ascii="Arial" w:hAnsi="Arial" w:cs="Arial"/>
-          <w:sz w:val="20"/>
-        </w:rPr>
-      </w:pPr>
-      <w:r>
-        <w:rPr>
-          <w:rFonts w:ascii="Arial" w:hAnsi="Arial" w:cs="Arial"/>
-          <w:sz w:val="20"/>
+          <w:sz w:val="18"/>
+        </w:rPr>
+      </w:pPr>
+      <w:r>
+        <w:rPr>
+          <w:rFonts w:ascii="Arial" w:hAnsi="Arial" w:cs="Arial"/>
+          <w:sz w:val="18"/>
         </w:rPr>
         <w:t>Partnered with mentors to break down ambiguous tasks into concrete deliverables, documenting assumptions and tradeoffs for transparent feedback cycles.</w:t>
       </w:r>
@@ -4824,21 +5664,30 @@
         <w:jc w:val="both"/>
         <w:rPr>
           <w:rFonts w:ascii="Arial" w:hAnsi="Arial" w:cs="Arial"/>
-          <w:sz w:val="20"/>
-        </w:rPr>
-      </w:pPr>
-      <w:r>
-        <w:rPr>
-          <w:rFonts w:ascii="Arial" w:hAnsi="Arial" w:cs="Arial"/>
-          <w:sz w:val="20"/>
-        </w:rPr>
-        <w:t xml:space="preserve">Assisted performance </w:t>
+          <w:sz w:val="18"/>
+        </w:rPr>
+      </w:pPr>
+      <w:r>
+        <w:rPr>
+          <w:rFonts w:ascii="Arial" w:hAnsi="Arial" w:cs="Arial"/>
+          <w:sz w:val="18"/>
+        </w:rPr>
+        <w:t>Assisted perfor</w:t>
+      </w:r>
+      <w:bookmarkStart w:id="0" w:name="_GoBack"/>
+      <w:bookmarkEnd w:id="0"/>
+      <w:r>
+        <w:rPr>
+          <w:rFonts w:ascii="Arial" w:hAnsi="Arial" w:cs="Arial"/>
+          <w:sz w:val="18"/>
+        </w:rPr>
+        <w:t xml:space="preserve">mance </w:t>
       </w:r>
       <w:proofErr w:type="gramStart"/>
       <w:r>
         <w:rPr>
           <w:rFonts w:ascii="Arial" w:hAnsi="Arial" w:cs="Arial"/>
-          <w:sz w:val="20"/>
+          <w:sz w:val="18"/>
         </w:rPr>
         <w:t>investigations by collecting measurements and narrowing hotspots, prioritizing fixes</w:t>
       </w:r>
@@ -4846,7 +5695,7 @@
       <w:r>
         <w:rPr>
           <w:rFonts w:ascii="Arial" w:hAnsi="Arial" w:cs="Arial"/>
-          <w:sz w:val="20"/>
+          <w:sz w:val="18"/>
         </w:rPr>
         <w:t xml:space="preserve"> that improved UX without risky rewrites.</w:t>
       </w:r>
@@ -4861,13 +5710,13 @@
         <w:jc w:val="both"/>
         <w:rPr>
           <w:rFonts w:ascii="Arial" w:hAnsi="Arial" w:cs="Arial"/>
-          <w:sz w:val="20"/>
-        </w:rPr>
-      </w:pPr>
-      <w:r>
-        <w:rPr>
-          <w:rFonts w:ascii="Arial" w:hAnsi="Arial" w:cs="Arial"/>
-          <w:sz w:val="20"/>
+          <w:sz w:val="18"/>
+        </w:rPr>
+      </w:pPr>
+      <w:r>
+        <w:rPr>
+          <w:rFonts w:ascii="Arial" w:hAnsi="Arial" w:cs="Arial"/>
+          <w:sz w:val="18"/>
         </w:rPr>
         <w:t>Wrote clear technical notes for handoffs and future maintainers, preserving context across iterations and reducing repeated rediscovery.</w:t>
       </w:r>
@@ -4880,11 +5729,14 @@
           <w:numId w:val="9"/>
         </w:numPr>
         <w:jc w:val="both"/>
-      </w:pPr>
-      <w:r>
-        <w:rPr>
-          <w:rFonts w:ascii="Arial" w:hAnsi="Arial" w:cs="Arial"/>
-          <w:sz w:val="20"/>
+        <w:rPr>
+          <w:sz w:val="22"/>
+        </w:rPr>
+      </w:pPr>
+      <w:r>
+        <w:rPr>
+          <w:rFonts w:ascii="Arial" w:hAnsi="Arial" w:cs="Arial"/>
+          <w:sz w:val="18"/>
         </w:rPr>
         <w:t>Participated in quality gates with a production mindset, treating reproducibility and clarity as first-class goals.</w:t>
       </w:r>
@@ -4944,8 +5796,70 @@
     </w:p>
     <w:p>
       <w:pPr>
+        <w:pStyle w:val="ListParagraph"/>
+        <w:numPr>
+          <w:ilvl w:val="0"/>
+          <w:numId w:val="16"/>
+        </w:numPr>
         <w:spacing w:after="60"/>
-      </w:pPr>
+        <w:jc w:val="both"/>
+        <w:rPr>
+          <w:rFonts w:ascii="Arial" w:hAnsi="Arial" w:cs="Arial"/>
+          <w:sz w:val="18"/>
+        </w:rPr>
+      </w:pPr>
+      <w:r>
+        <w:rPr>
+          <w:rFonts w:ascii="Arial" w:hAnsi="Arial" w:cs="Arial"/>
+          <w:sz w:val="18"/>
+        </w:rPr>
+        <w:t xml:space="preserve">Completed a rigorous computer science curriculum emphasizing </w:t>
+      </w:r>
+      <w:r>
+        <w:rPr>
+          <w:rStyle w:val="Strong"/>
+          <w:rFonts w:ascii="Arial" w:hAnsi="Arial" w:cs="Arial"/>
+          <w:sz w:val="18"/>
+        </w:rPr>
+        <w:t>systems</w:t>
+      </w:r>
+      <w:r>
+        <w:rPr>
+          <w:rFonts w:ascii="Arial" w:hAnsi="Arial" w:cs="Arial"/>
+          <w:sz w:val="18"/>
+        </w:rPr>
+        <w:t xml:space="preserve">, </w:t>
+      </w:r>
+      <w:r>
+        <w:rPr>
+          <w:rStyle w:val="Strong"/>
+          <w:rFonts w:ascii="Arial" w:hAnsi="Arial" w:cs="Arial"/>
+          <w:sz w:val="18"/>
+        </w:rPr>
+        <w:t>data structures</w:t>
+      </w:r>
+      <w:r>
+        <w:rPr>
+          <w:rFonts w:ascii="Arial" w:hAnsi="Arial" w:cs="Arial"/>
+          <w:sz w:val="18"/>
+        </w:rPr>
+        <w:t xml:space="preserve">, and </w:t>
+      </w:r>
+      <w:r>
+        <w:rPr>
+          <w:rStyle w:val="Strong"/>
+          <w:rFonts w:ascii="Arial" w:hAnsi="Arial" w:cs="Arial"/>
+          <w:sz w:val="18"/>
+        </w:rPr>
+        <w:t>software engineering</w:t>
+      </w:r>
+      <w:r>
+        <w:rPr>
+          <w:rFonts w:ascii="Arial" w:hAnsi="Arial" w:cs="Arial"/>
+          <w:sz w:val="18"/>
+        </w:rPr>
+        <w:t>, with project work that strengthened practical implementation and collaboration skills.</w:t>
+      </w:r>
     </w:p>
     <w:p>
       <w:pPr>
@@ -4972,7 +5886,7 @@
         <w:rPr>
           <w:rFonts w:ascii="Arial" w:hAnsi="Arial" w:cs="Arial"/>
           <w:color w:val="auto"/>
-          <w:sz w:val="20"/>
+          <w:sz w:val="18"/>
         </w:rPr>
       </w:pPr>
       <w:r>
@@ -4981,7 +5895,7 @@
           <w:rFonts w:ascii="Arial" w:hAnsi="Arial" w:cs="Arial"/>
           <w:bCs w:val="0"/>
           <w:color w:val="auto"/>
-          <w:sz w:val="20"/>
+          <w:sz w:val="18"/>
         </w:rPr>
         <w:t>Contract-First Platform UI + API Governance</w:t>
       </w:r>
@@ -4996,13 +5910,13 @@
         <w:jc w:val="both"/>
         <w:rPr>
           <w:rFonts w:ascii="Arial" w:hAnsi="Arial" w:cs="Arial"/>
-          <w:sz w:val="20"/>
-        </w:rPr>
-      </w:pPr>
-      <w:r>
-        <w:rPr>
-          <w:rFonts w:ascii="Arial" w:hAnsi="Arial" w:cs="Arial"/>
-          <w:sz w:val="20"/>
+          <w:sz w:val="18"/>
+        </w:rPr>
+      </w:pPr>
+      <w:r>
+        <w:rPr>
+          <w:rFonts w:ascii="Arial" w:hAnsi="Arial" w:cs="Arial"/>
+          <w:sz w:val="18"/>
         </w:rPr>
         <w:t xml:space="preserve">Built a reusable </w:t>
       </w:r>
@@ -5011,7 +5925,7 @@
         <w:rPr>
           <w:rStyle w:val="Strong"/>
           <w:rFonts w:ascii="Arial" w:hAnsi="Arial" w:cs="Arial"/>
-          <w:sz w:val="20"/>
+          <w:sz w:val="18"/>
         </w:rPr>
         <w:t>OpenAPI</w:t>
       </w:r>
@@ -5020,14 +5934,14 @@
         <w:rPr>
           <w:rStyle w:val="Strong"/>
           <w:rFonts w:ascii="Arial" w:hAnsi="Arial" w:cs="Arial"/>
-          <w:sz w:val="20"/>
+          <w:sz w:val="18"/>
         </w:rPr>
         <w:t>-first</w:t>
       </w:r>
       <w:r>
         <w:rPr>
           <w:rFonts w:ascii="Arial" w:hAnsi="Arial" w:cs="Arial"/>
-          <w:sz w:val="20"/>
+          <w:sz w:val="18"/>
         </w:rPr>
         <w:t xml:space="preserve"> workflow where </w:t>
       </w:r>
@@ -5035,14 +5949,14 @@
         <w:rPr>
           <w:rStyle w:val="Strong"/>
           <w:rFonts w:ascii="Arial" w:hAnsi="Arial" w:cs="Arial"/>
-          <w:sz w:val="20"/>
+          <w:sz w:val="18"/>
         </w:rPr>
         <w:t>Angular</w:t>
       </w:r>
       <w:r>
         <w:rPr>
           <w:rFonts w:ascii="Arial" w:hAnsi="Arial" w:cs="Arial"/>
-          <w:sz w:val="20"/>
+          <w:sz w:val="18"/>
         </w:rPr>
         <w:t xml:space="preserve"> clients and </w:t>
       </w:r>
@@ -5050,14 +5964,14 @@
         <w:rPr>
           <w:rStyle w:val="Strong"/>
           <w:rFonts w:ascii="Arial" w:hAnsi="Arial" w:cs="Arial"/>
-          <w:sz w:val="20"/>
+          <w:sz w:val="18"/>
         </w:rPr>
         <w:t>Spring Boot</w:t>
       </w:r>
       <w:r>
         <w:rPr>
           <w:rFonts w:ascii="Arial" w:hAnsi="Arial" w:cs="Arial"/>
-          <w:sz w:val="20"/>
+          <w:sz w:val="18"/>
         </w:rPr>
         <w:t xml:space="preserve"> services shared consistent schemas, error models, and pagination conventions to prevent drift.</w:t>
       </w:r>
@@ -5072,37 +5986,28 @@
         <w:jc w:val="both"/>
         <w:rPr>
           <w:rFonts w:ascii="Arial" w:hAnsi="Arial" w:cs="Arial"/>
-          <w:sz w:val="20"/>
-        </w:rPr>
-      </w:pPr>
-      <w:r>
-        <w:rPr>
-          <w:rFonts w:ascii="Arial" w:hAnsi="Arial" w:cs="Arial"/>
-          <w:sz w:val="20"/>
-        </w:rPr>
-        <w:t>Imp</w:t>
-      </w:r>
-      <w:bookmarkStart w:id="0" w:name="_GoBack"/>
-      <w:bookmarkEnd w:id="0"/>
-      <w:r>
-        <w:rPr>
-          <w:rFonts w:ascii="Arial" w:hAnsi="Arial" w:cs="Arial"/>
-          <w:sz w:val="20"/>
-        </w:rPr>
-        <w:t xml:space="preserve">lemented </w:t>
-      </w:r>
-      <w:r>
-        <w:rPr>
-          <w:rStyle w:val="Strong"/>
-          <w:rFonts w:ascii="Arial" w:hAnsi="Arial" w:cs="Arial"/>
-          <w:sz w:val="20"/>
+          <w:sz w:val="18"/>
+        </w:rPr>
+      </w:pPr>
+      <w:r>
+        <w:rPr>
+          <w:rFonts w:ascii="Arial" w:hAnsi="Arial" w:cs="Arial"/>
+          <w:sz w:val="18"/>
+        </w:rPr>
+        <w:t xml:space="preserve">Implemented </w:t>
+      </w:r>
+      <w:r>
+        <w:rPr>
+          <w:rStyle w:val="Strong"/>
+          <w:rFonts w:ascii="Arial" w:hAnsi="Arial" w:cs="Arial"/>
+          <w:sz w:val="18"/>
         </w:rPr>
         <w:t>Pact-style contract tests</w:t>
       </w:r>
       <w:r>
         <w:rPr>
           <w:rFonts w:ascii="Arial" w:hAnsi="Arial" w:cs="Arial"/>
-          <w:sz w:val="20"/>
+          <w:sz w:val="18"/>
         </w:rPr>
         <w:t xml:space="preserve"> in CI (</w:t>
       </w:r>
@@ -5111,7 +6016,7 @@
         <w:rPr>
           <w:rStyle w:val="Strong"/>
           <w:rFonts w:ascii="Arial" w:hAnsi="Arial" w:cs="Arial"/>
-          <w:sz w:val="20"/>
+          <w:sz w:val="18"/>
         </w:rPr>
         <w:t>GitHub</w:t>
       </w:r>
@@ -5120,7 +6025,7 @@
         <w:rPr>
           <w:rStyle w:val="Strong"/>
           <w:rFonts w:ascii="Arial" w:hAnsi="Arial" w:cs="Arial"/>
-          <w:sz w:val="20"/>
+          <w:sz w:val="18"/>
         </w:rPr>
         <w:t xml:space="preserve"> Actions / </w:t>
       </w:r>
@@ -5129,7 +6034,7 @@
         <w:rPr>
           <w:rStyle w:val="Strong"/>
           <w:rFonts w:ascii="Arial" w:hAnsi="Arial" w:cs="Arial"/>
-          <w:sz w:val="20"/>
+          <w:sz w:val="18"/>
         </w:rPr>
         <w:t>GitLab</w:t>
       </w:r>
@@ -5138,14 +6043,14 @@
         <w:rPr>
           <w:rStyle w:val="Strong"/>
           <w:rFonts w:ascii="Arial" w:hAnsi="Arial" w:cs="Arial"/>
-          <w:sz w:val="20"/>
+          <w:sz w:val="18"/>
         </w:rPr>
         <w:t xml:space="preserve"> CI / Jenkins</w:t>
       </w:r>
       <w:r>
         <w:rPr>
           <w:rFonts w:ascii="Arial" w:hAnsi="Arial" w:cs="Arial"/>
-          <w:sz w:val="20"/>
+          <w:sz w:val="18"/>
         </w:rPr>
         <w:t xml:space="preserve">) and added </w:t>
       </w:r>
@@ -5154,7 +6059,7 @@
         <w:rPr>
           <w:rStyle w:val="Strong"/>
           <w:rFonts w:ascii="Arial" w:hAnsi="Arial" w:cs="Arial"/>
-          <w:sz w:val="20"/>
+          <w:sz w:val="18"/>
         </w:rPr>
         <w:t>OpenTelemetry</w:t>
       </w:r>
@@ -5162,7 +6067,7 @@
       <w:r>
         <w:rPr>
           <w:rFonts w:ascii="Arial" w:hAnsi="Arial" w:cs="Arial"/>
-          <w:sz w:val="20"/>
+          <w:sz w:val="18"/>
         </w:rPr>
         <w:t xml:space="preserve"> correlation IDs end-to-end to make contract failures traceable in </w:t>
       </w:r>
@@ -5171,7 +6076,7 @@
         <w:rPr>
           <w:rStyle w:val="Strong"/>
           <w:rFonts w:ascii="Arial" w:hAnsi="Arial" w:cs="Arial"/>
-          <w:sz w:val="20"/>
+          <w:sz w:val="18"/>
         </w:rPr>
         <w:t>Datadog</w:t>
       </w:r>
@@ -5180,7 +6085,7 @@
         <w:rPr>
           <w:rStyle w:val="Strong"/>
           <w:rFonts w:ascii="Arial" w:hAnsi="Arial" w:cs="Arial"/>
-          <w:sz w:val="20"/>
+          <w:sz w:val="18"/>
         </w:rPr>
         <w:t>/</w:t>
       </w:r>
@@ -5189,7 +6094,7 @@
         <w:rPr>
           <w:rStyle w:val="Strong"/>
           <w:rFonts w:ascii="Arial" w:hAnsi="Arial" w:cs="Arial"/>
-          <w:sz w:val="20"/>
+          <w:sz w:val="18"/>
         </w:rPr>
         <w:t>Grafana</w:t>
       </w:r>
@@ -5197,7 +6102,7 @@
       <w:r>
         <w:rPr>
           <w:rFonts w:ascii="Arial" w:hAnsi="Arial" w:cs="Arial"/>
-          <w:sz w:val="20"/>
+          <w:sz w:val="18"/>
         </w:rPr>
         <w:t>.</w:t>
       </w:r>
@@ -5209,7 +6114,7 @@
         <w:rPr>
           <w:rFonts w:ascii="Arial" w:hAnsi="Arial" w:cs="Arial"/>
           <w:color w:val="auto"/>
-          <w:sz w:val="20"/>
+          <w:sz w:val="18"/>
         </w:rPr>
       </w:pPr>
       <w:r>
@@ -5218,7 +6123,7 @@
           <w:rFonts w:ascii="Arial" w:hAnsi="Arial" w:cs="Arial"/>
           <w:bCs w:val="0"/>
           <w:color w:val="auto"/>
-          <w:sz w:val="20"/>
+          <w:sz w:val="18"/>
         </w:rPr>
         <w:t>Event-Driven Export + Search Pipeline</w:t>
       </w:r>
@@ -5233,13 +6138,13 @@
         <w:jc w:val="both"/>
         <w:rPr>
           <w:rFonts w:ascii="Arial" w:hAnsi="Arial" w:cs="Arial"/>
-          <w:sz w:val="20"/>
-        </w:rPr>
-      </w:pPr>
-      <w:r>
-        <w:rPr>
-          <w:rFonts w:ascii="Arial" w:hAnsi="Arial" w:cs="Arial"/>
-          <w:sz w:val="20"/>
+          <w:sz w:val="18"/>
+        </w:rPr>
+      </w:pPr>
+      <w:r>
+        <w:rPr>
+          <w:rFonts w:ascii="Arial" w:hAnsi="Arial" w:cs="Arial"/>
+          <w:sz w:val="18"/>
         </w:rPr>
         <w:t xml:space="preserve">Designed an asynchronous export pipeline using </w:t>
       </w:r>
@@ -5247,14 +6152,14 @@
         <w:rPr>
           <w:rStyle w:val="Strong"/>
           <w:rFonts w:ascii="Arial" w:hAnsi="Arial" w:cs="Arial"/>
-          <w:sz w:val="20"/>
+          <w:sz w:val="18"/>
         </w:rPr>
         <w:t>Kafka</w:t>
       </w:r>
       <w:r>
         <w:rPr>
           <w:rFonts w:ascii="Arial" w:hAnsi="Arial" w:cs="Arial"/>
-          <w:sz w:val="20"/>
+          <w:sz w:val="18"/>
         </w:rPr>
         <w:t xml:space="preserve"> plus </w:t>
       </w:r>
@@ -5262,14 +6167,14 @@
         <w:rPr>
           <w:rStyle w:val="Strong"/>
           <w:rFonts w:ascii="Arial" w:hAnsi="Arial" w:cs="Arial"/>
-          <w:sz w:val="20"/>
+          <w:sz w:val="18"/>
         </w:rPr>
         <w:t>AWS SQS/SNS</w:t>
       </w:r>
       <w:r>
         <w:rPr>
           <w:rFonts w:ascii="Arial" w:hAnsi="Arial" w:cs="Arial"/>
-          <w:sz w:val="20"/>
+          <w:sz w:val="18"/>
         </w:rPr>
         <w:t xml:space="preserve"> with retry/DLQ patterns, persisting artifacts to </w:t>
       </w:r>
@@ -5277,14 +6182,14 @@
         <w:rPr>
           <w:rStyle w:val="Strong"/>
           <w:rFonts w:ascii="Arial" w:hAnsi="Arial" w:cs="Arial"/>
-          <w:sz w:val="20"/>
+          <w:sz w:val="18"/>
         </w:rPr>
         <w:t>S3</w:t>
       </w:r>
       <w:r>
         <w:rPr>
           <w:rFonts w:ascii="Arial" w:hAnsi="Arial" w:cs="Arial"/>
-          <w:sz w:val="20"/>
+          <w:sz w:val="18"/>
         </w:rPr>
         <w:t xml:space="preserve"> and indexing metadata in </w:t>
       </w:r>
@@ -5293,7 +6198,7 @@
         <w:rPr>
           <w:rStyle w:val="Strong"/>
           <w:rFonts w:ascii="Arial" w:hAnsi="Arial" w:cs="Arial"/>
-          <w:sz w:val="20"/>
+          <w:sz w:val="18"/>
         </w:rPr>
         <w:t>Elasticsearch</w:t>
       </w:r>
@@ -5302,14 +6207,14 @@
         <w:rPr>
           <w:rStyle w:val="Strong"/>
           <w:rFonts w:ascii="Arial" w:hAnsi="Arial" w:cs="Arial"/>
-          <w:sz w:val="20"/>
+          <w:sz w:val="18"/>
         </w:rPr>
         <w:t>/OpenSearch</w:t>
       </w:r>
       <w:r>
         <w:rPr>
           <w:rFonts w:ascii="Arial" w:hAnsi="Arial" w:cs="Arial"/>
-          <w:sz w:val="20"/>
+          <w:sz w:val="18"/>
         </w:rPr>
         <w:t xml:space="preserve"> for rapid retrieval.</w:t>
       </w:r>
@@ -5324,13 +6229,13 @@
         <w:jc w:val="both"/>
         <w:rPr>
           <w:rFonts w:ascii="Arial" w:hAnsi="Arial" w:cs="Arial"/>
-          <w:sz w:val="20"/>
-        </w:rPr>
-      </w:pPr>
-      <w:r>
-        <w:rPr>
-          <w:rFonts w:ascii="Arial" w:hAnsi="Arial" w:cs="Arial"/>
-          <w:sz w:val="20"/>
+          <w:sz w:val="18"/>
+        </w:rPr>
+      </w:pPr>
+      <w:r>
+        <w:rPr>
+          <w:rFonts w:ascii="Arial" w:hAnsi="Arial" w:cs="Arial"/>
+          <w:sz w:val="18"/>
         </w:rPr>
         <w:t xml:space="preserve">Delivered analytics-ready outputs to </w:t>
       </w:r>
@@ -5338,14 +6243,14 @@
         <w:rPr>
           <w:rStyle w:val="Strong"/>
           <w:rFonts w:ascii="Arial" w:hAnsi="Arial" w:cs="Arial"/>
-          <w:sz w:val="20"/>
+          <w:sz w:val="18"/>
         </w:rPr>
         <w:t>Redshift</w:t>
       </w:r>
       <w:r>
         <w:rPr>
           <w:rFonts w:ascii="Arial" w:hAnsi="Arial" w:cs="Arial"/>
-          <w:sz w:val="20"/>
+          <w:sz w:val="18"/>
         </w:rPr>
         <w:t xml:space="preserve"> and </w:t>
       </w:r>
@@ -5354,7 +6259,7 @@
         <w:rPr>
           <w:rStyle w:val="Strong"/>
           <w:rFonts w:ascii="Arial" w:hAnsi="Arial" w:cs="Arial"/>
-          <w:sz w:val="20"/>
+          <w:sz w:val="18"/>
         </w:rPr>
         <w:t>BigQuery</w:t>
       </w:r>
@@ -5362,7 +6267,7 @@
       <w:r>
         <w:rPr>
           <w:rFonts w:ascii="Arial" w:hAnsi="Arial" w:cs="Arial"/>
-          <w:sz w:val="20"/>
+          <w:sz w:val="18"/>
         </w:rPr>
         <w:t xml:space="preserve">, ensuring schema evolution safety, tenant isolation, and operational visibility via </w:t>
       </w:r>
@@ -5370,23 +6275,23 @@
         <w:rPr>
           <w:rStyle w:val="Strong"/>
           <w:rFonts w:ascii="Arial" w:hAnsi="Arial" w:cs="Arial"/>
-          <w:sz w:val="20"/>
+          <w:sz w:val="18"/>
         </w:rPr>
         <w:t>ELK/EFK</w:t>
       </w:r>
       <w:r>
         <w:rPr>
           <w:rFonts w:ascii="Arial" w:hAnsi="Arial" w:cs="Arial"/>
-          <w:sz w:val="20"/>
-        </w:rPr>
-        <w:t xml:space="preserve">, </w:t>
-      </w:r>
-      <w:proofErr w:type="spellStart"/>
-      <w:r>
-        <w:rPr>
-          <w:rStyle w:val="Strong"/>
-          <w:rFonts w:ascii="Arial" w:hAnsi="Arial" w:cs="Arial"/>
-          <w:sz w:val="20"/>
+          <w:sz w:val="18"/>
+        </w:rPr>
+        <w:t xml:space="preserve">, </w:t>
+      </w:r>
+      <w:proofErr w:type="spellStart"/>
+      <w:r>
+        <w:rPr>
+          <w:rStyle w:val="Strong"/>
+          <w:rFonts w:ascii="Arial" w:hAnsi="Arial" w:cs="Arial"/>
+          <w:sz w:val="18"/>
         </w:rPr>
         <w:t>CloudWatch</w:t>
       </w:r>
@@ -5394,7 +6299,7 @@
       <w:r>
         <w:rPr>
           <w:rFonts w:ascii="Arial" w:hAnsi="Arial" w:cs="Arial"/>
-          <w:sz w:val="20"/>
+          <w:sz w:val="18"/>
         </w:rPr>
         <w:t>, and dashboards.</w:t>
       </w:r>
@@ -6500,6 +7405,119 @@
     </w:lvl>
   </w:abstractNum>
   <w:abstractNum w:abstractNumId="8">
+    <w:nsid w:val="143F6EFD"/>
+    <w:multiLevelType w:val="hybridMultilevel"/>
+    <w:tmpl w:val="63565A5A"/>
+    <w:lvl w:ilvl="0" w:tplc="D320F798">
+      <w:start w:val="1"/>
+      <w:numFmt w:val="bullet"/>
+      <w:lvlText w:val="-"/>
+      <w:lvlJc w:val="left"/>
+      <w:pPr>
+        <w:ind w:left="360" w:hanging="360"/>
+      </w:pPr>
+      <w:rPr>
+        <w:rFonts w:ascii="Yu Gothic" w:eastAsia="Yu Gothic" w:hAnsi="Yu Gothic" w:hint="eastAsia"/>
+      </w:rPr>
+    </w:lvl>
+    <w:lvl w:ilvl="1" w:tplc="04090003" w:tentative="1">
+      <w:start w:val="1"/>
+      <w:numFmt w:val="bullet"/>
+      <w:lvlText w:val="o"/>
+      <w:lvlJc w:val="left"/>
+      <w:pPr>
+        <w:ind w:left="1080" w:hanging="360"/>
+      </w:pPr>
+      <w:rPr>
+        <w:rFonts w:ascii="Courier New" w:hAnsi="Courier New" w:cs="Courier New" w:hint="default"/>
+      </w:rPr>
+    </w:lvl>
+    <w:lvl w:ilvl="2" w:tplc="04090005" w:tentative="1">
+      <w:start w:val="1"/>
+      <w:numFmt w:val="bullet"/>
+      <w:lvlText w:val=""/>
+      <w:lvlJc w:val="left"/>
+      <w:pPr>
+        <w:ind w:left="1800" w:hanging="360"/>
+      </w:pPr>
+      <w:rPr>
+        <w:rFonts w:ascii="Wingdings" w:hAnsi="Wingdings" w:hint="default"/>
+      </w:rPr>
+    </w:lvl>
+    <w:lvl w:ilvl="3" w:tplc="04090001" w:tentative="1">
+      <w:start w:val="1"/>
+      <w:numFmt w:val="bullet"/>
+      <w:lvlText w:val=""/>
+      <w:lvlJc w:val="left"/>
+      <w:pPr>
+        <w:ind w:left="2520" w:hanging="360"/>
+      </w:pPr>
+      <w:rPr>
+        <w:rFonts w:ascii="Symbol" w:hAnsi="Symbol" w:hint="default"/>
+      </w:rPr>
+    </w:lvl>
+    <w:lvl w:ilvl="4" w:tplc="04090003" w:tentative="1">
+      <w:start w:val="1"/>
+      <w:numFmt w:val="bullet"/>
+      <w:lvlText w:val="o"/>
+      <w:lvlJc w:val="left"/>
+      <w:pPr>
+        <w:ind w:left="3240" w:hanging="360"/>
+      </w:pPr>
+      <w:rPr>
+        <w:rFonts w:ascii="Courier New" w:hAnsi="Courier New" w:cs="Courier New" w:hint="default"/>
+      </w:rPr>
+    </w:lvl>
+    <w:lvl w:ilvl="5" w:tplc="04090005" w:tentative="1">
+      <w:start w:val="1"/>
+      <w:numFmt w:val="bullet"/>
+      <w:lvlText w:val=""/>
+      <w:lvlJc w:val="left"/>
+      <w:pPr>
+        <w:ind w:left="3960" w:hanging="360"/>
+      </w:pPr>
+      <w:rPr>
+        <w:rFonts w:ascii="Wingdings" w:hAnsi="Wingdings" w:hint="default"/>
+      </w:rPr>
+    </w:lvl>
+    <w:lvl w:ilvl="6" w:tplc="04090001" w:tentative="1">
+      <w:start w:val="1"/>
+      <w:numFmt w:val="bullet"/>
+      <w:lvlText w:val=""/>
+      <w:lvlJc w:val="left"/>
+      <w:pPr>
+        <w:ind w:left="4680" w:hanging="360"/>
+      </w:pPr>
+      <w:rPr>
+        <w:rFonts w:ascii="Symbol" w:hAnsi="Symbol" w:hint="default"/>
+      </w:rPr>
+    </w:lvl>
+    <w:lvl w:ilvl="7" w:tplc="04090003" w:tentative="1">
+      <w:start w:val="1"/>
+      <w:numFmt w:val="bullet"/>
+      <w:lvlText w:val="o"/>
+      <w:lvlJc w:val="left"/>
+      <w:pPr>
+        <w:ind w:left="5400" w:hanging="360"/>
+      </w:pPr>
+      <w:rPr>
+        <w:rFonts w:ascii="Courier New" w:hAnsi="Courier New" w:cs="Courier New" w:hint="default"/>
+      </w:rPr>
+    </w:lvl>
+    <w:lvl w:ilvl="8" w:tplc="04090005" w:tentative="1">
+      <w:start w:val="1"/>
+      <w:numFmt w:val="bullet"/>
+      <w:lvlText w:val=""/>
+      <w:lvlJc w:val="left"/>
+      <w:pPr>
+        <w:ind w:left="6120" w:hanging="360"/>
+      </w:pPr>
+      <w:rPr>
+        <w:rFonts w:ascii="Wingdings" w:hAnsi="Wingdings" w:hint="default"/>
+      </w:rPr>
+    </w:lvl>
+  </w:abstractNum>
+  <w:abstractNum w:abstractNumId="9">
     <w:nsid w:val="31EF5523"/>
     <w:multiLevelType w:val="hybridMultilevel"/>
     <w:tmpl w:val="BD40ED20"/>
@@ -6585,7 +7603,7 @@
       </w:pPr>
     </w:lvl>
   </w:abstractNum>
-  <w:abstractNum w:abstractNumId="9">
+  <w:abstractNum w:abstractNumId="10">
     <w:nsid w:val="33C43308"/>
     <w:multiLevelType w:val="hybridMultilevel"/>
     <w:tmpl w:val="CDCCC36A"/>
@@ -6698,7 +7716,7 @@
       </w:rPr>
     </w:lvl>
   </w:abstractNum>
-  <w:abstractNum w:abstractNumId="10">
+  <w:abstractNum w:abstractNumId="11">
     <w:nsid w:val="39DF55EC"/>
     <w:multiLevelType w:val="hybridMultilevel"/>
     <w:tmpl w:val="9CF84DF8"/>
@@ -6810,7 +7828,7 @@
       </w:rPr>
     </w:lvl>
   </w:abstractNum>
-  <w:abstractNum w:abstractNumId="11">
+  <w:abstractNum w:abstractNumId="12">
     <w:nsid w:val="6D454C9C"/>
     <w:multiLevelType w:val="multilevel"/>
     <w:tmpl w:val="64EADE10"/>
@@ -6959,7 +7977,7 @@
       </w:rPr>
     </w:lvl>
   </w:abstractNum>
-  <w:abstractNum w:abstractNumId="12">
+  <w:abstractNum w:abstractNumId="13">
     <w:nsid w:val="773D25EE"/>
     <w:multiLevelType w:val="multilevel"/>
     <w:tmpl w:val="94B0A740"/>
@@ -7108,7 +8126,7 @@
       </w:rPr>
     </w:lvl>
   </w:abstractNum>
-  <w:abstractNum w:abstractNumId="13">
+  <w:abstractNum w:abstractNumId="14">
     <w:nsid w:val="782F6633"/>
     <w:multiLevelType w:val="hybridMultilevel"/>
     <w:tmpl w:val="0466370C"/>
@@ -7221,7 +8239,7 @@
       </w:rPr>
     </w:lvl>
   </w:abstractNum>
-  <w:abstractNum w:abstractNumId="14">
+  <w:abstractNum w:abstractNumId="15">
     <w:nsid w:val="7DDC2ED4"/>
     <w:multiLevelType w:val="hybridMultilevel"/>
     <w:tmpl w:val="C0F89F36"/>
@@ -7334,16 +8352,16 @@
     </w:lvl>
   </w:abstractNum>
   <w:num w:numId="1">
-    <w:abstractNumId w:val="8"/>
+    <w:abstractNumId w:val="9"/>
     <w:lvlOverride w:ilvl="0">
       <w:startOverride w:val="1"/>
     </w:lvlOverride>
   </w:num>
   <w:num w:numId="2">
-    <w:abstractNumId w:val="9"/>
+    <w:abstractNumId w:val="10"/>
   </w:num>
   <w:num w:numId="3">
-    <w:abstractNumId w:val="11"/>
+    <w:abstractNumId w:val="12"/>
   </w:num>
   <w:num w:numId="4">
     <w:abstractNumId w:val="2"/>
@@ -7352,16 +8370,16 @@
     <w:abstractNumId w:val="5"/>
   </w:num>
   <w:num w:numId="6">
-    <w:abstractNumId w:val="10"/>
+    <w:abstractNumId w:val="11"/>
   </w:num>
   <w:num w:numId="7">
     <w:abstractNumId w:val="0"/>
   </w:num>
   <w:num w:numId="8">
-    <w:abstractNumId w:val="14"/>
+    <w:abstractNumId w:val="15"/>
   </w:num>
   <w:num w:numId="9">
-    <w:abstractNumId w:val="13"/>
+    <w:abstractNumId w:val="14"/>
   </w:num>
   <w:num w:numId="10">
     <w:abstractNumId w:val="1"/>
@@ -7370,7 +8388,7 @@
     <w:abstractNumId w:val="4"/>
   </w:num>
   <w:num w:numId="12">
-    <w:abstractNumId w:val="12"/>
+    <w:abstractNumId w:val="13"/>
   </w:num>
   <w:num w:numId="13">
     <w:abstractNumId w:val="3"/>
@@ -7380,6 +8398,9 @@
   </w:num>
   <w:num w:numId="15">
     <w:abstractNumId w:val="6"/>
+  </w:num>
+  <w:num w:numId="16">
+    <w:abstractNumId w:val="8"/>
   </w:num>
 </w:numbering>
 </file>
@@ -7445,7 +8466,7 @@
     <w:lsdException w:name="Medium Shading 2 Accent 1" w:semiHidden="0" w:uiPriority="64" w:unhideWhenUsed="0"/>
     <w:lsdException w:name="Medium List 1 Accent 1" w:semiHidden="0" w:uiPriority="65" w:unhideWhenUsed="0"/>
     <w:lsdException w:name="Revision" w:unhideWhenUsed="0"/>
-    <w:lsdException w:name="List Paragraph" w:semiHidden="0" w:uiPriority="34" w:unhideWhenUsed="0" w:qFormat="1"/>
+    <w:lsdException w:name="List Paragraph" w:semiHidden="0" w:uiPriority="0" w:unhideWhenUsed="0" w:qFormat="1"/>
     <w:lsdException w:name="Quote" w:semiHidden="0" w:uiPriority="29" w:unhideWhenUsed="0" w:qFormat="1"/>
     <w:lsdException w:name="Intense Quote" w:semiHidden="0" w:uiPriority="30" w:unhideWhenUsed="0" w:qFormat="1"/>
     <w:lsdException w:name="Medium List 2 Accent 1" w:semiHidden="0" w:uiPriority="66" w:unhideWhenUsed="0"/>
@@ -7778,7 +8799,7 @@
     <w:lsdException w:name="Medium Shading 2 Accent 1" w:semiHidden="0" w:uiPriority="64" w:unhideWhenUsed="0"/>
     <w:lsdException w:name="Medium List 1 Accent 1" w:semiHidden="0" w:uiPriority="65" w:unhideWhenUsed="0"/>
     <w:lsdException w:name="Revision" w:unhideWhenUsed="0"/>
-    <w:lsdException w:name="List Paragraph" w:semiHidden="0" w:uiPriority="34" w:unhideWhenUsed="0" w:qFormat="1"/>
+    <w:lsdException w:name="List Paragraph" w:semiHidden="0" w:uiPriority="0" w:unhideWhenUsed="0" w:qFormat="1"/>
     <w:lsdException w:name="Quote" w:semiHidden="0" w:uiPriority="29" w:unhideWhenUsed="0" w:qFormat="1"/>
     <w:lsdException w:name="Intense Quote" w:semiHidden="0" w:uiPriority="30" w:unhideWhenUsed="0" w:qFormat="1"/>
     <w:lsdException w:name="Medium List 2 Accent 1" w:semiHidden="0" w:uiPriority="66" w:unhideWhenUsed="0"/>
@@ -8340,7 +9361,7 @@
 </file>
 
 <file path=customXml/itemProps1.xml><?xml version="1.0" encoding="utf-8"?>
-<ds:datastoreItem xmlns:ds="http://schemas.openxmlformats.org/officeDocument/2006/customXml" ds:itemID="{2C0E62A4-37E1-405E-BABA-2D41614E900C}">
+<ds:datastoreItem xmlns:ds="http://schemas.openxmlformats.org/officeDocument/2006/customXml" ds:itemID="{5EF698A9-5D77-4BC4-99E9-7506991FB37C}">
   <ds:schemaRefs>
     <ds:schemaRef ds:uri="http://schemas.openxmlformats.org/officeDocument/2006/bibliography"/>
   </ds:schemaRefs>

--- a/idris/Java Angular/Idris_Sadiq.docx
+++ b/idris/Java Angular/Idris_Sadiq.docx
@@ -47,7 +47,6 @@
               <w:spacing w:after="40"/>
               <w:jc w:val="center"/>
             </w:pPr>
-            <w:proofErr w:type="spellStart"/>
             <w:r>
               <w:rPr>
                 <w:rFonts w:ascii="Arial" w:eastAsia="Arial" w:hAnsi="Arial" w:cs="Arial"/>
@@ -57,33 +56,8 @@
                 <w:sz w:val="48"/>
                 <w:szCs w:val="48"/>
               </w:rPr>
-              <w:t>Idris</w:t>
+              <w:t>Idris Sadiq</w:t>
             </w:r>
-            <w:proofErr w:type="spellEnd"/>
-            <w:r>
-              <w:rPr>
-                <w:rFonts w:ascii="Arial" w:eastAsia="Arial" w:hAnsi="Arial" w:cs="Arial"/>
-                <w:b/>
-                <w:bCs/>
-                <w:color w:val="FFFFFF"/>
-                <w:sz w:val="48"/>
-                <w:szCs w:val="48"/>
-              </w:rPr>
-              <w:t xml:space="preserve"> </w:t>
-            </w:r>
-            <w:proofErr w:type="spellStart"/>
-            <w:r>
-              <w:rPr>
-                <w:rFonts w:ascii="Arial" w:eastAsia="Arial" w:hAnsi="Arial" w:cs="Arial"/>
-                <w:b/>
-                <w:bCs/>
-                <w:color w:val="FFFFFF"/>
-                <w:sz w:val="48"/>
-                <w:szCs w:val="48"/>
-              </w:rPr>
-              <w:t>Sadiq</w:t>
-            </w:r>
-            <w:proofErr w:type="spellEnd"/>
           </w:p>
           <w:p>
             <w:pPr>
@@ -104,41 +78,27 @@
             <w:pPr>
               <w:spacing w:after="40"/>
               <w:jc w:val="center"/>
+              <w:rPr>
+                <w:rFonts w:ascii="Arial" w:eastAsia="Arial" w:hAnsi="Arial" w:cs="Arial"/>
+                <w:color w:val="BBBBBB"/>
+              </w:rPr>
             </w:pPr>
             <w:r>
               <w:rPr>
                 <w:rFonts w:ascii="Arial" w:eastAsia="Arial" w:hAnsi="Arial" w:cs="Arial"/>
                 <w:color w:val="BBBBBB"/>
               </w:rPr>
-              <w:t xml:space="preserve">Idrissadiq.pro@outlook.com  </w:t>
+              <w:t>Idrissdev@outlook.com | +1 (424) 458-6548 | Spring Valley, California, United States</w:t>
+            </w:r>
+            <w:r>
+              <w:t xml:space="preserve"> </w:t>
             </w:r>
             <w:r>
               <w:rPr>
                 <w:rFonts w:ascii="Arial" w:eastAsia="Arial" w:hAnsi="Arial" w:cs="Arial"/>
                 <w:color w:val="BBBBBB"/>
               </w:rPr>
-              <w:t>+1 (424) 458-6548</w:t>
-            </w:r>
-            <w:r>
-              <w:rPr>
-                <w:rFonts w:ascii="Arial" w:eastAsia="Arial" w:hAnsi="Arial" w:cs="Arial"/>
-                <w:color w:val="BBBBBB"/>
-              </w:rPr>
-              <w:t xml:space="preserve">|  </w:t>
-            </w:r>
-            <w:r>
-              <w:rPr>
-                <w:rFonts w:ascii="Arial" w:eastAsia="Arial" w:hAnsi="Arial" w:cs="Arial"/>
-                <w:color w:val="BBBBBB"/>
-              </w:rPr>
-              <w:t>Spring Valley</w:t>
-            </w:r>
-            <w:r>
-              <w:rPr>
-                <w:rFonts w:ascii="Arial" w:eastAsia="Arial" w:hAnsi="Arial" w:cs="Arial"/>
-                <w:color w:val="BBBBBB"/>
-              </w:rPr>
-              <w:t>, California, United States</w:t>
+              <w:t xml:space="preserve">https://www.linkedin.com/in/idris-sadiq-1b824b3b4 </w:t>
             </w:r>
           </w:p>
           <w:p>
@@ -150,15 +110,10 @@
                 <w:rFonts w:ascii="Arial" w:eastAsia="Arial" w:hAnsi="Arial" w:cs="Arial"/>
                 <w:color w:val="BBBBBB"/>
               </w:rPr>
-              <w:t xml:space="preserve">LinkedIn: </w:t>
+              <w:t>US citizen | White | English (Native)</w:t>
             </w:r>
-            <w:r>
-              <w:rPr>
-                <w:rFonts w:ascii="Arial" w:eastAsia="Arial" w:hAnsi="Arial" w:cs="Arial"/>
-                <w:color w:val="BBBBBB"/>
-              </w:rPr>
-              <w:t>https://www.linkedin.com/in/idris-sadiq-0640ab3b4/</w:t>
-            </w:r>
+            <w:bookmarkStart w:id="0" w:name="_GoBack"/>
+            <w:bookmarkEnd w:id="0"/>
           </w:p>
         </w:tc>
       </w:tr>
@@ -296,14 +251,7 @@
         <w:rPr>
           <w:rFonts w:ascii="Arial" w:hAnsi="Arial" w:cs="Arial"/>
         </w:rPr>
-        <w:t xml:space="preserve">. </w:t>
-      </w:r>
-      <w:proofErr w:type="gramStart"/>
-      <w:r>
-        <w:rPr>
-          <w:rFonts w:ascii="Arial" w:hAnsi="Arial" w:cs="Arial"/>
-        </w:rPr>
-        <w:t xml:space="preserve">Strong focus on </w:t>
+        <w:t xml:space="preserve">. Strong focus on </w:t>
       </w:r>
       <w:r>
         <w:rPr>
@@ -342,14 +290,7 @@
         <w:rPr>
           <w:rFonts w:ascii="Arial" w:hAnsi="Arial" w:cs="Arial"/>
         </w:rPr>
-        <w:t xml:space="preserve"> that turns ambiguous requirements into measurable outcomes with clear ownership.</w:t>
-      </w:r>
-      <w:proofErr w:type="gramEnd"/>
-      <w:r>
-        <w:rPr>
-          <w:rFonts w:ascii="Arial" w:hAnsi="Arial" w:cs="Arial"/>
-        </w:rPr>
-        <w:t xml:space="preserve"> Experienced modernizing legacy frontends, designing </w:t>
+        <w:t xml:space="preserve"> that turns ambiguous requirements into measurable outcomes with clear ownership. Experienced modernizing legacy frontends, designing </w:t>
       </w:r>
       <w:r>
         <w:rPr>
@@ -364,7 +305,6 @@
         </w:rPr>
         <w:t xml:space="preserve">, improving </w:t>
       </w:r>
-      <w:proofErr w:type="spellStart"/>
       <w:r>
         <w:rPr>
           <w:rStyle w:val="Strong"/>
@@ -372,7 +312,6 @@
         </w:rPr>
         <w:t>observability</w:t>
       </w:r>
-      <w:proofErr w:type="spellEnd"/>
       <w:r>
         <w:rPr>
           <w:rFonts w:ascii="Arial" w:hAnsi="Arial" w:cs="Arial"/>
@@ -468,7 +407,6 @@
         </w:rPr>
         <w:t xml:space="preserve">, </w:t>
       </w:r>
-      <w:proofErr w:type="spellStart"/>
       <w:r>
         <w:rPr>
           <w:rStyle w:val="Strong"/>
@@ -478,7 +416,6 @@
         </w:rPr>
         <w:t>TypeScript</w:t>
       </w:r>
-      <w:proofErr w:type="spellEnd"/>
       <w:r>
         <w:rPr>
           <w:rFonts w:ascii="Arial" w:hAnsi="Arial" w:cs="Arial"/>
@@ -620,7 +557,6 @@
         </w:rPr>
         <w:t xml:space="preserve">, </w:t>
       </w:r>
-      <w:proofErr w:type="spellStart"/>
       <w:r>
         <w:rPr>
           <w:rStyle w:val="Strong"/>
@@ -630,7 +566,6 @@
         </w:rPr>
         <w:t>AngularJS</w:t>
       </w:r>
-      <w:proofErr w:type="spellEnd"/>
       <w:r>
         <w:rPr>
           <w:rFonts w:ascii="Arial" w:hAnsi="Arial" w:cs="Arial"/>
@@ -638,7 +573,6 @@
         </w:rPr>
         <w:t xml:space="preserve"> (legacy support), </w:t>
       </w:r>
-      <w:proofErr w:type="spellStart"/>
       <w:r>
         <w:rPr>
           <w:rStyle w:val="Strong"/>
@@ -648,15 +582,13 @@
         </w:rPr>
         <w:t>RxJS</w:t>
       </w:r>
-      <w:proofErr w:type="spellEnd"/>
-      <w:r>
-        <w:rPr>
-          <w:rFonts w:ascii="Arial" w:hAnsi="Arial" w:cs="Arial"/>
-          <w:sz w:val="18"/>
-        </w:rPr>
-        <w:t xml:space="preserve">, </w:t>
-      </w:r>
-      <w:proofErr w:type="spellStart"/>
+      <w:r>
+        <w:rPr>
+          <w:rFonts w:ascii="Arial" w:hAnsi="Arial" w:cs="Arial"/>
+          <w:sz w:val="18"/>
+        </w:rPr>
+        <w:t xml:space="preserve">, </w:t>
+      </w:r>
       <w:r>
         <w:rPr>
           <w:rStyle w:val="Strong"/>
@@ -666,7 +598,6 @@
         </w:rPr>
         <w:t>NgRx</w:t>
       </w:r>
-      <w:proofErr w:type="spellEnd"/>
       <w:r>
         <w:rPr>
           <w:rFonts w:ascii="Arial" w:hAnsi="Arial" w:cs="Arial"/>
@@ -822,7 +753,6 @@
         </w:rPr>
         <w:t xml:space="preserve">, </w:t>
       </w:r>
-      <w:proofErr w:type="spellStart"/>
       <w:r>
         <w:rPr>
           <w:rStyle w:val="Strong"/>
@@ -832,7 +762,6 @@
         </w:rPr>
         <w:t>PrimeNG</w:t>
       </w:r>
-      <w:proofErr w:type="spellEnd"/>
       <w:r>
         <w:rPr>
           <w:rFonts w:ascii="Arial" w:hAnsi="Arial" w:cs="Arial"/>
@@ -856,7 +785,6 @@
         </w:rPr>
         <w:t xml:space="preserve">, </w:t>
       </w:r>
-      <w:proofErr w:type="spellStart"/>
       <w:r>
         <w:rPr>
           <w:rStyle w:val="Strong"/>
@@ -866,15 +794,13 @@
         </w:rPr>
         <w:t>Webpack</w:t>
       </w:r>
-      <w:proofErr w:type="spellEnd"/>
-      <w:r>
-        <w:rPr>
-          <w:rFonts w:ascii="Arial" w:hAnsi="Arial" w:cs="Arial"/>
-          <w:sz w:val="18"/>
-        </w:rPr>
-        <w:t xml:space="preserve">, </w:t>
-      </w:r>
-      <w:proofErr w:type="spellStart"/>
+      <w:r>
+        <w:rPr>
+          <w:rFonts w:ascii="Arial" w:hAnsi="Arial" w:cs="Arial"/>
+          <w:sz w:val="18"/>
+        </w:rPr>
+        <w:t xml:space="preserve">, </w:t>
+      </w:r>
       <w:r>
         <w:rPr>
           <w:rStyle w:val="Strong"/>
@@ -884,7 +810,6 @@
         </w:rPr>
         <w:t>Vite</w:t>
       </w:r>
-      <w:proofErr w:type="spellEnd"/>
       <w:r>
         <w:rPr>
           <w:rFonts w:ascii="Arial" w:hAnsi="Arial" w:cs="Arial"/>
@@ -1150,25 +1075,14 @@
         </w:rPr>
         <w:t xml:space="preserve">, </w:t>
       </w:r>
-      <w:proofErr w:type="spellStart"/>
-      <w:r>
-        <w:rPr>
-          <w:rStyle w:val="Strong"/>
-          <w:rFonts w:ascii="Arial" w:hAnsi="Arial" w:cs="Arial"/>
-          <w:b w:val="0"/>
-          <w:sz w:val="18"/>
-        </w:rPr>
-        <w:t>OpenAPI</w:t>
-      </w:r>
-      <w:proofErr w:type="spellEnd"/>
-      <w:r>
-        <w:rPr>
-          <w:rStyle w:val="Strong"/>
-          <w:rFonts w:ascii="Arial" w:hAnsi="Arial" w:cs="Arial"/>
-          <w:b w:val="0"/>
-          <w:sz w:val="18"/>
-        </w:rPr>
-        <w:t>/Swagger</w:t>
+      <w:r>
+        <w:rPr>
+          <w:rStyle w:val="Strong"/>
+          <w:rFonts w:ascii="Arial" w:hAnsi="Arial" w:cs="Arial"/>
+          <w:b w:val="0"/>
+          <w:sz w:val="18"/>
+        </w:rPr>
+        <w:t>OpenAPI/Swagger</w:t>
       </w:r>
       <w:r>
         <w:rPr>
@@ -1209,7 +1123,6 @@
         </w:rPr>
         <w:t xml:space="preserve">, </w:t>
       </w:r>
-      <w:proofErr w:type="spellStart"/>
       <w:r>
         <w:rPr>
           <w:rStyle w:val="Strong"/>
@@ -1219,7 +1132,6 @@
         </w:rPr>
         <w:t>OpenID</w:t>
       </w:r>
-      <w:proofErr w:type="spellEnd"/>
       <w:r>
         <w:rPr>
           <w:rStyle w:val="Strong"/>
@@ -1244,7 +1156,6 @@
         </w:rPr>
         <w:t xml:space="preserve">, </w:t>
       </w:r>
-      <w:proofErr w:type="spellStart"/>
       <w:r>
         <w:rPr>
           <w:rStyle w:val="Strong"/>
@@ -1254,7 +1165,6 @@
         </w:rPr>
         <w:t>WebSockets</w:t>
       </w:r>
-      <w:proofErr w:type="spellEnd"/>
       <w:r>
         <w:rPr>
           <w:rFonts w:ascii="Arial" w:hAnsi="Arial" w:cs="Arial"/>
@@ -1328,7 +1238,6 @@
         </w:rPr>
         <w:t xml:space="preserve">, </w:t>
       </w:r>
-      <w:proofErr w:type="spellStart"/>
       <w:r>
         <w:rPr>
           <w:rStyle w:val="Strong"/>
@@ -1338,7 +1247,6 @@
         </w:rPr>
         <w:t>idempotency</w:t>
       </w:r>
-      <w:proofErr w:type="spellEnd"/>
       <w:r>
         <w:rPr>
           <w:rFonts w:ascii="Arial" w:hAnsi="Arial" w:cs="Arial"/>
@@ -1362,7 +1270,6 @@
         </w:rPr>
         <w:t xml:space="preserve">, </w:t>
       </w:r>
-      <w:proofErr w:type="spellStart"/>
       <w:r>
         <w:rPr>
           <w:rStyle w:val="Strong"/>
@@ -1372,7 +1279,6 @@
         </w:rPr>
         <w:t>Gradle</w:t>
       </w:r>
-      <w:proofErr w:type="spellEnd"/>
     </w:p>
     <w:p>
       <w:pPr>
@@ -1417,7 +1323,6 @@
         </w:rPr>
         <w:t xml:space="preserve">: </w:t>
       </w:r>
-      <w:proofErr w:type="spellStart"/>
       <w:r>
         <w:rPr>
           <w:rStyle w:val="Strong"/>
@@ -1427,7 +1332,6 @@
         </w:rPr>
         <w:t>PostgreSQL</w:t>
       </w:r>
-      <w:proofErr w:type="spellEnd"/>
       <w:r>
         <w:rPr>
           <w:rFonts w:ascii="Arial" w:hAnsi="Arial" w:cs="Arial"/>
@@ -1484,7 +1388,6 @@
         </w:rPr>
         <w:t xml:space="preserve"> | </w:t>
       </w:r>
-      <w:proofErr w:type="spellStart"/>
       <w:r>
         <w:rPr>
           <w:rFonts w:ascii="Arial" w:hAnsi="Arial" w:cs="Arial"/>
@@ -1493,7 +1396,6 @@
         </w:rPr>
         <w:t>NoSQL</w:t>
       </w:r>
-      <w:proofErr w:type="spellEnd"/>
       <w:r>
         <w:rPr>
           <w:rFonts w:ascii="Arial" w:hAnsi="Arial" w:cs="Arial"/>
@@ -1501,7 +1403,6 @@
         </w:rPr>
         <w:t xml:space="preserve">: </w:t>
       </w:r>
-      <w:proofErr w:type="spellStart"/>
       <w:r>
         <w:rPr>
           <w:rStyle w:val="Strong"/>
@@ -1511,15 +1412,13 @@
         </w:rPr>
         <w:t>Redis</w:t>
       </w:r>
-      <w:proofErr w:type="spellEnd"/>
-      <w:r>
-        <w:rPr>
-          <w:rFonts w:ascii="Arial" w:hAnsi="Arial" w:cs="Arial"/>
-          <w:sz w:val="18"/>
-        </w:rPr>
-        <w:t xml:space="preserve">, </w:t>
-      </w:r>
-      <w:proofErr w:type="spellStart"/>
+      <w:r>
+        <w:rPr>
+          <w:rFonts w:ascii="Arial" w:hAnsi="Arial" w:cs="Arial"/>
+          <w:sz w:val="18"/>
+        </w:rPr>
+        <w:t xml:space="preserve">, </w:t>
+      </w:r>
       <w:r>
         <w:rPr>
           <w:rStyle w:val="Strong"/>
@@ -1529,15 +1428,13 @@
         </w:rPr>
         <w:t>MongoDB</w:t>
       </w:r>
-      <w:proofErr w:type="spellEnd"/>
-      <w:r>
-        <w:rPr>
-          <w:rFonts w:ascii="Arial" w:hAnsi="Arial" w:cs="Arial"/>
-          <w:sz w:val="18"/>
-        </w:rPr>
-        <w:t xml:space="preserve">, </w:t>
-      </w:r>
-      <w:proofErr w:type="spellStart"/>
+      <w:r>
+        <w:rPr>
+          <w:rFonts w:ascii="Arial" w:hAnsi="Arial" w:cs="Arial"/>
+          <w:sz w:val="18"/>
+        </w:rPr>
+        <w:t xml:space="preserve">, </w:t>
+      </w:r>
       <w:r>
         <w:rPr>
           <w:rStyle w:val="Strong"/>
@@ -1547,7 +1444,6 @@
         </w:rPr>
         <w:t>DynamoDB</w:t>
       </w:r>
-      <w:proofErr w:type="spellEnd"/>
       <w:r>
         <w:rPr>
           <w:rFonts w:ascii="Arial" w:hAnsi="Arial" w:cs="Arial"/>
@@ -1619,7 +1515,6 @@
         </w:rPr>
         <w:t xml:space="preserve">, </w:t>
       </w:r>
-      <w:proofErr w:type="spellStart"/>
       <w:r>
         <w:rPr>
           <w:rStyle w:val="Strong"/>
@@ -1629,7 +1524,6 @@
         </w:rPr>
         <w:t>RabbitMQ</w:t>
       </w:r>
-      <w:proofErr w:type="spellEnd"/>
       <w:r>
         <w:rPr>
           <w:rFonts w:ascii="Arial" w:hAnsi="Arial" w:cs="Arial"/>
@@ -1652,7 +1546,6 @@
         </w:rPr>
         <w:t xml:space="preserve">: </w:t>
       </w:r>
-      <w:proofErr w:type="spellStart"/>
       <w:r>
         <w:rPr>
           <w:rStyle w:val="Strong"/>
@@ -1662,7 +1555,6 @@
         </w:rPr>
         <w:t>Elasticsearch</w:t>
       </w:r>
-      <w:proofErr w:type="spellEnd"/>
       <w:r>
         <w:rPr>
           <w:rFonts w:ascii="Arial" w:hAnsi="Arial" w:cs="Arial"/>
@@ -1717,7 +1609,6 @@
         </w:rPr>
         <w:t xml:space="preserve">, </w:t>
       </w:r>
-      <w:proofErr w:type="spellStart"/>
       <w:r>
         <w:rPr>
           <w:rStyle w:val="Strong"/>
@@ -1727,7 +1618,6 @@
         </w:rPr>
         <w:t>BigQuery</w:t>
       </w:r>
-      <w:proofErr w:type="spellEnd"/>
     </w:p>
     <w:p>
       <w:pPr>
@@ -1748,908 +1638,871 @@
           <w:rFonts w:ascii="Arial" w:hAnsi="Arial" w:cs="Arial"/>
           <w:sz w:val="18"/>
         </w:rPr>
-        <w:t xml:space="preserve">Cloud &amp; </w:t>
-      </w:r>
-      <w:proofErr w:type="spellStart"/>
-      <w:r>
-        <w:rPr>
-          <w:rStyle w:val="Strong"/>
-          <w:rFonts w:ascii="Arial" w:hAnsi="Arial" w:cs="Arial"/>
+        <w:t>Cloud &amp; DevOps</w:t>
+      </w:r>
+      <w:r>
+        <w:rPr>
+          <w:rFonts w:ascii="Arial" w:hAnsi="Arial" w:cs="Arial"/>
+          <w:sz w:val="18"/>
+        </w:rPr>
+        <w:t xml:space="preserve"> —</w:t>
+      </w:r>
+      <w:r>
+        <w:rPr>
+          <w:rStyle w:val="Strong"/>
+          <w:rFonts w:ascii="Arial" w:hAnsi="Arial" w:cs="Arial"/>
+          <w:sz w:val="18"/>
+        </w:rPr>
+        <w:t xml:space="preserve"> </w:t>
+      </w:r>
+      <w:r>
+        <w:rPr>
+          <w:rStyle w:val="Strong"/>
+          <w:rFonts w:ascii="Arial" w:hAnsi="Arial" w:cs="Arial"/>
+          <w:b w:val="0"/>
+          <w:sz w:val="18"/>
+        </w:rPr>
+        <w:t>Docker</w:t>
+      </w:r>
+      <w:r>
+        <w:rPr>
+          <w:rFonts w:ascii="Arial" w:hAnsi="Arial" w:cs="Arial"/>
+          <w:sz w:val="18"/>
+        </w:rPr>
+        <w:t xml:space="preserve">, </w:t>
+      </w:r>
+      <w:r>
+        <w:rPr>
+          <w:rStyle w:val="Strong"/>
+          <w:rFonts w:ascii="Arial" w:hAnsi="Arial" w:cs="Arial"/>
+          <w:b w:val="0"/>
+          <w:sz w:val="18"/>
+        </w:rPr>
+        <w:t>Kubernetes</w:t>
+      </w:r>
+      <w:r>
+        <w:rPr>
+          <w:rFonts w:ascii="Arial" w:hAnsi="Arial" w:cs="Arial"/>
+          <w:sz w:val="18"/>
+        </w:rPr>
+        <w:t xml:space="preserve">, </w:t>
+      </w:r>
+      <w:r>
+        <w:rPr>
+          <w:rStyle w:val="Strong"/>
+          <w:rFonts w:ascii="Arial" w:hAnsi="Arial" w:cs="Arial"/>
+          <w:b w:val="0"/>
+          <w:sz w:val="18"/>
+        </w:rPr>
+        <w:t>Helm</w:t>
+      </w:r>
+      <w:r>
+        <w:rPr>
+          <w:rFonts w:ascii="Arial" w:hAnsi="Arial" w:cs="Arial"/>
+          <w:sz w:val="18"/>
+        </w:rPr>
+        <w:t xml:space="preserve">, </w:t>
+      </w:r>
+      <w:r>
+        <w:rPr>
+          <w:rStyle w:val="Strong"/>
+          <w:rFonts w:ascii="Arial" w:hAnsi="Arial" w:cs="Arial"/>
+          <w:b w:val="0"/>
+          <w:sz w:val="18"/>
+        </w:rPr>
+        <w:t>Argo</w:t>
+      </w:r>
+      <w:r>
+        <w:rPr>
+          <w:rStyle w:val="Strong"/>
+          <w:rFonts w:ascii="Arial" w:hAnsi="Arial" w:cs="Arial"/>
+          <w:sz w:val="18"/>
+        </w:rPr>
+        <w:t xml:space="preserve"> </w:t>
+      </w:r>
+      <w:r>
+        <w:rPr>
+          <w:rStyle w:val="Strong"/>
+          <w:rFonts w:ascii="Arial" w:hAnsi="Arial" w:cs="Arial"/>
+          <w:b w:val="0"/>
+          <w:sz w:val="18"/>
+        </w:rPr>
+        <w:t>CD</w:t>
+      </w:r>
+      <w:r>
+        <w:rPr>
+          <w:rFonts w:ascii="Arial" w:hAnsi="Arial" w:cs="Arial"/>
+          <w:sz w:val="18"/>
+        </w:rPr>
+        <w:t xml:space="preserve">, </w:t>
+      </w:r>
+      <w:r>
+        <w:rPr>
+          <w:rStyle w:val="Strong"/>
+          <w:rFonts w:ascii="Arial" w:hAnsi="Arial" w:cs="Arial"/>
+          <w:b w:val="0"/>
+          <w:sz w:val="18"/>
+        </w:rPr>
+        <w:t>GitOps</w:t>
+      </w:r>
+      <w:r>
+        <w:rPr>
+          <w:rFonts w:ascii="Arial" w:hAnsi="Arial" w:cs="Arial"/>
+          <w:sz w:val="18"/>
+        </w:rPr>
+        <w:t xml:space="preserve">, </w:t>
+      </w:r>
+      <w:r>
+        <w:rPr>
+          <w:rStyle w:val="Strong"/>
+          <w:rFonts w:ascii="Arial" w:hAnsi="Arial" w:cs="Arial"/>
+          <w:b w:val="0"/>
+          <w:sz w:val="18"/>
+        </w:rPr>
+        <w:t>Terraform</w:t>
+      </w:r>
+      <w:r>
+        <w:rPr>
+          <w:rFonts w:ascii="Arial" w:hAnsi="Arial" w:cs="Arial"/>
+          <w:sz w:val="18"/>
+        </w:rPr>
+        <w:t xml:space="preserve">, </w:t>
+      </w:r>
+      <w:r>
+        <w:rPr>
+          <w:rStyle w:val="Strong"/>
+          <w:rFonts w:ascii="Arial" w:hAnsi="Arial" w:cs="Arial"/>
+          <w:b w:val="0"/>
+          <w:sz w:val="18"/>
+        </w:rPr>
+        <w:t>CloudFormation</w:t>
+      </w:r>
+      <w:r>
+        <w:rPr>
+          <w:rFonts w:ascii="Arial" w:hAnsi="Arial" w:cs="Arial"/>
+          <w:sz w:val="18"/>
+        </w:rPr>
+        <w:t xml:space="preserve"> |</w:t>
+      </w:r>
+      <w:r>
+        <w:rPr>
+          <w:rFonts w:ascii="Arial" w:hAnsi="Arial" w:cs="Arial"/>
+          <w:sz w:val="18"/>
+        </w:rPr>
+        <w:t xml:space="preserve"> </w:t>
+      </w:r>
+      <w:r>
+        <w:rPr>
+          <w:rFonts w:ascii="Arial" w:hAnsi="Arial" w:cs="Arial"/>
+          <w:b/>
+          <w:sz w:val="18"/>
+        </w:rPr>
+        <w:t>AWS</w:t>
+      </w:r>
+      <w:r>
+        <w:rPr>
+          <w:rFonts w:ascii="Arial" w:hAnsi="Arial" w:cs="Arial"/>
+          <w:sz w:val="18"/>
+        </w:rPr>
+        <w:t xml:space="preserve">: </w:t>
+      </w:r>
+      <w:r>
+        <w:rPr>
+          <w:rStyle w:val="Strong"/>
+          <w:rFonts w:ascii="Arial" w:hAnsi="Arial" w:cs="Arial"/>
+          <w:b w:val="0"/>
+          <w:sz w:val="18"/>
+        </w:rPr>
+        <w:t>EKS</w:t>
+      </w:r>
+      <w:r>
+        <w:rPr>
+          <w:rFonts w:ascii="Arial" w:hAnsi="Arial" w:cs="Arial"/>
+          <w:sz w:val="18"/>
+        </w:rPr>
+        <w:t xml:space="preserve">, </w:t>
+      </w:r>
+      <w:r>
+        <w:rPr>
+          <w:rStyle w:val="Strong"/>
+          <w:rFonts w:ascii="Arial" w:hAnsi="Arial" w:cs="Arial"/>
+          <w:b w:val="0"/>
+          <w:sz w:val="18"/>
+        </w:rPr>
+        <w:t>ECS</w:t>
+      </w:r>
+      <w:r>
+        <w:rPr>
+          <w:rFonts w:ascii="Arial" w:hAnsi="Arial" w:cs="Arial"/>
+          <w:sz w:val="18"/>
+        </w:rPr>
+        <w:t xml:space="preserve">, </w:t>
+      </w:r>
+      <w:r>
+        <w:rPr>
+          <w:rStyle w:val="Strong"/>
+          <w:rFonts w:ascii="Arial" w:hAnsi="Arial" w:cs="Arial"/>
+          <w:b w:val="0"/>
+          <w:sz w:val="18"/>
+        </w:rPr>
+        <w:t>EC2</w:t>
+      </w:r>
+      <w:r>
+        <w:rPr>
+          <w:rFonts w:ascii="Arial" w:hAnsi="Arial" w:cs="Arial"/>
+          <w:sz w:val="18"/>
+        </w:rPr>
+        <w:t xml:space="preserve">, </w:t>
+      </w:r>
+      <w:r>
+        <w:rPr>
+          <w:rStyle w:val="Strong"/>
+          <w:rFonts w:ascii="Arial" w:hAnsi="Arial" w:cs="Arial"/>
+          <w:b w:val="0"/>
+          <w:sz w:val="18"/>
+        </w:rPr>
+        <w:t>Lambda</w:t>
+      </w:r>
+      <w:r>
+        <w:rPr>
+          <w:rFonts w:ascii="Arial" w:hAnsi="Arial" w:cs="Arial"/>
+          <w:sz w:val="18"/>
+        </w:rPr>
+        <w:t xml:space="preserve">, </w:t>
+      </w:r>
+      <w:r>
+        <w:rPr>
+          <w:rStyle w:val="Strong"/>
+          <w:rFonts w:ascii="Arial" w:hAnsi="Arial" w:cs="Arial"/>
+          <w:b w:val="0"/>
+          <w:sz w:val="18"/>
+        </w:rPr>
+        <w:t>API</w:t>
+      </w:r>
+      <w:r>
+        <w:rPr>
+          <w:rStyle w:val="Strong"/>
+          <w:rFonts w:ascii="Arial" w:hAnsi="Arial" w:cs="Arial"/>
+          <w:sz w:val="18"/>
+        </w:rPr>
+        <w:t xml:space="preserve"> </w:t>
+      </w:r>
+      <w:r>
+        <w:rPr>
+          <w:rStyle w:val="Strong"/>
+          <w:rFonts w:ascii="Arial" w:hAnsi="Arial" w:cs="Arial"/>
+          <w:b w:val="0"/>
+          <w:sz w:val="18"/>
+        </w:rPr>
+        <w:t>Gateway</w:t>
+      </w:r>
+      <w:r>
+        <w:rPr>
+          <w:rFonts w:ascii="Arial" w:hAnsi="Arial" w:cs="Arial"/>
+          <w:sz w:val="18"/>
+        </w:rPr>
+        <w:t xml:space="preserve">, </w:t>
+      </w:r>
+      <w:r>
+        <w:rPr>
+          <w:rStyle w:val="Strong"/>
+          <w:rFonts w:ascii="Arial" w:hAnsi="Arial" w:cs="Arial"/>
+          <w:b w:val="0"/>
+          <w:sz w:val="18"/>
+        </w:rPr>
+        <w:t>S3</w:t>
+      </w:r>
+      <w:r>
+        <w:rPr>
+          <w:rFonts w:ascii="Arial" w:hAnsi="Arial" w:cs="Arial"/>
+          <w:sz w:val="18"/>
+        </w:rPr>
+        <w:t xml:space="preserve">, </w:t>
+      </w:r>
+      <w:r>
+        <w:rPr>
+          <w:rStyle w:val="Strong"/>
+          <w:rFonts w:ascii="Arial" w:hAnsi="Arial" w:cs="Arial"/>
+          <w:b w:val="0"/>
+          <w:sz w:val="18"/>
+        </w:rPr>
+        <w:t>CloudFront</w:t>
+      </w:r>
+      <w:r>
+        <w:rPr>
+          <w:rFonts w:ascii="Arial" w:hAnsi="Arial" w:cs="Arial"/>
+          <w:sz w:val="18"/>
+        </w:rPr>
+        <w:t xml:space="preserve">, </w:t>
+      </w:r>
+      <w:r>
+        <w:rPr>
+          <w:rStyle w:val="Strong"/>
+          <w:rFonts w:ascii="Arial" w:hAnsi="Arial" w:cs="Arial"/>
+          <w:b w:val="0"/>
+          <w:sz w:val="18"/>
+        </w:rPr>
+        <w:t>RDS</w:t>
+      </w:r>
+      <w:r>
+        <w:rPr>
+          <w:rFonts w:ascii="Arial" w:hAnsi="Arial" w:cs="Arial"/>
+          <w:sz w:val="18"/>
+        </w:rPr>
+        <w:t xml:space="preserve">, </w:t>
+      </w:r>
+      <w:r>
+        <w:rPr>
+          <w:rStyle w:val="Strong"/>
+          <w:rFonts w:ascii="Arial" w:hAnsi="Arial" w:cs="Arial"/>
+          <w:b w:val="0"/>
+          <w:sz w:val="18"/>
+        </w:rPr>
+        <w:t>DynamoDB</w:t>
+      </w:r>
+      <w:r>
+        <w:rPr>
+          <w:rFonts w:ascii="Arial" w:hAnsi="Arial" w:cs="Arial"/>
+          <w:sz w:val="18"/>
+        </w:rPr>
+        <w:t xml:space="preserve">, </w:t>
+      </w:r>
+      <w:r>
+        <w:rPr>
+          <w:rStyle w:val="Strong"/>
+          <w:rFonts w:ascii="Arial" w:hAnsi="Arial" w:cs="Arial"/>
+          <w:b w:val="0"/>
+          <w:sz w:val="18"/>
+        </w:rPr>
+        <w:t>ElastiCache</w:t>
+      </w:r>
+      <w:r>
+        <w:rPr>
+          <w:rFonts w:ascii="Arial" w:hAnsi="Arial" w:cs="Arial"/>
+          <w:sz w:val="18"/>
+        </w:rPr>
+        <w:t xml:space="preserve">, </w:t>
+      </w:r>
+      <w:r>
+        <w:rPr>
+          <w:rStyle w:val="Strong"/>
+          <w:rFonts w:ascii="Arial" w:hAnsi="Arial" w:cs="Arial"/>
+          <w:b w:val="0"/>
+          <w:sz w:val="18"/>
+        </w:rPr>
+        <w:t>EventBridge</w:t>
+      </w:r>
+      <w:r>
+        <w:rPr>
+          <w:rFonts w:ascii="Arial" w:hAnsi="Arial" w:cs="Arial"/>
+          <w:sz w:val="18"/>
+        </w:rPr>
+        <w:t xml:space="preserve">, </w:t>
+      </w:r>
+      <w:r>
+        <w:rPr>
+          <w:rStyle w:val="Strong"/>
+          <w:rFonts w:ascii="Arial" w:hAnsi="Arial" w:cs="Arial"/>
+          <w:b w:val="0"/>
+          <w:sz w:val="18"/>
+        </w:rPr>
+        <w:t>Step</w:t>
+      </w:r>
+      <w:r>
+        <w:rPr>
+          <w:rStyle w:val="Strong"/>
+          <w:rFonts w:ascii="Arial" w:hAnsi="Arial" w:cs="Arial"/>
+          <w:sz w:val="18"/>
+        </w:rPr>
+        <w:t xml:space="preserve"> </w:t>
+      </w:r>
+      <w:r>
+        <w:rPr>
+          <w:rStyle w:val="Strong"/>
+          <w:rFonts w:ascii="Arial" w:hAnsi="Arial" w:cs="Arial"/>
+          <w:b w:val="0"/>
+          <w:sz w:val="18"/>
+        </w:rPr>
+        <w:t>Functions</w:t>
+      </w:r>
+      <w:r>
+        <w:rPr>
+          <w:rFonts w:ascii="Arial" w:hAnsi="Arial" w:cs="Arial"/>
+          <w:sz w:val="18"/>
+        </w:rPr>
+        <w:t xml:space="preserve">, </w:t>
+      </w:r>
+      <w:r>
+        <w:rPr>
+          <w:rStyle w:val="Strong"/>
+          <w:rFonts w:ascii="Arial" w:hAnsi="Arial" w:cs="Arial"/>
+          <w:b w:val="0"/>
+          <w:sz w:val="18"/>
+        </w:rPr>
+        <w:t>IAM</w:t>
+      </w:r>
+      <w:r>
+        <w:rPr>
+          <w:rFonts w:ascii="Arial" w:hAnsi="Arial" w:cs="Arial"/>
+          <w:sz w:val="18"/>
+        </w:rPr>
+        <w:t xml:space="preserve"> | </w:t>
+      </w:r>
+      <w:r>
+        <w:rPr>
+          <w:rFonts w:ascii="Arial" w:hAnsi="Arial" w:cs="Arial"/>
+          <w:b/>
+          <w:sz w:val="18"/>
+        </w:rPr>
+        <w:t>Azure</w:t>
+      </w:r>
+      <w:r>
+        <w:rPr>
+          <w:rFonts w:ascii="Arial" w:hAnsi="Arial" w:cs="Arial"/>
+          <w:sz w:val="18"/>
+        </w:rPr>
+        <w:t xml:space="preserve">: </w:t>
+      </w:r>
+      <w:r>
+        <w:rPr>
+          <w:rStyle w:val="Strong"/>
+          <w:rFonts w:ascii="Arial" w:hAnsi="Arial" w:cs="Arial"/>
+          <w:b w:val="0"/>
+          <w:sz w:val="18"/>
+        </w:rPr>
+        <w:t>AKS</w:t>
+      </w:r>
+      <w:r>
+        <w:rPr>
+          <w:rFonts w:ascii="Arial" w:hAnsi="Arial" w:cs="Arial"/>
+          <w:sz w:val="18"/>
+        </w:rPr>
+        <w:t xml:space="preserve">, </w:t>
+      </w:r>
+      <w:r>
+        <w:rPr>
+          <w:rStyle w:val="Strong"/>
+          <w:rFonts w:ascii="Arial" w:hAnsi="Arial" w:cs="Arial"/>
+          <w:b w:val="0"/>
+          <w:sz w:val="18"/>
+        </w:rPr>
+        <w:t>App</w:t>
+      </w:r>
+      <w:r>
+        <w:rPr>
+          <w:rStyle w:val="Strong"/>
+          <w:rFonts w:ascii="Arial" w:hAnsi="Arial" w:cs="Arial"/>
+          <w:sz w:val="18"/>
+        </w:rPr>
+        <w:t xml:space="preserve"> </w:t>
+      </w:r>
+      <w:r>
+        <w:rPr>
+          <w:rStyle w:val="Strong"/>
+          <w:rFonts w:ascii="Arial" w:hAnsi="Arial" w:cs="Arial"/>
+          <w:b w:val="0"/>
+          <w:sz w:val="18"/>
+        </w:rPr>
+        <w:t>Service</w:t>
+      </w:r>
+      <w:r>
+        <w:rPr>
+          <w:rFonts w:ascii="Arial" w:hAnsi="Arial" w:cs="Arial"/>
+          <w:sz w:val="18"/>
+        </w:rPr>
+        <w:t xml:space="preserve">, </w:t>
+      </w:r>
+      <w:r>
+        <w:rPr>
+          <w:rStyle w:val="Strong"/>
+          <w:rFonts w:ascii="Arial" w:hAnsi="Arial" w:cs="Arial"/>
+          <w:b w:val="0"/>
+          <w:sz w:val="18"/>
+        </w:rPr>
+        <w:t>Azure</w:t>
+      </w:r>
+      <w:r>
+        <w:rPr>
+          <w:rStyle w:val="Strong"/>
+          <w:rFonts w:ascii="Arial" w:hAnsi="Arial" w:cs="Arial"/>
+          <w:sz w:val="18"/>
+        </w:rPr>
+        <w:t xml:space="preserve"> </w:t>
+      </w:r>
+      <w:r>
+        <w:rPr>
+          <w:rStyle w:val="Strong"/>
+          <w:rFonts w:ascii="Arial" w:hAnsi="Arial" w:cs="Arial"/>
+          <w:b w:val="0"/>
+          <w:sz w:val="18"/>
+        </w:rPr>
+        <w:t>SQL</w:t>
+      </w:r>
+      <w:r>
+        <w:rPr>
+          <w:rFonts w:ascii="Arial" w:hAnsi="Arial" w:cs="Arial"/>
+          <w:sz w:val="18"/>
+        </w:rPr>
+        <w:t xml:space="preserve">, </w:t>
+      </w:r>
+      <w:r>
+        <w:rPr>
+          <w:rStyle w:val="Strong"/>
+          <w:rFonts w:ascii="Arial" w:hAnsi="Arial" w:cs="Arial"/>
+          <w:b w:val="0"/>
+          <w:sz w:val="18"/>
+        </w:rPr>
+        <w:t>Service</w:t>
+      </w:r>
+      <w:r>
+        <w:rPr>
+          <w:rStyle w:val="Strong"/>
+          <w:rFonts w:ascii="Arial" w:hAnsi="Arial" w:cs="Arial"/>
+          <w:sz w:val="18"/>
+        </w:rPr>
+        <w:t xml:space="preserve"> </w:t>
+      </w:r>
+      <w:r>
+        <w:rPr>
+          <w:rStyle w:val="Strong"/>
+          <w:rFonts w:ascii="Arial" w:hAnsi="Arial" w:cs="Arial"/>
+          <w:b w:val="0"/>
+          <w:sz w:val="18"/>
+        </w:rPr>
+        <w:t>Bus</w:t>
+      </w:r>
+      <w:r>
+        <w:rPr>
+          <w:rFonts w:ascii="Arial" w:hAnsi="Arial" w:cs="Arial"/>
+          <w:sz w:val="18"/>
+        </w:rPr>
+        <w:t xml:space="preserve">, </w:t>
+      </w:r>
+      <w:r>
+        <w:rPr>
+          <w:rStyle w:val="Strong"/>
+          <w:rFonts w:ascii="Arial" w:hAnsi="Arial" w:cs="Arial"/>
+          <w:b w:val="0"/>
+          <w:sz w:val="18"/>
+        </w:rPr>
+        <w:t>Key</w:t>
+      </w:r>
+      <w:r>
+        <w:rPr>
+          <w:rStyle w:val="Strong"/>
+          <w:rFonts w:ascii="Arial" w:hAnsi="Arial" w:cs="Arial"/>
+          <w:sz w:val="18"/>
+        </w:rPr>
+        <w:t xml:space="preserve"> </w:t>
+      </w:r>
+      <w:r>
+        <w:rPr>
+          <w:rStyle w:val="Strong"/>
+          <w:rFonts w:ascii="Arial" w:hAnsi="Arial" w:cs="Arial"/>
+          <w:b w:val="0"/>
+          <w:sz w:val="18"/>
+        </w:rPr>
+        <w:t>Vault</w:t>
+      </w:r>
+      <w:r>
+        <w:rPr>
+          <w:rFonts w:ascii="Arial" w:hAnsi="Arial" w:cs="Arial"/>
+          <w:sz w:val="18"/>
+        </w:rPr>
+        <w:t xml:space="preserve">, </w:t>
+      </w:r>
+      <w:r>
+        <w:rPr>
+          <w:rStyle w:val="Strong"/>
+          <w:rFonts w:ascii="Arial" w:hAnsi="Arial" w:cs="Arial"/>
+          <w:b w:val="0"/>
+          <w:sz w:val="18"/>
+        </w:rPr>
+        <w:t>Application</w:t>
+      </w:r>
+      <w:r>
+        <w:rPr>
+          <w:rStyle w:val="Strong"/>
+          <w:rFonts w:ascii="Arial" w:hAnsi="Arial" w:cs="Arial"/>
+          <w:sz w:val="18"/>
+        </w:rPr>
+        <w:t xml:space="preserve"> </w:t>
+      </w:r>
+      <w:r>
+        <w:rPr>
+          <w:rStyle w:val="Strong"/>
+          <w:rFonts w:ascii="Arial" w:hAnsi="Arial" w:cs="Arial"/>
+          <w:b w:val="0"/>
+          <w:sz w:val="18"/>
+        </w:rPr>
+        <w:t>Insights</w:t>
+      </w:r>
+      <w:r>
+        <w:rPr>
+          <w:rFonts w:ascii="Arial" w:hAnsi="Arial" w:cs="Arial"/>
+          <w:sz w:val="18"/>
+        </w:rPr>
+        <w:t xml:space="preserve"> | </w:t>
+      </w:r>
+      <w:r>
+        <w:rPr>
+          <w:rFonts w:ascii="Arial" w:hAnsi="Arial" w:cs="Arial"/>
+          <w:b/>
+          <w:sz w:val="18"/>
+        </w:rPr>
+        <w:t>GCP</w:t>
+      </w:r>
+      <w:r>
+        <w:rPr>
+          <w:rFonts w:ascii="Arial" w:hAnsi="Arial" w:cs="Arial"/>
+          <w:sz w:val="18"/>
+        </w:rPr>
+        <w:t xml:space="preserve">: </w:t>
+      </w:r>
+      <w:r>
+        <w:rPr>
+          <w:rStyle w:val="Strong"/>
+          <w:rFonts w:ascii="Arial" w:hAnsi="Arial" w:cs="Arial"/>
+          <w:b w:val="0"/>
+          <w:sz w:val="18"/>
+        </w:rPr>
+        <w:t>GKE</w:t>
+      </w:r>
+      <w:r>
+        <w:rPr>
+          <w:rFonts w:ascii="Arial" w:hAnsi="Arial" w:cs="Arial"/>
+          <w:sz w:val="18"/>
+        </w:rPr>
+        <w:t xml:space="preserve">, </w:t>
+      </w:r>
+      <w:r>
+        <w:rPr>
+          <w:rStyle w:val="Strong"/>
+          <w:rFonts w:ascii="Arial" w:hAnsi="Arial" w:cs="Arial"/>
+          <w:b w:val="0"/>
+          <w:sz w:val="18"/>
+        </w:rPr>
+        <w:t>Cloud</w:t>
+      </w:r>
+      <w:r>
+        <w:rPr>
+          <w:rStyle w:val="Strong"/>
+          <w:rFonts w:ascii="Arial" w:hAnsi="Arial" w:cs="Arial"/>
+          <w:sz w:val="18"/>
+        </w:rPr>
+        <w:t xml:space="preserve"> </w:t>
+      </w:r>
+      <w:r>
+        <w:rPr>
+          <w:rStyle w:val="Strong"/>
+          <w:rFonts w:ascii="Arial" w:hAnsi="Arial" w:cs="Arial"/>
+          <w:b w:val="0"/>
+          <w:sz w:val="18"/>
+        </w:rPr>
+        <w:t>Run</w:t>
+      </w:r>
+      <w:r>
+        <w:rPr>
+          <w:rFonts w:ascii="Arial" w:hAnsi="Arial" w:cs="Arial"/>
+          <w:sz w:val="18"/>
+        </w:rPr>
+        <w:t xml:space="preserve">, </w:t>
+      </w:r>
+      <w:r>
+        <w:rPr>
+          <w:rStyle w:val="Strong"/>
+          <w:rFonts w:ascii="Arial" w:hAnsi="Arial" w:cs="Arial"/>
+          <w:b w:val="0"/>
+          <w:sz w:val="18"/>
+        </w:rPr>
+        <w:t>Pub/Sub</w:t>
+      </w:r>
+      <w:r>
+        <w:rPr>
+          <w:rFonts w:ascii="Arial" w:hAnsi="Arial" w:cs="Arial"/>
+          <w:sz w:val="18"/>
+        </w:rPr>
+        <w:t xml:space="preserve">, </w:t>
+      </w:r>
+      <w:r>
+        <w:rPr>
+          <w:rStyle w:val="Strong"/>
+          <w:rFonts w:ascii="Arial" w:hAnsi="Arial" w:cs="Arial"/>
+          <w:b w:val="0"/>
+          <w:sz w:val="18"/>
+        </w:rPr>
+        <w:t>Cloud</w:t>
+      </w:r>
+      <w:r>
+        <w:rPr>
+          <w:rStyle w:val="Strong"/>
+          <w:rFonts w:ascii="Arial" w:hAnsi="Arial" w:cs="Arial"/>
+          <w:sz w:val="18"/>
+        </w:rPr>
+        <w:t xml:space="preserve"> </w:t>
+      </w:r>
+      <w:r>
+        <w:rPr>
+          <w:rStyle w:val="Strong"/>
+          <w:rFonts w:ascii="Arial" w:hAnsi="Arial" w:cs="Arial"/>
+          <w:b w:val="0"/>
+          <w:sz w:val="18"/>
+        </w:rPr>
+        <w:t>Storage</w:t>
+      </w:r>
+      <w:r>
+        <w:rPr>
+          <w:rFonts w:ascii="Arial" w:hAnsi="Arial" w:cs="Arial"/>
+          <w:sz w:val="18"/>
+        </w:rPr>
+        <w:t xml:space="preserve">, </w:t>
+      </w:r>
+      <w:r>
+        <w:rPr>
+          <w:rStyle w:val="Strong"/>
+          <w:rFonts w:ascii="Arial" w:hAnsi="Arial" w:cs="Arial"/>
+          <w:b w:val="0"/>
+          <w:sz w:val="18"/>
+        </w:rPr>
+        <w:t>BigQuery</w:t>
+      </w:r>
+      <w:r>
+        <w:rPr>
+          <w:rFonts w:ascii="Arial" w:hAnsi="Arial" w:cs="Arial"/>
+          <w:sz w:val="18"/>
+        </w:rPr>
+        <w:t xml:space="preserve"> | </w:t>
+      </w:r>
+      <w:r>
+        <w:rPr>
+          <w:rFonts w:ascii="Arial" w:hAnsi="Arial" w:cs="Arial"/>
+          <w:b/>
+          <w:sz w:val="18"/>
+        </w:rPr>
+        <w:t>CI/CD</w:t>
+      </w:r>
+      <w:r>
+        <w:rPr>
+          <w:rFonts w:ascii="Arial" w:hAnsi="Arial" w:cs="Arial"/>
+          <w:sz w:val="18"/>
+        </w:rPr>
+        <w:t xml:space="preserve">: </w:t>
+      </w:r>
+      <w:r>
+        <w:rPr>
+          <w:rStyle w:val="Strong"/>
+          <w:rFonts w:ascii="Arial" w:hAnsi="Arial" w:cs="Arial"/>
+          <w:b w:val="0"/>
+          <w:sz w:val="18"/>
+        </w:rPr>
+        <w:t>GitHub</w:t>
+      </w:r>
+      <w:r>
+        <w:rPr>
+          <w:rStyle w:val="Strong"/>
+          <w:rFonts w:ascii="Arial" w:hAnsi="Arial" w:cs="Arial"/>
+          <w:sz w:val="18"/>
+        </w:rPr>
+        <w:t xml:space="preserve"> </w:t>
+      </w:r>
+      <w:r>
+        <w:rPr>
+          <w:rStyle w:val="Strong"/>
+          <w:rFonts w:ascii="Arial" w:hAnsi="Arial" w:cs="Arial"/>
+          <w:b w:val="0"/>
+          <w:sz w:val="18"/>
+        </w:rPr>
+        <w:t>Actions</w:t>
+      </w:r>
+      <w:r>
+        <w:rPr>
+          <w:rFonts w:ascii="Arial" w:hAnsi="Arial" w:cs="Arial"/>
+          <w:sz w:val="18"/>
+        </w:rPr>
+        <w:t xml:space="preserve">, </w:t>
+      </w:r>
+      <w:r>
+        <w:rPr>
+          <w:rStyle w:val="Strong"/>
+          <w:rFonts w:ascii="Arial" w:hAnsi="Arial" w:cs="Arial"/>
+          <w:b w:val="0"/>
+          <w:sz w:val="18"/>
+        </w:rPr>
+        <w:t>GitLab</w:t>
+      </w:r>
+      <w:r>
+        <w:rPr>
+          <w:rStyle w:val="Strong"/>
+          <w:rFonts w:ascii="Arial" w:hAnsi="Arial" w:cs="Arial"/>
+          <w:sz w:val="18"/>
+        </w:rPr>
+        <w:t xml:space="preserve"> </w:t>
+      </w:r>
+      <w:r>
+        <w:rPr>
+          <w:rStyle w:val="Strong"/>
+          <w:rFonts w:ascii="Arial" w:hAnsi="Arial" w:cs="Arial"/>
+          <w:b w:val="0"/>
+          <w:sz w:val="18"/>
+        </w:rPr>
+        <w:t>CI</w:t>
+      </w:r>
+      <w:r>
+        <w:rPr>
+          <w:rFonts w:ascii="Arial" w:hAnsi="Arial" w:cs="Arial"/>
+          <w:sz w:val="18"/>
+        </w:rPr>
+        <w:t xml:space="preserve">, </w:t>
+      </w:r>
+      <w:r>
+        <w:rPr>
+          <w:rStyle w:val="Strong"/>
+          <w:rFonts w:ascii="Arial" w:hAnsi="Arial" w:cs="Arial"/>
+          <w:b w:val="0"/>
+          <w:sz w:val="18"/>
+        </w:rPr>
+        <w:t>Jenkins</w:t>
+      </w:r>
+      <w:r>
+        <w:rPr>
+          <w:rFonts w:ascii="Arial" w:hAnsi="Arial" w:cs="Arial"/>
+          <w:sz w:val="18"/>
+        </w:rPr>
+        <w:t xml:space="preserve">, </w:t>
+      </w:r>
+      <w:r>
+        <w:rPr>
+          <w:rStyle w:val="Strong"/>
+          <w:rFonts w:ascii="Arial" w:hAnsi="Arial" w:cs="Arial"/>
+          <w:b w:val="0"/>
+          <w:sz w:val="18"/>
+        </w:rPr>
+        <w:t>Azure</w:t>
+      </w:r>
+      <w:r>
+        <w:rPr>
+          <w:rStyle w:val="Strong"/>
+          <w:rFonts w:ascii="Arial" w:hAnsi="Arial" w:cs="Arial"/>
+          <w:sz w:val="18"/>
+        </w:rPr>
+        <w:t xml:space="preserve"> </w:t>
+      </w:r>
+      <w:r>
+        <w:rPr>
+          <w:rStyle w:val="Strong"/>
+          <w:rFonts w:ascii="Arial" w:hAnsi="Arial" w:cs="Arial"/>
+          <w:b w:val="0"/>
           <w:sz w:val="18"/>
         </w:rPr>
         <w:t>DevOps</w:t>
       </w:r>
-      <w:proofErr w:type="spellEnd"/>
-      <w:r>
-        <w:rPr>
-          <w:rFonts w:ascii="Arial" w:hAnsi="Arial" w:cs="Arial"/>
-          <w:sz w:val="18"/>
-        </w:rPr>
-        <w:t xml:space="preserve"> —</w:t>
-      </w:r>
-      <w:r>
-        <w:rPr>
-          <w:rStyle w:val="Strong"/>
-          <w:rFonts w:ascii="Arial" w:hAnsi="Arial" w:cs="Arial"/>
-          <w:sz w:val="18"/>
-        </w:rPr>
-        <w:t xml:space="preserve"> </w:t>
-      </w:r>
-      <w:proofErr w:type="spellStart"/>
-      <w:r>
-        <w:rPr>
-          <w:rStyle w:val="Strong"/>
-          <w:rFonts w:ascii="Arial" w:hAnsi="Arial" w:cs="Arial"/>
-          <w:b w:val="0"/>
-          <w:sz w:val="18"/>
-        </w:rPr>
-        <w:t>Docker</w:t>
-      </w:r>
-      <w:proofErr w:type="spellEnd"/>
-      <w:r>
-        <w:rPr>
-          <w:rFonts w:ascii="Arial" w:hAnsi="Arial" w:cs="Arial"/>
-          <w:sz w:val="18"/>
-        </w:rPr>
-        <w:t xml:space="preserve">, </w:t>
-      </w:r>
-      <w:proofErr w:type="spellStart"/>
-      <w:r>
-        <w:rPr>
-          <w:rStyle w:val="Strong"/>
-          <w:rFonts w:ascii="Arial" w:hAnsi="Arial" w:cs="Arial"/>
-          <w:b w:val="0"/>
-          <w:sz w:val="18"/>
-        </w:rPr>
-        <w:t>Kubernetes</w:t>
-      </w:r>
-      <w:proofErr w:type="spellEnd"/>
-      <w:r>
-        <w:rPr>
-          <w:rFonts w:ascii="Arial" w:hAnsi="Arial" w:cs="Arial"/>
-          <w:sz w:val="18"/>
-        </w:rPr>
-        <w:t xml:space="preserve">, </w:t>
-      </w:r>
-      <w:r>
-        <w:rPr>
-          <w:rStyle w:val="Strong"/>
-          <w:rFonts w:ascii="Arial" w:hAnsi="Arial" w:cs="Arial"/>
-          <w:b w:val="0"/>
-          <w:sz w:val="18"/>
-        </w:rPr>
-        <w:t>Helm</w:t>
-      </w:r>
-      <w:r>
-        <w:rPr>
-          <w:rFonts w:ascii="Arial" w:hAnsi="Arial" w:cs="Arial"/>
-          <w:sz w:val="18"/>
-        </w:rPr>
-        <w:t xml:space="preserve">, </w:t>
-      </w:r>
-      <w:r>
-        <w:rPr>
-          <w:rStyle w:val="Strong"/>
-          <w:rFonts w:ascii="Arial" w:hAnsi="Arial" w:cs="Arial"/>
-          <w:b w:val="0"/>
-          <w:sz w:val="18"/>
-        </w:rPr>
-        <w:t>Argo</w:t>
-      </w:r>
-      <w:r>
-        <w:rPr>
-          <w:rStyle w:val="Strong"/>
-          <w:rFonts w:ascii="Arial" w:hAnsi="Arial" w:cs="Arial"/>
-          <w:sz w:val="18"/>
-        </w:rPr>
-        <w:t xml:space="preserve"> </w:t>
-      </w:r>
-      <w:r>
-        <w:rPr>
-          <w:rStyle w:val="Strong"/>
-          <w:rFonts w:ascii="Arial" w:hAnsi="Arial" w:cs="Arial"/>
-          <w:b w:val="0"/>
-          <w:sz w:val="18"/>
-        </w:rPr>
-        <w:t>CD</w:t>
-      </w:r>
-      <w:r>
-        <w:rPr>
-          <w:rFonts w:ascii="Arial" w:hAnsi="Arial" w:cs="Arial"/>
-          <w:sz w:val="18"/>
-        </w:rPr>
-        <w:t xml:space="preserve">, </w:t>
-      </w:r>
-      <w:proofErr w:type="spellStart"/>
-      <w:r>
-        <w:rPr>
-          <w:rStyle w:val="Strong"/>
-          <w:rFonts w:ascii="Arial" w:hAnsi="Arial" w:cs="Arial"/>
-          <w:b w:val="0"/>
-          <w:sz w:val="18"/>
-        </w:rPr>
-        <w:t>GitOps</w:t>
-      </w:r>
-      <w:proofErr w:type="spellEnd"/>
-      <w:r>
-        <w:rPr>
-          <w:rFonts w:ascii="Arial" w:hAnsi="Arial" w:cs="Arial"/>
-          <w:sz w:val="18"/>
-        </w:rPr>
-        <w:t xml:space="preserve">, </w:t>
-      </w:r>
-      <w:proofErr w:type="spellStart"/>
-      <w:r>
-        <w:rPr>
-          <w:rStyle w:val="Strong"/>
-          <w:rFonts w:ascii="Arial" w:hAnsi="Arial" w:cs="Arial"/>
-          <w:b w:val="0"/>
-          <w:sz w:val="18"/>
-        </w:rPr>
-        <w:t>Terraform</w:t>
-      </w:r>
-      <w:proofErr w:type="spellEnd"/>
-      <w:r>
-        <w:rPr>
-          <w:rFonts w:ascii="Arial" w:hAnsi="Arial" w:cs="Arial"/>
-          <w:sz w:val="18"/>
-        </w:rPr>
-        <w:t xml:space="preserve">, </w:t>
-      </w:r>
-      <w:proofErr w:type="spellStart"/>
-      <w:r>
-        <w:rPr>
-          <w:rStyle w:val="Strong"/>
-          <w:rFonts w:ascii="Arial" w:hAnsi="Arial" w:cs="Arial"/>
-          <w:b w:val="0"/>
-          <w:sz w:val="18"/>
-        </w:rPr>
-        <w:t>CloudFormation</w:t>
-      </w:r>
-      <w:proofErr w:type="spellEnd"/>
-      <w:r>
-        <w:rPr>
-          <w:rFonts w:ascii="Arial" w:hAnsi="Arial" w:cs="Arial"/>
-          <w:sz w:val="18"/>
-        </w:rPr>
-        <w:t xml:space="preserve"> |</w:t>
-      </w:r>
-      <w:r>
-        <w:rPr>
-          <w:rFonts w:ascii="Arial" w:hAnsi="Arial" w:cs="Arial"/>
-          <w:sz w:val="18"/>
-        </w:rPr>
-        <w:t xml:space="preserve"> </w:t>
-      </w:r>
-      <w:r>
-        <w:rPr>
-          <w:rFonts w:ascii="Arial" w:hAnsi="Arial" w:cs="Arial"/>
-          <w:b/>
-          <w:sz w:val="18"/>
-        </w:rPr>
-        <w:t>AWS</w:t>
-      </w:r>
-      <w:r>
-        <w:rPr>
-          <w:rFonts w:ascii="Arial" w:hAnsi="Arial" w:cs="Arial"/>
-          <w:sz w:val="18"/>
-        </w:rPr>
-        <w:t xml:space="preserve">: </w:t>
-      </w:r>
-      <w:r>
-        <w:rPr>
-          <w:rStyle w:val="Strong"/>
-          <w:rFonts w:ascii="Arial" w:hAnsi="Arial" w:cs="Arial"/>
-          <w:b w:val="0"/>
-          <w:sz w:val="18"/>
-        </w:rPr>
-        <w:t>EKS</w:t>
-      </w:r>
-      <w:r>
-        <w:rPr>
-          <w:rFonts w:ascii="Arial" w:hAnsi="Arial" w:cs="Arial"/>
-          <w:sz w:val="18"/>
-        </w:rPr>
-        <w:t xml:space="preserve">, </w:t>
-      </w:r>
-      <w:r>
-        <w:rPr>
-          <w:rStyle w:val="Strong"/>
-          <w:rFonts w:ascii="Arial" w:hAnsi="Arial" w:cs="Arial"/>
-          <w:b w:val="0"/>
-          <w:sz w:val="18"/>
-        </w:rPr>
-        <w:t>ECS</w:t>
-      </w:r>
-      <w:r>
-        <w:rPr>
-          <w:rFonts w:ascii="Arial" w:hAnsi="Arial" w:cs="Arial"/>
-          <w:sz w:val="18"/>
-        </w:rPr>
-        <w:t xml:space="preserve">, </w:t>
-      </w:r>
-      <w:r>
-        <w:rPr>
-          <w:rStyle w:val="Strong"/>
-          <w:rFonts w:ascii="Arial" w:hAnsi="Arial" w:cs="Arial"/>
-          <w:b w:val="0"/>
-          <w:sz w:val="18"/>
-        </w:rPr>
-        <w:t>EC2</w:t>
-      </w:r>
-      <w:r>
-        <w:rPr>
-          <w:rFonts w:ascii="Arial" w:hAnsi="Arial" w:cs="Arial"/>
-          <w:sz w:val="18"/>
-        </w:rPr>
-        <w:t xml:space="preserve">, </w:t>
-      </w:r>
-      <w:r>
-        <w:rPr>
-          <w:rStyle w:val="Strong"/>
-          <w:rFonts w:ascii="Arial" w:hAnsi="Arial" w:cs="Arial"/>
-          <w:b w:val="0"/>
-          <w:sz w:val="18"/>
-        </w:rPr>
-        <w:t>Lambda</w:t>
-      </w:r>
-      <w:r>
-        <w:rPr>
-          <w:rFonts w:ascii="Arial" w:hAnsi="Arial" w:cs="Arial"/>
-          <w:sz w:val="18"/>
-        </w:rPr>
-        <w:t xml:space="preserve">, </w:t>
-      </w:r>
-      <w:r>
-        <w:rPr>
-          <w:rStyle w:val="Strong"/>
-          <w:rFonts w:ascii="Arial" w:hAnsi="Arial" w:cs="Arial"/>
-          <w:b w:val="0"/>
-          <w:sz w:val="18"/>
-        </w:rPr>
-        <w:t>API</w:t>
-      </w:r>
-      <w:r>
-        <w:rPr>
-          <w:rStyle w:val="Strong"/>
-          <w:rFonts w:ascii="Arial" w:hAnsi="Arial" w:cs="Arial"/>
-          <w:sz w:val="18"/>
-        </w:rPr>
-        <w:t xml:space="preserve"> </w:t>
-      </w:r>
-      <w:r>
-        <w:rPr>
-          <w:rStyle w:val="Strong"/>
-          <w:rFonts w:ascii="Arial" w:hAnsi="Arial" w:cs="Arial"/>
-          <w:b w:val="0"/>
-          <w:sz w:val="18"/>
-        </w:rPr>
-        <w:t>Gateway</w:t>
-      </w:r>
-      <w:r>
-        <w:rPr>
-          <w:rFonts w:ascii="Arial" w:hAnsi="Arial" w:cs="Arial"/>
-          <w:sz w:val="18"/>
-        </w:rPr>
-        <w:t xml:space="preserve">, </w:t>
-      </w:r>
-      <w:r>
-        <w:rPr>
-          <w:rStyle w:val="Strong"/>
-          <w:rFonts w:ascii="Arial" w:hAnsi="Arial" w:cs="Arial"/>
-          <w:b w:val="0"/>
-          <w:sz w:val="18"/>
-        </w:rPr>
-        <w:t>S3</w:t>
-      </w:r>
-      <w:r>
-        <w:rPr>
-          <w:rFonts w:ascii="Arial" w:hAnsi="Arial" w:cs="Arial"/>
-          <w:sz w:val="18"/>
-        </w:rPr>
-        <w:t xml:space="preserve">, </w:t>
-      </w:r>
-      <w:proofErr w:type="spellStart"/>
-      <w:r>
-        <w:rPr>
-          <w:rStyle w:val="Strong"/>
-          <w:rFonts w:ascii="Arial" w:hAnsi="Arial" w:cs="Arial"/>
-          <w:b w:val="0"/>
-          <w:sz w:val="18"/>
-        </w:rPr>
-        <w:t>CloudFront</w:t>
-      </w:r>
-      <w:proofErr w:type="spellEnd"/>
-      <w:r>
-        <w:rPr>
-          <w:rFonts w:ascii="Arial" w:hAnsi="Arial" w:cs="Arial"/>
-          <w:sz w:val="18"/>
-        </w:rPr>
-        <w:t xml:space="preserve">, </w:t>
-      </w:r>
-      <w:r>
-        <w:rPr>
-          <w:rStyle w:val="Strong"/>
-          <w:rFonts w:ascii="Arial" w:hAnsi="Arial" w:cs="Arial"/>
-          <w:b w:val="0"/>
-          <w:sz w:val="18"/>
-        </w:rPr>
-        <w:t>RDS</w:t>
-      </w:r>
-      <w:r>
-        <w:rPr>
-          <w:rFonts w:ascii="Arial" w:hAnsi="Arial" w:cs="Arial"/>
-          <w:sz w:val="18"/>
-        </w:rPr>
-        <w:t xml:space="preserve">, </w:t>
-      </w:r>
-      <w:proofErr w:type="spellStart"/>
-      <w:r>
-        <w:rPr>
-          <w:rStyle w:val="Strong"/>
-          <w:rFonts w:ascii="Arial" w:hAnsi="Arial" w:cs="Arial"/>
-          <w:b w:val="0"/>
-          <w:sz w:val="18"/>
-        </w:rPr>
-        <w:t>DynamoDB</w:t>
-      </w:r>
-      <w:proofErr w:type="spellEnd"/>
-      <w:r>
-        <w:rPr>
-          <w:rFonts w:ascii="Arial" w:hAnsi="Arial" w:cs="Arial"/>
-          <w:sz w:val="18"/>
-        </w:rPr>
-        <w:t xml:space="preserve">, </w:t>
-      </w:r>
-      <w:proofErr w:type="spellStart"/>
-      <w:r>
-        <w:rPr>
-          <w:rStyle w:val="Strong"/>
-          <w:rFonts w:ascii="Arial" w:hAnsi="Arial" w:cs="Arial"/>
-          <w:b w:val="0"/>
-          <w:sz w:val="18"/>
-        </w:rPr>
-        <w:t>ElastiCache</w:t>
-      </w:r>
-      <w:proofErr w:type="spellEnd"/>
-      <w:r>
-        <w:rPr>
-          <w:rFonts w:ascii="Arial" w:hAnsi="Arial" w:cs="Arial"/>
-          <w:sz w:val="18"/>
-        </w:rPr>
-        <w:t xml:space="preserve">, </w:t>
-      </w:r>
-      <w:proofErr w:type="spellStart"/>
-      <w:r>
-        <w:rPr>
-          <w:rStyle w:val="Strong"/>
-          <w:rFonts w:ascii="Arial" w:hAnsi="Arial" w:cs="Arial"/>
-          <w:b w:val="0"/>
-          <w:sz w:val="18"/>
-        </w:rPr>
-        <w:t>EventBridge</w:t>
-      </w:r>
-      <w:proofErr w:type="spellEnd"/>
-      <w:r>
-        <w:rPr>
-          <w:rFonts w:ascii="Arial" w:hAnsi="Arial" w:cs="Arial"/>
-          <w:sz w:val="18"/>
-        </w:rPr>
-        <w:t xml:space="preserve">, </w:t>
-      </w:r>
-      <w:r>
-        <w:rPr>
-          <w:rStyle w:val="Strong"/>
-          <w:rFonts w:ascii="Arial" w:hAnsi="Arial" w:cs="Arial"/>
-          <w:b w:val="0"/>
-          <w:sz w:val="18"/>
-        </w:rPr>
-        <w:t>Step</w:t>
-      </w:r>
-      <w:r>
-        <w:rPr>
-          <w:rStyle w:val="Strong"/>
-          <w:rFonts w:ascii="Arial" w:hAnsi="Arial" w:cs="Arial"/>
-          <w:sz w:val="18"/>
-        </w:rPr>
-        <w:t xml:space="preserve"> </w:t>
-      </w:r>
-      <w:r>
-        <w:rPr>
-          <w:rStyle w:val="Strong"/>
-          <w:rFonts w:ascii="Arial" w:hAnsi="Arial" w:cs="Arial"/>
-          <w:b w:val="0"/>
-          <w:sz w:val="18"/>
-        </w:rPr>
-        <w:t>Functions</w:t>
-      </w:r>
-      <w:r>
-        <w:rPr>
-          <w:rFonts w:ascii="Arial" w:hAnsi="Arial" w:cs="Arial"/>
-          <w:sz w:val="18"/>
-        </w:rPr>
-        <w:t xml:space="preserve">, </w:t>
-      </w:r>
-      <w:r>
-        <w:rPr>
-          <w:rStyle w:val="Strong"/>
-          <w:rFonts w:ascii="Arial" w:hAnsi="Arial" w:cs="Arial"/>
-          <w:b w:val="0"/>
-          <w:sz w:val="18"/>
-        </w:rPr>
-        <w:t>IAM</w:t>
-      </w:r>
-      <w:r>
-        <w:rPr>
-          <w:rFonts w:ascii="Arial" w:hAnsi="Arial" w:cs="Arial"/>
-          <w:sz w:val="18"/>
-        </w:rPr>
-        <w:t xml:space="preserve"> | </w:t>
-      </w:r>
-      <w:r>
-        <w:rPr>
-          <w:rFonts w:ascii="Arial" w:hAnsi="Arial" w:cs="Arial"/>
-          <w:b/>
-          <w:sz w:val="18"/>
-        </w:rPr>
-        <w:t>Azure</w:t>
-      </w:r>
-      <w:r>
-        <w:rPr>
-          <w:rFonts w:ascii="Arial" w:hAnsi="Arial" w:cs="Arial"/>
-          <w:sz w:val="18"/>
-        </w:rPr>
-        <w:t xml:space="preserve">: </w:t>
-      </w:r>
-      <w:r>
-        <w:rPr>
-          <w:rStyle w:val="Strong"/>
-          <w:rFonts w:ascii="Arial" w:hAnsi="Arial" w:cs="Arial"/>
-          <w:b w:val="0"/>
-          <w:sz w:val="18"/>
-        </w:rPr>
-        <w:t>AKS</w:t>
-      </w:r>
-      <w:r>
-        <w:rPr>
-          <w:rFonts w:ascii="Arial" w:hAnsi="Arial" w:cs="Arial"/>
-          <w:sz w:val="18"/>
-        </w:rPr>
-        <w:t xml:space="preserve">, </w:t>
-      </w:r>
-      <w:r>
-        <w:rPr>
-          <w:rStyle w:val="Strong"/>
-          <w:rFonts w:ascii="Arial" w:hAnsi="Arial" w:cs="Arial"/>
-          <w:b w:val="0"/>
-          <w:sz w:val="18"/>
-        </w:rPr>
-        <w:t>App</w:t>
-      </w:r>
-      <w:r>
-        <w:rPr>
-          <w:rStyle w:val="Strong"/>
-          <w:rFonts w:ascii="Arial" w:hAnsi="Arial" w:cs="Arial"/>
-          <w:sz w:val="18"/>
-        </w:rPr>
-        <w:t xml:space="preserve"> </w:t>
-      </w:r>
-      <w:r>
-        <w:rPr>
-          <w:rStyle w:val="Strong"/>
-          <w:rFonts w:ascii="Arial" w:hAnsi="Arial" w:cs="Arial"/>
-          <w:b w:val="0"/>
-          <w:sz w:val="18"/>
-        </w:rPr>
-        <w:t>Service</w:t>
-      </w:r>
-      <w:r>
-        <w:rPr>
-          <w:rFonts w:ascii="Arial" w:hAnsi="Arial" w:cs="Arial"/>
-          <w:sz w:val="18"/>
-        </w:rPr>
-        <w:t xml:space="preserve">, </w:t>
-      </w:r>
-      <w:r>
-        <w:rPr>
-          <w:rStyle w:val="Strong"/>
-          <w:rFonts w:ascii="Arial" w:hAnsi="Arial" w:cs="Arial"/>
-          <w:b w:val="0"/>
-          <w:sz w:val="18"/>
-        </w:rPr>
-        <w:t>Azure</w:t>
-      </w:r>
-      <w:r>
-        <w:rPr>
-          <w:rStyle w:val="Strong"/>
-          <w:rFonts w:ascii="Arial" w:hAnsi="Arial" w:cs="Arial"/>
-          <w:sz w:val="18"/>
-        </w:rPr>
-        <w:t xml:space="preserve"> </w:t>
-      </w:r>
-      <w:r>
-        <w:rPr>
-          <w:rStyle w:val="Strong"/>
-          <w:rFonts w:ascii="Arial" w:hAnsi="Arial" w:cs="Arial"/>
-          <w:b w:val="0"/>
-          <w:sz w:val="18"/>
-        </w:rPr>
-        <w:t>SQL</w:t>
-      </w:r>
-      <w:r>
-        <w:rPr>
-          <w:rFonts w:ascii="Arial" w:hAnsi="Arial" w:cs="Arial"/>
-          <w:sz w:val="18"/>
-        </w:rPr>
-        <w:t xml:space="preserve">, </w:t>
-      </w:r>
-      <w:r>
-        <w:rPr>
-          <w:rStyle w:val="Strong"/>
-          <w:rFonts w:ascii="Arial" w:hAnsi="Arial" w:cs="Arial"/>
-          <w:b w:val="0"/>
-          <w:sz w:val="18"/>
-        </w:rPr>
-        <w:t>Service</w:t>
-      </w:r>
-      <w:r>
-        <w:rPr>
-          <w:rStyle w:val="Strong"/>
-          <w:rFonts w:ascii="Arial" w:hAnsi="Arial" w:cs="Arial"/>
-          <w:sz w:val="18"/>
-        </w:rPr>
-        <w:t xml:space="preserve"> </w:t>
-      </w:r>
-      <w:r>
-        <w:rPr>
-          <w:rStyle w:val="Strong"/>
-          <w:rFonts w:ascii="Arial" w:hAnsi="Arial" w:cs="Arial"/>
-          <w:b w:val="0"/>
-          <w:sz w:val="18"/>
-        </w:rPr>
-        <w:t>Bus</w:t>
-      </w:r>
-      <w:r>
-        <w:rPr>
-          <w:rFonts w:ascii="Arial" w:hAnsi="Arial" w:cs="Arial"/>
-          <w:sz w:val="18"/>
-        </w:rPr>
-        <w:t xml:space="preserve">, </w:t>
-      </w:r>
-      <w:r>
-        <w:rPr>
-          <w:rStyle w:val="Strong"/>
-          <w:rFonts w:ascii="Arial" w:hAnsi="Arial" w:cs="Arial"/>
-          <w:b w:val="0"/>
-          <w:sz w:val="18"/>
-        </w:rPr>
-        <w:t>Key</w:t>
-      </w:r>
-      <w:r>
-        <w:rPr>
-          <w:rStyle w:val="Strong"/>
-          <w:rFonts w:ascii="Arial" w:hAnsi="Arial" w:cs="Arial"/>
-          <w:sz w:val="18"/>
-        </w:rPr>
-        <w:t xml:space="preserve"> </w:t>
-      </w:r>
-      <w:r>
-        <w:rPr>
-          <w:rStyle w:val="Strong"/>
-          <w:rFonts w:ascii="Arial" w:hAnsi="Arial" w:cs="Arial"/>
-          <w:b w:val="0"/>
-          <w:sz w:val="18"/>
-        </w:rPr>
-        <w:t>Vault</w:t>
-      </w:r>
-      <w:r>
-        <w:rPr>
-          <w:rFonts w:ascii="Arial" w:hAnsi="Arial" w:cs="Arial"/>
-          <w:sz w:val="18"/>
-        </w:rPr>
-        <w:t xml:space="preserve">, </w:t>
-      </w:r>
-      <w:r>
-        <w:rPr>
-          <w:rStyle w:val="Strong"/>
-          <w:rFonts w:ascii="Arial" w:hAnsi="Arial" w:cs="Arial"/>
-          <w:b w:val="0"/>
-          <w:sz w:val="18"/>
-        </w:rPr>
-        <w:t>Application</w:t>
-      </w:r>
-      <w:r>
-        <w:rPr>
-          <w:rStyle w:val="Strong"/>
-          <w:rFonts w:ascii="Arial" w:hAnsi="Arial" w:cs="Arial"/>
-          <w:sz w:val="18"/>
-        </w:rPr>
-        <w:t xml:space="preserve"> </w:t>
-      </w:r>
-      <w:r>
-        <w:rPr>
-          <w:rStyle w:val="Strong"/>
-          <w:rFonts w:ascii="Arial" w:hAnsi="Arial" w:cs="Arial"/>
-          <w:b w:val="0"/>
-          <w:sz w:val="18"/>
-        </w:rPr>
-        <w:t>Insights</w:t>
-      </w:r>
-      <w:r>
-        <w:rPr>
-          <w:rFonts w:ascii="Arial" w:hAnsi="Arial" w:cs="Arial"/>
-          <w:sz w:val="18"/>
-        </w:rPr>
-        <w:t xml:space="preserve"> | </w:t>
-      </w:r>
-      <w:r>
-        <w:rPr>
-          <w:rFonts w:ascii="Arial" w:hAnsi="Arial" w:cs="Arial"/>
-          <w:b/>
-          <w:sz w:val="18"/>
-        </w:rPr>
-        <w:t>GCP</w:t>
-      </w:r>
-      <w:r>
-        <w:rPr>
-          <w:rFonts w:ascii="Arial" w:hAnsi="Arial" w:cs="Arial"/>
-          <w:sz w:val="18"/>
-        </w:rPr>
-        <w:t xml:space="preserve">: </w:t>
-      </w:r>
-      <w:r>
-        <w:rPr>
-          <w:rStyle w:val="Strong"/>
-          <w:rFonts w:ascii="Arial" w:hAnsi="Arial" w:cs="Arial"/>
-          <w:b w:val="0"/>
-          <w:sz w:val="18"/>
-        </w:rPr>
-        <w:t>GKE</w:t>
-      </w:r>
-      <w:r>
-        <w:rPr>
-          <w:rFonts w:ascii="Arial" w:hAnsi="Arial" w:cs="Arial"/>
-          <w:sz w:val="18"/>
-        </w:rPr>
-        <w:t xml:space="preserve">, </w:t>
-      </w:r>
-      <w:r>
-        <w:rPr>
-          <w:rStyle w:val="Strong"/>
-          <w:rFonts w:ascii="Arial" w:hAnsi="Arial" w:cs="Arial"/>
-          <w:b w:val="0"/>
-          <w:sz w:val="18"/>
-        </w:rPr>
-        <w:t>Cloud</w:t>
-      </w:r>
-      <w:r>
-        <w:rPr>
-          <w:rStyle w:val="Strong"/>
-          <w:rFonts w:ascii="Arial" w:hAnsi="Arial" w:cs="Arial"/>
-          <w:sz w:val="18"/>
-        </w:rPr>
-        <w:t xml:space="preserve"> </w:t>
-      </w:r>
-      <w:r>
-        <w:rPr>
-          <w:rStyle w:val="Strong"/>
-          <w:rFonts w:ascii="Arial" w:hAnsi="Arial" w:cs="Arial"/>
-          <w:b w:val="0"/>
-          <w:sz w:val="18"/>
-        </w:rPr>
-        <w:t>Run</w:t>
-      </w:r>
-      <w:r>
-        <w:rPr>
-          <w:rFonts w:ascii="Arial" w:hAnsi="Arial" w:cs="Arial"/>
-          <w:sz w:val="18"/>
-        </w:rPr>
-        <w:t xml:space="preserve">, </w:t>
-      </w:r>
-      <w:r>
-        <w:rPr>
-          <w:rStyle w:val="Strong"/>
-          <w:rFonts w:ascii="Arial" w:hAnsi="Arial" w:cs="Arial"/>
-          <w:b w:val="0"/>
-          <w:sz w:val="18"/>
-        </w:rPr>
-        <w:t>Pub/Sub</w:t>
-      </w:r>
-      <w:r>
-        <w:rPr>
-          <w:rFonts w:ascii="Arial" w:hAnsi="Arial" w:cs="Arial"/>
-          <w:sz w:val="18"/>
-        </w:rPr>
-        <w:t xml:space="preserve">, </w:t>
-      </w:r>
-      <w:r>
-        <w:rPr>
-          <w:rStyle w:val="Strong"/>
-          <w:rFonts w:ascii="Arial" w:hAnsi="Arial" w:cs="Arial"/>
-          <w:b w:val="0"/>
-          <w:sz w:val="18"/>
-        </w:rPr>
-        <w:t>Cloud</w:t>
-      </w:r>
-      <w:r>
-        <w:rPr>
-          <w:rStyle w:val="Strong"/>
-          <w:rFonts w:ascii="Arial" w:hAnsi="Arial" w:cs="Arial"/>
-          <w:sz w:val="18"/>
-        </w:rPr>
-        <w:t xml:space="preserve"> </w:t>
-      </w:r>
-      <w:r>
-        <w:rPr>
-          <w:rStyle w:val="Strong"/>
-          <w:rFonts w:ascii="Arial" w:hAnsi="Arial" w:cs="Arial"/>
-          <w:b w:val="0"/>
-          <w:sz w:val="18"/>
-        </w:rPr>
-        <w:t>Storage</w:t>
-      </w:r>
-      <w:r>
-        <w:rPr>
-          <w:rFonts w:ascii="Arial" w:hAnsi="Arial" w:cs="Arial"/>
-          <w:sz w:val="18"/>
-        </w:rPr>
-        <w:t xml:space="preserve">, </w:t>
-      </w:r>
-      <w:proofErr w:type="spellStart"/>
-      <w:r>
-        <w:rPr>
-          <w:rStyle w:val="Strong"/>
-          <w:rFonts w:ascii="Arial" w:hAnsi="Arial" w:cs="Arial"/>
-          <w:b w:val="0"/>
-          <w:sz w:val="18"/>
-        </w:rPr>
-        <w:t>BigQuery</w:t>
-      </w:r>
-      <w:proofErr w:type="spellEnd"/>
-      <w:r>
-        <w:rPr>
-          <w:rFonts w:ascii="Arial" w:hAnsi="Arial" w:cs="Arial"/>
-          <w:sz w:val="18"/>
-        </w:rPr>
-        <w:t xml:space="preserve"> | </w:t>
-      </w:r>
-      <w:r>
-        <w:rPr>
-          <w:rFonts w:ascii="Arial" w:hAnsi="Arial" w:cs="Arial"/>
-          <w:b/>
-          <w:sz w:val="18"/>
-        </w:rPr>
-        <w:t>CI/CD</w:t>
-      </w:r>
-      <w:r>
-        <w:rPr>
-          <w:rFonts w:ascii="Arial" w:hAnsi="Arial" w:cs="Arial"/>
-          <w:sz w:val="18"/>
-        </w:rPr>
-        <w:t xml:space="preserve">: </w:t>
-      </w:r>
-      <w:proofErr w:type="spellStart"/>
-      <w:r>
-        <w:rPr>
-          <w:rStyle w:val="Strong"/>
-          <w:rFonts w:ascii="Arial" w:hAnsi="Arial" w:cs="Arial"/>
-          <w:b w:val="0"/>
-          <w:sz w:val="18"/>
-        </w:rPr>
-        <w:t>GitHub</w:t>
-      </w:r>
-      <w:proofErr w:type="spellEnd"/>
-      <w:r>
-        <w:rPr>
-          <w:rStyle w:val="Strong"/>
-          <w:rFonts w:ascii="Arial" w:hAnsi="Arial" w:cs="Arial"/>
-          <w:sz w:val="18"/>
-        </w:rPr>
-        <w:t xml:space="preserve"> </w:t>
-      </w:r>
-      <w:r>
-        <w:rPr>
-          <w:rStyle w:val="Strong"/>
-          <w:rFonts w:ascii="Arial" w:hAnsi="Arial" w:cs="Arial"/>
-          <w:b w:val="0"/>
-          <w:sz w:val="18"/>
-        </w:rPr>
-        <w:t>Actions</w:t>
-      </w:r>
-      <w:r>
-        <w:rPr>
-          <w:rFonts w:ascii="Arial" w:hAnsi="Arial" w:cs="Arial"/>
-          <w:sz w:val="18"/>
-        </w:rPr>
-        <w:t xml:space="preserve">, </w:t>
-      </w:r>
-      <w:proofErr w:type="spellStart"/>
-      <w:r>
-        <w:rPr>
-          <w:rStyle w:val="Strong"/>
-          <w:rFonts w:ascii="Arial" w:hAnsi="Arial" w:cs="Arial"/>
-          <w:b w:val="0"/>
-          <w:sz w:val="18"/>
-        </w:rPr>
-        <w:t>GitLab</w:t>
-      </w:r>
-      <w:proofErr w:type="spellEnd"/>
-      <w:r>
-        <w:rPr>
-          <w:rStyle w:val="Strong"/>
-          <w:rFonts w:ascii="Arial" w:hAnsi="Arial" w:cs="Arial"/>
-          <w:sz w:val="18"/>
-        </w:rPr>
-        <w:t xml:space="preserve"> </w:t>
-      </w:r>
-      <w:r>
-        <w:rPr>
-          <w:rStyle w:val="Strong"/>
-          <w:rFonts w:ascii="Arial" w:hAnsi="Arial" w:cs="Arial"/>
-          <w:b w:val="0"/>
-          <w:sz w:val="18"/>
-        </w:rPr>
-        <w:t>CI</w:t>
-      </w:r>
-      <w:r>
-        <w:rPr>
-          <w:rFonts w:ascii="Arial" w:hAnsi="Arial" w:cs="Arial"/>
-          <w:sz w:val="18"/>
-        </w:rPr>
-        <w:t xml:space="preserve">, </w:t>
-      </w:r>
-      <w:r>
-        <w:rPr>
-          <w:rStyle w:val="Strong"/>
-          <w:rFonts w:ascii="Arial" w:hAnsi="Arial" w:cs="Arial"/>
-          <w:b w:val="0"/>
-          <w:sz w:val="18"/>
-        </w:rPr>
-        <w:t>Jenkins</w:t>
-      </w:r>
-      <w:r>
-        <w:rPr>
-          <w:rFonts w:ascii="Arial" w:hAnsi="Arial" w:cs="Arial"/>
-          <w:sz w:val="18"/>
-        </w:rPr>
-        <w:t xml:space="preserve">, </w:t>
-      </w:r>
-      <w:r>
-        <w:rPr>
-          <w:rStyle w:val="Strong"/>
-          <w:rFonts w:ascii="Arial" w:hAnsi="Arial" w:cs="Arial"/>
-          <w:b w:val="0"/>
-          <w:sz w:val="18"/>
-        </w:rPr>
-        <w:t>Azure</w:t>
-      </w:r>
-      <w:r>
-        <w:rPr>
-          <w:rStyle w:val="Strong"/>
-          <w:rFonts w:ascii="Arial" w:hAnsi="Arial" w:cs="Arial"/>
-          <w:sz w:val="18"/>
-        </w:rPr>
-        <w:t xml:space="preserve"> </w:t>
-      </w:r>
-      <w:proofErr w:type="spellStart"/>
-      <w:r>
-        <w:rPr>
-          <w:rStyle w:val="Strong"/>
-          <w:rFonts w:ascii="Arial" w:hAnsi="Arial" w:cs="Arial"/>
-          <w:b w:val="0"/>
-          <w:sz w:val="18"/>
-        </w:rPr>
-        <w:t>DevOps</w:t>
-      </w:r>
-      <w:proofErr w:type="spellEnd"/>
-      <w:r>
-        <w:rPr>
-          <w:rFonts w:ascii="Arial" w:hAnsi="Arial" w:cs="Arial"/>
-          <w:sz w:val="18"/>
-        </w:rPr>
-        <w:t xml:space="preserve">, </w:t>
-      </w:r>
-      <w:proofErr w:type="spellStart"/>
+      <w:r>
+        <w:rPr>
+          <w:rFonts w:ascii="Arial" w:hAnsi="Arial" w:cs="Arial"/>
+          <w:sz w:val="18"/>
+        </w:rPr>
+        <w:t xml:space="preserve">, </w:t>
+      </w:r>
       <w:r>
         <w:rPr>
           <w:rStyle w:val="Strong"/>
@@ -2659,7 +2512,6 @@
         </w:rPr>
         <w:t>CircleCI</w:t>
       </w:r>
-      <w:proofErr w:type="spellEnd"/>
     </w:p>
     <w:p>
       <w:pPr>
@@ -2673,23 +2525,13 @@
           <w:sz w:val="22"/>
         </w:rPr>
       </w:pPr>
-      <w:proofErr w:type="spellStart"/>
-      <w:r>
-        <w:rPr>
-          <w:rStyle w:val="Strong"/>
-          <w:rFonts w:ascii="Arial" w:hAnsi="Arial" w:cs="Arial"/>
-          <w:sz w:val="18"/>
-        </w:rPr>
-        <w:t>Observability</w:t>
-      </w:r>
-      <w:proofErr w:type="spellEnd"/>
-      <w:r>
-        <w:rPr>
-          <w:rStyle w:val="Strong"/>
-          <w:rFonts w:ascii="Arial" w:hAnsi="Arial" w:cs="Arial"/>
-          <w:sz w:val="18"/>
-        </w:rPr>
-        <w:t>, Quality &amp; Security</w:t>
+      <w:r>
+        <w:rPr>
+          <w:rStyle w:val="Strong"/>
+          <w:rFonts w:ascii="Arial" w:hAnsi="Arial" w:cs="Arial"/>
+          <w:sz w:val="18"/>
+        </w:rPr>
+        <w:t>Observability, Quality &amp; Security</w:t>
       </w:r>
       <w:r>
         <w:rPr>
@@ -2698,7 +2540,6 @@
         </w:rPr>
         <w:t xml:space="preserve"> — </w:t>
       </w:r>
-      <w:proofErr w:type="spellStart"/>
       <w:r>
         <w:rPr>
           <w:rStyle w:val="Strong"/>
@@ -2708,15 +2549,13 @@
         </w:rPr>
         <w:t>OpenTelemetry</w:t>
       </w:r>
-      <w:proofErr w:type="spellEnd"/>
-      <w:r>
-        <w:rPr>
-          <w:rFonts w:ascii="Arial" w:hAnsi="Arial" w:cs="Arial"/>
-          <w:sz w:val="18"/>
-        </w:rPr>
-        <w:t xml:space="preserve">, </w:t>
-      </w:r>
-      <w:proofErr w:type="spellStart"/>
+      <w:r>
+        <w:rPr>
+          <w:rFonts w:ascii="Arial" w:hAnsi="Arial" w:cs="Arial"/>
+          <w:sz w:val="18"/>
+        </w:rPr>
+        <w:t xml:space="preserve">, </w:t>
+      </w:r>
       <w:r>
         <w:rPr>
           <w:rStyle w:val="Strong"/>
@@ -2726,7 +2565,6 @@
         </w:rPr>
         <w:t>Datadog</w:t>
       </w:r>
-      <w:proofErr w:type="spellEnd"/>
       <w:r>
         <w:rPr>
           <w:rFonts w:ascii="Arial" w:hAnsi="Arial" w:cs="Arial"/>
@@ -2750,7 +2588,6 @@
         </w:rPr>
         <w:t xml:space="preserve">, </w:t>
       </w:r>
-      <w:proofErr w:type="spellStart"/>
       <w:r>
         <w:rPr>
           <w:rStyle w:val="Strong"/>
@@ -2760,7 +2597,6 @@
         </w:rPr>
         <w:t>Grafana</w:t>
       </w:r>
-      <w:proofErr w:type="spellEnd"/>
       <w:r>
         <w:rPr>
           <w:rFonts w:ascii="Arial" w:hAnsi="Arial" w:cs="Arial"/>
@@ -2784,7 +2620,6 @@
         </w:rPr>
         <w:t xml:space="preserve">, </w:t>
       </w:r>
-      <w:proofErr w:type="spellStart"/>
       <w:r>
         <w:rPr>
           <w:rStyle w:val="Strong"/>
@@ -2794,7 +2629,6 @@
         </w:rPr>
         <w:t>CloudWatch</w:t>
       </w:r>
-      <w:proofErr w:type="spellEnd"/>
       <w:r>
         <w:rPr>
           <w:rFonts w:ascii="Arial" w:hAnsi="Arial" w:cs="Arial"/>
@@ -2994,7 +2828,6 @@
         </w:rPr>
         <w:t xml:space="preserve">: </w:t>
       </w:r>
-      <w:proofErr w:type="spellStart"/>
       <w:r>
         <w:rPr>
           <w:rStyle w:val="Strong"/>
@@ -3004,7 +2837,6 @@
         </w:rPr>
         <w:t>Okta</w:t>
       </w:r>
-      <w:proofErr w:type="spellEnd"/>
       <w:r>
         <w:rPr>
           <w:rFonts w:ascii="Arial" w:hAnsi="Arial" w:cs="Arial"/>
@@ -3045,7 +2877,6 @@
         </w:rPr>
         <w:t xml:space="preserve"> </w:t>
       </w:r>
-      <w:proofErr w:type="spellStart"/>
       <w:r>
         <w:rPr>
           <w:rStyle w:val="Strong"/>
@@ -3055,7 +2886,6 @@
         </w:rPr>
         <w:t>Cognito</w:t>
       </w:r>
-      <w:proofErr w:type="spellEnd"/>
       <w:r>
         <w:rPr>
           <w:rFonts w:ascii="Arial" w:hAnsi="Arial" w:cs="Arial"/>
@@ -3145,8 +2975,6 @@
       </w:r>
     </w:p>
     <w:p>
-      <w:proofErr w:type="spellStart"/>
-      <w:proofErr w:type="gramStart"/>
       <w:r>
         <w:rPr>
           <w:rFonts w:ascii="Arial" w:eastAsia="Arial" w:hAnsi="Arial" w:cs="Arial"/>
@@ -3154,27 +2982,7 @@
           <w:sz w:val="21"/>
           <w:szCs w:val="21"/>
         </w:rPr>
-        <w:t>SumatoSoft</w:t>
-      </w:r>
-      <w:proofErr w:type="spellEnd"/>
-      <w:r>
-        <w:rPr>
-          <w:rFonts w:ascii="Arial" w:eastAsia="Arial" w:hAnsi="Arial" w:cs="Arial"/>
-          <w:color w:val="555555"/>
-          <w:sz w:val="21"/>
-          <w:szCs w:val="21"/>
-        </w:rPr>
-        <w:t xml:space="preserve">  |</w:t>
-      </w:r>
-      <w:proofErr w:type="gramEnd"/>
-      <w:r>
-        <w:rPr>
-          <w:rFonts w:ascii="Arial" w:eastAsia="Arial" w:hAnsi="Arial" w:cs="Arial"/>
-          <w:color w:val="555555"/>
-          <w:sz w:val="21"/>
-          <w:szCs w:val="21"/>
-        </w:rPr>
-        <w:t xml:space="preserve">  January 2021 - December 2025</w:t>
+        <w:t>SumatoSoft  |  January 2021 - December 2025</w:t>
       </w:r>
     </w:p>
     <w:p>
@@ -3233,7 +3041,6 @@
         </w:rPr>
         <w:t xml:space="preserve">Refactored complex client state into </w:t>
       </w:r>
-      <w:proofErr w:type="spellStart"/>
       <w:r>
         <w:rPr>
           <w:rStyle w:val="Strong"/>
@@ -3242,7 +3049,6 @@
         </w:rPr>
         <w:t>NgRx</w:t>
       </w:r>
-      <w:proofErr w:type="spellEnd"/>
       <w:r>
         <w:rPr>
           <w:rFonts w:ascii="Arial" w:hAnsi="Arial" w:cs="Arial"/>
@@ -3373,25 +3179,7 @@
           <w:rFonts w:ascii="Arial" w:hAnsi="Arial" w:cs="Arial"/>
           <w:sz w:val="18"/>
         </w:rPr>
-        <w:t xml:space="preserve">OAuth2 / </w:t>
-      </w:r>
-      <w:proofErr w:type="spellStart"/>
-      <w:r>
-        <w:rPr>
-          <w:rStyle w:val="Strong"/>
-          <w:rFonts w:ascii="Arial" w:hAnsi="Arial" w:cs="Arial"/>
-          <w:sz w:val="18"/>
-        </w:rPr>
-        <w:t>OpenID</w:t>
-      </w:r>
-      <w:proofErr w:type="spellEnd"/>
-      <w:r>
-        <w:rPr>
-          <w:rStyle w:val="Strong"/>
-          <w:rFonts w:ascii="Arial" w:hAnsi="Arial" w:cs="Arial"/>
-          <w:sz w:val="18"/>
-        </w:rPr>
-        <w:t xml:space="preserve"> Connect</w:t>
+        <w:t>OAuth2 / OpenID Connect</w:t>
       </w:r>
       <w:r>
         <w:rPr>
@@ -3400,7 +3188,6 @@
         </w:rPr>
         <w:t xml:space="preserve"> integrations (including </w:t>
       </w:r>
-      <w:proofErr w:type="spellStart"/>
       <w:r>
         <w:rPr>
           <w:rStyle w:val="Strong"/>
@@ -3409,7 +3196,6 @@
         </w:rPr>
         <w:t>Okta</w:t>
       </w:r>
-      <w:proofErr w:type="spellEnd"/>
       <w:r>
         <w:rPr>
           <w:rFonts w:ascii="Arial" w:hAnsi="Arial" w:cs="Arial"/>
@@ -3438,18 +3224,8 @@
           <w:rFonts w:ascii="Arial" w:hAnsi="Arial" w:cs="Arial"/>
           <w:sz w:val="18"/>
         </w:rPr>
-        <w:t xml:space="preserve">AWS </w:t>
-      </w:r>
-      <w:proofErr w:type="spellStart"/>
-      <w:r>
-        <w:rPr>
-          <w:rStyle w:val="Strong"/>
-          <w:rFonts w:ascii="Arial" w:hAnsi="Arial" w:cs="Arial"/>
-          <w:sz w:val="18"/>
-        </w:rPr>
-        <w:t>Cognito</w:t>
-      </w:r>
-      <w:proofErr w:type="spellEnd"/>
+        <w:t>AWS Cognito</w:t>
+      </w:r>
       <w:r>
         <w:rPr>
           <w:rFonts w:ascii="Arial" w:hAnsi="Arial" w:cs="Arial"/>
@@ -3514,7 +3290,6 @@
         </w:rPr>
         <w:t xml:space="preserve">Tuned </w:t>
       </w:r>
-      <w:proofErr w:type="spellStart"/>
       <w:r>
         <w:rPr>
           <w:rStyle w:val="Strong"/>
@@ -3523,7 +3298,6 @@
         </w:rPr>
         <w:t>PostgreSQL</w:t>
       </w:r>
-      <w:proofErr w:type="spellEnd"/>
       <w:r>
         <w:rPr>
           <w:rFonts w:ascii="Arial" w:hAnsi="Arial" w:cs="Arial"/>
@@ -3552,34 +3326,14 @@
         </w:rPr>
         <w:t xml:space="preserve">Introduced caching and read-optimization using </w:t>
       </w:r>
-      <w:proofErr w:type="spellStart"/>
-      <w:r>
-        <w:rPr>
-          <w:rStyle w:val="Strong"/>
-          <w:rFonts w:ascii="Arial" w:hAnsi="Arial" w:cs="Arial"/>
-          <w:sz w:val="18"/>
-        </w:rPr>
-        <w:t>Redis</w:t>
-      </w:r>
-      <w:proofErr w:type="spellEnd"/>
-      <w:r>
-        <w:rPr>
-          <w:rStyle w:val="Strong"/>
-          <w:rFonts w:ascii="Arial" w:hAnsi="Arial" w:cs="Arial"/>
-          <w:sz w:val="18"/>
-        </w:rPr>
-        <w:t xml:space="preserve"> / </w:t>
-      </w:r>
-      <w:proofErr w:type="spellStart"/>
-      <w:r>
-        <w:rPr>
-          <w:rStyle w:val="Strong"/>
-          <w:rFonts w:ascii="Arial" w:hAnsi="Arial" w:cs="Arial"/>
-          <w:sz w:val="18"/>
-        </w:rPr>
-        <w:t>ElastiCache</w:t>
-      </w:r>
-      <w:proofErr w:type="spellEnd"/>
+      <w:r>
+        <w:rPr>
+          <w:rStyle w:val="Strong"/>
+          <w:rFonts w:ascii="Arial" w:hAnsi="Arial" w:cs="Arial"/>
+          <w:sz w:val="18"/>
+        </w:rPr>
+        <w:t>Redis / ElastiCache</w:t>
+      </w:r>
       <w:r>
         <w:rPr>
           <w:rFonts w:ascii="Arial" w:hAnsi="Arial" w:cs="Arial"/>
@@ -3623,7 +3377,6 @@
         </w:rPr>
         <w:t xml:space="preserve">, </w:t>
       </w:r>
-      <w:proofErr w:type="spellStart"/>
       <w:r>
         <w:rPr>
           <w:rStyle w:val="Strong"/>
@@ -3632,7 +3385,6 @@
         </w:rPr>
         <w:t>RabbitMQ</w:t>
       </w:r>
-      <w:proofErr w:type="spellEnd"/>
       <w:r>
         <w:rPr>
           <w:rFonts w:ascii="Arial" w:hAnsi="Arial" w:cs="Arial"/>
@@ -3655,23 +3407,13 @@
         </w:rPr>
         <w:t xml:space="preserve">, adding </w:t>
       </w:r>
-      <w:proofErr w:type="spellStart"/>
-      <w:r>
-        <w:rPr>
-          <w:rStyle w:val="Strong"/>
-          <w:rFonts w:ascii="Arial" w:hAnsi="Arial" w:cs="Arial"/>
-          <w:sz w:val="18"/>
-        </w:rPr>
-        <w:t>idempotency</w:t>
-      </w:r>
-      <w:proofErr w:type="spellEnd"/>
-      <w:r>
-        <w:rPr>
-          <w:rStyle w:val="Strong"/>
-          <w:rFonts w:ascii="Arial" w:hAnsi="Arial" w:cs="Arial"/>
-          <w:sz w:val="18"/>
-        </w:rPr>
-        <w:t xml:space="preserve"> keys</w:t>
+      <w:r>
+        <w:rPr>
+          <w:rStyle w:val="Strong"/>
+          <w:rFonts w:ascii="Arial" w:hAnsi="Arial" w:cs="Arial"/>
+          <w:sz w:val="18"/>
+        </w:rPr>
+        <w:t>idempotency keys</w:t>
       </w:r>
       <w:r>
         <w:rPr>
@@ -3701,23 +3443,13 @@
         </w:rPr>
         <w:t xml:space="preserve">Delivered search-backed experiences using </w:t>
       </w:r>
-      <w:proofErr w:type="spellStart"/>
-      <w:r>
-        <w:rPr>
-          <w:rStyle w:val="Strong"/>
-          <w:rFonts w:ascii="Arial" w:hAnsi="Arial" w:cs="Arial"/>
-          <w:sz w:val="18"/>
-        </w:rPr>
-        <w:t>Elasticsearch</w:t>
-      </w:r>
-      <w:proofErr w:type="spellEnd"/>
-      <w:r>
-        <w:rPr>
-          <w:rStyle w:val="Strong"/>
-          <w:rFonts w:ascii="Arial" w:hAnsi="Arial" w:cs="Arial"/>
-          <w:sz w:val="18"/>
-        </w:rPr>
-        <w:t xml:space="preserve"> / OpenSearch</w:t>
+      <w:r>
+        <w:rPr>
+          <w:rStyle w:val="Strong"/>
+          <w:rFonts w:ascii="Arial" w:hAnsi="Arial" w:cs="Arial"/>
+          <w:sz w:val="18"/>
+        </w:rPr>
+        <w:t>Elasticsearch / OpenSearch</w:t>
       </w:r>
       <w:r>
         <w:rPr>
@@ -3762,7 +3494,6 @@
         </w:rPr>
         <w:t xml:space="preserve"> and </w:t>
       </w:r>
-      <w:proofErr w:type="spellStart"/>
       <w:r>
         <w:rPr>
           <w:rStyle w:val="Strong"/>
@@ -3771,7 +3502,6 @@
         </w:rPr>
         <w:t>BigQuery</w:t>
       </w:r>
-      <w:proofErr w:type="spellEnd"/>
       <w:r>
         <w:rPr>
           <w:rFonts w:ascii="Arial" w:hAnsi="Arial" w:cs="Arial"/>
@@ -3801,7 +3531,6 @@
         <w:lastRenderedPageBreak/>
         <w:t xml:space="preserve">Deployed services in containerized environments using </w:t>
       </w:r>
-      <w:proofErr w:type="spellStart"/>
       <w:r>
         <w:rPr>
           <w:rStyle w:val="Strong"/>
@@ -3810,7 +3539,6 @@
         </w:rPr>
         <w:t>Docker</w:t>
       </w:r>
-      <w:proofErr w:type="spellEnd"/>
       <w:r>
         <w:rPr>
           <w:rFonts w:ascii="Arial" w:hAnsi="Arial" w:cs="Arial"/>
@@ -3818,7 +3546,6 @@
         </w:rPr>
         <w:t xml:space="preserve"> with </w:t>
       </w:r>
-      <w:proofErr w:type="spellStart"/>
       <w:r>
         <w:rPr>
           <w:rStyle w:val="Strong"/>
@@ -3827,7 +3554,6 @@
         </w:rPr>
         <w:t>Kubernetes</w:t>
       </w:r>
-      <w:proofErr w:type="spellEnd"/>
       <w:r>
         <w:rPr>
           <w:rFonts w:ascii="Arial" w:hAnsi="Arial" w:cs="Arial"/>
@@ -3901,48 +3627,28 @@
         </w:rPr>
         <w:t xml:space="preserve"> with </w:t>
       </w:r>
-      <w:proofErr w:type="spellStart"/>
-      <w:r>
-        <w:rPr>
-          <w:rStyle w:val="Strong"/>
-          <w:rFonts w:ascii="Arial" w:hAnsi="Arial" w:cs="Arial"/>
-          <w:sz w:val="18"/>
-        </w:rPr>
-        <w:t>GitHub</w:t>
-      </w:r>
-      <w:proofErr w:type="spellEnd"/>
-      <w:r>
-        <w:rPr>
-          <w:rStyle w:val="Strong"/>
-          <w:rFonts w:ascii="Arial" w:hAnsi="Arial" w:cs="Arial"/>
-          <w:sz w:val="18"/>
-        </w:rPr>
-        <w:t xml:space="preserve"> Actions</w:t>
-      </w:r>
-      <w:r>
-        <w:rPr>
-          <w:rFonts w:ascii="Arial" w:hAnsi="Arial" w:cs="Arial"/>
-          <w:sz w:val="18"/>
-        </w:rPr>
-        <w:t xml:space="preserve">, </w:t>
-      </w:r>
-      <w:proofErr w:type="spellStart"/>
-      <w:r>
-        <w:rPr>
-          <w:rStyle w:val="Strong"/>
-          <w:rFonts w:ascii="Arial" w:hAnsi="Arial" w:cs="Arial"/>
-          <w:sz w:val="18"/>
-        </w:rPr>
-        <w:t>GitLab</w:t>
-      </w:r>
-      <w:proofErr w:type="spellEnd"/>
-      <w:r>
-        <w:rPr>
-          <w:rStyle w:val="Strong"/>
-          <w:rFonts w:ascii="Arial" w:hAnsi="Arial" w:cs="Arial"/>
-          <w:sz w:val="18"/>
-        </w:rPr>
-        <w:t xml:space="preserve"> CI</w:t>
+      <w:r>
+        <w:rPr>
+          <w:rStyle w:val="Strong"/>
+          <w:rFonts w:ascii="Arial" w:hAnsi="Arial" w:cs="Arial"/>
+          <w:sz w:val="18"/>
+        </w:rPr>
+        <w:t>GitHub Actions</w:t>
+      </w:r>
+      <w:r>
+        <w:rPr>
+          <w:rFonts w:ascii="Arial" w:hAnsi="Arial" w:cs="Arial"/>
+          <w:sz w:val="18"/>
+        </w:rPr>
+        <w:t xml:space="preserve">, </w:t>
+      </w:r>
+      <w:r>
+        <w:rPr>
+          <w:rStyle w:val="Strong"/>
+          <w:rFonts w:ascii="Arial" w:hAnsi="Arial" w:cs="Arial"/>
+          <w:sz w:val="18"/>
+        </w:rPr>
+        <w:t>GitLab CI</w:t>
       </w:r>
       <w:r>
         <w:rPr>
@@ -4032,7 +3738,6 @@
         </w:rPr>
         <w:t xml:space="preserve">, </w:t>
       </w:r>
-      <w:proofErr w:type="spellStart"/>
       <w:r>
         <w:rPr>
           <w:rStyle w:val="Strong"/>
@@ -4041,7 +3746,6 @@
         </w:rPr>
         <w:t>CloudFront</w:t>
       </w:r>
-      <w:proofErr w:type="spellEnd"/>
       <w:r>
         <w:rPr>
           <w:rFonts w:ascii="Arial" w:hAnsi="Arial" w:cs="Arial"/>
@@ -4064,7 +3768,6 @@
         </w:rPr>
         <w:t xml:space="preserve">, </w:t>
       </w:r>
-      <w:proofErr w:type="spellStart"/>
       <w:r>
         <w:rPr>
           <w:rStyle w:val="Strong"/>
@@ -4073,15 +3776,13 @@
         </w:rPr>
         <w:t>DynamoDB</w:t>
       </w:r>
-      <w:proofErr w:type="spellEnd"/>
-      <w:r>
-        <w:rPr>
-          <w:rFonts w:ascii="Arial" w:hAnsi="Arial" w:cs="Arial"/>
-          <w:sz w:val="18"/>
-        </w:rPr>
-        <w:t xml:space="preserve">, </w:t>
-      </w:r>
-      <w:proofErr w:type="spellStart"/>
+      <w:r>
+        <w:rPr>
+          <w:rFonts w:ascii="Arial" w:hAnsi="Arial" w:cs="Arial"/>
+          <w:sz w:val="18"/>
+        </w:rPr>
+        <w:t xml:space="preserve">, </w:t>
+      </w:r>
       <w:r>
         <w:rPr>
           <w:rStyle w:val="Strong"/>
@@ -4090,7 +3791,6 @@
         </w:rPr>
         <w:t>EventBridge</w:t>
       </w:r>
-      <w:proofErr w:type="spellEnd"/>
       <w:r>
         <w:rPr>
           <w:rFonts w:ascii="Arial" w:hAnsi="Arial" w:cs="Arial"/>
@@ -4147,25 +3847,8 @@
           <w:rFonts w:ascii="Arial" w:hAnsi="Arial" w:cs="Arial"/>
           <w:sz w:val="18"/>
         </w:rPr>
-        <w:t xml:space="preserve">Elevated </w:t>
-      </w:r>
-      <w:proofErr w:type="spellStart"/>
-      <w:r>
-        <w:rPr>
-          <w:rFonts w:ascii="Arial" w:hAnsi="Arial" w:cs="Arial"/>
-          <w:sz w:val="18"/>
-        </w:rPr>
-        <w:t>observability</w:t>
-      </w:r>
-      <w:proofErr w:type="spellEnd"/>
-      <w:r>
-        <w:rPr>
-          <w:rFonts w:ascii="Arial" w:hAnsi="Arial" w:cs="Arial"/>
-          <w:sz w:val="18"/>
-        </w:rPr>
-        <w:t xml:space="preserve"> with </w:t>
-      </w:r>
-      <w:proofErr w:type="spellStart"/>
+        <w:t xml:space="preserve">Elevated observability with </w:t>
+      </w:r>
       <w:r>
         <w:rPr>
           <w:rStyle w:val="Strong"/>
@@ -4174,7 +3857,6 @@
         </w:rPr>
         <w:t>OpenTelemetry</w:t>
       </w:r>
-      <w:proofErr w:type="spellEnd"/>
       <w:r>
         <w:rPr>
           <w:rFonts w:ascii="Arial" w:hAnsi="Arial" w:cs="Arial"/>
@@ -4182,34 +3864,14 @@
         </w:rPr>
         <w:t xml:space="preserve"> traces/metrics/logs, dashboards in </w:t>
       </w:r>
-      <w:proofErr w:type="spellStart"/>
-      <w:r>
-        <w:rPr>
-          <w:rStyle w:val="Strong"/>
-          <w:rFonts w:ascii="Arial" w:hAnsi="Arial" w:cs="Arial"/>
-          <w:sz w:val="18"/>
-        </w:rPr>
-        <w:t>Datadog</w:t>
-      </w:r>
-      <w:proofErr w:type="spellEnd"/>
-      <w:r>
-        <w:rPr>
-          <w:rStyle w:val="Strong"/>
-          <w:rFonts w:ascii="Arial" w:hAnsi="Arial" w:cs="Arial"/>
-          <w:sz w:val="18"/>
-        </w:rPr>
-        <w:t xml:space="preserve"> / </w:t>
-      </w:r>
-      <w:proofErr w:type="spellStart"/>
-      <w:r>
-        <w:rPr>
-          <w:rStyle w:val="Strong"/>
-          <w:rFonts w:ascii="Arial" w:hAnsi="Arial" w:cs="Arial"/>
-          <w:sz w:val="18"/>
-        </w:rPr>
-        <w:t>Grafana</w:t>
-      </w:r>
-      <w:proofErr w:type="spellEnd"/>
+      <w:r>
+        <w:rPr>
+          <w:rStyle w:val="Strong"/>
+          <w:rFonts w:ascii="Arial" w:hAnsi="Arial" w:cs="Arial"/>
+          <w:sz w:val="18"/>
+        </w:rPr>
+        <w:t>Datadog / Grafana</w:t>
+      </w:r>
       <w:r>
         <w:rPr>
           <w:rFonts w:ascii="Arial" w:hAnsi="Arial" w:cs="Arial"/>
@@ -4232,7 +3894,6 @@
         </w:rPr>
         <w:t xml:space="preserve"> plus </w:t>
       </w:r>
-      <w:proofErr w:type="spellStart"/>
       <w:r>
         <w:rPr>
           <w:rStyle w:val="Strong"/>
@@ -4241,7 +3902,6 @@
         </w:rPr>
         <w:t>CloudWatch</w:t>
       </w:r>
-      <w:proofErr w:type="spellEnd"/>
       <w:r>
         <w:rPr>
           <w:rFonts w:ascii="Arial" w:hAnsi="Arial" w:cs="Arial"/>
@@ -4367,27 +4027,7 @@
           <w:sz w:val="21"/>
           <w:szCs w:val="21"/>
         </w:rPr>
-        <w:t xml:space="preserve">High Touch </w:t>
-      </w:r>
-      <w:proofErr w:type="gramStart"/>
-      <w:r>
-        <w:rPr>
-          <w:rFonts w:ascii="Arial" w:eastAsia="Arial" w:hAnsi="Arial" w:cs="Arial"/>
-          <w:color w:val="555555"/>
-          <w:sz w:val="21"/>
-          <w:szCs w:val="21"/>
-        </w:rPr>
-        <w:t>Technologies  |</w:t>
-      </w:r>
-      <w:proofErr w:type="gramEnd"/>
-      <w:r>
-        <w:rPr>
-          <w:rFonts w:ascii="Arial" w:eastAsia="Arial" w:hAnsi="Arial" w:cs="Arial"/>
-          <w:color w:val="555555"/>
-          <w:sz w:val="21"/>
-          <w:szCs w:val="21"/>
-        </w:rPr>
-        <w:t xml:space="preserve">  June 2018 - December 2020</w:t>
+        <w:t>High Touch Technologies  |  June 2018 - December 2020</w:t>
       </w:r>
     </w:p>
     <w:p>
@@ -4497,7 +4137,6 @@
         </w:rPr>
         <w:t xml:space="preserve">Introduced </w:t>
       </w:r>
-      <w:proofErr w:type="spellStart"/>
       <w:r>
         <w:rPr>
           <w:rStyle w:val="Strong"/>
@@ -4506,7 +4145,6 @@
         </w:rPr>
         <w:t>RxJS</w:t>
       </w:r>
-      <w:proofErr w:type="spellEnd"/>
       <w:r>
         <w:rPr>
           <w:rFonts w:ascii="Arial" w:hAnsi="Arial" w:cs="Arial"/>
@@ -4533,23 +4171,7 @@
           <w:rFonts w:ascii="Arial" w:hAnsi="Arial" w:cs="Arial"/>
           <w:sz w:val="18"/>
         </w:rPr>
-        <w:t xml:space="preserve">Improved UI responsiveness by profiling change detection hot spots, reducing unnecessary subscriptions, and applying </w:t>
-      </w:r>
-      <w:proofErr w:type="spellStart"/>
-      <w:r>
-        <w:rPr>
-          <w:rFonts w:ascii="Arial" w:hAnsi="Arial" w:cs="Arial"/>
-          <w:sz w:val="18"/>
-        </w:rPr>
-        <w:t>memoization</w:t>
-      </w:r>
-      <w:proofErr w:type="spellEnd"/>
-      <w:r>
-        <w:rPr>
-          <w:rFonts w:ascii="Arial" w:hAnsi="Arial" w:cs="Arial"/>
-          <w:sz w:val="18"/>
-        </w:rPr>
-        <w:t>/caching for expensive derived state.</w:t>
+        <w:t>Improved UI responsiveness by profiling change detection hot spots, reducing unnecessary subscriptions, and applying memoization/caching for expensive derived state.</w:t>
       </w:r>
     </w:p>
     <w:p>
@@ -4644,7 +4266,6 @@
         </w:rPr>
         <w:t xml:space="preserve">Added background processing patterns for long-running tasks using </w:t>
       </w:r>
-      <w:proofErr w:type="spellStart"/>
       <w:r>
         <w:rPr>
           <w:rStyle w:val="Strong"/>
@@ -4653,7 +4274,6 @@
         </w:rPr>
         <w:t>RabbitMQ</w:t>
       </w:r>
-      <w:proofErr w:type="spellEnd"/>
       <w:r>
         <w:rPr>
           <w:rFonts w:ascii="Arial" w:hAnsi="Arial" w:cs="Arial"/>
@@ -4697,7 +4317,6 @@
         </w:rPr>
         <w:t xml:space="preserve">Expanded platform data capabilities by integrating selective storage in </w:t>
       </w:r>
-      <w:proofErr w:type="spellStart"/>
       <w:r>
         <w:rPr>
           <w:rStyle w:val="Strong"/>
@@ -4706,7 +4325,6 @@
         </w:rPr>
         <w:t>MongoDB</w:t>
       </w:r>
-      <w:proofErr w:type="spellEnd"/>
       <w:r>
         <w:rPr>
           <w:rFonts w:ascii="Arial" w:hAnsi="Arial" w:cs="Arial"/>
@@ -4714,7 +4332,6 @@
         </w:rPr>
         <w:t xml:space="preserve"> and </w:t>
       </w:r>
-      <w:proofErr w:type="spellStart"/>
       <w:r>
         <w:rPr>
           <w:rStyle w:val="Strong"/>
@@ -4723,7 +4340,6 @@
         </w:rPr>
         <w:t>DynamoDB</w:t>
       </w:r>
-      <w:proofErr w:type="spellEnd"/>
       <w:r>
         <w:rPr>
           <w:rFonts w:ascii="Arial" w:hAnsi="Arial" w:cs="Arial"/>
@@ -4773,7 +4389,6 @@
         </w:rPr>
         <w:t xml:space="preserve">Improved deployment safety using health checks, rollback-friendly releases, and infrastructure automation via </w:t>
       </w:r>
-      <w:proofErr w:type="spellStart"/>
       <w:r>
         <w:rPr>
           <w:rStyle w:val="Strong"/>
@@ -4782,7 +4397,6 @@
         </w:rPr>
         <w:t>Terraform</w:t>
       </w:r>
-      <w:proofErr w:type="spellEnd"/>
       <w:r>
         <w:rPr>
           <w:rFonts w:ascii="Arial" w:hAnsi="Arial" w:cs="Arial"/>
@@ -4790,7 +4404,6 @@
         </w:rPr>
         <w:t xml:space="preserve"> and </w:t>
       </w:r>
-      <w:proofErr w:type="spellStart"/>
       <w:r>
         <w:rPr>
           <w:rStyle w:val="Strong"/>
@@ -4799,7 +4412,6 @@
         </w:rPr>
         <w:t>CloudFormation</w:t>
       </w:r>
-      <w:proofErr w:type="spellEnd"/>
       <w:r>
         <w:rPr>
           <w:rFonts w:ascii="Arial" w:hAnsi="Arial" w:cs="Arial"/>
@@ -4826,42 +4438,16 @@
           <w:rFonts w:ascii="Arial" w:hAnsi="Arial" w:cs="Arial"/>
           <w:sz w:val="18"/>
         </w:rPr>
-        <w:t xml:space="preserve">Strengthened </w:t>
-      </w:r>
-      <w:proofErr w:type="spellStart"/>
-      <w:r>
-        <w:rPr>
-          <w:rFonts w:ascii="Arial" w:hAnsi="Arial" w:cs="Arial"/>
-          <w:sz w:val="18"/>
-        </w:rPr>
-        <w:t>observability</w:t>
-      </w:r>
-      <w:proofErr w:type="spellEnd"/>
-      <w:r>
-        <w:rPr>
-          <w:rFonts w:ascii="Arial" w:hAnsi="Arial" w:cs="Arial"/>
-          <w:sz w:val="18"/>
-        </w:rPr>
-        <w:t xml:space="preserve"> through structured logging, metrics, and dashboards using </w:t>
-      </w:r>
-      <w:r>
-        <w:rPr>
-          <w:rStyle w:val="Strong"/>
-          <w:rFonts w:ascii="Arial" w:hAnsi="Arial" w:cs="Arial"/>
-          <w:sz w:val="18"/>
-        </w:rPr>
-        <w:t xml:space="preserve">Prometheus / </w:t>
-      </w:r>
-      <w:proofErr w:type="spellStart"/>
-      <w:r>
-        <w:rPr>
-          <w:rStyle w:val="Strong"/>
-          <w:rFonts w:ascii="Arial" w:hAnsi="Arial" w:cs="Arial"/>
-          <w:sz w:val="18"/>
-        </w:rPr>
-        <w:t>Grafana</w:t>
-      </w:r>
-      <w:proofErr w:type="spellEnd"/>
+        <w:t xml:space="preserve">Strengthened observability through structured logging, metrics, and dashboards using </w:t>
+      </w:r>
+      <w:r>
+        <w:rPr>
+          <w:rStyle w:val="Strong"/>
+          <w:rFonts w:ascii="Arial" w:hAnsi="Arial" w:cs="Arial"/>
+          <w:sz w:val="18"/>
+        </w:rPr>
+        <w:t>Prometheus / Grafana</w:t>
+      </w:r>
       <w:r>
         <w:rPr>
           <w:rFonts w:ascii="Arial" w:hAnsi="Arial" w:cs="Arial"/>
@@ -4962,26 +4548,15 @@
           <w:rFonts w:ascii="Arial" w:hAnsi="Arial" w:cs="Arial"/>
           <w:sz w:val="18"/>
         </w:rPr>
-        <w:t xml:space="preserve">Azure </w:t>
-      </w:r>
-      <w:proofErr w:type="spellStart"/>
-      <w:r>
-        <w:rPr>
-          <w:rStyle w:val="Strong"/>
-          <w:rFonts w:ascii="Arial" w:hAnsi="Arial" w:cs="Arial"/>
-          <w:sz w:val="18"/>
-        </w:rPr>
-        <w:t>DevOps</w:t>
-      </w:r>
-      <w:proofErr w:type="spellEnd"/>
-      <w:r>
-        <w:rPr>
-          <w:rFonts w:ascii="Arial" w:hAnsi="Arial" w:cs="Arial"/>
-          <w:sz w:val="18"/>
-        </w:rPr>
-        <w:t xml:space="preserve">, </w:t>
-      </w:r>
-      <w:proofErr w:type="spellStart"/>
+        <w:t>Azure DevOps</w:t>
+      </w:r>
+      <w:r>
+        <w:rPr>
+          <w:rFonts w:ascii="Arial" w:hAnsi="Arial" w:cs="Arial"/>
+          <w:sz w:val="18"/>
+        </w:rPr>
+        <w:t xml:space="preserve">, </w:t>
+      </w:r>
       <w:r>
         <w:rPr>
           <w:rStyle w:val="Strong"/>
@@ -4990,7 +4565,6 @@
         </w:rPr>
         <w:t>CircleCI</w:t>
       </w:r>
-      <w:proofErr w:type="spellEnd"/>
       <w:r>
         <w:rPr>
           <w:rFonts w:ascii="Arial" w:hAnsi="Arial" w:cs="Arial"/>
@@ -5028,7 +4602,6 @@
       </w:r>
     </w:p>
     <w:p>
-      <w:proofErr w:type="gramStart"/>
       <w:r>
         <w:rPr>
           <w:rFonts w:ascii="Arial" w:eastAsia="Arial" w:hAnsi="Arial" w:cs="Arial"/>
@@ -5036,37 +4609,7 @@
           <w:sz w:val="21"/>
           <w:szCs w:val="21"/>
         </w:rPr>
-        <w:t>Centric Tech Inc.</w:t>
-      </w:r>
-      <w:proofErr w:type="gramEnd"/>
-      <w:r>
-        <w:rPr>
-          <w:rFonts w:ascii="Arial" w:eastAsia="Arial" w:hAnsi="Arial" w:cs="Arial"/>
-          <w:color w:val="555555"/>
-          <w:sz w:val="21"/>
-          <w:szCs w:val="21"/>
-        </w:rPr>
-        <w:t xml:space="preserve">  </w:t>
-      </w:r>
-      <w:proofErr w:type="gramStart"/>
-      <w:r>
-        <w:rPr>
-          <w:rFonts w:ascii="Arial" w:eastAsia="Arial" w:hAnsi="Arial" w:cs="Arial"/>
-          <w:color w:val="555555"/>
-          <w:sz w:val="21"/>
-          <w:szCs w:val="21"/>
-        </w:rPr>
-        <w:t>|  September</w:t>
-      </w:r>
-      <w:proofErr w:type="gramEnd"/>
-      <w:r>
-        <w:rPr>
-          <w:rFonts w:ascii="Arial" w:eastAsia="Arial" w:hAnsi="Arial" w:cs="Arial"/>
-          <w:color w:val="555555"/>
-          <w:sz w:val="21"/>
-          <w:szCs w:val="21"/>
-        </w:rPr>
-        <w:t xml:space="preserve"> 2015 - May 2018</w:t>
+        <w:t>Centric Tech Inc.  |  September 2015 - May 2018</w:t>
       </w:r>
     </w:p>
     <w:p>
@@ -5089,7 +4632,6 @@
         </w:rPr>
         <w:t xml:space="preserve">Built and extended </w:t>
       </w:r>
-      <w:proofErr w:type="spellStart"/>
       <w:r>
         <w:rPr>
           <w:rStyle w:val="Strong"/>
@@ -5098,7 +4640,6 @@
         </w:rPr>
         <w:t>AngularJS</w:t>
       </w:r>
-      <w:proofErr w:type="spellEnd"/>
       <w:r>
         <w:rPr>
           <w:rFonts w:ascii="Arial" w:hAnsi="Arial" w:cs="Arial"/>
@@ -5140,23 +4681,7 @@
           <w:rFonts w:ascii="Arial" w:hAnsi="Arial" w:cs="Arial"/>
           <w:sz w:val="16"/>
         </w:rPr>
-        <w:t xml:space="preserve"> backend endpoints supporting new UI capabilities, implementing request validation and predictable error handling to keep client logic simple and </w:t>
-      </w:r>
-      <w:proofErr w:type="spellStart"/>
-      <w:r>
-        <w:rPr>
-          <w:rFonts w:ascii="Arial" w:hAnsi="Arial" w:cs="Arial"/>
-          <w:sz w:val="16"/>
-        </w:rPr>
-        <w:t>debuggable</w:t>
-      </w:r>
-      <w:proofErr w:type="spellEnd"/>
-      <w:r>
-        <w:rPr>
-          <w:rFonts w:ascii="Arial" w:hAnsi="Arial" w:cs="Arial"/>
-          <w:sz w:val="16"/>
-        </w:rPr>
-        <w:t>.</w:t>
+        <w:t xml:space="preserve"> backend endpoints supporting new UI capabilities, implementing request validation and predictable error handling to keep client logic simple and debuggable.</w:t>
       </w:r>
     </w:p>
     <w:p>
@@ -5177,39 +4702,7 @@
           <w:rFonts w:ascii="Arial" w:hAnsi="Arial" w:cs="Arial"/>
           <w:sz w:val="16"/>
         </w:rPr>
-        <w:t xml:space="preserve">Implemented reusable </w:t>
-      </w:r>
-      <w:proofErr w:type="spellStart"/>
-      <w:r>
-        <w:rPr>
-          <w:rFonts w:ascii="Arial" w:hAnsi="Arial" w:cs="Arial"/>
-          <w:sz w:val="16"/>
-        </w:rPr>
-        <w:t>AngularJS</w:t>
-      </w:r>
-      <w:proofErr w:type="spellEnd"/>
-      <w:r>
-        <w:rPr>
-          <w:rFonts w:ascii="Arial" w:hAnsi="Arial" w:cs="Arial"/>
-          <w:sz w:val="16"/>
-        </w:rPr>
-        <w:t xml:space="preserve"> services/directives to reduce duplicated UI logic and improve consistency across screens for safer future </w:t>
-      </w:r>
-      <w:proofErr w:type="gramStart"/>
-      <w:r>
-        <w:rPr>
-          <w:rFonts w:ascii="Arial" w:hAnsi="Arial" w:cs="Arial"/>
-          <w:sz w:val="16"/>
-        </w:rPr>
-        <w:t>refactors</w:t>
-      </w:r>
-      <w:proofErr w:type="gramEnd"/>
-      <w:r>
-        <w:rPr>
-          <w:rFonts w:ascii="Arial" w:hAnsi="Arial" w:cs="Arial"/>
-          <w:sz w:val="16"/>
-        </w:rPr>
-        <w:t>.</w:t>
+        <w:t>Implemented reusable AngularJS services/directives to reduce duplicated UI logic and improve consistency across screens for safer future refactors.</w:t>
       </w:r>
     </w:p>
     <w:p>
@@ -5253,7 +4746,6 @@
         </w:rPr>
         <w:t>Modeled evolving requirements in relational stores (</w:t>
       </w:r>
-      <w:proofErr w:type="spellStart"/>
       <w:r>
         <w:rPr>
           <w:rStyle w:val="Strong"/>
@@ -5262,7 +4754,6 @@
         </w:rPr>
         <w:t>PostgreSQL</w:t>
       </w:r>
-      <w:proofErr w:type="spellEnd"/>
       <w:r>
         <w:rPr>
           <w:rFonts w:ascii="Arial" w:hAnsi="Arial" w:cs="Arial"/>
@@ -5285,23 +4776,13 @@
         </w:rPr>
         <w:t xml:space="preserve">, </w:t>
       </w:r>
-      <w:proofErr w:type="gramStart"/>
       <w:r>
         <w:rPr>
           <w:rStyle w:val="Strong"/>
           <w:rFonts w:ascii="Arial" w:hAnsi="Arial" w:cs="Arial"/>
           <w:sz w:val="16"/>
         </w:rPr>
-        <w:t>SQL</w:t>
-      </w:r>
-      <w:proofErr w:type="gramEnd"/>
-      <w:r>
-        <w:rPr>
-          <w:rStyle w:val="Strong"/>
-          <w:rFonts w:ascii="Arial" w:hAnsi="Arial" w:cs="Arial"/>
-          <w:sz w:val="16"/>
-        </w:rPr>
-        <w:t xml:space="preserve"> Server</w:t>
+        <w:t>SQL Server</w:t>
       </w:r>
       <w:r>
         <w:rPr>
@@ -5331,7 +4812,6 @@
         </w:rPr>
         <w:t xml:space="preserve">Added caching and session-aware UI patterns using browser storage plus server-side cache strategies with </w:t>
       </w:r>
-      <w:proofErr w:type="spellStart"/>
       <w:r>
         <w:rPr>
           <w:rStyle w:val="Strong"/>
@@ -5340,7 +4820,6 @@
         </w:rPr>
         <w:t>Redis</w:t>
       </w:r>
-      <w:proofErr w:type="spellEnd"/>
       <w:r>
         <w:rPr>
           <w:rFonts w:ascii="Arial" w:hAnsi="Arial" w:cs="Arial"/>
@@ -5390,7 +4869,6 @@
         </w:rPr>
         <w:t xml:space="preserve">Introduced early search capabilities by indexing business entities into </w:t>
       </w:r>
-      <w:proofErr w:type="spellStart"/>
       <w:r>
         <w:rPr>
           <w:rStyle w:val="Strong"/>
@@ -5399,7 +4877,6 @@
         </w:rPr>
         <w:t>Elasticsearch</w:t>
       </w:r>
-      <w:proofErr w:type="spellEnd"/>
       <w:r>
         <w:rPr>
           <w:rFonts w:ascii="Arial" w:hAnsi="Arial" w:cs="Arial"/>
@@ -5443,7 +4920,6 @@
         </w:rPr>
         <w:t xml:space="preserve"> and </w:t>
       </w:r>
-      <w:proofErr w:type="spellStart"/>
       <w:r>
         <w:rPr>
           <w:rStyle w:val="Strong"/>
@@ -5452,7 +4928,6 @@
         </w:rPr>
         <w:t>RabbitMQ</w:t>
       </w:r>
-      <w:proofErr w:type="spellEnd"/>
       <w:r>
         <w:rPr>
           <w:rFonts w:ascii="Arial" w:hAnsi="Arial" w:cs="Arial"/>
@@ -5515,23 +4990,7 @@
           <w:rFonts w:ascii="Arial" w:hAnsi="Arial" w:cs="Arial"/>
           <w:sz w:val="16"/>
         </w:rPr>
-        <w:t xml:space="preserve">Improved engineering hygiene with structured logs, basic dashboards, and </w:t>
-      </w:r>
-      <w:proofErr w:type="spellStart"/>
-      <w:r>
-        <w:rPr>
-          <w:rFonts w:ascii="Arial" w:hAnsi="Arial" w:cs="Arial"/>
-          <w:sz w:val="16"/>
-        </w:rPr>
-        <w:t>runbook</w:t>
-      </w:r>
-      <w:proofErr w:type="spellEnd"/>
-      <w:r>
-        <w:rPr>
-          <w:rFonts w:ascii="Arial" w:hAnsi="Arial" w:cs="Arial"/>
-          <w:sz w:val="16"/>
-        </w:rPr>
-        <w:t xml:space="preserve"> notes, making incidents diagnosable without tribal knowledge and ad-hoc heroics.</w:t>
+        <w:t>Improved engineering hygiene with structured logs, basic dashboards, and runbook notes, making incidents diagnosable without tribal knowledge and ad-hoc heroics.</w:t>
       </w:r>
     </w:p>
     <w:p>
@@ -5549,7 +5008,6 @@
       </w:r>
     </w:p>
     <w:p>
-      <w:proofErr w:type="gramStart"/>
       <w:r>
         <w:rPr>
           <w:rFonts w:ascii="Arial" w:eastAsia="Arial" w:hAnsi="Arial" w:cs="Arial"/>
@@ -5557,17 +5015,7 @@
           <w:sz w:val="21"/>
           <w:szCs w:val="21"/>
         </w:rPr>
-        <w:t>Microsoft  |</w:t>
-      </w:r>
-      <w:proofErr w:type="gramEnd"/>
-      <w:r>
-        <w:rPr>
-          <w:rFonts w:ascii="Arial" w:eastAsia="Arial" w:hAnsi="Arial" w:cs="Arial"/>
-          <w:color w:val="555555"/>
-          <w:sz w:val="21"/>
-          <w:szCs w:val="21"/>
-        </w:rPr>
-        <w:t xml:space="preserve">  September 2014 - August 2015</w:t>
+        <w:t>Microsoft  |  September 2014 - August 2015</w:t>
       </w:r>
     </w:p>
     <w:p>
@@ -5672,32 +5120,7 @@
           <w:rFonts w:ascii="Arial" w:hAnsi="Arial" w:cs="Arial"/>
           <w:sz w:val="18"/>
         </w:rPr>
-        <w:t>Assisted perfor</w:t>
-      </w:r>
-      <w:bookmarkStart w:id="0" w:name="_GoBack"/>
-      <w:bookmarkEnd w:id="0"/>
-      <w:r>
-        <w:rPr>
-          <w:rFonts w:ascii="Arial" w:hAnsi="Arial" w:cs="Arial"/>
-          <w:sz w:val="18"/>
-        </w:rPr>
-        <w:t xml:space="preserve">mance </w:t>
-      </w:r>
-      <w:proofErr w:type="gramStart"/>
-      <w:r>
-        <w:rPr>
-          <w:rFonts w:ascii="Arial" w:hAnsi="Arial" w:cs="Arial"/>
-          <w:sz w:val="18"/>
-        </w:rPr>
-        <w:t>investigations by collecting measurements and narrowing hotspots, prioritizing fixes</w:t>
-      </w:r>
-      <w:proofErr w:type="gramEnd"/>
-      <w:r>
-        <w:rPr>
-          <w:rFonts w:ascii="Arial" w:hAnsi="Arial" w:cs="Arial"/>
-          <w:sz w:val="18"/>
-        </w:rPr>
-        <w:t xml:space="preserve"> that improved UX without risky rewrites.</w:t>
+        <w:t>Assisted performance investigations by collecting measurements and narrowing hotspots, prioritizing fixes that improved UX without risky rewrites.</w:t>
       </w:r>
     </w:p>
     <w:p>
@@ -5920,23 +5343,13 @@
         </w:rPr>
         <w:t xml:space="preserve">Built a reusable </w:t>
       </w:r>
-      <w:proofErr w:type="spellStart"/>
-      <w:r>
-        <w:rPr>
-          <w:rStyle w:val="Strong"/>
-          <w:rFonts w:ascii="Arial" w:hAnsi="Arial" w:cs="Arial"/>
-          <w:sz w:val="18"/>
-        </w:rPr>
-        <w:t>OpenAPI</w:t>
-      </w:r>
-      <w:proofErr w:type="spellEnd"/>
-      <w:r>
-        <w:rPr>
-          <w:rStyle w:val="Strong"/>
-          <w:rFonts w:ascii="Arial" w:hAnsi="Arial" w:cs="Arial"/>
-          <w:sz w:val="18"/>
-        </w:rPr>
-        <w:t>-first</w:t>
+      <w:r>
+        <w:rPr>
+          <w:rStyle w:val="Strong"/>
+          <w:rFonts w:ascii="Arial" w:hAnsi="Arial" w:cs="Arial"/>
+          <w:sz w:val="18"/>
+        </w:rPr>
+        <w:t>OpenAPI-first</w:t>
       </w:r>
       <w:r>
         <w:rPr>
@@ -6011,41 +5424,13 @@
         </w:rPr>
         <w:t xml:space="preserve"> in CI (</w:t>
       </w:r>
-      <w:proofErr w:type="spellStart"/>
-      <w:r>
-        <w:rPr>
-          <w:rStyle w:val="Strong"/>
-          <w:rFonts w:ascii="Arial" w:hAnsi="Arial" w:cs="Arial"/>
-          <w:sz w:val="18"/>
-        </w:rPr>
-        <w:t>GitHub</w:t>
-      </w:r>
-      <w:proofErr w:type="spellEnd"/>
-      <w:r>
-        <w:rPr>
-          <w:rStyle w:val="Strong"/>
-          <w:rFonts w:ascii="Arial" w:hAnsi="Arial" w:cs="Arial"/>
-          <w:sz w:val="18"/>
-        </w:rPr>
-        <w:t xml:space="preserve"> Actions / </w:t>
-      </w:r>
-      <w:proofErr w:type="spellStart"/>
-      <w:r>
-        <w:rPr>
-          <w:rStyle w:val="Strong"/>
-          <w:rFonts w:ascii="Arial" w:hAnsi="Arial" w:cs="Arial"/>
-          <w:sz w:val="18"/>
-        </w:rPr>
-        <w:t>GitLab</w:t>
-      </w:r>
-      <w:proofErr w:type="spellEnd"/>
-      <w:r>
-        <w:rPr>
-          <w:rStyle w:val="Strong"/>
-          <w:rFonts w:ascii="Arial" w:hAnsi="Arial" w:cs="Arial"/>
-          <w:sz w:val="18"/>
-        </w:rPr>
-        <w:t xml:space="preserve"> CI / Jenkins</w:t>
+      <w:r>
+        <w:rPr>
+          <w:rStyle w:val="Strong"/>
+          <w:rFonts w:ascii="Arial" w:hAnsi="Arial" w:cs="Arial"/>
+          <w:sz w:val="18"/>
+        </w:rPr>
+        <w:t>GitHub Actions / GitLab CI / Jenkins</w:t>
       </w:r>
       <w:r>
         <w:rPr>
@@ -6054,7 +5439,6 @@
         </w:rPr>
         <w:t xml:space="preserve">) and added </w:t>
       </w:r>
-      <w:proofErr w:type="spellStart"/>
       <w:r>
         <w:rPr>
           <w:rStyle w:val="Strong"/>
@@ -6063,7 +5447,6 @@
         </w:rPr>
         <w:t>OpenTelemetry</w:t>
       </w:r>
-      <w:proofErr w:type="spellEnd"/>
       <w:r>
         <w:rPr>
           <w:rFonts w:ascii="Arial" w:hAnsi="Arial" w:cs="Arial"/>
@@ -6071,34 +5454,14 @@
         </w:rPr>
         <w:t xml:space="preserve"> correlation IDs end-to-end to make contract failures traceable in </w:t>
       </w:r>
-      <w:proofErr w:type="spellStart"/>
-      <w:r>
-        <w:rPr>
-          <w:rStyle w:val="Strong"/>
-          <w:rFonts w:ascii="Arial" w:hAnsi="Arial" w:cs="Arial"/>
-          <w:sz w:val="18"/>
-        </w:rPr>
-        <w:t>Datadog</w:t>
-      </w:r>
-      <w:proofErr w:type="spellEnd"/>
-      <w:r>
-        <w:rPr>
-          <w:rStyle w:val="Strong"/>
-          <w:rFonts w:ascii="Arial" w:hAnsi="Arial" w:cs="Arial"/>
-          <w:sz w:val="18"/>
-        </w:rPr>
-        <w:t>/</w:t>
-      </w:r>
-      <w:proofErr w:type="spellStart"/>
-      <w:r>
-        <w:rPr>
-          <w:rStyle w:val="Strong"/>
-          <w:rFonts w:ascii="Arial" w:hAnsi="Arial" w:cs="Arial"/>
-          <w:sz w:val="18"/>
-        </w:rPr>
-        <w:t>Grafana</w:t>
-      </w:r>
-      <w:proofErr w:type="spellEnd"/>
+      <w:r>
+        <w:rPr>
+          <w:rStyle w:val="Strong"/>
+          <w:rFonts w:ascii="Arial" w:hAnsi="Arial" w:cs="Arial"/>
+          <w:sz w:val="18"/>
+        </w:rPr>
+        <w:t>Datadog/Grafana</w:t>
+      </w:r>
       <w:r>
         <w:rPr>
           <w:rFonts w:ascii="Arial" w:hAnsi="Arial" w:cs="Arial"/>
@@ -6193,23 +5556,13 @@
         </w:rPr>
         <w:t xml:space="preserve"> and indexing metadata in </w:t>
       </w:r>
-      <w:proofErr w:type="spellStart"/>
-      <w:r>
-        <w:rPr>
-          <w:rStyle w:val="Strong"/>
-          <w:rFonts w:ascii="Arial" w:hAnsi="Arial" w:cs="Arial"/>
-          <w:sz w:val="18"/>
-        </w:rPr>
-        <w:t>Elasticsearch</w:t>
-      </w:r>
-      <w:proofErr w:type="spellEnd"/>
-      <w:r>
-        <w:rPr>
-          <w:rStyle w:val="Strong"/>
-          <w:rFonts w:ascii="Arial" w:hAnsi="Arial" w:cs="Arial"/>
-          <w:sz w:val="18"/>
-        </w:rPr>
-        <w:t>/OpenSearch</w:t>
+      <w:r>
+        <w:rPr>
+          <w:rStyle w:val="Strong"/>
+          <w:rFonts w:ascii="Arial" w:hAnsi="Arial" w:cs="Arial"/>
+          <w:sz w:val="18"/>
+        </w:rPr>
+        <w:t>Elasticsearch/OpenSearch</w:t>
       </w:r>
       <w:r>
         <w:rPr>
@@ -6254,7 +5607,6 @@
         </w:rPr>
         <w:t xml:space="preserve"> and </w:t>
       </w:r>
-      <w:proofErr w:type="spellStart"/>
       <w:r>
         <w:rPr>
           <w:rStyle w:val="Strong"/>
@@ -6263,7 +5615,6 @@
         </w:rPr>
         <w:t>BigQuery</w:t>
       </w:r>
-      <w:proofErr w:type="spellEnd"/>
       <w:r>
         <w:rPr>
           <w:rFonts w:ascii="Arial" w:hAnsi="Arial" w:cs="Arial"/>
@@ -6286,7 +5637,6 @@
         </w:rPr>
         <w:t xml:space="preserve">, </w:t>
       </w:r>
-      <w:proofErr w:type="spellStart"/>
       <w:r>
         <w:rPr>
           <w:rStyle w:val="Strong"/>
@@ -6295,7 +5645,6 @@
         </w:rPr>
         <w:t>CloudWatch</w:t>
       </w:r>
-      <w:proofErr w:type="spellEnd"/>
       <w:r>
         <w:rPr>
           <w:rFonts w:ascii="Arial" w:hAnsi="Arial" w:cs="Arial"/>
@@ -9361,7 +8710,7 @@
 </file>
 
 <file path=customXml/itemProps1.xml><?xml version="1.0" encoding="utf-8"?>
-<ds:datastoreItem xmlns:ds="http://schemas.openxmlformats.org/officeDocument/2006/customXml" ds:itemID="{5EF698A9-5D77-4BC4-99E9-7506991FB37C}">
+<ds:datastoreItem xmlns:ds="http://schemas.openxmlformats.org/officeDocument/2006/customXml" ds:itemID="{9AF444EE-A717-476F-BF35-B3EF4954A139}">
   <ds:schemaRefs>
     <ds:schemaRef ds:uri="http://schemas.openxmlformats.org/officeDocument/2006/bibliography"/>
   </ds:schemaRefs>
